--- a/reports/Loan_Default_Prediction_Milestone_Report.docx
+++ b/reports/Loan_Default_Prediction_Milestone_Report.docx
@@ -2231,7 +2231,7 @@
           <w:sz w:val="22"/>
           <w:szCs w:val="22"/>
         </w:rPr>
-        <w:t xml:space="preserve">The default rate rises from 17% with no major derogatory report to 39% with one, 51% with two and about 73% with three or more; from 14% with no delinquent credit line to 34% with one, 45% with two and 100% with six or more; and from 16% with no recent credit inquiry to about 45-50% with five or more (Figure 3). Each of these is a plain-language reason an applicant can be given.</w:t>
+        <w:t xml:space="preserve">The default rate rises from 17% with no major derogatory report to 39% with one, 51% with two and about 75% with three or more; from 14% with no delinquent credit line to 34% with one, 45% with two and 100% with six or more; and from 16% with no recent credit inquiry to about 45-50% with five or more (Figure 3). Each of these is a plain-language reason an applicant can be given.</w:t>
       </w:r>
     </w:p>
     <w:p>
@@ -7461,7 +7461,7 @@
           <w:sz w:val="22"/>
           <w:szCs w:val="22"/>
         </w:rPr>
-        <w:t xml:space="preserve">The forest is the best performer but cannot be read as a rule list, and the ECOA requires a specific reason for each adverse decision. The proposal resolves the trade-off with a surrogate decision tree: a four-level tree fitted to the forest's own flag/clear decisions on the training rows, which reproduces 90% of the forest's decisions on unseen applicants. Its rules are the same drivers the analysis found throughout: is the debt-to-income ratio missing; if recorded, is it above about 44%; how many delinquent credit lines; how long is the credit history; what is the loan size and job tenure. For each applicant the production system should also report the top risk drivers from the forest itself, so that the roughly 10% of decisions the surrogate does not reproduce still carry a specific reason. Figure 6 shows what the forest relies on: the debt-to-income ratio, its missing flag, delinquent lines and credit-history length together carry about half of its decision power, and permutation importance ranks the same four at the top.</w:t>
+        <w:t xml:space="preserve">The forest is the best performer but cannot be read as a rule list, and the ECOA requires a specific reason for each adverse decision. The proposal resolves the trade-off with a surrogate decision tree: a four-level tree fitted to the forest's own flag/clear decisions on the training rows, which reproduces 90% of the forest's decisions on unseen applicants. Its rules are the same drivers the analysis found throughout: is the debt-to-income ratio missing; if recorded, is it above about 44%; how many delinquent credit lines; how long is the credit history; how many years in the current job. For each applicant the production system should also report the top risk drivers from the forest itself, so that the roughly 10% of decisions the surrogate does not reproduce still carry a specific reason. Figure 6 shows what the forest relies on: the debt-to-income ratio, its missing flag, delinquent lines and credit-history length together carry about half of its decision power, and permutation importance ranks the same four at the top.</w:t>
       </w:r>
     </w:p>
     <w:p>

--- a/reports/Loan_Default_Prediction_Milestone_Report.docx
+++ b/reports/Loan_Default_Prediction_Milestone_Report.docx
@@ -2500,7 +2500,7 @@
           <w:sz w:val="22"/>
           <w:szCs w:val="22"/>
         </w:rPr>
-        <w:t xml:space="preserve">The 1:4 class imbalance was handled with class weights inside the models rather than by resampling, so every real applicant is kept.</w:t>
+        <w:t xml:space="preserve">The 1:4 class imbalance was handled inside the models (class weights while building the individual models, the decision threshold in the final selection) rather than by resampling, so every real applicant is kept.</w:t>
       </w:r>
     </w:p>
     <w:p>
@@ -2550,7 +2550,7 @@
           <w:sz w:val="22"/>
           <w:szCs w:val="22"/>
         </w:rPr>
-        <w:t xml:space="preserve">The two errors a scoring model can make do not cost the same. Approving an applicant who then defaults (a missed defaulter) costs most of the principal plus collection costs: with defaulted loans averaging $16,900 and about half recovered through collateral, roughly $9,000. Declining an applicant who would have repaid costs the interest margin on one customer, roughly $2,000. The primary metric is therefore recall on the default class (the share of future defaulters the model flags). Because recall alone rewards flagging everyone, precision (the share of flagged applicants who really default) and F1 are tracked as guard-rails, accuracy is reported for completeness, and ROC-AUC measures how well applicants are ranked by risk, which matters when the threshold is moved. Individual models were tuned by cross-validated grid search optimising recall; the final model and its threshold were then chosen on the expected cost of the two errors, estimated with out-of-fold predictions on the training rows, so that precision is priced in explicitly.</w:t>
+        <w:t xml:space="preserve">The two errors a scoring model can make do not cost the same. Approving an applicant who then defaults (a missed defaulter) costs most of the principal plus collection costs: with defaulted loans averaging $16,900 and about half recovered through collateral, roughly $9,000. Declining an applicant who would have repaid costs the interest margin on one customer, roughly $2,000. The primary metric is therefore recall on the default class (the share of future defaulters the model flags). Because recall alone rewards flagging everyone, precision (the share of flagged applicants who really default) and F1 are tracked as guard-rails, accuracy is reported for completeness, and ROC-AUC measures how well applicants are ranked by risk, which matters when the threshold is moved. Individual models were tuned by cross-validated grid search optimising recall; the final model's configuration and its threshold were then chosen on the expected cost of the two errors, estimated with repeated out-of-fold predictions on the training rows, so that precision is priced in explicitly.</w:t>
       </w:r>
     </w:p>
     <w:p>
@@ -5579,7 +5579,2818 @@
           <w:sz w:val="22"/>
           <w:szCs w:val="22"/>
         </w:rPr>
-        <w:t xml:space="preserve">Four forest candidates (the class-weighted and the recall-tuned forest, each on all 27 inputs and on the 12-input subset) were compared on the expected cost of credit errors, estimated with 5-fold out-of-fold predictions on the training rows, each at its own cost-minimising threshold. The test set played no part in the choice.</w:t>
+        <w:t xml:space="preserve">Class weights and the decision threshold are two dials for the same trade-off (how readily the model flags an applicant), so they were chosen together and on the business criterion, with a rule fixed before the search: the candidate with the lowest mean out-of-fold expected cost wins, and among candidates within one fold-to-fold standard error of it the simplest is preferred. Every candidate was scored with repeated 5-fold out-of-fold predictions on the training rows (three different splits, 15 validation folds) and judged at its own cost-minimising threshold. The test set played no part in the choice. Stage 1 searched the forest's class weights and minimum leaf size on all 27 inputs (Table 4).</w:t>
+      </w:r>
+    </w:p>
+    <w:tbl>
+      <w:tblPr>
+        <w:tblW w:type="dxa" w:w="9360"/>
+        <w:tblBorders>
+          <w:top w:val="single" w:color="auto" w:sz="4"/>
+          <w:left w:val="single" w:color="auto" w:sz="4"/>
+          <w:bottom w:val="single" w:color="auto" w:sz="4"/>
+          <w:right w:val="single" w:color="auto" w:sz="4"/>
+          <w:insideH w:val="single" w:color="auto" w:sz="4"/>
+          <w:insideV w:val="single" w:color="auto" w:sz="4"/>
+        </w:tblBorders>
+      </w:tblPr>
+      <w:tblGrid>
+        <w:gridCol w:w="1300"/>
+        <w:gridCol w:w="1300"/>
+        <w:gridCol w:w="1150"/>
+        <w:gridCol w:w="1150"/>
+        <w:gridCol w:w="1250"/>
+        <w:gridCol w:w="1700"/>
+        <w:gridCol w:w="1510"/>
+      </w:tblGrid>
+      <w:tr>
+        <w:trPr>
+          <w:cantSplit/>
+          <w:tblHeader/>
+        </w:trPr>
+        <w:tc>
+          <w:tcPr>
+            <w:tcW w:type="dxa" w:w="1300"/>
+            <w:tcBorders>
+              <w:top w:val="single" w:color="BFBFBF" w:sz="4"/>
+              <w:left w:val="single" w:color="BFBFBF" w:sz="4"/>
+              <w:bottom w:val="single" w:color="BFBFBF" w:sz="4"/>
+              <w:right w:val="single" w:color="BFBFBF" w:sz="4"/>
+            </w:tcBorders>
+            <w:shd w:fill="1E2761" w:color="auto" w:val="clear"/>
+            <w:tcMar>
+              <w:top w:type="dxa" w:w="60"/>
+              <w:left w:type="dxa" w:w="100"/>
+              <w:bottom w:type="dxa" w:w="60"/>
+              <w:right w:type="dxa" w:w="100"/>
+            </w:tcMar>
+          </w:tcPr>
+          <w:p>
+            <w:pPr>
+              <w:keepNext/>
+              <w:spacing w:after="0"/>
+              <w:jc w:val="left"/>
+            </w:pPr>
+            <w:r>
+              <w:rPr>
+                <w:rFonts w:ascii="Calibri" w:cs="Calibri" w:eastAsia="Calibri" w:hAnsi="Calibri"/>
+                <w:b/>
+                <w:bCs/>
+                <w:color w:val="FFFFFF"/>
+                <w:sz w:val="19"/>
+                <w:szCs w:val="19"/>
+              </w:rPr>
+              <w:t xml:space="preserve">Class weights</w:t>
+            </w:r>
+          </w:p>
+        </w:tc>
+        <w:tc>
+          <w:tcPr>
+            <w:tcW w:type="dxa" w:w="1300"/>
+            <w:tcBorders>
+              <w:top w:val="single" w:color="BFBFBF" w:sz="4"/>
+              <w:left w:val="single" w:color="BFBFBF" w:sz="4"/>
+              <w:bottom w:val="single" w:color="BFBFBF" w:sz="4"/>
+              <w:right w:val="single" w:color="BFBFBF" w:sz="4"/>
+            </w:tcBorders>
+            <w:shd w:fill="1E2761" w:color="auto" w:val="clear"/>
+            <w:tcMar>
+              <w:top w:type="dxa" w:w="60"/>
+              <w:left w:type="dxa" w:w="100"/>
+              <w:bottom w:type="dxa" w:w="60"/>
+              <w:right w:type="dxa" w:w="100"/>
+            </w:tcMar>
+          </w:tcPr>
+          <w:p>
+            <w:pPr>
+              <w:keepNext/>
+              <w:spacing w:after="0"/>
+              <w:jc w:val="left"/>
+            </w:pPr>
+            <w:r>
+              <w:rPr>
+                <w:rFonts w:ascii="Calibri" w:cs="Calibri" w:eastAsia="Calibri" w:hAnsi="Calibri"/>
+                <w:b/>
+                <w:bCs/>
+                <w:color w:val="FFFFFF"/>
+                <w:sz w:val="19"/>
+                <w:szCs w:val="19"/>
+              </w:rPr>
+              <w:t xml:space="preserve">Min. applicants per leaf</w:t>
+            </w:r>
+          </w:p>
+        </w:tc>
+        <w:tc>
+          <w:tcPr>
+            <w:tcW w:type="dxa" w:w="1150"/>
+            <w:tcBorders>
+              <w:top w:val="single" w:color="BFBFBF" w:sz="4"/>
+              <w:left w:val="single" w:color="BFBFBF" w:sz="4"/>
+              <w:bottom w:val="single" w:color="BFBFBF" w:sz="4"/>
+              <w:right w:val="single" w:color="BFBFBF" w:sz="4"/>
+            </w:tcBorders>
+            <w:shd w:fill="1E2761" w:color="auto" w:val="clear"/>
+            <w:tcMar>
+              <w:top w:type="dxa" w:w="60"/>
+              <w:left w:type="dxa" w:w="100"/>
+              <w:bottom w:type="dxa" w:w="60"/>
+              <w:right w:type="dxa" w:w="100"/>
+            </w:tcMar>
+          </w:tcPr>
+          <w:p>
+            <w:pPr>
+              <w:keepNext/>
+              <w:spacing w:after="0"/>
+              <w:jc w:val="left"/>
+            </w:pPr>
+            <w:r>
+              <w:rPr>
+                <w:rFonts w:ascii="Calibri" w:cs="Calibri" w:eastAsia="Calibri" w:hAnsi="Calibri"/>
+                <w:b/>
+                <w:bCs/>
+                <w:color w:val="FFFFFF"/>
+                <w:sz w:val="19"/>
+                <w:szCs w:val="19"/>
+              </w:rPr>
+              <w:t xml:space="preserve">Best threshold</w:t>
+            </w:r>
+          </w:p>
+        </w:tc>
+        <w:tc>
+          <w:tcPr>
+            <w:tcW w:type="dxa" w:w="1150"/>
+            <w:tcBorders>
+              <w:top w:val="single" w:color="BFBFBF" w:sz="4"/>
+              <w:left w:val="single" w:color="BFBFBF" w:sz="4"/>
+              <w:bottom w:val="single" w:color="BFBFBF" w:sz="4"/>
+              <w:right w:val="single" w:color="BFBFBF" w:sz="4"/>
+            </w:tcBorders>
+            <w:shd w:fill="1E2761" w:color="auto" w:val="clear"/>
+            <w:tcMar>
+              <w:top w:type="dxa" w:w="60"/>
+              <w:left w:type="dxa" w:w="100"/>
+              <w:bottom w:type="dxa" w:w="60"/>
+              <w:right w:type="dxa" w:w="100"/>
+            </w:tcMar>
+          </w:tcPr>
+          <w:p>
+            <w:pPr>
+              <w:keepNext/>
+              <w:spacing w:after="0"/>
+              <w:jc w:val="left"/>
+            </w:pPr>
+            <w:r>
+              <w:rPr>
+                <w:rFonts w:ascii="Calibri" w:cs="Calibri" w:eastAsia="Calibri" w:hAnsi="Calibri"/>
+                <w:b/>
+                <w:bCs/>
+                <w:color w:val="FFFFFF"/>
+                <w:sz w:val="19"/>
+                <w:szCs w:val="19"/>
+              </w:rPr>
+              <w:t xml:space="preserve">Recall at best</w:t>
+            </w:r>
+          </w:p>
+        </w:tc>
+        <w:tc>
+          <w:tcPr>
+            <w:tcW w:type="dxa" w:w="1250"/>
+            <w:tcBorders>
+              <w:top w:val="single" w:color="BFBFBF" w:sz="4"/>
+              <w:left w:val="single" w:color="BFBFBF" w:sz="4"/>
+              <w:bottom w:val="single" w:color="BFBFBF" w:sz="4"/>
+              <w:right w:val="single" w:color="BFBFBF" w:sz="4"/>
+            </w:tcBorders>
+            <w:shd w:fill="1E2761" w:color="auto" w:val="clear"/>
+            <w:tcMar>
+              <w:top w:type="dxa" w:w="60"/>
+              <w:left w:type="dxa" w:w="100"/>
+              <w:bottom w:type="dxa" w:w="60"/>
+              <w:right w:type="dxa" w:w="100"/>
+            </w:tcMar>
+          </w:tcPr>
+          <w:p>
+            <w:pPr>
+              <w:keepNext/>
+              <w:spacing w:after="0"/>
+              <w:jc w:val="left"/>
+            </w:pPr>
+            <w:r>
+              <w:rPr>
+                <w:rFonts w:ascii="Calibri" w:cs="Calibri" w:eastAsia="Calibri" w:hAnsi="Calibri"/>
+                <w:b/>
+                <w:bCs/>
+                <w:color w:val="FFFFFF"/>
+                <w:sz w:val="19"/>
+                <w:szCs w:val="19"/>
+              </w:rPr>
+              <w:t xml:space="preserve">Precision at best</w:t>
+            </w:r>
+          </w:p>
+        </w:tc>
+        <w:tc>
+          <w:tcPr>
+            <w:tcW w:type="dxa" w:w="1700"/>
+            <w:tcBorders>
+              <w:top w:val="single" w:color="BFBFBF" w:sz="4"/>
+              <w:left w:val="single" w:color="BFBFBF" w:sz="4"/>
+              <w:bottom w:val="single" w:color="BFBFBF" w:sz="4"/>
+              <w:right w:val="single" w:color="BFBFBF" w:sz="4"/>
+            </w:tcBorders>
+            <w:shd w:fill="1E2761" w:color="auto" w:val="clear"/>
+            <w:tcMar>
+              <w:top w:type="dxa" w:w="60"/>
+              <w:left w:type="dxa" w:w="100"/>
+              <w:bottom w:type="dxa" w:w="60"/>
+              <w:right w:type="dxa" w:w="100"/>
+            </w:tcMar>
+          </w:tcPr>
+          <w:p>
+            <w:pPr>
+              <w:keepNext/>
+              <w:spacing w:after="0"/>
+              <w:jc w:val="left"/>
+            </w:pPr>
+            <w:r>
+              <w:rPr>
+                <w:rFonts w:ascii="Calibri" w:cs="Calibri" w:eastAsia="Calibri" w:hAnsi="Calibri"/>
+                <w:b/>
+                <w:bCs/>
+                <w:color w:val="FFFFFF"/>
+                <w:sz w:val="19"/>
+                <w:szCs w:val="19"/>
+              </w:rPr>
+              <w:t xml:space="preserve">Mean expected cost per 1,000</w:t>
+            </w:r>
+          </w:p>
+        </w:tc>
+        <w:tc>
+          <w:tcPr>
+            <w:tcW w:type="dxa" w:w="1510"/>
+            <w:tcBorders>
+              <w:top w:val="single" w:color="BFBFBF" w:sz="4"/>
+              <w:left w:val="single" w:color="BFBFBF" w:sz="4"/>
+              <w:bottom w:val="single" w:color="BFBFBF" w:sz="4"/>
+              <w:right w:val="single" w:color="BFBFBF" w:sz="4"/>
+            </w:tcBorders>
+            <w:shd w:fill="1E2761" w:color="auto" w:val="clear"/>
+            <w:tcMar>
+              <w:top w:type="dxa" w:w="60"/>
+              <w:left w:type="dxa" w:w="100"/>
+              <w:bottom w:type="dxa" w:w="60"/>
+              <w:right w:type="dxa" w:w="100"/>
+            </w:tcMar>
+          </w:tcPr>
+          <w:p>
+            <w:pPr>
+              <w:keepNext/>
+              <w:spacing w:after="0"/>
+              <w:jc w:val="left"/>
+            </w:pPr>
+            <w:r>
+              <w:rPr>
+                <w:rFonts w:ascii="Calibri" w:cs="Calibri" w:eastAsia="Calibri" w:hAnsi="Calibri"/>
+                <w:b/>
+                <w:bCs/>
+                <w:color w:val="FFFFFF"/>
+                <w:sz w:val="19"/>
+                <w:szCs w:val="19"/>
+              </w:rPr>
+              <w:t xml:space="preserve">Fold-to-fold SD</w:t>
+            </w:r>
+          </w:p>
+        </w:tc>
+      </w:tr>
+      <w:tr>
+        <w:trPr>
+          <w:cantSplit/>
+        </w:trPr>
+        <w:tc>
+          <w:tcPr>
+            <w:tcW w:type="dxa" w:w="1300"/>
+            <w:tcBorders>
+              <w:top w:val="single" w:color="BFBFBF" w:sz="4"/>
+              <w:left w:val="single" w:color="BFBFBF" w:sz="4"/>
+              <w:bottom w:val="single" w:color="BFBFBF" w:sz="4"/>
+              <w:right w:val="single" w:color="BFBFBF" w:sz="4"/>
+            </w:tcBorders>
+            <w:tcMar>
+              <w:top w:type="dxa" w:w="60"/>
+              <w:left w:type="dxa" w:w="100"/>
+              <w:bottom w:type="dxa" w:w="60"/>
+              <w:right w:type="dxa" w:w="100"/>
+            </w:tcMar>
+          </w:tcPr>
+          <w:p>
+            <w:pPr>
+              <w:keepNext/>
+              <w:spacing w:after="0"/>
+              <w:jc w:val="left"/>
+            </w:pPr>
+            <w:r>
+              <w:rPr>
+                <w:rFonts w:ascii="Calibri" w:cs="Calibri" w:eastAsia="Calibri" w:hAnsi="Calibri"/>
+                <w:b w:val="false"/>
+                <w:bCs w:val="false"/>
+                <w:color w:val="000000"/>
+                <w:sz w:val="19"/>
+                <w:szCs w:val="19"/>
+              </w:rPr>
+              <w:t xml:space="preserve">none</w:t>
+            </w:r>
+          </w:p>
+        </w:tc>
+        <w:tc>
+          <w:tcPr>
+            <w:tcW w:type="dxa" w:w="1300"/>
+            <w:tcBorders>
+              <w:top w:val="single" w:color="BFBFBF" w:sz="4"/>
+              <w:left w:val="single" w:color="BFBFBF" w:sz="4"/>
+              <w:bottom w:val="single" w:color="BFBFBF" w:sz="4"/>
+              <w:right w:val="single" w:color="BFBFBF" w:sz="4"/>
+            </w:tcBorders>
+            <w:tcMar>
+              <w:top w:type="dxa" w:w="60"/>
+              <w:left w:type="dxa" w:w="100"/>
+              <w:bottom w:type="dxa" w:w="60"/>
+              <w:right w:type="dxa" w:w="100"/>
+            </w:tcMar>
+          </w:tcPr>
+          <w:p>
+            <w:pPr>
+              <w:keepNext/>
+              <w:spacing w:after="0"/>
+              <w:jc w:val="right"/>
+            </w:pPr>
+            <w:r>
+              <w:rPr>
+                <w:rFonts w:ascii="Calibri" w:cs="Calibri" w:eastAsia="Calibri" w:hAnsi="Calibri"/>
+                <w:b w:val="false"/>
+                <w:bCs w:val="false"/>
+                <w:color w:val="000000"/>
+                <w:sz w:val="19"/>
+                <w:szCs w:val="19"/>
+              </w:rPr>
+              <w:t xml:space="preserve">1</w:t>
+            </w:r>
+          </w:p>
+        </w:tc>
+        <w:tc>
+          <w:tcPr>
+            <w:tcW w:type="dxa" w:w="1150"/>
+            <w:tcBorders>
+              <w:top w:val="single" w:color="BFBFBF" w:sz="4"/>
+              <w:left w:val="single" w:color="BFBFBF" w:sz="4"/>
+              <w:bottom w:val="single" w:color="BFBFBF" w:sz="4"/>
+              <w:right w:val="single" w:color="BFBFBF" w:sz="4"/>
+            </w:tcBorders>
+            <w:tcMar>
+              <w:top w:type="dxa" w:w="60"/>
+              <w:left w:type="dxa" w:w="100"/>
+              <w:bottom w:type="dxa" w:w="60"/>
+              <w:right w:type="dxa" w:w="100"/>
+            </w:tcMar>
+          </w:tcPr>
+          <w:p>
+            <w:pPr>
+              <w:keepNext/>
+              <w:spacing w:after="0"/>
+              <w:jc w:val="right"/>
+            </w:pPr>
+            <w:r>
+              <w:rPr>
+                <w:rFonts w:ascii="Calibri" w:cs="Calibri" w:eastAsia="Calibri" w:hAnsi="Calibri"/>
+                <w:b w:val="false"/>
+                <w:bCs w:val="false"/>
+                <w:color w:val="000000"/>
+                <w:sz w:val="19"/>
+                <w:szCs w:val="19"/>
+              </w:rPr>
+              <w:t xml:space="preserve">0.15</w:t>
+            </w:r>
+          </w:p>
+        </w:tc>
+        <w:tc>
+          <w:tcPr>
+            <w:tcW w:type="dxa" w:w="1150"/>
+            <w:tcBorders>
+              <w:top w:val="single" w:color="BFBFBF" w:sz="4"/>
+              <w:left w:val="single" w:color="BFBFBF" w:sz="4"/>
+              <w:bottom w:val="single" w:color="BFBFBF" w:sz="4"/>
+              <w:right w:val="single" w:color="BFBFBF" w:sz="4"/>
+            </w:tcBorders>
+            <w:tcMar>
+              <w:top w:type="dxa" w:w="60"/>
+              <w:left w:type="dxa" w:w="100"/>
+              <w:bottom w:type="dxa" w:w="60"/>
+              <w:right w:type="dxa" w:w="100"/>
+            </w:tcMar>
+          </w:tcPr>
+          <w:p>
+            <w:pPr>
+              <w:keepNext/>
+              <w:spacing w:after="0"/>
+              <w:jc w:val="right"/>
+            </w:pPr>
+            <w:r>
+              <w:rPr>
+                <w:rFonts w:ascii="Calibri" w:cs="Calibri" w:eastAsia="Calibri" w:hAnsi="Calibri"/>
+                <w:b w:val="false"/>
+                <w:bCs w:val="false"/>
+                <w:color w:val="000000"/>
+                <w:sz w:val="19"/>
+                <w:szCs w:val="19"/>
+              </w:rPr>
+              <w:t xml:space="preserve">93.7%</w:t>
+            </w:r>
+          </w:p>
+        </w:tc>
+        <w:tc>
+          <w:tcPr>
+            <w:tcW w:type="dxa" w:w="1250"/>
+            <w:tcBorders>
+              <w:top w:val="single" w:color="BFBFBF" w:sz="4"/>
+              <w:left w:val="single" w:color="BFBFBF" w:sz="4"/>
+              <w:bottom w:val="single" w:color="BFBFBF" w:sz="4"/>
+              <w:right w:val="single" w:color="BFBFBF" w:sz="4"/>
+            </w:tcBorders>
+            <w:tcMar>
+              <w:top w:type="dxa" w:w="60"/>
+              <w:left w:type="dxa" w:w="100"/>
+              <w:bottom w:type="dxa" w:w="60"/>
+              <w:right w:type="dxa" w:w="100"/>
+            </w:tcMar>
+          </w:tcPr>
+          <w:p>
+            <w:pPr>
+              <w:keepNext/>
+              <w:spacing w:after="0"/>
+              <w:jc w:val="right"/>
+            </w:pPr>
+            <w:r>
+              <w:rPr>
+                <w:rFonts w:ascii="Calibri" w:cs="Calibri" w:eastAsia="Calibri" w:hAnsi="Calibri"/>
+                <w:b w:val="false"/>
+                <w:bCs w:val="false"/>
+                <w:color w:val="000000"/>
+                <w:sz w:val="19"/>
+                <w:szCs w:val="19"/>
+              </w:rPr>
+              <w:t xml:space="preserve">64.7%</w:t>
+            </w:r>
+          </w:p>
+        </w:tc>
+        <w:tc>
+          <w:tcPr>
+            <w:tcW w:type="dxa" w:w="1700"/>
+            <w:tcBorders>
+              <w:top w:val="single" w:color="BFBFBF" w:sz="4"/>
+              <w:left w:val="single" w:color="BFBFBF" w:sz="4"/>
+              <w:bottom w:val="single" w:color="BFBFBF" w:sz="4"/>
+              <w:right w:val="single" w:color="BFBFBF" w:sz="4"/>
+            </w:tcBorders>
+            <w:tcMar>
+              <w:top w:type="dxa" w:w="60"/>
+              <w:left w:type="dxa" w:w="100"/>
+              <w:bottom w:type="dxa" w:w="60"/>
+              <w:right w:type="dxa" w:w="100"/>
+            </w:tcMar>
+          </w:tcPr>
+          <w:p>
+            <w:pPr>
+              <w:keepNext/>
+              <w:spacing w:after="0"/>
+              <w:jc w:val="right"/>
+            </w:pPr>
+            <w:r>
+              <w:rPr>
+                <w:rFonts w:ascii="Calibri" w:cs="Calibri" w:eastAsia="Calibri" w:hAnsi="Calibri"/>
+                <w:b w:val="false"/>
+                <w:bCs w:val="false"/>
+                <w:color w:val="000000"/>
+                <w:sz w:val="19"/>
+                <w:szCs w:val="19"/>
+              </w:rPr>
+              <w:t xml:space="preserve">$317,000</w:t>
+            </w:r>
+          </w:p>
+        </w:tc>
+        <w:tc>
+          <w:tcPr>
+            <w:tcW w:type="dxa" w:w="1510"/>
+            <w:tcBorders>
+              <w:top w:val="single" w:color="BFBFBF" w:sz="4"/>
+              <w:left w:val="single" w:color="BFBFBF" w:sz="4"/>
+              <w:bottom w:val="single" w:color="BFBFBF" w:sz="4"/>
+              <w:right w:val="single" w:color="BFBFBF" w:sz="4"/>
+            </w:tcBorders>
+            <w:tcMar>
+              <w:top w:type="dxa" w:w="60"/>
+              <w:left w:type="dxa" w:w="100"/>
+              <w:bottom w:type="dxa" w:w="60"/>
+              <w:right w:type="dxa" w:w="100"/>
+            </w:tcMar>
+          </w:tcPr>
+          <w:p>
+            <w:pPr>
+              <w:keepNext/>
+              <w:spacing w:after="0"/>
+              <w:jc w:val="right"/>
+            </w:pPr>
+            <w:r>
+              <w:rPr>
+                <w:rFonts w:ascii="Calibri" w:cs="Calibri" w:eastAsia="Calibri" w:hAnsi="Calibri"/>
+                <w:b w:val="false"/>
+                <w:bCs w:val="false"/>
+                <w:color w:val="000000"/>
+                <w:sz w:val="19"/>
+                <w:szCs w:val="19"/>
+              </w:rPr>
+              <w:t xml:space="preserve">$41,000</w:t>
+            </w:r>
+          </w:p>
+        </w:tc>
+      </w:tr>
+      <w:tr>
+        <w:trPr>
+          <w:cantSplit/>
+        </w:trPr>
+        <w:tc>
+          <w:tcPr>
+            <w:tcW w:type="dxa" w:w="1300"/>
+            <w:tcBorders>
+              <w:top w:val="single" w:color="BFBFBF" w:sz="4"/>
+              <w:left w:val="single" w:color="BFBFBF" w:sz="4"/>
+              <w:bottom w:val="single" w:color="BFBFBF" w:sz="4"/>
+              <w:right w:val="single" w:color="BFBFBF" w:sz="4"/>
+            </w:tcBorders>
+            <w:tcMar>
+              <w:top w:type="dxa" w:w="60"/>
+              <w:left w:type="dxa" w:w="100"/>
+              <w:bottom w:type="dxa" w:w="60"/>
+              <w:right w:type="dxa" w:w="100"/>
+            </w:tcMar>
+          </w:tcPr>
+          <w:p>
+            <w:pPr>
+              <w:keepNext/>
+              <w:spacing w:after="0"/>
+              <w:jc w:val="left"/>
+            </w:pPr>
+            <w:r>
+              <w:rPr>
+                <w:rFonts w:ascii="Calibri" w:cs="Calibri" w:eastAsia="Calibri" w:hAnsi="Calibri"/>
+                <w:b w:val="false"/>
+                <w:bCs w:val="false"/>
+                <w:color w:val="000000"/>
+                <w:sz w:val="19"/>
+                <w:szCs w:val="19"/>
+              </w:rPr>
+              <w:t xml:space="preserve">0.3 / 0.7</w:t>
+            </w:r>
+          </w:p>
+        </w:tc>
+        <w:tc>
+          <w:tcPr>
+            <w:tcW w:type="dxa" w:w="1300"/>
+            <w:tcBorders>
+              <w:top w:val="single" w:color="BFBFBF" w:sz="4"/>
+              <w:left w:val="single" w:color="BFBFBF" w:sz="4"/>
+              <w:bottom w:val="single" w:color="BFBFBF" w:sz="4"/>
+              <w:right w:val="single" w:color="BFBFBF" w:sz="4"/>
+            </w:tcBorders>
+            <w:tcMar>
+              <w:top w:type="dxa" w:w="60"/>
+              <w:left w:type="dxa" w:w="100"/>
+              <w:bottom w:type="dxa" w:w="60"/>
+              <w:right w:type="dxa" w:w="100"/>
+            </w:tcMar>
+          </w:tcPr>
+          <w:p>
+            <w:pPr>
+              <w:keepNext/>
+              <w:spacing w:after="0"/>
+              <w:jc w:val="right"/>
+            </w:pPr>
+            <w:r>
+              <w:rPr>
+                <w:rFonts w:ascii="Calibri" w:cs="Calibri" w:eastAsia="Calibri" w:hAnsi="Calibri"/>
+                <w:b w:val="false"/>
+                <w:bCs w:val="false"/>
+                <w:color w:val="000000"/>
+                <w:sz w:val="19"/>
+                <w:szCs w:val="19"/>
+              </w:rPr>
+              <w:t xml:space="preserve">1</w:t>
+            </w:r>
+          </w:p>
+        </w:tc>
+        <w:tc>
+          <w:tcPr>
+            <w:tcW w:type="dxa" w:w="1150"/>
+            <w:tcBorders>
+              <w:top w:val="single" w:color="BFBFBF" w:sz="4"/>
+              <w:left w:val="single" w:color="BFBFBF" w:sz="4"/>
+              <w:bottom w:val="single" w:color="BFBFBF" w:sz="4"/>
+              <w:right w:val="single" w:color="BFBFBF" w:sz="4"/>
+            </w:tcBorders>
+            <w:tcMar>
+              <w:top w:type="dxa" w:w="60"/>
+              <w:left w:type="dxa" w:w="100"/>
+              <w:bottom w:type="dxa" w:w="60"/>
+              <w:right w:type="dxa" w:w="100"/>
+            </w:tcMar>
+          </w:tcPr>
+          <w:p>
+            <w:pPr>
+              <w:keepNext/>
+              <w:spacing w:after="0"/>
+              <w:jc w:val="right"/>
+            </w:pPr>
+            <w:r>
+              <w:rPr>
+                <w:rFonts w:ascii="Calibri" w:cs="Calibri" w:eastAsia="Calibri" w:hAnsi="Calibri"/>
+                <w:b w:val="false"/>
+                <w:bCs w:val="false"/>
+                <w:color w:val="000000"/>
+                <w:sz w:val="19"/>
+                <w:szCs w:val="19"/>
+              </w:rPr>
+              <w:t xml:space="preserve">0.20</w:t>
+            </w:r>
+          </w:p>
+        </w:tc>
+        <w:tc>
+          <w:tcPr>
+            <w:tcW w:type="dxa" w:w="1150"/>
+            <w:tcBorders>
+              <w:top w:val="single" w:color="BFBFBF" w:sz="4"/>
+              <w:left w:val="single" w:color="BFBFBF" w:sz="4"/>
+              <w:bottom w:val="single" w:color="BFBFBF" w:sz="4"/>
+              <w:right w:val="single" w:color="BFBFBF" w:sz="4"/>
+            </w:tcBorders>
+            <w:tcMar>
+              <w:top w:type="dxa" w:w="60"/>
+              <w:left w:type="dxa" w:w="100"/>
+              <w:bottom w:type="dxa" w:w="60"/>
+              <w:right w:type="dxa" w:w="100"/>
+            </w:tcMar>
+          </w:tcPr>
+          <w:p>
+            <w:pPr>
+              <w:keepNext/>
+              <w:spacing w:after="0"/>
+              <w:jc w:val="right"/>
+            </w:pPr>
+            <w:r>
+              <w:rPr>
+                <w:rFonts w:ascii="Calibri" w:cs="Calibri" w:eastAsia="Calibri" w:hAnsi="Calibri"/>
+                <w:b w:val="false"/>
+                <w:bCs w:val="false"/>
+                <w:color w:val="000000"/>
+                <w:sz w:val="19"/>
+                <w:szCs w:val="19"/>
+              </w:rPr>
+              <w:t xml:space="preserve">94.0%</w:t>
+            </w:r>
+          </w:p>
+        </w:tc>
+        <w:tc>
+          <w:tcPr>
+            <w:tcW w:type="dxa" w:w="1250"/>
+            <w:tcBorders>
+              <w:top w:val="single" w:color="BFBFBF" w:sz="4"/>
+              <w:left w:val="single" w:color="BFBFBF" w:sz="4"/>
+              <w:bottom w:val="single" w:color="BFBFBF" w:sz="4"/>
+              <w:right w:val="single" w:color="BFBFBF" w:sz="4"/>
+            </w:tcBorders>
+            <w:tcMar>
+              <w:top w:type="dxa" w:w="60"/>
+              <w:left w:type="dxa" w:w="100"/>
+              <w:bottom w:type="dxa" w:w="60"/>
+              <w:right w:type="dxa" w:w="100"/>
+            </w:tcMar>
+          </w:tcPr>
+          <w:p>
+            <w:pPr>
+              <w:keepNext/>
+              <w:spacing w:after="0"/>
+              <w:jc w:val="right"/>
+            </w:pPr>
+            <w:r>
+              <w:rPr>
+                <w:rFonts w:ascii="Calibri" w:cs="Calibri" w:eastAsia="Calibri" w:hAnsi="Calibri"/>
+                <w:b w:val="false"/>
+                <w:bCs w:val="false"/>
+                <w:color w:val="000000"/>
+                <w:sz w:val="19"/>
+                <w:szCs w:val="19"/>
+              </w:rPr>
+              <w:t xml:space="preserve">64.0%</w:t>
+            </w:r>
+          </w:p>
+        </w:tc>
+        <w:tc>
+          <w:tcPr>
+            <w:tcW w:type="dxa" w:w="1700"/>
+            <w:tcBorders>
+              <w:top w:val="single" w:color="BFBFBF" w:sz="4"/>
+              <w:left w:val="single" w:color="BFBFBF" w:sz="4"/>
+              <w:bottom w:val="single" w:color="BFBFBF" w:sz="4"/>
+              <w:right w:val="single" w:color="BFBFBF" w:sz="4"/>
+            </w:tcBorders>
+            <w:tcMar>
+              <w:top w:type="dxa" w:w="60"/>
+              <w:left w:type="dxa" w:w="100"/>
+              <w:bottom w:type="dxa" w:w="60"/>
+              <w:right w:type="dxa" w:w="100"/>
+            </w:tcMar>
+          </w:tcPr>
+          <w:p>
+            <w:pPr>
+              <w:keepNext/>
+              <w:spacing w:after="0"/>
+              <w:jc w:val="right"/>
+            </w:pPr>
+            <w:r>
+              <w:rPr>
+                <w:rFonts w:ascii="Calibri" w:cs="Calibri" w:eastAsia="Calibri" w:hAnsi="Calibri"/>
+                <w:b w:val="false"/>
+                <w:bCs w:val="false"/>
+                <w:color w:val="000000"/>
+                <w:sz w:val="19"/>
+                <w:szCs w:val="19"/>
+              </w:rPr>
+              <w:t xml:space="preserve">$320,000</w:t>
+            </w:r>
+          </w:p>
+        </w:tc>
+        <w:tc>
+          <w:tcPr>
+            <w:tcW w:type="dxa" w:w="1510"/>
+            <w:tcBorders>
+              <w:top w:val="single" w:color="BFBFBF" w:sz="4"/>
+              <w:left w:val="single" w:color="BFBFBF" w:sz="4"/>
+              <w:bottom w:val="single" w:color="BFBFBF" w:sz="4"/>
+              <w:right w:val="single" w:color="BFBFBF" w:sz="4"/>
+            </w:tcBorders>
+            <w:tcMar>
+              <w:top w:type="dxa" w:w="60"/>
+              <w:left w:type="dxa" w:w="100"/>
+              <w:bottom w:type="dxa" w:w="60"/>
+              <w:right w:type="dxa" w:w="100"/>
+            </w:tcMar>
+          </w:tcPr>
+          <w:p>
+            <w:pPr>
+              <w:keepNext/>
+              <w:spacing w:after="0"/>
+              <w:jc w:val="right"/>
+            </w:pPr>
+            <w:r>
+              <w:rPr>
+                <w:rFonts w:ascii="Calibri" w:cs="Calibri" w:eastAsia="Calibri" w:hAnsi="Calibri"/>
+                <w:b w:val="false"/>
+                <w:bCs w:val="false"/>
+                <w:color w:val="000000"/>
+                <w:sz w:val="19"/>
+                <w:szCs w:val="19"/>
+              </w:rPr>
+              <w:t xml:space="preserve">$34,000</w:t>
+            </w:r>
+          </w:p>
+        </w:tc>
+      </w:tr>
+      <w:tr>
+        <w:trPr>
+          <w:cantSplit/>
+        </w:trPr>
+        <w:tc>
+          <w:tcPr>
+            <w:tcW w:type="dxa" w:w="1300"/>
+            <w:tcBorders>
+              <w:top w:val="single" w:color="BFBFBF" w:sz="4"/>
+              <w:left w:val="single" w:color="BFBFBF" w:sz="4"/>
+              <w:bottom w:val="single" w:color="BFBFBF" w:sz="4"/>
+              <w:right w:val="single" w:color="BFBFBF" w:sz="4"/>
+            </w:tcBorders>
+            <w:tcMar>
+              <w:top w:type="dxa" w:w="60"/>
+              <w:left w:type="dxa" w:w="100"/>
+              <w:bottom w:type="dxa" w:w="60"/>
+              <w:right w:type="dxa" w:w="100"/>
+            </w:tcMar>
+          </w:tcPr>
+          <w:p>
+            <w:pPr>
+              <w:keepNext/>
+              <w:spacing w:after="0"/>
+              <w:jc w:val="left"/>
+            </w:pPr>
+            <w:r>
+              <w:rPr>
+                <w:rFonts w:ascii="Calibri" w:cs="Calibri" w:eastAsia="Calibri" w:hAnsi="Calibri"/>
+                <w:b w:val="false"/>
+                <w:bCs w:val="false"/>
+                <w:color w:val="000000"/>
+                <w:sz w:val="19"/>
+                <w:szCs w:val="19"/>
+              </w:rPr>
+              <w:t xml:space="preserve">0.2 / 0.8</w:t>
+            </w:r>
+          </w:p>
+        </w:tc>
+        <w:tc>
+          <w:tcPr>
+            <w:tcW w:type="dxa" w:w="1300"/>
+            <w:tcBorders>
+              <w:top w:val="single" w:color="BFBFBF" w:sz="4"/>
+              <w:left w:val="single" w:color="BFBFBF" w:sz="4"/>
+              <w:bottom w:val="single" w:color="BFBFBF" w:sz="4"/>
+              <w:right w:val="single" w:color="BFBFBF" w:sz="4"/>
+            </w:tcBorders>
+            <w:tcMar>
+              <w:top w:type="dxa" w:w="60"/>
+              <w:left w:type="dxa" w:w="100"/>
+              <w:bottom w:type="dxa" w:w="60"/>
+              <w:right w:type="dxa" w:w="100"/>
+            </w:tcMar>
+          </w:tcPr>
+          <w:p>
+            <w:pPr>
+              <w:keepNext/>
+              <w:spacing w:after="0"/>
+              <w:jc w:val="right"/>
+            </w:pPr>
+            <w:r>
+              <w:rPr>
+                <w:rFonts w:ascii="Calibri" w:cs="Calibri" w:eastAsia="Calibri" w:hAnsi="Calibri"/>
+                <w:b w:val="false"/>
+                <w:bCs w:val="false"/>
+                <w:color w:val="000000"/>
+                <w:sz w:val="19"/>
+                <w:szCs w:val="19"/>
+              </w:rPr>
+              <w:t xml:space="preserve">1</w:t>
+            </w:r>
+          </w:p>
+        </w:tc>
+        <w:tc>
+          <w:tcPr>
+            <w:tcW w:type="dxa" w:w="1150"/>
+            <w:tcBorders>
+              <w:top w:val="single" w:color="BFBFBF" w:sz="4"/>
+              <w:left w:val="single" w:color="BFBFBF" w:sz="4"/>
+              <w:bottom w:val="single" w:color="BFBFBF" w:sz="4"/>
+              <w:right w:val="single" w:color="BFBFBF" w:sz="4"/>
+            </w:tcBorders>
+            <w:tcMar>
+              <w:top w:type="dxa" w:w="60"/>
+              <w:left w:type="dxa" w:w="100"/>
+              <w:bottom w:type="dxa" w:w="60"/>
+              <w:right w:type="dxa" w:w="100"/>
+            </w:tcMar>
+          </w:tcPr>
+          <w:p>
+            <w:pPr>
+              <w:keepNext/>
+              <w:spacing w:after="0"/>
+              <w:jc w:val="right"/>
+            </w:pPr>
+            <w:r>
+              <w:rPr>
+                <w:rFonts w:ascii="Calibri" w:cs="Calibri" w:eastAsia="Calibri" w:hAnsi="Calibri"/>
+                <w:b w:val="false"/>
+                <w:bCs w:val="false"/>
+                <w:color w:val="000000"/>
+                <w:sz w:val="19"/>
+                <w:szCs w:val="19"/>
+              </w:rPr>
+              <w:t xml:space="preserve">0.25</w:t>
+            </w:r>
+          </w:p>
+        </w:tc>
+        <w:tc>
+          <w:tcPr>
+            <w:tcW w:type="dxa" w:w="1150"/>
+            <w:tcBorders>
+              <w:top w:val="single" w:color="BFBFBF" w:sz="4"/>
+              <w:left w:val="single" w:color="BFBFBF" w:sz="4"/>
+              <w:bottom w:val="single" w:color="BFBFBF" w:sz="4"/>
+              <w:right w:val="single" w:color="BFBFBF" w:sz="4"/>
+            </w:tcBorders>
+            <w:tcMar>
+              <w:top w:type="dxa" w:w="60"/>
+              <w:left w:type="dxa" w:w="100"/>
+              <w:bottom w:type="dxa" w:w="60"/>
+              <w:right w:type="dxa" w:w="100"/>
+            </w:tcMar>
+          </w:tcPr>
+          <w:p>
+            <w:pPr>
+              <w:keepNext/>
+              <w:spacing w:after="0"/>
+              <w:jc w:val="right"/>
+            </w:pPr>
+            <w:r>
+              <w:rPr>
+                <w:rFonts w:ascii="Calibri" w:cs="Calibri" w:eastAsia="Calibri" w:hAnsi="Calibri"/>
+                <w:b w:val="false"/>
+                <w:bCs w:val="false"/>
+                <w:color w:val="000000"/>
+                <w:sz w:val="19"/>
+                <w:szCs w:val="19"/>
+              </w:rPr>
+              <w:t xml:space="preserve">93.2%</w:t>
+            </w:r>
+          </w:p>
+        </w:tc>
+        <w:tc>
+          <w:tcPr>
+            <w:tcW w:type="dxa" w:w="1250"/>
+            <w:tcBorders>
+              <w:top w:val="single" w:color="BFBFBF" w:sz="4"/>
+              <w:left w:val="single" w:color="BFBFBF" w:sz="4"/>
+              <w:bottom w:val="single" w:color="BFBFBF" w:sz="4"/>
+              <w:right w:val="single" w:color="BFBFBF" w:sz="4"/>
+            </w:tcBorders>
+            <w:tcMar>
+              <w:top w:type="dxa" w:w="60"/>
+              <w:left w:type="dxa" w:w="100"/>
+              <w:bottom w:type="dxa" w:w="60"/>
+              <w:right w:type="dxa" w:w="100"/>
+            </w:tcMar>
+          </w:tcPr>
+          <w:p>
+            <w:pPr>
+              <w:keepNext/>
+              <w:spacing w:after="0"/>
+              <w:jc w:val="right"/>
+            </w:pPr>
+            <w:r>
+              <w:rPr>
+                <w:rFonts w:ascii="Calibri" w:cs="Calibri" w:eastAsia="Calibri" w:hAnsi="Calibri"/>
+                <w:b w:val="false"/>
+                <w:bCs w:val="false"/>
+                <w:color w:val="000000"/>
+                <w:sz w:val="19"/>
+                <w:szCs w:val="19"/>
+              </w:rPr>
+              <w:t xml:space="preserve">65.1%</w:t>
+            </w:r>
+          </w:p>
+        </w:tc>
+        <w:tc>
+          <w:tcPr>
+            <w:tcW w:type="dxa" w:w="1700"/>
+            <w:tcBorders>
+              <w:top w:val="single" w:color="BFBFBF" w:sz="4"/>
+              <w:left w:val="single" w:color="BFBFBF" w:sz="4"/>
+              <w:bottom w:val="single" w:color="BFBFBF" w:sz="4"/>
+              <w:right w:val="single" w:color="BFBFBF" w:sz="4"/>
+            </w:tcBorders>
+            <w:tcMar>
+              <w:top w:type="dxa" w:w="60"/>
+              <w:left w:type="dxa" w:w="100"/>
+              <w:bottom w:type="dxa" w:w="60"/>
+              <w:right w:type="dxa" w:w="100"/>
+            </w:tcMar>
+          </w:tcPr>
+          <w:p>
+            <w:pPr>
+              <w:keepNext/>
+              <w:spacing w:after="0"/>
+              <w:jc w:val="right"/>
+            </w:pPr>
+            <w:r>
+              <w:rPr>
+                <w:rFonts w:ascii="Calibri" w:cs="Calibri" w:eastAsia="Calibri" w:hAnsi="Calibri"/>
+                <w:b w:val="false"/>
+                <w:bCs w:val="false"/>
+                <w:color w:val="000000"/>
+                <w:sz w:val="19"/>
+                <w:szCs w:val="19"/>
+              </w:rPr>
+              <w:t xml:space="preserve">$321,000</w:t>
+            </w:r>
+          </w:p>
+        </w:tc>
+        <w:tc>
+          <w:tcPr>
+            <w:tcW w:type="dxa" w:w="1510"/>
+            <w:tcBorders>
+              <w:top w:val="single" w:color="BFBFBF" w:sz="4"/>
+              <w:left w:val="single" w:color="BFBFBF" w:sz="4"/>
+              <w:bottom w:val="single" w:color="BFBFBF" w:sz="4"/>
+              <w:right w:val="single" w:color="BFBFBF" w:sz="4"/>
+            </w:tcBorders>
+            <w:tcMar>
+              <w:top w:type="dxa" w:w="60"/>
+              <w:left w:type="dxa" w:w="100"/>
+              <w:bottom w:type="dxa" w:w="60"/>
+              <w:right w:type="dxa" w:w="100"/>
+            </w:tcMar>
+          </w:tcPr>
+          <w:p>
+            <w:pPr>
+              <w:keepNext/>
+              <w:spacing w:after="0"/>
+              <w:jc w:val="right"/>
+            </w:pPr>
+            <w:r>
+              <w:rPr>
+                <w:rFonts w:ascii="Calibri" w:cs="Calibri" w:eastAsia="Calibri" w:hAnsi="Calibri"/>
+                <w:b w:val="false"/>
+                <w:bCs w:val="false"/>
+                <w:color w:val="000000"/>
+                <w:sz w:val="19"/>
+                <w:szCs w:val="19"/>
+              </w:rPr>
+              <w:t xml:space="preserve">$39,000</w:t>
+            </w:r>
+          </w:p>
+        </w:tc>
+      </w:tr>
+      <w:tr>
+        <w:trPr>
+          <w:cantSplit/>
+        </w:trPr>
+        <w:tc>
+          <w:tcPr>
+            <w:tcW w:type="dxa" w:w="1300"/>
+            <w:tcBorders>
+              <w:top w:val="single" w:color="BFBFBF" w:sz="4"/>
+              <w:left w:val="single" w:color="BFBFBF" w:sz="4"/>
+              <w:bottom w:val="single" w:color="BFBFBF" w:sz="4"/>
+              <w:right w:val="single" w:color="BFBFBF" w:sz="4"/>
+            </w:tcBorders>
+            <w:tcMar>
+              <w:top w:type="dxa" w:w="60"/>
+              <w:left w:type="dxa" w:w="100"/>
+              <w:bottom w:type="dxa" w:w="60"/>
+              <w:right w:type="dxa" w:w="100"/>
+            </w:tcMar>
+          </w:tcPr>
+          <w:p>
+            <w:pPr>
+              <w:keepNext/>
+              <w:spacing w:after="0"/>
+              <w:jc w:val="left"/>
+            </w:pPr>
+            <w:r>
+              <w:rPr>
+                <w:rFonts w:ascii="Calibri" w:cs="Calibri" w:eastAsia="Calibri" w:hAnsi="Calibri"/>
+                <w:b w:val="false"/>
+                <w:bCs w:val="false"/>
+                <w:color w:val="000000"/>
+                <w:sz w:val="19"/>
+                <w:szCs w:val="19"/>
+              </w:rPr>
+              <w:t xml:space="preserve">balanced</w:t>
+            </w:r>
+          </w:p>
+        </w:tc>
+        <w:tc>
+          <w:tcPr>
+            <w:tcW w:type="dxa" w:w="1300"/>
+            <w:tcBorders>
+              <w:top w:val="single" w:color="BFBFBF" w:sz="4"/>
+              <w:left w:val="single" w:color="BFBFBF" w:sz="4"/>
+              <w:bottom w:val="single" w:color="BFBFBF" w:sz="4"/>
+              <w:right w:val="single" w:color="BFBFBF" w:sz="4"/>
+            </w:tcBorders>
+            <w:tcMar>
+              <w:top w:type="dxa" w:w="60"/>
+              <w:left w:type="dxa" w:w="100"/>
+              <w:bottom w:type="dxa" w:w="60"/>
+              <w:right w:type="dxa" w:w="100"/>
+            </w:tcMar>
+          </w:tcPr>
+          <w:p>
+            <w:pPr>
+              <w:keepNext/>
+              <w:spacing w:after="0"/>
+              <w:jc w:val="right"/>
+            </w:pPr>
+            <w:r>
+              <w:rPr>
+                <w:rFonts w:ascii="Calibri" w:cs="Calibri" w:eastAsia="Calibri" w:hAnsi="Calibri"/>
+                <w:b w:val="false"/>
+                <w:bCs w:val="false"/>
+                <w:color w:val="000000"/>
+                <w:sz w:val="19"/>
+                <w:szCs w:val="19"/>
+              </w:rPr>
+              <w:t xml:space="preserve">1</w:t>
+            </w:r>
+          </w:p>
+        </w:tc>
+        <w:tc>
+          <w:tcPr>
+            <w:tcW w:type="dxa" w:w="1150"/>
+            <w:tcBorders>
+              <w:top w:val="single" w:color="BFBFBF" w:sz="4"/>
+              <w:left w:val="single" w:color="BFBFBF" w:sz="4"/>
+              <w:bottom w:val="single" w:color="BFBFBF" w:sz="4"/>
+              <w:right w:val="single" w:color="BFBFBF" w:sz="4"/>
+            </w:tcBorders>
+            <w:tcMar>
+              <w:top w:type="dxa" w:w="60"/>
+              <w:left w:type="dxa" w:w="100"/>
+              <w:bottom w:type="dxa" w:w="60"/>
+              <w:right w:type="dxa" w:w="100"/>
+            </w:tcMar>
+          </w:tcPr>
+          <w:p>
+            <w:pPr>
+              <w:keepNext/>
+              <w:spacing w:after="0"/>
+              <w:jc w:val="right"/>
+            </w:pPr>
+            <w:r>
+              <w:rPr>
+                <w:rFonts w:ascii="Calibri" w:cs="Calibri" w:eastAsia="Calibri" w:hAnsi="Calibri"/>
+                <w:b w:val="false"/>
+                <w:bCs w:val="false"/>
+                <w:color w:val="000000"/>
+                <w:sz w:val="19"/>
+                <w:szCs w:val="19"/>
+              </w:rPr>
+              <w:t xml:space="preserve">0.25</w:t>
+            </w:r>
+          </w:p>
+        </w:tc>
+        <w:tc>
+          <w:tcPr>
+            <w:tcW w:type="dxa" w:w="1150"/>
+            <w:tcBorders>
+              <w:top w:val="single" w:color="BFBFBF" w:sz="4"/>
+              <w:left w:val="single" w:color="BFBFBF" w:sz="4"/>
+              <w:bottom w:val="single" w:color="BFBFBF" w:sz="4"/>
+              <w:right w:val="single" w:color="BFBFBF" w:sz="4"/>
+            </w:tcBorders>
+            <w:tcMar>
+              <w:top w:type="dxa" w:w="60"/>
+              <w:left w:type="dxa" w:w="100"/>
+              <w:bottom w:type="dxa" w:w="60"/>
+              <w:right w:type="dxa" w:w="100"/>
+            </w:tcMar>
+          </w:tcPr>
+          <w:p>
+            <w:pPr>
+              <w:keepNext/>
+              <w:spacing w:after="0"/>
+              <w:jc w:val="right"/>
+            </w:pPr>
+            <w:r>
+              <w:rPr>
+                <w:rFonts w:ascii="Calibri" w:cs="Calibri" w:eastAsia="Calibri" w:hAnsi="Calibri"/>
+                <w:b w:val="false"/>
+                <w:bCs w:val="false"/>
+                <w:color w:val="000000"/>
+                <w:sz w:val="19"/>
+                <w:szCs w:val="19"/>
+              </w:rPr>
+              <w:t xml:space="preserve">92.7%</w:t>
+            </w:r>
+          </w:p>
+        </w:tc>
+        <w:tc>
+          <w:tcPr>
+            <w:tcW w:type="dxa" w:w="1250"/>
+            <w:tcBorders>
+              <w:top w:val="single" w:color="BFBFBF" w:sz="4"/>
+              <w:left w:val="single" w:color="BFBFBF" w:sz="4"/>
+              <w:bottom w:val="single" w:color="BFBFBF" w:sz="4"/>
+              <w:right w:val="single" w:color="BFBFBF" w:sz="4"/>
+            </w:tcBorders>
+            <w:tcMar>
+              <w:top w:type="dxa" w:w="60"/>
+              <w:left w:type="dxa" w:w="100"/>
+              <w:bottom w:type="dxa" w:w="60"/>
+              <w:right w:type="dxa" w:w="100"/>
+            </w:tcMar>
+          </w:tcPr>
+          <w:p>
+            <w:pPr>
+              <w:keepNext/>
+              <w:spacing w:after="0"/>
+              <w:jc w:val="right"/>
+            </w:pPr>
+            <w:r>
+              <w:rPr>
+                <w:rFonts w:ascii="Calibri" w:cs="Calibri" w:eastAsia="Calibri" w:hAnsi="Calibri"/>
+                <w:b w:val="false"/>
+                <w:bCs w:val="false"/>
+                <w:color w:val="000000"/>
+                <w:sz w:val="19"/>
+                <w:szCs w:val="19"/>
+              </w:rPr>
+              <w:t xml:space="preserve">65.0%</w:t>
+            </w:r>
+          </w:p>
+        </w:tc>
+        <w:tc>
+          <w:tcPr>
+            <w:tcW w:type="dxa" w:w="1700"/>
+            <w:tcBorders>
+              <w:top w:val="single" w:color="BFBFBF" w:sz="4"/>
+              <w:left w:val="single" w:color="BFBFBF" w:sz="4"/>
+              <w:bottom w:val="single" w:color="BFBFBF" w:sz="4"/>
+              <w:right w:val="single" w:color="BFBFBF" w:sz="4"/>
+            </w:tcBorders>
+            <w:tcMar>
+              <w:top w:type="dxa" w:w="60"/>
+              <w:left w:type="dxa" w:w="100"/>
+              <w:bottom w:type="dxa" w:w="60"/>
+              <w:right w:type="dxa" w:w="100"/>
+            </w:tcMar>
+          </w:tcPr>
+          <w:p>
+            <w:pPr>
+              <w:keepNext/>
+              <w:spacing w:after="0"/>
+              <w:jc w:val="right"/>
+            </w:pPr>
+            <w:r>
+              <w:rPr>
+                <w:rFonts w:ascii="Calibri" w:cs="Calibri" w:eastAsia="Calibri" w:hAnsi="Calibri"/>
+                <w:b w:val="false"/>
+                <w:bCs w:val="false"/>
+                <w:color w:val="000000"/>
+                <w:sz w:val="19"/>
+                <w:szCs w:val="19"/>
+              </w:rPr>
+              <w:t xml:space="preserve">$330,000</w:t>
+            </w:r>
+          </w:p>
+        </w:tc>
+        <w:tc>
+          <w:tcPr>
+            <w:tcW w:type="dxa" w:w="1510"/>
+            <w:tcBorders>
+              <w:top w:val="single" w:color="BFBFBF" w:sz="4"/>
+              <w:left w:val="single" w:color="BFBFBF" w:sz="4"/>
+              <w:bottom w:val="single" w:color="BFBFBF" w:sz="4"/>
+              <w:right w:val="single" w:color="BFBFBF" w:sz="4"/>
+            </w:tcBorders>
+            <w:tcMar>
+              <w:top w:type="dxa" w:w="60"/>
+              <w:left w:type="dxa" w:w="100"/>
+              <w:bottom w:type="dxa" w:w="60"/>
+              <w:right w:type="dxa" w:w="100"/>
+            </w:tcMar>
+          </w:tcPr>
+          <w:p>
+            <w:pPr>
+              <w:keepNext/>
+              <w:spacing w:after="0"/>
+              <w:jc w:val="right"/>
+            </w:pPr>
+            <w:r>
+              <w:rPr>
+                <w:rFonts w:ascii="Calibri" w:cs="Calibri" w:eastAsia="Calibri" w:hAnsi="Calibri"/>
+                <w:b w:val="false"/>
+                <w:bCs w:val="false"/>
+                <w:color w:val="000000"/>
+                <w:sz w:val="19"/>
+                <w:szCs w:val="19"/>
+              </w:rPr>
+              <w:t xml:space="preserve">$36,000</w:t>
+            </w:r>
+          </w:p>
+        </w:tc>
+      </w:tr>
+      <w:tr>
+        <w:trPr>
+          <w:cantSplit/>
+        </w:trPr>
+        <w:tc>
+          <w:tcPr>
+            <w:tcW w:type="dxa" w:w="1300"/>
+            <w:tcBorders>
+              <w:top w:val="single" w:color="BFBFBF" w:sz="4"/>
+              <w:left w:val="single" w:color="BFBFBF" w:sz="4"/>
+              <w:bottom w:val="single" w:color="BFBFBF" w:sz="4"/>
+              <w:right w:val="single" w:color="BFBFBF" w:sz="4"/>
+            </w:tcBorders>
+            <w:tcMar>
+              <w:top w:type="dxa" w:w="60"/>
+              <w:left w:type="dxa" w:w="100"/>
+              <w:bottom w:type="dxa" w:w="60"/>
+              <w:right w:type="dxa" w:w="100"/>
+            </w:tcMar>
+          </w:tcPr>
+          <w:p>
+            <w:pPr>
+              <w:keepNext/>
+              <w:spacing w:after="0"/>
+              <w:jc w:val="left"/>
+            </w:pPr>
+            <w:r>
+              <w:rPr>
+                <w:rFonts w:ascii="Calibri" w:cs="Calibri" w:eastAsia="Calibri" w:hAnsi="Calibri"/>
+                <w:b w:val="false"/>
+                <w:bCs w:val="false"/>
+                <w:color w:val="000000"/>
+                <w:sz w:val="19"/>
+                <w:szCs w:val="19"/>
+              </w:rPr>
+              <w:t xml:space="preserve">0.1 / 0.9</w:t>
+            </w:r>
+          </w:p>
+        </w:tc>
+        <w:tc>
+          <w:tcPr>
+            <w:tcW w:type="dxa" w:w="1300"/>
+            <w:tcBorders>
+              <w:top w:val="single" w:color="BFBFBF" w:sz="4"/>
+              <w:left w:val="single" w:color="BFBFBF" w:sz="4"/>
+              <w:bottom w:val="single" w:color="BFBFBF" w:sz="4"/>
+              <w:right w:val="single" w:color="BFBFBF" w:sz="4"/>
+            </w:tcBorders>
+            <w:tcMar>
+              <w:top w:type="dxa" w:w="60"/>
+              <w:left w:type="dxa" w:w="100"/>
+              <w:bottom w:type="dxa" w:w="60"/>
+              <w:right w:type="dxa" w:w="100"/>
+            </w:tcMar>
+          </w:tcPr>
+          <w:p>
+            <w:pPr>
+              <w:keepNext/>
+              <w:spacing w:after="0"/>
+              <w:jc w:val="right"/>
+            </w:pPr>
+            <w:r>
+              <w:rPr>
+                <w:rFonts w:ascii="Calibri" w:cs="Calibri" w:eastAsia="Calibri" w:hAnsi="Calibri"/>
+                <w:b w:val="false"/>
+                <w:bCs w:val="false"/>
+                <w:color w:val="000000"/>
+                <w:sz w:val="19"/>
+                <w:szCs w:val="19"/>
+              </w:rPr>
+              <w:t xml:space="preserve">1</w:t>
+            </w:r>
+          </w:p>
+        </w:tc>
+        <w:tc>
+          <w:tcPr>
+            <w:tcW w:type="dxa" w:w="1150"/>
+            <w:tcBorders>
+              <w:top w:val="single" w:color="BFBFBF" w:sz="4"/>
+              <w:left w:val="single" w:color="BFBFBF" w:sz="4"/>
+              <w:bottom w:val="single" w:color="BFBFBF" w:sz="4"/>
+              <w:right w:val="single" w:color="BFBFBF" w:sz="4"/>
+            </w:tcBorders>
+            <w:tcMar>
+              <w:top w:type="dxa" w:w="60"/>
+              <w:left w:type="dxa" w:w="100"/>
+              <w:bottom w:type="dxa" w:w="60"/>
+              <w:right w:type="dxa" w:w="100"/>
+            </w:tcMar>
+          </w:tcPr>
+          <w:p>
+            <w:pPr>
+              <w:keepNext/>
+              <w:spacing w:after="0"/>
+              <w:jc w:val="right"/>
+            </w:pPr>
+            <w:r>
+              <w:rPr>
+                <w:rFonts w:ascii="Calibri" w:cs="Calibri" w:eastAsia="Calibri" w:hAnsi="Calibri"/>
+                <w:b w:val="false"/>
+                <w:bCs w:val="false"/>
+                <w:color w:val="000000"/>
+                <w:sz w:val="19"/>
+                <w:szCs w:val="19"/>
+              </w:rPr>
+              <w:t xml:space="preserve">0.30</w:t>
+            </w:r>
+          </w:p>
+        </w:tc>
+        <w:tc>
+          <w:tcPr>
+            <w:tcW w:type="dxa" w:w="1150"/>
+            <w:tcBorders>
+              <w:top w:val="single" w:color="BFBFBF" w:sz="4"/>
+              <w:left w:val="single" w:color="BFBFBF" w:sz="4"/>
+              <w:bottom w:val="single" w:color="BFBFBF" w:sz="4"/>
+              <w:right w:val="single" w:color="BFBFBF" w:sz="4"/>
+            </w:tcBorders>
+            <w:tcMar>
+              <w:top w:type="dxa" w:w="60"/>
+              <w:left w:type="dxa" w:w="100"/>
+              <w:bottom w:type="dxa" w:w="60"/>
+              <w:right w:type="dxa" w:w="100"/>
+            </w:tcMar>
+          </w:tcPr>
+          <w:p>
+            <w:pPr>
+              <w:keepNext/>
+              <w:spacing w:after="0"/>
+              <w:jc w:val="right"/>
+            </w:pPr>
+            <w:r>
+              <w:rPr>
+                <w:rFonts w:ascii="Calibri" w:cs="Calibri" w:eastAsia="Calibri" w:hAnsi="Calibri"/>
+                <w:b w:val="false"/>
+                <w:bCs w:val="false"/>
+                <w:color w:val="000000"/>
+                <w:sz w:val="19"/>
+                <w:szCs w:val="19"/>
+              </w:rPr>
+              <w:t xml:space="preserve">93.5%</w:t>
+            </w:r>
+          </w:p>
+        </w:tc>
+        <w:tc>
+          <w:tcPr>
+            <w:tcW w:type="dxa" w:w="1250"/>
+            <w:tcBorders>
+              <w:top w:val="single" w:color="BFBFBF" w:sz="4"/>
+              <w:left w:val="single" w:color="BFBFBF" w:sz="4"/>
+              <w:bottom w:val="single" w:color="BFBFBF" w:sz="4"/>
+              <w:right w:val="single" w:color="BFBFBF" w:sz="4"/>
+            </w:tcBorders>
+            <w:tcMar>
+              <w:top w:type="dxa" w:w="60"/>
+              <w:left w:type="dxa" w:w="100"/>
+              <w:bottom w:type="dxa" w:w="60"/>
+              <w:right w:type="dxa" w:w="100"/>
+            </w:tcMar>
+          </w:tcPr>
+          <w:p>
+            <w:pPr>
+              <w:keepNext/>
+              <w:spacing w:after="0"/>
+              <w:jc w:val="right"/>
+            </w:pPr>
+            <w:r>
+              <w:rPr>
+                <w:rFonts w:ascii="Calibri" w:cs="Calibri" w:eastAsia="Calibri" w:hAnsi="Calibri"/>
+                <w:b w:val="false"/>
+                <w:bCs w:val="false"/>
+                <w:color w:val="000000"/>
+                <w:sz w:val="19"/>
+                <w:szCs w:val="19"/>
+              </w:rPr>
+              <w:t xml:space="preserve">62.0%</w:t>
+            </w:r>
+          </w:p>
+        </w:tc>
+        <w:tc>
+          <w:tcPr>
+            <w:tcW w:type="dxa" w:w="1700"/>
+            <w:tcBorders>
+              <w:top w:val="single" w:color="BFBFBF" w:sz="4"/>
+              <w:left w:val="single" w:color="BFBFBF" w:sz="4"/>
+              <w:bottom w:val="single" w:color="BFBFBF" w:sz="4"/>
+              <w:right w:val="single" w:color="BFBFBF" w:sz="4"/>
+            </w:tcBorders>
+            <w:tcMar>
+              <w:top w:type="dxa" w:w="60"/>
+              <w:left w:type="dxa" w:w="100"/>
+              <w:bottom w:type="dxa" w:w="60"/>
+              <w:right w:type="dxa" w:w="100"/>
+            </w:tcMar>
+          </w:tcPr>
+          <w:p>
+            <w:pPr>
+              <w:keepNext/>
+              <w:spacing w:after="0"/>
+              <w:jc w:val="right"/>
+            </w:pPr>
+            <w:r>
+              <w:rPr>
+                <w:rFonts w:ascii="Calibri" w:cs="Calibri" w:eastAsia="Calibri" w:hAnsi="Calibri"/>
+                <w:b w:val="false"/>
+                <w:bCs w:val="false"/>
+                <w:color w:val="000000"/>
+                <w:sz w:val="19"/>
+                <w:szCs w:val="19"/>
+              </w:rPr>
+              <w:t xml:space="preserve">$345,000</w:t>
+            </w:r>
+          </w:p>
+        </w:tc>
+        <w:tc>
+          <w:tcPr>
+            <w:tcW w:type="dxa" w:w="1510"/>
+            <w:tcBorders>
+              <w:top w:val="single" w:color="BFBFBF" w:sz="4"/>
+              <w:left w:val="single" w:color="BFBFBF" w:sz="4"/>
+              <w:bottom w:val="single" w:color="BFBFBF" w:sz="4"/>
+              <w:right w:val="single" w:color="BFBFBF" w:sz="4"/>
+            </w:tcBorders>
+            <w:tcMar>
+              <w:top w:type="dxa" w:w="60"/>
+              <w:left w:type="dxa" w:w="100"/>
+              <w:bottom w:type="dxa" w:w="60"/>
+              <w:right w:type="dxa" w:w="100"/>
+            </w:tcMar>
+          </w:tcPr>
+          <w:p>
+            <w:pPr>
+              <w:keepNext/>
+              <w:spacing w:after="0"/>
+              <w:jc w:val="right"/>
+            </w:pPr>
+            <w:r>
+              <w:rPr>
+                <w:rFonts w:ascii="Calibri" w:cs="Calibri" w:eastAsia="Calibri" w:hAnsi="Calibri"/>
+                <w:b w:val="false"/>
+                <w:bCs w:val="false"/>
+                <w:color w:val="000000"/>
+                <w:sz w:val="19"/>
+                <w:szCs w:val="19"/>
+              </w:rPr>
+              <w:t xml:space="preserve">$38,000</w:t>
+            </w:r>
+          </w:p>
+        </w:tc>
+      </w:tr>
+      <w:tr>
+        <w:trPr>
+          <w:cantSplit/>
+        </w:trPr>
+        <w:tc>
+          <w:tcPr>
+            <w:tcW w:type="dxa" w:w="1300"/>
+            <w:tcBorders>
+              <w:top w:val="single" w:color="BFBFBF" w:sz="4"/>
+              <w:left w:val="single" w:color="BFBFBF" w:sz="4"/>
+              <w:bottom w:val="single" w:color="BFBFBF" w:sz="4"/>
+              <w:right w:val="single" w:color="BFBFBF" w:sz="4"/>
+            </w:tcBorders>
+            <w:tcMar>
+              <w:top w:type="dxa" w:w="60"/>
+              <w:left w:type="dxa" w:w="100"/>
+              <w:bottom w:type="dxa" w:w="60"/>
+              <w:right w:type="dxa" w:w="100"/>
+            </w:tcMar>
+          </w:tcPr>
+          <w:p>
+            <w:pPr>
+              <w:keepNext/>
+              <w:spacing w:after="0"/>
+              <w:jc w:val="left"/>
+            </w:pPr>
+            <w:r>
+              <w:rPr>
+                <w:rFonts w:ascii="Calibri" w:cs="Calibri" w:eastAsia="Calibri" w:hAnsi="Calibri"/>
+                <w:b w:val="false"/>
+                <w:bCs w:val="false"/>
+                <w:color w:val="000000"/>
+                <w:sz w:val="19"/>
+                <w:szCs w:val="19"/>
+              </w:rPr>
+              <w:t xml:space="preserve">0.3 / 0.7</w:t>
+            </w:r>
+          </w:p>
+        </w:tc>
+        <w:tc>
+          <w:tcPr>
+            <w:tcW w:type="dxa" w:w="1300"/>
+            <w:tcBorders>
+              <w:top w:val="single" w:color="BFBFBF" w:sz="4"/>
+              <w:left w:val="single" w:color="BFBFBF" w:sz="4"/>
+              <w:bottom w:val="single" w:color="BFBFBF" w:sz="4"/>
+              <w:right w:val="single" w:color="BFBFBF" w:sz="4"/>
+            </w:tcBorders>
+            <w:tcMar>
+              <w:top w:type="dxa" w:w="60"/>
+              <w:left w:type="dxa" w:w="100"/>
+              <w:bottom w:type="dxa" w:w="60"/>
+              <w:right w:type="dxa" w:w="100"/>
+            </w:tcMar>
+          </w:tcPr>
+          <w:p>
+            <w:pPr>
+              <w:keepNext/>
+              <w:spacing w:after="0"/>
+              <w:jc w:val="right"/>
+            </w:pPr>
+            <w:r>
+              <w:rPr>
+                <w:rFonts w:ascii="Calibri" w:cs="Calibri" w:eastAsia="Calibri" w:hAnsi="Calibri"/>
+                <w:b w:val="false"/>
+                <w:bCs w:val="false"/>
+                <w:color w:val="000000"/>
+                <w:sz w:val="19"/>
+                <w:szCs w:val="19"/>
+              </w:rPr>
+              <w:t xml:space="preserve">10</w:t>
+            </w:r>
+          </w:p>
+        </w:tc>
+        <w:tc>
+          <w:tcPr>
+            <w:tcW w:type="dxa" w:w="1150"/>
+            <w:tcBorders>
+              <w:top w:val="single" w:color="BFBFBF" w:sz="4"/>
+              <w:left w:val="single" w:color="BFBFBF" w:sz="4"/>
+              <w:bottom w:val="single" w:color="BFBFBF" w:sz="4"/>
+              <w:right w:val="single" w:color="BFBFBF" w:sz="4"/>
+            </w:tcBorders>
+            <w:tcMar>
+              <w:top w:type="dxa" w:w="60"/>
+              <w:left w:type="dxa" w:w="100"/>
+              <w:bottom w:type="dxa" w:w="60"/>
+              <w:right w:type="dxa" w:w="100"/>
+            </w:tcMar>
+          </w:tcPr>
+          <w:p>
+            <w:pPr>
+              <w:keepNext/>
+              <w:spacing w:after="0"/>
+              <w:jc w:val="right"/>
+            </w:pPr>
+            <w:r>
+              <w:rPr>
+                <w:rFonts w:ascii="Calibri" w:cs="Calibri" w:eastAsia="Calibri" w:hAnsi="Calibri"/>
+                <w:b w:val="false"/>
+                <w:bCs w:val="false"/>
+                <w:color w:val="000000"/>
+                <w:sz w:val="19"/>
+                <w:szCs w:val="19"/>
+              </w:rPr>
+              <w:t xml:space="preserve">0.30</w:t>
+            </w:r>
+          </w:p>
+        </w:tc>
+        <w:tc>
+          <w:tcPr>
+            <w:tcW w:type="dxa" w:w="1150"/>
+            <w:tcBorders>
+              <w:top w:val="single" w:color="BFBFBF" w:sz="4"/>
+              <w:left w:val="single" w:color="BFBFBF" w:sz="4"/>
+              <w:bottom w:val="single" w:color="BFBFBF" w:sz="4"/>
+              <w:right w:val="single" w:color="BFBFBF" w:sz="4"/>
+            </w:tcBorders>
+            <w:tcMar>
+              <w:top w:type="dxa" w:w="60"/>
+              <w:left w:type="dxa" w:w="100"/>
+              <w:bottom w:type="dxa" w:w="60"/>
+              <w:right w:type="dxa" w:w="100"/>
+            </w:tcMar>
+          </w:tcPr>
+          <w:p>
+            <w:pPr>
+              <w:keepNext/>
+              <w:spacing w:after="0"/>
+              <w:jc w:val="right"/>
+            </w:pPr>
+            <w:r>
+              <w:rPr>
+                <w:rFonts w:ascii="Calibri" w:cs="Calibri" w:eastAsia="Calibri" w:hAnsi="Calibri"/>
+                <w:b w:val="false"/>
+                <w:bCs w:val="false"/>
+                <w:color w:val="000000"/>
+                <w:sz w:val="19"/>
+                <w:szCs w:val="19"/>
+              </w:rPr>
+              <w:t xml:space="preserve">87.7%</w:t>
+            </w:r>
+          </w:p>
+        </w:tc>
+        <w:tc>
+          <w:tcPr>
+            <w:tcW w:type="dxa" w:w="1250"/>
+            <w:tcBorders>
+              <w:top w:val="single" w:color="BFBFBF" w:sz="4"/>
+              <w:left w:val="single" w:color="BFBFBF" w:sz="4"/>
+              <w:bottom w:val="single" w:color="BFBFBF" w:sz="4"/>
+              <w:right w:val="single" w:color="BFBFBF" w:sz="4"/>
+            </w:tcBorders>
+            <w:tcMar>
+              <w:top w:type="dxa" w:w="60"/>
+              <w:left w:type="dxa" w:w="100"/>
+              <w:bottom w:type="dxa" w:w="60"/>
+              <w:right w:type="dxa" w:w="100"/>
+            </w:tcMar>
+          </w:tcPr>
+          <w:p>
+            <w:pPr>
+              <w:keepNext/>
+              <w:spacing w:after="0"/>
+              <w:jc w:val="right"/>
+            </w:pPr>
+            <w:r>
+              <w:rPr>
+                <w:rFonts w:ascii="Calibri" w:cs="Calibri" w:eastAsia="Calibri" w:hAnsi="Calibri"/>
+                <w:b w:val="false"/>
+                <w:bCs w:val="false"/>
+                <w:color w:val="000000"/>
+                <w:sz w:val="19"/>
+                <w:szCs w:val="19"/>
+              </w:rPr>
+              <w:t xml:space="preserve">57.7%</w:t>
+            </w:r>
+          </w:p>
+        </w:tc>
+        <w:tc>
+          <w:tcPr>
+            <w:tcW w:type="dxa" w:w="1700"/>
+            <w:tcBorders>
+              <w:top w:val="single" w:color="BFBFBF" w:sz="4"/>
+              <w:left w:val="single" w:color="BFBFBF" w:sz="4"/>
+              <w:bottom w:val="single" w:color="BFBFBF" w:sz="4"/>
+              <w:right w:val="single" w:color="BFBFBF" w:sz="4"/>
+            </w:tcBorders>
+            <w:tcMar>
+              <w:top w:type="dxa" w:w="60"/>
+              <w:left w:type="dxa" w:w="100"/>
+              <w:bottom w:type="dxa" w:w="60"/>
+              <w:right w:type="dxa" w:w="100"/>
+            </w:tcMar>
+          </w:tcPr>
+          <w:p>
+            <w:pPr>
+              <w:keepNext/>
+              <w:spacing w:after="0"/>
+              <w:jc w:val="right"/>
+            </w:pPr>
+            <w:r>
+              <w:rPr>
+                <w:rFonts w:ascii="Calibri" w:cs="Calibri" w:eastAsia="Calibri" w:hAnsi="Calibri"/>
+                <w:b w:val="false"/>
+                <w:bCs w:val="false"/>
+                <w:color w:val="000000"/>
+                <w:sz w:val="19"/>
+                <w:szCs w:val="19"/>
+              </w:rPr>
+              <w:t xml:space="preserve">$477,000</w:t>
+            </w:r>
+          </w:p>
+        </w:tc>
+        <w:tc>
+          <w:tcPr>
+            <w:tcW w:type="dxa" w:w="1510"/>
+            <w:tcBorders>
+              <w:top w:val="single" w:color="BFBFBF" w:sz="4"/>
+              <w:left w:val="single" w:color="BFBFBF" w:sz="4"/>
+              <w:bottom w:val="single" w:color="BFBFBF" w:sz="4"/>
+              <w:right w:val="single" w:color="BFBFBF" w:sz="4"/>
+            </w:tcBorders>
+            <w:tcMar>
+              <w:top w:type="dxa" w:w="60"/>
+              <w:left w:type="dxa" w:w="100"/>
+              <w:bottom w:type="dxa" w:w="60"/>
+              <w:right w:type="dxa" w:w="100"/>
+            </w:tcMar>
+          </w:tcPr>
+          <w:p>
+            <w:pPr>
+              <w:keepNext/>
+              <w:spacing w:after="0"/>
+              <w:jc w:val="right"/>
+            </w:pPr>
+            <w:r>
+              <w:rPr>
+                <w:rFonts w:ascii="Calibri" w:cs="Calibri" w:eastAsia="Calibri" w:hAnsi="Calibri"/>
+                <w:b w:val="false"/>
+                <w:bCs w:val="false"/>
+                <w:color w:val="000000"/>
+                <w:sz w:val="19"/>
+                <w:szCs w:val="19"/>
+              </w:rPr>
+              <w:t xml:space="preserve">$55,000</w:t>
+            </w:r>
+          </w:p>
+        </w:tc>
+      </w:tr>
+      <w:tr>
+        <w:trPr>
+          <w:cantSplit/>
+        </w:trPr>
+        <w:tc>
+          <w:tcPr>
+            <w:tcW w:type="dxa" w:w="1300"/>
+            <w:tcBorders>
+              <w:top w:val="single" w:color="BFBFBF" w:sz="4"/>
+              <w:left w:val="single" w:color="BFBFBF" w:sz="4"/>
+              <w:bottom w:val="single" w:color="BFBFBF" w:sz="4"/>
+              <w:right w:val="single" w:color="BFBFBF" w:sz="4"/>
+            </w:tcBorders>
+            <w:tcMar>
+              <w:top w:type="dxa" w:w="60"/>
+              <w:left w:type="dxa" w:w="100"/>
+              <w:bottom w:type="dxa" w:w="60"/>
+              <w:right w:type="dxa" w:w="100"/>
+            </w:tcMar>
+          </w:tcPr>
+          <w:p>
+            <w:pPr>
+              <w:keepNext/>
+              <w:spacing w:after="0"/>
+              <w:jc w:val="left"/>
+            </w:pPr>
+            <w:r>
+              <w:rPr>
+                <w:rFonts w:ascii="Calibri" w:cs="Calibri" w:eastAsia="Calibri" w:hAnsi="Calibri"/>
+                <w:b w:val="false"/>
+                <w:bCs w:val="false"/>
+                <w:color w:val="000000"/>
+                <w:sz w:val="19"/>
+                <w:szCs w:val="19"/>
+              </w:rPr>
+              <w:t xml:space="preserve">none</w:t>
+            </w:r>
+          </w:p>
+        </w:tc>
+        <w:tc>
+          <w:tcPr>
+            <w:tcW w:type="dxa" w:w="1300"/>
+            <w:tcBorders>
+              <w:top w:val="single" w:color="BFBFBF" w:sz="4"/>
+              <w:left w:val="single" w:color="BFBFBF" w:sz="4"/>
+              <w:bottom w:val="single" w:color="BFBFBF" w:sz="4"/>
+              <w:right w:val="single" w:color="BFBFBF" w:sz="4"/>
+            </w:tcBorders>
+            <w:tcMar>
+              <w:top w:type="dxa" w:w="60"/>
+              <w:left w:type="dxa" w:w="100"/>
+              <w:bottom w:type="dxa" w:w="60"/>
+              <w:right w:type="dxa" w:w="100"/>
+            </w:tcMar>
+          </w:tcPr>
+          <w:p>
+            <w:pPr>
+              <w:keepNext/>
+              <w:spacing w:after="0"/>
+              <w:jc w:val="right"/>
+            </w:pPr>
+            <w:r>
+              <w:rPr>
+                <w:rFonts w:ascii="Calibri" w:cs="Calibri" w:eastAsia="Calibri" w:hAnsi="Calibri"/>
+                <w:b w:val="false"/>
+                <w:bCs w:val="false"/>
+                <w:color w:val="000000"/>
+                <w:sz w:val="19"/>
+                <w:szCs w:val="19"/>
+              </w:rPr>
+              <w:t xml:space="preserve">10</w:t>
+            </w:r>
+          </w:p>
+        </w:tc>
+        <w:tc>
+          <w:tcPr>
+            <w:tcW w:type="dxa" w:w="1150"/>
+            <w:tcBorders>
+              <w:top w:val="single" w:color="BFBFBF" w:sz="4"/>
+              <w:left w:val="single" w:color="BFBFBF" w:sz="4"/>
+              <w:bottom w:val="single" w:color="BFBFBF" w:sz="4"/>
+              <w:right w:val="single" w:color="BFBFBF" w:sz="4"/>
+            </w:tcBorders>
+            <w:tcMar>
+              <w:top w:type="dxa" w:w="60"/>
+              <w:left w:type="dxa" w:w="100"/>
+              <w:bottom w:type="dxa" w:w="60"/>
+              <w:right w:type="dxa" w:w="100"/>
+            </w:tcMar>
+          </w:tcPr>
+          <w:p>
+            <w:pPr>
+              <w:keepNext/>
+              <w:spacing w:after="0"/>
+              <w:jc w:val="right"/>
+            </w:pPr>
+            <w:r>
+              <w:rPr>
+                <w:rFonts w:ascii="Calibri" w:cs="Calibri" w:eastAsia="Calibri" w:hAnsi="Calibri"/>
+                <w:b w:val="false"/>
+                <w:bCs w:val="false"/>
+                <w:color w:val="000000"/>
+                <w:sz w:val="19"/>
+                <w:szCs w:val="19"/>
+              </w:rPr>
+              <w:t xml:space="preserve">0.20</w:t>
+            </w:r>
+          </w:p>
+        </w:tc>
+        <w:tc>
+          <w:tcPr>
+            <w:tcW w:type="dxa" w:w="1150"/>
+            <w:tcBorders>
+              <w:top w:val="single" w:color="BFBFBF" w:sz="4"/>
+              <w:left w:val="single" w:color="BFBFBF" w:sz="4"/>
+              <w:bottom w:val="single" w:color="BFBFBF" w:sz="4"/>
+              <w:right w:val="single" w:color="BFBFBF" w:sz="4"/>
+            </w:tcBorders>
+            <w:tcMar>
+              <w:top w:type="dxa" w:w="60"/>
+              <w:left w:type="dxa" w:w="100"/>
+              <w:bottom w:type="dxa" w:w="60"/>
+              <w:right w:type="dxa" w:w="100"/>
+            </w:tcMar>
+          </w:tcPr>
+          <w:p>
+            <w:pPr>
+              <w:keepNext/>
+              <w:spacing w:after="0"/>
+              <w:jc w:val="right"/>
+            </w:pPr>
+            <w:r>
+              <w:rPr>
+                <w:rFonts w:ascii="Calibri" w:cs="Calibri" w:eastAsia="Calibri" w:hAnsi="Calibri"/>
+                <w:b w:val="false"/>
+                <w:bCs w:val="false"/>
+                <w:color w:val="000000"/>
+                <w:sz w:val="19"/>
+                <w:szCs w:val="19"/>
+              </w:rPr>
+              <w:t xml:space="preserve">86.5%</w:t>
+            </w:r>
+          </w:p>
+        </w:tc>
+        <w:tc>
+          <w:tcPr>
+            <w:tcW w:type="dxa" w:w="1250"/>
+            <w:tcBorders>
+              <w:top w:val="single" w:color="BFBFBF" w:sz="4"/>
+              <w:left w:val="single" w:color="BFBFBF" w:sz="4"/>
+              <w:bottom w:val="single" w:color="BFBFBF" w:sz="4"/>
+              <w:right w:val="single" w:color="BFBFBF" w:sz="4"/>
+            </w:tcBorders>
+            <w:tcMar>
+              <w:top w:type="dxa" w:w="60"/>
+              <w:left w:type="dxa" w:w="100"/>
+              <w:bottom w:type="dxa" w:w="60"/>
+              <w:right w:type="dxa" w:w="100"/>
+            </w:tcMar>
+          </w:tcPr>
+          <w:p>
+            <w:pPr>
+              <w:keepNext/>
+              <w:spacing w:after="0"/>
+              <w:jc w:val="right"/>
+            </w:pPr>
+            <w:r>
+              <w:rPr>
+                <w:rFonts w:ascii="Calibri" w:cs="Calibri" w:eastAsia="Calibri" w:hAnsi="Calibri"/>
+                <w:b w:val="false"/>
+                <w:bCs w:val="false"/>
+                <w:color w:val="000000"/>
+                <w:sz w:val="19"/>
+                <w:szCs w:val="19"/>
+              </w:rPr>
+              <w:t xml:space="preserve">58.6%</w:t>
+            </w:r>
+          </w:p>
+        </w:tc>
+        <w:tc>
+          <w:tcPr>
+            <w:tcW w:type="dxa" w:w="1700"/>
+            <w:tcBorders>
+              <w:top w:val="single" w:color="BFBFBF" w:sz="4"/>
+              <w:left w:val="single" w:color="BFBFBF" w:sz="4"/>
+              <w:bottom w:val="single" w:color="BFBFBF" w:sz="4"/>
+              <w:right w:val="single" w:color="BFBFBF" w:sz="4"/>
+            </w:tcBorders>
+            <w:tcMar>
+              <w:top w:type="dxa" w:w="60"/>
+              <w:left w:type="dxa" w:w="100"/>
+              <w:bottom w:type="dxa" w:w="60"/>
+              <w:right w:type="dxa" w:w="100"/>
+            </w:tcMar>
+          </w:tcPr>
+          <w:p>
+            <w:pPr>
+              <w:keepNext/>
+              <w:spacing w:after="0"/>
+              <w:jc w:val="right"/>
+            </w:pPr>
+            <w:r>
+              <w:rPr>
+                <w:rFonts w:ascii="Calibri" w:cs="Calibri" w:eastAsia="Calibri" w:hAnsi="Calibri"/>
+                <w:b w:val="false"/>
+                <w:bCs w:val="false"/>
+                <w:color w:val="000000"/>
+                <w:sz w:val="19"/>
+                <w:szCs w:val="19"/>
+              </w:rPr>
+              <w:t xml:space="preserve">$485,000</w:t>
+            </w:r>
+          </w:p>
+        </w:tc>
+        <w:tc>
+          <w:tcPr>
+            <w:tcW w:type="dxa" w:w="1510"/>
+            <w:tcBorders>
+              <w:top w:val="single" w:color="BFBFBF" w:sz="4"/>
+              <w:left w:val="single" w:color="BFBFBF" w:sz="4"/>
+              <w:bottom w:val="single" w:color="BFBFBF" w:sz="4"/>
+              <w:right w:val="single" w:color="BFBFBF" w:sz="4"/>
+            </w:tcBorders>
+            <w:tcMar>
+              <w:top w:type="dxa" w:w="60"/>
+              <w:left w:type="dxa" w:w="100"/>
+              <w:bottom w:type="dxa" w:w="60"/>
+              <w:right w:type="dxa" w:w="100"/>
+            </w:tcMar>
+          </w:tcPr>
+          <w:p>
+            <w:pPr>
+              <w:keepNext/>
+              <w:spacing w:after="0"/>
+              <w:jc w:val="right"/>
+            </w:pPr>
+            <w:r>
+              <w:rPr>
+                <w:rFonts w:ascii="Calibri" w:cs="Calibri" w:eastAsia="Calibri" w:hAnsi="Calibri"/>
+                <w:b w:val="false"/>
+                <w:bCs w:val="false"/>
+                <w:color w:val="000000"/>
+                <w:sz w:val="19"/>
+                <w:szCs w:val="19"/>
+              </w:rPr>
+              <w:t xml:space="preserve">$48,000</w:t>
+            </w:r>
+          </w:p>
+        </w:tc>
+      </w:tr>
+      <w:tr>
+        <w:trPr>
+          <w:cantSplit/>
+        </w:trPr>
+        <w:tc>
+          <w:tcPr>
+            <w:tcW w:type="dxa" w:w="1300"/>
+            <w:tcBorders>
+              <w:top w:val="single" w:color="BFBFBF" w:sz="4"/>
+              <w:left w:val="single" w:color="BFBFBF" w:sz="4"/>
+              <w:bottom w:val="single" w:color="BFBFBF" w:sz="4"/>
+              <w:right w:val="single" w:color="BFBFBF" w:sz="4"/>
+            </w:tcBorders>
+            <w:tcMar>
+              <w:top w:type="dxa" w:w="60"/>
+              <w:left w:type="dxa" w:w="100"/>
+              <w:bottom w:type="dxa" w:w="60"/>
+              <w:right w:type="dxa" w:w="100"/>
+            </w:tcMar>
+          </w:tcPr>
+          <w:p>
+            <w:pPr>
+              <w:keepNext/>
+              <w:spacing w:after="0"/>
+              <w:jc w:val="left"/>
+            </w:pPr>
+            <w:r>
+              <w:rPr>
+                <w:rFonts w:ascii="Calibri" w:cs="Calibri" w:eastAsia="Calibri" w:hAnsi="Calibri"/>
+                <w:b w:val="false"/>
+                <w:bCs w:val="false"/>
+                <w:color w:val="000000"/>
+                <w:sz w:val="19"/>
+                <w:szCs w:val="19"/>
+              </w:rPr>
+              <w:t xml:space="preserve">0.2 / 0.8</w:t>
+            </w:r>
+          </w:p>
+        </w:tc>
+        <w:tc>
+          <w:tcPr>
+            <w:tcW w:type="dxa" w:w="1300"/>
+            <w:tcBorders>
+              <w:top w:val="single" w:color="BFBFBF" w:sz="4"/>
+              <w:left w:val="single" w:color="BFBFBF" w:sz="4"/>
+              <w:bottom w:val="single" w:color="BFBFBF" w:sz="4"/>
+              <w:right w:val="single" w:color="BFBFBF" w:sz="4"/>
+            </w:tcBorders>
+            <w:tcMar>
+              <w:top w:type="dxa" w:w="60"/>
+              <w:left w:type="dxa" w:w="100"/>
+              <w:bottom w:type="dxa" w:w="60"/>
+              <w:right w:type="dxa" w:w="100"/>
+            </w:tcMar>
+          </w:tcPr>
+          <w:p>
+            <w:pPr>
+              <w:keepNext/>
+              <w:spacing w:after="0"/>
+              <w:jc w:val="right"/>
+            </w:pPr>
+            <w:r>
+              <w:rPr>
+                <w:rFonts w:ascii="Calibri" w:cs="Calibri" w:eastAsia="Calibri" w:hAnsi="Calibri"/>
+                <w:b w:val="false"/>
+                <w:bCs w:val="false"/>
+                <w:color w:val="000000"/>
+                <w:sz w:val="19"/>
+                <w:szCs w:val="19"/>
+              </w:rPr>
+              <w:t xml:space="preserve">10</w:t>
+            </w:r>
+          </w:p>
+        </w:tc>
+        <w:tc>
+          <w:tcPr>
+            <w:tcW w:type="dxa" w:w="1150"/>
+            <w:tcBorders>
+              <w:top w:val="single" w:color="BFBFBF" w:sz="4"/>
+              <w:left w:val="single" w:color="BFBFBF" w:sz="4"/>
+              <w:bottom w:val="single" w:color="BFBFBF" w:sz="4"/>
+              <w:right w:val="single" w:color="BFBFBF" w:sz="4"/>
+            </w:tcBorders>
+            <w:tcMar>
+              <w:top w:type="dxa" w:w="60"/>
+              <w:left w:type="dxa" w:w="100"/>
+              <w:bottom w:type="dxa" w:w="60"/>
+              <w:right w:type="dxa" w:w="100"/>
+            </w:tcMar>
+          </w:tcPr>
+          <w:p>
+            <w:pPr>
+              <w:keepNext/>
+              <w:spacing w:after="0"/>
+              <w:jc w:val="right"/>
+            </w:pPr>
+            <w:r>
+              <w:rPr>
+                <w:rFonts w:ascii="Calibri" w:cs="Calibri" w:eastAsia="Calibri" w:hAnsi="Calibri"/>
+                <w:b w:val="false"/>
+                <w:bCs w:val="false"/>
+                <w:color w:val="000000"/>
+                <w:sz w:val="19"/>
+                <w:szCs w:val="19"/>
+              </w:rPr>
+              <w:t xml:space="preserve">0.40</w:t>
+            </w:r>
+          </w:p>
+        </w:tc>
+        <w:tc>
+          <w:tcPr>
+            <w:tcW w:type="dxa" w:w="1150"/>
+            <w:tcBorders>
+              <w:top w:val="single" w:color="BFBFBF" w:sz="4"/>
+              <w:left w:val="single" w:color="BFBFBF" w:sz="4"/>
+              <w:bottom w:val="single" w:color="BFBFBF" w:sz="4"/>
+              <w:right w:val="single" w:color="BFBFBF" w:sz="4"/>
+            </w:tcBorders>
+            <w:tcMar>
+              <w:top w:type="dxa" w:w="60"/>
+              <w:left w:type="dxa" w:w="100"/>
+              <w:bottom w:type="dxa" w:w="60"/>
+              <w:right w:type="dxa" w:w="100"/>
+            </w:tcMar>
+          </w:tcPr>
+          <w:p>
+            <w:pPr>
+              <w:keepNext/>
+              <w:spacing w:after="0"/>
+              <w:jc w:val="right"/>
+            </w:pPr>
+            <w:r>
+              <w:rPr>
+                <w:rFonts w:ascii="Calibri" w:cs="Calibri" w:eastAsia="Calibri" w:hAnsi="Calibri"/>
+                <w:b w:val="false"/>
+                <w:bCs w:val="false"/>
+                <w:color w:val="000000"/>
+                <w:sz w:val="19"/>
+                <w:szCs w:val="19"/>
+              </w:rPr>
+              <w:t xml:space="preserve">86.5%</w:t>
+            </w:r>
+          </w:p>
+        </w:tc>
+        <w:tc>
+          <w:tcPr>
+            <w:tcW w:type="dxa" w:w="1250"/>
+            <w:tcBorders>
+              <w:top w:val="single" w:color="BFBFBF" w:sz="4"/>
+              <w:left w:val="single" w:color="BFBFBF" w:sz="4"/>
+              <w:bottom w:val="single" w:color="BFBFBF" w:sz="4"/>
+              <w:right w:val="single" w:color="BFBFBF" w:sz="4"/>
+            </w:tcBorders>
+            <w:tcMar>
+              <w:top w:type="dxa" w:w="60"/>
+              <w:left w:type="dxa" w:w="100"/>
+              <w:bottom w:type="dxa" w:w="60"/>
+              <w:right w:type="dxa" w:w="100"/>
+            </w:tcMar>
+          </w:tcPr>
+          <w:p>
+            <w:pPr>
+              <w:keepNext/>
+              <w:spacing w:after="0"/>
+              <w:jc w:val="right"/>
+            </w:pPr>
+            <w:r>
+              <w:rPr>
+                <w:rFonts w:ascii="Calibri" w:cs="Calibri" w:eastAsia="Calibri" w:hAnsi="Calibri"/>
+                <w:b w:val="false"/>
+                <w:bCs w:val="false"/>
+                <w:color w:val="000000"/>
+                <w:sz w:val="19"/>
+                <w:szCs w:val="19"/>
+              </w:rPr>
+              <w:t xml:space="preserve">58.6%</w:t>
+            </w:r>
+          </w:p>
+        </w:tc>
+        <w:tc>
+          <w:tcPr>
+            <w:tcW w:type="dxa" w:w="1700"/>
+            <w:tcBorders>
+              <w:top w:val="single" w:color="BFBFBF" w:sz="4"/>
+              <w:left w:val="single" w:color="BFBFBF" w:sz="4"/>
+              <w:bottom w:val="single" w:color="BFBFBF" w:sz="4"/>
+              <w:right w:val="single" w:color="BFBFBF" w:sz="4"/>
+            </w:tcBorders>
+            <w:tcMar>
+              <w:top w:type="dxa" w:w="60"/>
+              <w:left w:type="dxa" w:w="100"/>
+              <w:bottom w:type="dxa" w:w="60"/>
+              <w:right w:type="dxa" w:w="100"/>
+            </w:tcMar>
+          </w:tcPr>
+          <w:p>
+            <w:pPr>
+              <w:keepNext/>
+              <w:spacing w:after="0"/>
+              <w:jc w:val="right"/>
+            </w:pPr>
+            <w:r>
+              <w:rPr>
+                <w:rFonts w:ascii="Calibri" w:cs="Calibri" w:eastAsia="Calibri" w:hAnsi="Calibri"/>
+                <w:b w:val="false"/>
+                <w:bCs w:val="false"/>
+                <w:color w:val="000000"/>
+                <w:sz w:val="19"/>
+                <w:szCs w:val="19"/>
+              </w:rPr>
+              <w:t xml:space="preserve">$486,000</w:t>
+            </w:r>
+          </w:p>
+        </w:tc>
+        <w:tc>
+          <w:tcPr>
+            <w:tcW w:type="dxa" w:w="1510"/>
+            <w:tcBorders>
+              <w:top w:val="single" w:color="BFBFBF" w:sz="4"/>
+              <w:left w:val="single" w:color="BFBFBF" w:sz="4"/>
+              <w:bottom w:val="single" w:color="BFBFBF" w:sz="4"/>
+              <w:right w:val="single" w:color="BFBFBF" w:sz="4"/>
+            </w:tcBorders>
+            <w:tcMar>
+              <w:top w:type="dxa" w:w="60"/>
+              <w:left w:type="dxa" w:w="100"/>
+              <w:bottom w:type="dxa" w:w="60"/>
+              <w:right w:type="dxa" w:w="100"/>
+            </w:tcMar>
+          </w:tcPr>
+          <w:p>
+            <w:pPr>
+              <w:keepNext/>
+              <w:spacing w:after="0"/>
+              <w:jc w:val="right"/>
+            </w:pPr>
+            <w:r>
+              <w:rPr>
+                <w:rFonts w:ascii="Calibri" w:cs="Calibri" w:eastAsia="Calibri" w:hAnsi="Calibri"/>
+                <w:b w:val="false"/>
+                <w:bCs w:val="false"/>
+                <w:color w:val="000000"/>
+                <w:sz w:val="19"/>
+                <w:szCs w:val="19"/>
+              </w:rPr>
+              <w:t xml:space="preserve">$52,000</w:t>
+            </w:r>
+          </w:p>
+        </w:tc>
+      </w:tr>
+      <w:tr>
+        <w:trPr>
+          <w:cantSplit/>
+        </w:trPr>
+        <w:tc>
+          <w:tcPr>
+            <w:tcW w:type="dxa" w:w="1300"/>
+            <w:tcBorders>
+              <w:top w:val="single" w:color="BFBFBF" w:sz="4"/>
+              <w:left w:val="single" w:color="BFBFBF" w:sz="4"/>
+              <w:bottom w:val="single" w:color="BFBFBF" w:sz="4"/>
+              <w:right w:val="single" w:color="BFBFBF" w:sz="4"/>
+            </w:tcBorders>
+            <w:tcMar>
+              <w:top w:type="dxa" w:w="60"/>
+              <w:left w:type="dxa" w:w="100"/>
+              <w:bottom w:type="dxa" w:w="60"/>
+              <w:right w:type="dxa" w:w="100"/>
+            </w:tcMar>
+          </w:tcPr>
+          <w:p>
+            <w:pPr>
+              <w:keepNext/>
+              <w:spacing w:after="0"/>
+              <w:jc w:val="left"/>
+            </w:pPr>
+            <w:r>
+              <w:rPr>
+                <w:rFonts w:ascii="Calibri" w:cs="Calibri" w:eastAsia="Calibri" w:hAnsi="Calibri"/>
+                <w:b w:val="false"/>
+                <w:bCs w:val="false"/>
+                <w:color w:val="000000"/>
+                <w:sz w:val="19"/>
+                <w:szCs w:val="19"/>
+              </w:rPr>
+              <w:t xml:space="preserve">balanced</w:t>
+            </w:r>
+          </w:p>
+        </w:tc>
+        <w:tc>
+          <w:tcPr>
+            <w:tcW w:type="dxa" w:w="1300"/>
+            <w:tcBorders>
+              <w:top w:val="single" w:color="BFBFBF" w:sz="4"/>
+              <w:left w:val="single" w:color="BFBFBF" w:sz="4"/>
+              <w:bottom w:val="single" w:color="BFBFBF" w:sz="4"/>
+              <w:right w:val="single" w:color="BFBFBF" w:sz="4"/>
+            </w:tcBorders>
+            <w:tcMar>
+              <w:top w:type="dxa" w:w="60"/>
+              <w:left w:type="dxa" w:w="100"/>
+              <w:bottom w:type="dxa" w:w="60"/>
+              <w:right w:type="dxa" w:w="100"/>
+            </w:tcMar>
+          </w:tcPr>
+          <w:p>
+            <w:pPr>
+              <w:keepNext/>
+              <w:spacing w:after="0"/>
+              <w:jc w:val="right"/>
+            </w:pPr>
+            <w:r>
+              <w:rPr>
+                <w:rFonts w:ascii="Calibri" w:cs="Calibri" w:eastAsia="Calibri" w:hAnsi="Calibri"/>
+                <w:b w:val="false"/>
+                <w:bCs w:val="false"/>
+                <w:color w:val="000000"/>
+                <w:sz w:val="19"/>
+                <w:szCs w:val="19"/>
+              </w:rPr>
+              <w:t xml:space="preserve">10</w:t>
+            </w:r>
+          </w:p>
+        </w:tc>
+        <w:tc>
+          <w:tcPr>
+            <w:tcW w:type="dxa" w:w="1150"/>
+            <w:tcBorders>
+              <w:top w:val="single" w:color="BFBFBF" w:sz="4"/>
+              <w:left w:val="single" w:color="BFBFBF" w:sz="4"/>
+              <w:bottom w:val="single" w:color="BFBFBF" w:sz="4"/>
+              <w:right w:val="single" w:color="BFBFBF" w:sz="4"/>
+            </w:tcBorders>
+            <w:tcMar>
+              <w:top w:type="dxa" w:w="60"/>
+              <w:left w:type="dxa" w:w="100"/>
+              <w:bottom w:type="dxa" w:w="60"/>
+              <w:right w:type="dxa" w:w="100"/>
+            </w:tcMar>
+          </w:tcPr>
+          <w:p>
+            <w:pPr>
+              <w:keepNext/>
+              <w:spacing w:after="0"/>
+              <w:jc w:val="right"/>
+            </w:pPr>
+            <w:r>
+              <w:rPr>
+                <w:rFonts w:ascii="Calibri" w:cs="Calibri" w:eastAsia="Calibri" w:hAnsi="Calibri"/>
+                <w:b w:val="false"/>
+                <w:bCs w:val="false"/>
+                <w:color w:val="000000"/>
+                <w:sz w:val="19"/>
+                <w:szCs w:val="19"/>
+              </w:rPr>
+              <w:t xml:space="preserve">0.35</w:t>
+            </w:r>
+          </w:p>
+        </w:tc>
+        <w:tc>
+          <w:tcPr>
+            <w:tcW w:type="dxa" w:w="1150"/>
+            <w:tcBorders>
+              <w:top w:val="single" w:color="BFBFBF" w:sz="4"/>
+              <w:left w:val="single" w:color="BFBFBF" w:sz="4"/>
+              <w:bottom w:val="single" w:color="BFBFBF" w:sz="4"/>
+              <w:right w:val="single" w:color="BFBFBF" w:sz="4"/>
+            </w:tcBorders>
+            <w:tcMar>
+              <w:top w:type="dxa" w:w="60"/>
+              <w:left w:type="dxa" w:w="100"/>
+              <w:bottom w:type="dxa" w:w="60"/>
+              <w:right w:type="dxa" w:w="100"/>
+            </w:tcMar>
+          </w:tcPr>
+          <w:p>
+            <w:pPr>
+              <w:keepNext/>
+              <w:spacing w:after="0"/>
+              <w:jc w:val="right"/>
+            </w:pPr>
+            <w:r>
+              <w:rPr>
+                <w:rFonts w:ascii="Calibri" w:cs="Calibri" w:eastAsia="Calibri" w:hAnsi="Calibri"/>
+                <w:b w:val="false"/>
+                <w:bCs w:val="false"/>
+                <w:color w:val="000000"/>
+                <w:sz w:val="19"/>
+                <w:szCs w:val="19"/>
+              </w:rPr>
+              <w:t xml:space="preserve">89.9%</w:t>
+            </w:r>
+          </w:p>
+        </w:tc>
+        <w:tc>
+          <w:tcPr>
+            <w:tcW w:type="dxa" w:w="1250"/>
+            <w:tcBorders>
+              <w:top w:val="single" w:color="BFBFBF" w:sz="4"/>
+              <w:left w:val="single" w:color="BFBFBF" w:sz="4"/>
+              <w:bottom w:val="single" w:color="BFBFBF" w:sz="4"/>
+              <w:right w:val="single" w:color="BFBFBF" w:sz="4"/>
+            </w:tcBorders>
+            <w:tcMar>
+              <w:top w:type="dxa" w:w="60"/>
+              <w:left w:type="dxa" w:w="100"/>
+              <w:bottom w:type="dxa" w:w="60"/>
+              <w:right w:type="dxa" w:w="100"/>
+            </w:tcMar>
+          </w:tcPr>
+          <w:p>
+            <w:pPr>
+              <w:keepNext/>
+              <w:spacing w:after="0"/>
+              <w:jc w:val="right"/>
+            </w:pPr>
+            <w:r>
+              <w:rPr>
+                <w:rFonts w:ascii="Calibri" w:cs="Calibri" w:eastAsia="Calibri" w:hAnsi="Calibri"/>
+                <w:b w:val="false"/>
+                <w:bCs w:val="false"/>
+                <w:color w:val="000000"/>
+                <w:sz w:val="19"/>
+                <w:szCs w:val="19"/>
+              </w:rPr>
+              <w:t xml:space="preserve">53.9%</w:t>
+            </w:r>
+          </w:p>
+        </w:tc>
+        <w:tc>
+          <w:tcPr>
+            <w:tcW w:type="dxa" w:w="1700"/>
+            <w:tcBorders>
+              <w:top w:val="single" w:color="BFBFBF" w:sz="4"/>
+              <w:left w:val="single" w:color="BFBFBF" w:sz="4"/>
+              <w:bottom w:val="single" w:color="BFBFBF" w:sz="4"/>
+              <w:right w:val="single" w:color="BFBFBF" w:sz="4"/>
+            </w:tcBorders>
+            <w:tcMar>
+              <w:top w:type="dxa" w:w="60"/>
+              <w:left w:type="dxa" w:w="100"/>
+              <w:bottom w:type="dxa" w:w="60"/>
+              <w:right w:type="dxa" w:w="100"/>
+            </w:tcMar>
+          </w:tcPr>
+          <w:p>
+            <w:pPr>
+              <w:keepNext/>
+              <w:spacing w:after="0"/>
+              <w:jc w:val="right"/>
+            </w:pPr>
+            <w:r>
+              <w:rPr>
+                <w:rFonts w:ascii="Calibri" w:cs="Calibri" w:eastAsia="Calibri" w:hAnsi="Calibri"/>
+                <w:b w:val="false"/>
+                <w:bCs w:val="false"/>
+                <w:color w:val="000000"/>
+                <w:sz w:val="19"/>
+                <w:szCs w:val="19"/>
+              </w:rPr>
+              <w:t xml:space="preserve">$488,000</w:t>
+            </w:r>
+          </w:p>
+        </w:tc>
+        <w:tc>
+          <w:tcPr>
+            <w:tcW w:type="dxa" w:w="1510"/>
+            <w:tcBorders>
+              <w:top w:val="single" w:color="BFBFBF" w:sz="4"/>
+              <w:left w:val="single" w:color="BFBFBF" w:sz="4"/>
+              <w:bottom w:val="single" w:color="BFBFBF" w:sz="4"/>
+              <w:right w:val="single" w:color="BFBFBF" w:sz="4"/>
+            </w:tcBorders>
+            <w:tcMar>
+              <w:top w:type="dxa" w:w="60"/>
+              <w:left w:type="dxa" w:w="100"/>
+              <w:bottom w:type="dxa" w:w="60"/>
+              <w:right w:type="dxa" w:w="100"/>
+            </w:tcMar>
+          </w:tcPr>
+          <w:p>
+            <w:pPr>
+              <w:keepNext/>
+              <w:spacing w:after="0"/>
+              <w:jc w:val="right"/>
+            </w:pPr>
+            <w:r>
+              <w:rPr>
+                <w:rFonts w:ascii="Calibri" w:cs="Calibri" w:eastAsia="Calibri" w:hAnsi="Calibri"/>
+                <w:b w:val="false"/>
+                <w:bCs w:val="false"/>
+                <w:color w:val="000000"/>
+                <w:sz w:val="19"/>
+                <w:szCs w:val="19"/>
+              </w:rPr>
+              <w:t xml:space="preserve">$52,000</w:t>
+            </w:r>
+          </w:p>
+        </w:tc>
+      </w:tr>
+      <w:tr>
+        <w:trPr>
+          <w:cantSplit/>
+        </w:trPr>
+        <w:tc>
+          <w:tcPr>
+            <w:tcW w:type="dxa" w:w="1300"/>
+            <w:tcBorders>
+              <w:top w:val="single" w:color="BFBFBF" w:sz="4"/>
+              <w:left w:val="single" w:color="BFBFBF" w:sz="4"/>
+              <w:bottom w:val="single" w:color="BFBFBF" w:sz="4"/>
+              <w:right w:val="single" w:color="BFBFBF" w:sz="4"/>
+            </w:tcBorders>
+            <w:tcMar>
+              <w:top w:type="dxa" w:w="60"/>
+              <w:left w:type="dxa" w:w="100"/>
+              <w:bottom w:type="dxa" w:w="60"/>
+              <w:right w:type="dxa" w:w="100"/>
+            </w:tcMar>
+          </w:tcPr>
+          <w:p>
+            <w:pPr>
+              <w:keepNext w:val="false"/>
+              <w:spacing w:after="0"/>
+              <w:jc w:val="left"/>
+            </w:pPr>
+            <w:r>
+              <w:rPr>
+                <w:rFonts w:ascii="Calibri" w:cs="Calibri" w:eastAsia="Calibri" w:hAnsi="Calibri"/>
+                <w:b w:val="false"/>
+                <w:bCs w:val="false"/>
+                <w:color w:val="000000"/>
+                <w:sz w:val="19"/>
+                <w:szCs w:val="19"/>
+              </w:rPr>
+              <w:t xml:space="preserve">0.1 / 0.9</w:t>
+            </w:r>
+          </w:p>
+        </w:tc>
+        <w:tc>
+          <w:tcPr>
+            <w:tcW w:type="dxa" w:w="1300"/>
+            <w:tcBorders>
+              <w:top w:val="single" w:color="BFBFBF" w:sz="4"/>
+              <w:left w:val="single" w:color="BFBFBF" w:sz="4"/>
+              <w:bottom w:val="single" w:color="BFBFBF" w:sz="4"/>
+              <w:right w:val="single" w:color="BFBFBF" w:sz="4"/>
+            </w:tcBorders>
+            <w:tcMar>
+              <w:top w:type="dxa" w:w="60"/>
+              <w:left w:type="dxa" w:w="100"/>
+              <w:bottom w:type="dxa" w:w="60"/>
+              <w:right w:type="dxa" w:w="100"/>
+            </w:tcMar>
+          </w:tcPr>
+          <w:p>
+            <w:pPr>
+              <w:keepNext w:val="false"/>
+              <w:spacing w:after="0"/>
+              <w:jc w:val="right"/>
+            </w:pPr>
+            <w:r>
+              <w:rPr>
+                <w:rFonts w:ascii="Calibri" w:cs="Calibri" w:eastAsia="Calibri" w:hAnsi="Calibri"/>
+                <w:b w:val="false"/>
+                <w:bCs w:val="false"/>
+                <w:color w:val="000000"/>
+                <w:sz w:val="19"/>
+                <w:szCs w:val="19"/>
+              </w:rPr>
+              <w:t xml:space="preserve">10</w:t>
+            </w:r>
+          </w:p>
+        </w:tc>
+        <w:tc>
+          <w:tcPr>
+            <w:tcW w:type="dxa" w:w="1150"/>
+            <w:tcBorders>
+              <w:top w:val="single" w:color="BFBFBF" w:sz="4"/>
+              <w:left w:val="single" w:color="BFBFBF" w:sz="4"/>
+              <w:bottom w:val="single" w:color="BFBFBF" w:sz="4"/>
+              <w:right w:val="single" w:color="BFBFBF" w:sz="4"/>
+            </w:tcBorders>
+            <w:tcMar>
+              <w:top w:type="dxa" w:w="60"/>
+              <w:left w:type="dxa" w:w="100"/>
+              <w:bottom w:type="dxa" w:w="60"/>
+              <w:right w:type="dxa" w:w="100"/>
+            </w:tcMar>
+          </w:tcPr>
+          <w:p>
+            <w:pPr>
+              <w:keepNext w:val="false"/>
+              <w:spacing w:after="0"/>
+              <w:jc w:val="right"/>
+            </w:pPr>
+            <w:r>
+              <w:rPr>
+                <w:rFonts w:ascii="Calibri" w:cs="Calibri" w:eastAsia="Calibri" w:hAnsi="Calibri"/>
+                <w:b w:val="false"/>
+                <w:bCs w:val="false"/>
+                <w:color w:val="000000"/>
+                <w:sz w:val="19"/>
+                <w:szCs w:val="19"/>
+              </w:rPr>
+              <w:t xml:space="preserve">0.50</w:t>
+            </w:r>
+          </w:p>
+        </w:tc>
+        <w:tc>
+          <w:tcPr>
+            <w:tcW w:type="dxa" w:w="1150"/>
+            <w:tcBorders>
+              <w:top w:val="single" w:color="BFBFBF" w:sz="4"/>
+              <w:left w:val="single" w:color="BFBFBF" w:sz="4"/>
+              <w:bottom w:val="single" w:color="BFBFBF" w:sz="4"/>
+              <w:right w:val="single" w:color="BFBFBF" w:sz="4"/>
+            </w:tcBorders>
+            <w:tcMar>
+              <w:top w:type="dxa" w:w="60"/>
+              <w:left w:type="dxa" w:w="100"/>
+              <w:bottom w:type="dxa" w:w="60"/>
+              <w:right w:type="dxa" w:w="100"/>
+            </w:tcMar>
+          </w:tcPr>
+          <w:p>
+            <w:pPr>
+              <w:keepNext w:val="false"/>
+              <w:spacing w:after="0"/>
+              <w:jc w:val="right"/>
+            </w:pPr>
+            <w:r>
+              <w:rPr>
+                <w:rFonts w:ascii="Calibri" w:cs="Calibri" w:eastAsia="Calibri" w:hAnsi="Calibri"/>
+                <w:b w:val="false"/>
+                <w:bCs w:val="false"/>
+                <w:color w:val="000000"/>
+                <w:sz w:val="19"/>
+                <w:szCs w:val="19"/>
+              </w:rPr>
+              <w:t xml:space="preserve">89.0%</w:t>
+            </w:r>
+          </w:p>
+        </w:tc>
+        <w:tc>
+          <w:tcPr>
+            <w:tcW w:type="dxa" w:w="1250"/>
+            <w:tcBorders>
+              <w:top w:val="single" w:color="BFBFBF" w:sz="4"/>
+              <w:left w:val="single" w:color="BFBFBF" w:sz="4"/>
+              <w:bottom w:val="single" w:color="BFBFBF" w:sz="4"/>
+              <w:right w:val="single" w:color="BFBFBF" w:sz="4"/>
+            </w:tcBorders>
+            <w:tcMar>
+              <w:top w:type="dxa" w:w="60"/>
+              <w:left w:type="dxa" w:w="100"/>
+              <w:bottom w:type="dxa" w:w="60"/>
+              <w:right w:type="dxa" w:w="100"/>
+            </w:tcMar>
+          </w:tcPr>
+          <w:p>
+            <w:pPr>
+              <w:keepNext w:val="false"/>
+              <w:spacing w:after="0"/>
+              <w:jc w:val="right"/>
+            </w:pPr>
+            <w:r>
+              <w:rPr>
+                <w:rFonts w:ascii="Calibri" w:cs="Calibri" w:eastAsia="Calibri" w:hAnsi="Calibri"/>
+                <w:b w:val="false"/>
+                <w:bCs w:val="false"/>
+                <w:color w:val="000000"/>
+                <w:sz w:val="19"/>
+                <w:szCs w:val="19"/>
+              </w:rPr>
+              <w:t xml:space="preserve">53.7%</w:t>
+            </w:r>
+          </w:p>
+        </w:tc>
+        <w:tc>
+          <w:tcPr>
+            <w:tcW w:type="dxa" w:w="1700"/>
+            <w:tcBorders>
+              <w:top w:val="single" w:color="BFBFBF" w:sz="4"/>
+              <w:left w:val="single" w:color="BFBFBF" w:sz="4"/>
+              <w:bottom w:val="single" w:color="BFBFBF" w:sz="4"/>
+              <w:right w:val="single" w:color="BFBFBF" w:sz="4"/>
+            </w:tcBorders>
+            <w:tcMar>
+              <w:top w:type="dxa" w:w="60"/>
+              <w:left w:type="dxa" w:w="100"/>
+              <w:bottom w:type="dxa" w:w="60"/>
+              <w:right w:type="dxa" w:w="100"/>
+            </w:tcMar>
+          </w:tcPr>
+          <w:p>
+            <w:pPr>
+              <w:keepNext w:val="false"/>
+              <w:spacing w:after="0"/>
+              <w:jc w:val="right"/>
+            </w:pPr>
+            <w:r>
+              <w:rPr>
+                <w:rFonts w:ascii="Calibri" w:cs="Calibri" w:eastAsia="Calibri" w:hAnsi="Calibri"/>
+                <w:b w:val="false"/>
+                <w:bCs w:val="false"/>
+                <w:color w:val="000000"/>
+                <w:sz w:val="19"/>
+                <w:szCs w:val="19"/>
+              </w:rPr>
+              <w:t xml:space="preserve">$503,000</w:t>
+            </w:r>
+          </w:p>
+        </w:tc>
+        <w:tc>
+          <w:tcPr>
+            <w:tcW w:type="dxa" w:w="1510"/>
+            <w:tcBorders>
+              <w:top w:val="single" w:color="BFBFBF" w:sz="4"/>
+              <w:left w:val="single" w:color="BFBFBF" w:sz="4"/>
+              <w:bottom w:val="single" w:color="BFBFBF" w:sz="4"/>
+              <w:right w:val="single" w:color="BFBFBF" w:sz="4"/>
+            </w:tcBorders>
+            <w:tcMar>
+              <w:top w:type="dxa" w:w="60"/>
+              <w:left w:type="dxa" w:w="100"/>
+              <w:bottom w:type="dxa" w:w="60"/>
+              <w:right w:type="dxa" w:w="100"/>
+            </w:tcMar>
+          </w:tcPr>
+          <w:p>
+            <w:pPr>
+              <w:keepNext w:val="false"/>
+              <w:spacing w:after="0"/>
+              <w:jc w:val="right"/>
+            </w:pPr>
+            <w:r>
+              <w:rPr>
+                <w:rFonts w:ascii="Calibri" w:cs="Calibri" w:eastAsia="Calibri" w:hAnsi="Calibri"/>
+                <w:b w:val="false"/>
+                <w:bCs w:val="false"/>
+                <w:color w:val="000000"/>
+                <w:sz w:val="19"/>
+                <w:szCs w:val="19"/>
+              </w:rPr>
+              <w:t xml:space="preserve">$54,000</w:t>
+            </w:r>
+          </w:p>
+        </w:tc>
+      </w:tr>
+    </w:tbl>
+    <w:p>
+      <w:pPr>
+        <w:spacing w:after="220"/>
+        <w:jc w:val="center"/>
+      </w:pPr>
+      <w:r>
+        <w:rPr>
+          <w:rFonts w:ascii="Calibri" w:cs="Calibri" w:eastAsia="Calibri" w:hAnsi="Calibri"/>
+          <w:i/>
+          <w:iCs/>
+          <w:color w:val="595959"/>
+          <w:sz w:val="19"/>
+          <w:szCs w:val="19"/>
+        </w:rPr>
+        <w:t xml:space="preserve">Table 4. Stage 1 of the selection: forest configurations (200 trees, all 27 inputs) on repeated out-of-fold predictions of the training rows, sorted by mean expected cost. Costs assume $9,000 per missed defaulter and $2,000 per wrongly declined customer.</w:t>
+      </w:r>
+    </w:p>
+    <w:p>
+      <w:pPr>
+        <w:spacing w:after="140" w:line="276"/>
+        <w:jc w:val="both"/>
+      </w:pPr>
+      <w:r>
+        <w:rPr>
+          <w:rFonts w:ascii="Calibri" w:cs="Calibri" w:eastAsia="Calibri" w:hAnsi="Calibri"/>
+          <w:sz w:val="22"/>
+          <w:szCs w:val="22"/>
+        </w:rPr>
+        <w:t xml:space="preserve">Fully grown trees beat constrained trees by a wide margin for every weighting: the leaf size of 10 that the recall-only grid search chose makes the probabilities cruder, which costs dearly once the threshold is free to move. Among the fully grown forests the class weights barely matter: the unweighted, 0.3/0.7 and 0.2/0.8 forests lie within one standard error (about $10,500) of each other and simply reach their minimum at different thresholds (0.15, 0.20 and 0.25). By the pre-stated rule the unweighted forest went forward as the simplest configuration with the lowest mean cost; its score also keeps its natural meaning as an estimated default rate. Stage 2 pitted it against the recall-tuned grid winner, each on all 27 inputs and on the 12-input subset (Table 5).</w:t>
       </w:r>
     </w:p>
     <w:tbl>
@@ -5859,7 +8670,7 @@
                 <w:sz w:val="19"/>
                 <w:szCs w:val="19"/>
               </w:rPr>
-              <w:t xml:space="preserve">Random Forest, class weights 0.2/0.8, 27 inputs</w:t>
+              <w:t xml:space="preserve">Random Forest, unweighted, fully grown, 27 inputs</w:t>
             </w:r>
           </w:p>
         </w:tc>
@@ -5929,7 +8740,7 @@
                 <w:sz w:val="19"/>
                 <w:szCs w:val="19"/>
               </w:rPr>
-              <w:t xml:space="preserve">0.25</w:t>
+              <w:t xml:space="preserve">0.15</w:t>
             </w:r>
           </w:p>
         </w:tc>
@@ -5964,7 +8775,7 @@
                 <w:sz w:val="19"/>
                 <w:szCs w:val="19"/>
               </w:rPr>
-              <w:t xml:space="preserve">93.5%</w:t>
+              <w:t xml:space="preserve">93.7%</w:t>
             </w:r>
           </w:p>
         </w:tc>
@@ -5999,7 +8810,7 @@
                 <w:sz w:val="19"/>
                 <w:szCs w:val="19"/>
               </w:rPr>
-              <w:t xml:space="preserve">65.2%</w:t>
+              <w:t xml:space="preserve">64.7%</w:t>
             </w:r>
           </w:p>
         </w:tc>
@@ -6034,7 +8845,7 @@
                 <w:sz w:val="19"/>
                 <w:szCs w:val="19"/>
               </w:rPr>
-              <w:t xml:space="preserve">$315,000</w:t>
+              <w:t xml:space="preserve">$317,000</w:t>
             </w:r>
           </w:p>
         </w:tc>
@@ -6074,7 +8885,7 @@
                 <w:sz w:val="19"/>
                 <w:szCs w:val="19"/>
               </w:rPr>
-              <w:t xml:space="preserve">Random Forest, recall-tuned, 27 inputs</w:t>
+              <w:t xml:space="preserve">Random Forest, unweighted, fully grown, 12 inputs</w:t>
             </w:r>
           </w:p>
         </w:tc>
@@ -6109,7 +8920,7 @@
                 <w:sz w:val="19"/>
                 <w:szCs w:val="19"/>
               </w:rPr>
-              <w:t xml:space="preserve">0.93</w:t>
+              <w:t xml:space="preserve">0.95</w:t>
             </w:r>
           </w:p>
         </w:tc>
@@ -6144,7 +8955,7 @@
                 <w:sz w:val="19"/>
                 <w:szCs w:val="19"/>
               </w:rPr>
-              <w:t xml:space="preserve">0.35</w:t>
+              <w:t xml:space="preserve">0.15</w:t>
             </w:r>
           </w:p>
         </w:tc>
@@ -6179,7 +8990,7 @@
                 <w:sz w:val="19"/>
                 <w:szCs w:val="19"/>
               </w:rPr>
-              <w:t xml:space="preserve">90.0%</w:t>
+              <w:t xml:space="preserve">91.3%</w:t>
             </w:r>
           </w:p>
         </w:tc>
@@ -6214,7 +9025,7 @@
                 <w:sz w:val="19"/>
                 <w:szCs w:val="19"/>
               </w:rPr>
-              <w:t xml:space="preserve">53.9%</w:t>
+              <w:t xml:space="preserve">62.1%</w:t>
             </w:r>
           </w:p>
         </w:tc>
@@ -6249,7 +9060,7 @@
                 <w:sz w:val="19"/>
                 <w:szCs w:val="19"/>
               </w:rPr>
-              <w:t xml:space="preserve">$486,000</w:t>
+              <w:t xml:space="preserve">$378,000</w:t>
             </w:r>
           </w:p>
         </w:tc>
@@ -6289,7 +9100,7 @@
                 <w:sz w:val="19"/>
                 <w:szCs w:val="19"/>
               </w:rPr>
-              <w:t xml:space="preserve">Random Forest, class weights 0.2/0.8, 12 inputs</w:t>
+              <w:t xml:space="preserve">Random Forest, recall-tuned grid winner, 27 inputs</w:t>
             </w:r>
           </w:p>
         </w:tc>
@@ -6324,7 +9135,7 @@
                 <w:sz w:val="19"/>
                 <w:szCs w:val="19"/>
               </w:rPr>
-              <w:t xml:space="preserve">0.94</w:t>
+              <w:t xml:space="preserve">0.93</w:t>
             </w:r>
           </w:p>
         </w:tc>
@@ -6359,7 +9170,7 @@
                 <w:sz w:val="19"/>
                 <w:szCs w:val="19"/>
               </w:rPr>
-              <w:t xml:space="preserve">0.25</w:t>
+              <w:t xml:space="preserve">0.35</w:t>
             </w:r>
           </w:p>
         </w:tc>
@@ -6394,7 +9205,7 @@
                 <w:sz w:val="19"/>
                 <w:szCs w:val="19"/>
               </w:rPr>
-              <w:t xml:space="preserve">91.6%</w:t>
+              <w:t xml:space="preserve">89.7%</w:t>
             </w:r>
           </w:p>
         </w:tc>
@@ -6429,7 +9240,7 @@
                 <w:sz w:val="19"/>
                 <w:szCs w:val="19"/>
               </w:rPr>
-              <w:t xml:space="preserve">62.5%</w:t>
+              <w:t xml:space="preserve">54.0%</w:t>
             </w:r>
           </w:p>
         </w:tc>
@@ -6464,7 +9275,7 @@
                 <w:sz w:val="19"/>
                 <w:szCs w:val="19"/>
               </w:rPr>
-              <w:t xml:space="preserve">$371,000</w:t>
+              <w:t xml:space="preserve">$490,000</w:t>
             </w:r>
           </w:p>
         </w:tc>
@@ -6504,7 +9315,7 @@
                 <w:sz w:val="19"/>
                 <w:szCs w:val="19"/>
               </w:rPr>
-              <w:t xml:space="preserve">Random Forest, recall-tuned, 12 inputs</w:t>
+              <w:t xml:space="preserve">Random Forest, recall-tuned grid winner, 12 inputs</w:t>
             </w:r>
           </w:p>
         </w:tc>
@@ -6609,7 +9420,7 @@
                 <w:sz w:val="19"/>
                 <w:szCs w:val="19"/>
               </w:rPr>
-              <w:t xml:space="preserve">88.7%</w:t>
+              <w:t xml:space="preserve">88.3%</w:t>
             </w:r>
           </w:p>
         </w:tc>
@@ -6644,7 +9455,7 @@
                 <w:sz w:val="19"/>
                 <w:szCs w:val="19"/>
               </w:rPr>
-              <w:t xml:space="preserve">53.9%</w:t>
+              <w:t xml:space="preserve">53.7%</w:t>
             </w:r>
           </w:p>
         </w:tc>
@@ -6679,7 +9490,7 @@
                 <w:sz w:val="19"/>
                 <w:szCs w:val="19"/>
               </w:rPr>
-              <w:t xml:space="preserve">$505,000</w:t>
+              <w:t xml:space="preserve">$513,000</w:t>
             </w:r>
           </w:p>
         </w:tc>
@@ -6699,7 +9510,7 @@
           <w:sz w:val="19"/>
           <w:szCs w:val="19"/>
         </w:rPr>
-        <w:t xml:space="preserve">Table 4. Out-of-fold selection of the final model (training rows only). Costs assume $9,000 per missed defaulter and $2,000 per wrongly declined customer.</w:t>
+        <w:t xml:space="preserve">Table 5. Stage 2 of the selection: final candidates on repeated out-of-fold predictions of the training rows (mean of three 5-fold splits). Same cost assumptions as Table 4.</w:t>
       </w:r>
     </w:p>
     <w:p>
@@ -6713,7 +9524,7 @@
           <w:sz w:val="22"/>
           <w:szCs w:val="22"/>
         </w:rPr>
-        <w:t xml:space="preserve">The class-weighted forest on all 27 inputs has the lowest expected cost. The recall-tuned grid winner costs about 50% more once precision is priced in, confirming that recall-only tuning over-shoots; the 12-input versions cost about a sixth more than their 27-input counterparts, so occupation, loan purpose and the minor flags do add value at the cost-optimal operating point. The cost-minimising threshold is 0.25 and stays at 0.25 for any cost ratio between 3:1 and 6:1 (Figure 5).</w:t>
+        <w:t xml:space="preserve">The unweighted forest on all 27 inputs has the lowest expected cost. The recall-tuned grid winner costs about half again as much once precision is priced in, confirming that recall-only tuning over-shoots; the 12-input version costs about a fifth more, well outside one standard error, so occupation, loan purpose and the minor flags do add value at the cost-optimal operating point and the simpler model is not chosen. The cost-minimising threshold is 0.15 (flag every applicant whose estimated default probability exceeds 15%); it stays at 0.15 for any cost ratio between 3:1 and 6:1 (Figure 5) and agrees with the theoretical break-even for a calibrated score at the stated costs, $2,000 / $11,000 = 0.18. The final pipeline is written out step by step in the notebook, with the exact 27 input columns, the training-row imputation values and the model settings, so that every input to the scoring model is explicit.</w:t>
       </w:r>
     </w:p>
     <w:p>
@@ -7180,7 +9991,7 @@
                 <w:sz w:val="19"/>
                 <w:szCs w:val="19"/>
               </w:rPr>
-              <w:t xml:space="preserve">164 (wrongly flagged)</w:t>
+              <w:t xml:space="preserve">155 (wrongly flagged)</w:t>
             </w:r>
           </w:p>
         </w:tc>
@@ -7215,7 +10026,7 @@
                 <w:sz w:val="19"/>
                 <w:szCs w:val="19"/>
               </w:rPr>
-              <w:t xml:space="preserve">1,267 (correctly cleared)</w:t>
+              <w:t xml:space="preserve">1,276 (correctly cleared)</w:t>
             </w:r>
           </w:p>
         </w:tc>
@@ -7325,7 +10136,7 @@
                 <w:sz w:val="19"/>
                 <w:szCs w:val="19"/>
               </w:rPr>
-              <w:t xml:space="preserve">495</w:t>
+              <w:t xml:space="preserve">486</w:t>
             </w:r>
           </w:p>
         </w:tc>
@@ -7360,7 +10171,7 @@
                 <w:sz w:val="19"/>
                 <w:szCs w:val="19"/>
               </w:rPr>
-              <w:t xml:space="preserve">1,293</w:t>
+              <w:t xml:space="preserve">1,302</w:t>
             </w:r>
           </w:p>
         </w:tc>
@@ -7415,7 +10226,7 @@
           <w:sz w:val="19"/>
           <w:szCs w:val="19"/>
         </w:rPr>
-        <w:t xml:space="preserve">Table 5. Decisions of the proposed model at the 0.25 threshold: 92.7% of defaulters caught, 66.9% precision, 89.4% accuracy, ROC-AUC 0.96. At the conventional 0.5 threshold the same model gives 77.3% recall and 76.9% precision.</w:t>
+        <w:t xml:space="preserve">Table 6. Decisions of the proposed model at the 0.15 threshold: 92.7% of defaulters caught, 68.1% precision, 89.9% accuracy, ROC-AUC 0.96. At the conventional 0.5 threshold the same model gives 68.6% recall and 84.2% precision.</w:t>
       </w:r>
     </w:p>
     <w:p>
@@ -7429,7 +10240,7 @@
           <w:sz w:val="22"/>
           <w:szCs w:val="22"/>
         </w:rPr>
-        <w:t xml:space="preserve">Per 1,000 applicants the model flags about 185 of 200 defaulters before the money leaves the bank, misses about 15 and declines or refers about 92 customers who would have repaid. Under the indicative costs this cuts default-related cost from roughly $1.8 million per 1,000 applicants (today: all approved, 20% default) to about $0.3 million, a reduction of more than 80%. Out-of-fold and test results agree within two points, which is the evidence that the selection did not over-fit.</w:t>
+        <w:t xml:space="preserve">Per 1,000 applicants the model flags about 185 of 200 defaulters before the money leaves the bank, misses about 15 and declines or refers about 87 customers who would have repaid. Under the indicative costs this cuts default-related cost from roughly $1.8 million per 1,000 applicants (today: all approved, 20% default) to about $0.3 million, a reduction of about 83%. Out-of-fold and test results agree within a few points (recall 93% vs 94%, precision 68% vs 65%), which is the evidence that the selection did not over-fit.</w:t>
       </w:r>
     </w:p>
     <w:p>
@@ -7461,7 +10272,7 @@
           <w:sz w:val="22"/>
           <w:szCs w:val="22"/>
         </w:rPr>
-        <w:t xml:space="preserve">The forest is the best performer but cannot be read as a rule list, and the ECOA requires a specific reason for each adverse decision. The proposal resolves the trade-off with a surrogate decision tree: a four-level tree fitted to the forest's own flag/clear decisions on the training rows, which reproduces 90% of the forest's decisions on unseen applicants. Its rules are the same drivers the analysis found throughout: is the debt-to-income ratio missing; if recorded, is it above about 44%; how many delinquent credit lines; how long is the credit history; how many years in the current job. For each applicant the production system should also report the top risk drivers from the forest itself, so that the roughly 10% of decisions the surrogate does not reproduce still carry a specific reason. Figure 6 shows what the forest relies on: the debt-to-income ratio, its missing flag, delinquent lines and credit-history length together carry about half of its decision power, and permutation importance ranks the same four at the top.</w:t>
+        <w:t xml:space="preserve">The forest is the best performer but cannot be read as a rule list, and the ECOA requires a specific reason for each adverse decision. The proposal resolves the trade-off with a surrogate decision tree: a four-level tree fitted to the forest's own flag/clear decisions on the training rows, which reproduces 90% of the forest's decisions on unseen applicants. Its rules are the same drivers the analysis found throughout: is the debt-to-income ratio missing; if recorded, is it above about 45%; are there two or more delinquent credit lines; how long is the credit history; are there derogatory reports. For each applicant the production system should also report the top risk drivers from the forest itself, so that the roughly 10% of decisions the surrogate does not reproduce still carry a specific reason. Figure 6 shows what the forest relies on: the debt-to-income ratio, its missing flag, delinquent lines and credit-history length together carry about half of its decision power, and permutation importance ranks the same four at the top.</w:t>
       </w:r>
     </w:p>
     <w:p>
@@ -7709,7 +10520,7 @@
                 <w:sz w:val="19"/>
                 <w:szCs w:val="19"/>
               </w:rPr>
-              <w:t xml:space="preserve">Random Forest, 200 trees, class weights {repaid: 0.2, default: 0.8}, all 27 inputs; median/mode imputation learned on training rows plus a missing flag per field; no outlier capping</w:t>
+              <w:t xml:space="preserve">Random Forest, 200 fully grown trees, no class weights (the configuration search showed they add nothing once the threshold is chosen on cost), all 27 inputs: the 10 financial attributes (LOAN, MORTDUE, VALUE, YOJ, DEROG, DELINQ, CLAGE, NINQ, CLNO, DEBTINC), a 0/1 missing-value flag for each of the 11 fields with gaps (MORTDUE, VALUE, REASON, JOB, YOJ, DEROG, DELINQ, CLAGE, NINQ, CLNO, DEBTINC) and six 0/1 indicators from one-hot encoding (REASON = HomeImp; JOB = Office, Other, ProfExe, Sales, Self); median/mode imputation learned on training rows plus a missing flag per field; no outlier capping, no scaling</w:t>
             </w:r>
           </w:p>
         </w:tc>
@@ -7784,7 +10595,7 @@
                 <w:sz w:val="19"/>
                 <w:szCs w:val="19"/>
               </w:rPr>
-              <w:t xml:space="preserve">Flag when predicted probability &gt; 0.25 (cost-minimising on out-of-fold predictions, stable for cost ratios 3:1 to 6:1, to be re-derived with the bank's own loss and margin figures); approve / refer / decline bands keep an underwriter in the loop around the threshold</w:t>
+              <w:t xml:space="preserve">Flag when predicted probability &gt; 0.15 (cost-minimising on repeated out-of-fold predictions, stable for cost ratios 3:1 to 6:1, equal to the theoretical break-even of 0.18 within the search step, to be re-derived with the bank's own loss and margin figures); approve / refer / decline bands keep an underwriter in the loop around the threshold</w:t>
             </w:r>
           </w:p>
         </w:tc>
@@ -7934,7 +10745,7 @@
                 <w:sz w:val="19"/>
                 <w:szCs w:val="19"/>
               </w:rPr>
-              <w:t xml:space="preserve">The same forest on 12 inputs without occupation and loan purpose, if the fair-lending review requires it (about a sixth more expected credit-error cost)</w:t>
+              <w:t xml:space="preserve">The same forest on 12 inputs without occupation and loan purpose, if the fair-lending review requires it (about a fifth more expected credit-error cost)</w:t>
             </w:r>
           </w:p>
         </w:tc>
@@ -8084,7 +10895,7 @@
                 <w:sz w:val="19"/>
                 <w:szCs w:val="19"/>
               </w:rPr>
-              <w:t xml:space="preserve">Lowest expected cost of credit errors, chosen without the test set and confirmed on it (93% recall, 67% precision); robust (hundreds of averaged trees, out-of-fold and test agree, threshold insensitive to cost assumptions); interpretable through the surrogate tree and reason codes; deployable on fields the underwriting process already captures</w:t>
+              <w:t xml:space="preserve">Lowest expected cost of credit errors among ten configurations and four final candidates, chosen under a pre-stated rule without the test set and confirmed on it (93% recall, 68% precision); robust (hundreds of averaged trees, out-of-fold and test agree, threshold insensitive to cost assumptions); interpretable through the surrogate tree and reason codes; deployable on fields the underwriting process already captures</w:t>
             </w:r>
           </w:p>
         </w:tc>

--- a/reports/Loan_Default_Prediction_Milestone_Report.docx
+++ b/reports/Loan_Default_Prediction_Milestone_Report.docx
@@ -156,7 +156,7 @@
           <w:sz w:val="22"/>
           <w:szCs w:val="22"/>
         </w:rPr>
-        <w:t xml:space="preserve">, all of them approved by the current process. Those loans averaged about $16,900, so roughly $20 million of principal was put at risk and, with about half recovered through the collateral, roughly $10 million was lost on this book alone. Every ten defaulters avoided saves about $85,000; every good customer wrongly turned away costs only the interest margin on one loan, a few thousand dollars at most.</w:t>
+        <w:t xml:space="preserve">, all of them approved by the current process. Those loans averaged about $16,900, so roughly $20 million of principal was put at risk and, with about half recovered through the collateral, roughly $10 million was lost on this book alone. Every ten defaulters avoided saves about $90,000 (at the $9,000 per defaulter used throughout); every good customer wrongly turned away costs only the interest margin on one loan, about $2,000.</w:t>
       </w:r>
     </w:p>
     <w:p>
@@ -482,7 +482,7 @@
           <w:sz w:val="22"/>
           <w:szCs w:val="22"/>
         </w:rPr>
-        <w:t xml:space="preserve">As a data-science problem this is supervised binary classification. Each row of the data is a past loan with 12 attributes known at application time and a target BAD (1 = defaulted or seriously delinquent, 0 = repaid). Data science fits into the approval process as a scoring step: the model converts an application into a probability of default, the bank converts that probability into approve / refer / decline using a threshold set from the cost of the two possible errors, and an explanation layer turns the decision into reasons. The work therefore covers exploring and cleaning the data, training a linear model (Logistic Regression) and non-linear models (Decision Tree, bagged trees, Random Forest), tuning them with cross-validation, choosing the final model and its threshold on a business-cost criterion, and proposing a solution design that balances performance with interpretability.</w:t>
+        <w:t xml:space="preserve">As a data-science problem this is supervised binary classification. Each row of the data is a past loan with 12 attributes known at application time and a target BAD (1 = defaulted or seriously delinquent, 0 = repaid). Data science fits into the approval process as a scoring step: the model converts an application into a probability of default, the bank converts that probability into a flag or clear decision using a threshold set from the cost of the two possible errors, with a referral band around the threshold for an underwriter, and an explanation layer turns the decision into reasons. The work therefore covers exploring and cleaning the data, training a linear model (Logistic Regression) and non-linear models (Decision Tree, bagged trees, Random Forest), tuning them with cross-validation, choosing the final model and its threshold on a business-cost criterion, and proposing a solution design that balances performance with interpretability.</w:t>
       </w:r>
     </w:p>
     <w:p>
@@ -4098,7 +4098,7 @@
                 <w:sz w:val="19"/>
                 <w:szCs w:val="19"/>
               </w:rPr>
-              <w:t xml:space="preserve">Feature sub-sampling adds a little more ranking quality (the best ROC-AUC) but the forest is conservative: it still misses almost a third of defaulters.</w:t>
+              <w:t xml:space="preserve">Feature sub-sampling adds a little more ranking quality (the best ROC-AUC) but at the 0.5 cut-off the forest is conservative: it still misses almost a third of defaulters there. With its threshold moved to 0.15 this is the proposed model.</w:t>
             </w:r>
           </w:p>
         </w:tc>
@@ -7181,6 +7181,1256 @@
                 <w:sz w:val="19"/>
                 <w:szCs w:val="19"/>
               </w:rPr>
+              <w:t xml:space="preserve">5</w:t>
+            </w:r>
+          </w:p>
+        </w:tc>
+        <w:tc>
+          <w:tcPr>
+            <w:tcW w:type="dxa" w:w="1150"/>
+            <w:tcBorders>
+              <w:top w:val="single" w:color="BFBFBF" w:sz="4"/>
+              <w:left w:val="single" w:color="BFBFBF" w:sz="4"/>
+              <w:bottom w:val="single" w:color="BFBFBF" w:sz="4"/>
+              <w:right w:val="single" w:color="BFBFBF" w:sz="4"/>
+            </w:tcBorders>
+            <w:tcMar>
+              <w:top w:type="dxa" w:w="60"/>
+              <w:left w:type="dxa" w:w="100"/>
+              <w:bottom w:type="dxa" w:w="60"/>
+              <w:right w:type="dxa" w:w="100"/>
+            </w:tcMar>
+          </w:tcPr>
+          <w:p>
+            <w:pPr>
+              <w:keepNext/>
+              <w:spacing w:after="0"/>
+              <w:jc w:val="right"/>
+            </w:pPr>
+            <w:r>
+              <w:rPr>
+                <w:rFonts w:ascii="Calibri" w:cs="Calibri" w:eastAsia="Calibri" w:hAnsi="Calibri"/>
+                <w:b w:val="false"/>
+                <w:bCs w:val="false"/>
+                <w:color w:val="000000"/>
+                <w:sz w:val="19"/>
+                <w:szCs w:val="19"/>
+              </w:rPr>
+              <w:t xml:space="preserve">0.30</w:t>
+            </w:r>
+          </w:p>
+        </w:tc>
+        <w:tc>
+          <w:tcPr>
+            <w:tcW w:type="dxa" w:w="1150"/>
+            <w:tcBorders>
+              <w:top w:val="single" w:color="BFBFBF" w:sz="4"/>
+              <w:left w:val="single" w:color="BFBFBF" w:sz="4"/>
+              <w:bottom w:val="single" w:color="BFBFBF" w:sz="4"/>
+              <w:right w:val="single" w:color="BFBFBF" w:sz="4"/>
+            </w:tcBorders>
+            <w:tcMar>
+              <w:top w:type="dxa" w:w="60"/>
+              <w:left w:type="dxa" w:w="100"/>
+              <w:bottom w:type="dxa" w:w="60"/>
+              <w:right w:type="dxa" w:w="100"/>
+            </w:tcMar>
+          </w:tcPr>
+          <w:p>
+            <w:pPr>
+              <w:keepNext/>
+              <w:spacing w:after="0"/>
+              <w:jc w:val="right"/>
+            </w:pPr>
+            <w:r>
+              <w:rPr>
+                <w:rFonts w:ascii="Calibri" w:cs="Calibri" w:eastAsia="Calibri" w:hAnsi="Calibri"/>
+                <w:b w:val="false"/>
+                <w:bCs w:val="false"/>
+                <w:color w:val="000000"/>
+                <w:sz w:val="19"/>
+                <w:szCs w:val="19"/>
+              </w:rPr>
+              <w:t xml:space="preserve">88.5%</w:t>
+            </w:r>
+          </w:p>
+        </w:tc>
+        <w:tc>
+          <w:tcPr>
+            <w:tcW w:type="dxa" w:w="1250"/>
+            <w:tcBorders>
+              <w:top w:val="single" w:color="BFBFBF" w:sz="4"/>
+              <w:left w:val="single" w:color="BFBFBF" w:sz="4"/>
+              <w:bottom w:val="single" w:color="BFBFBF" w:sz="4"/>
+              <w:right w:val="single" w:color="BFBFBF" w:sz="4"/>
+            </w:tcBorders>
+            <w:tcMar>
+              <w:top w:type="dxa" w:w="60"/>
+              <w:left w:type="dxa" w:w="100"/>
+              <w:bottom w:type="dxa" w:w="60"/>
+              <w:right w:type="dxa" w:w="100"/>
+            </w:tcMar>
+          </w:tcPr>
+          <w:p>
+            <w:pPr>
+              <w:keepNext/>
+              <w:spacing w:after="0"/>
+              <w:jc w:val="right"/>
+            </w:pPr>
+            <w:r>
+              <w:rPr>
+                <w:rFonts w:ascii="Calibri" w:cs="Calibri" w:eastAsia="Calibri" w:hAnsi="Calibri"/>
+                <w:b w:val="false"/>
+                <w:bCs w:val="false"/>
+                <w:color w:val="000000"/>
+                <w:sz w:val="19"/>
+                <w:szCs w:val="19"/>
+              </w:rPr>
+              <w:t xml:space="preserve">60.9%</w:t>
+            </w:r>
+          </w:p>
+        </w:tc>
+        <w:tc>
+          <w:tcPr>
+            <w:tcW w:type="dxa" w:w="1700"/>
+            <w:tcBorders>
+              <w:top w:val="single" w:color="BFBFBF" w:sz="4"/>
+              <w:left w:val="single" w:color="BFBFBF" w:sz="4"/>
+              <w:bottom w:val="single" w:color="BFBFBF" w:sz="4"/>
+              <w:right w:val="single" w:color="BFBFBF" w:sz="4"/>
+            </w:tcBorders>
+            <w:tcMar>
+              <w:top w:type="dxa" w:w="60"/>
+              <w:left w:type="dxa" w:w="100"/>
+              <w:bottom w:type="dxa" w:w="60"/>
+              <w:right w:type="dxa" w:w="100"/>
+            </w:tcMar>
+          </w:tcPr>
+          <w:p>
+            <w:pPr>
+              <w:keepNext/>
+              <w:spacing w:after="0"/>
+              <w:jc w:val="right"/>
+            </w:pPr>
+            <w:r>
+              <w:rPr>
+                <w:rFonts w:ascii="Calibri" w:cs="Calibri" w:eastAsia="Calibri" w:hAnsi="Calibri"/>
+                <w:b w:val="false"/>
+                <w:bCs w:val="false"/>
+                <w:color w:val="000000"/>
+                <w:sz w:val="19"/>
+                <w:szCs w:val="19"/>
+              </w:rPr>
+              <w:t xml:space="preserve">$433,000</w:t>
+            </w:r>
+          </w:p>
+        </w:tc>
+        <w:tc>
+          <w:tcPr>
+            <w:tcW w:type="dxa" w:w="1510"/>
+            <w:tcBorders>
+              <w:top w:val="single" w:color="BFBFBF" w:sz="4"/>
+              <w:left w:val="single" w:color="BFBFBF" w:sz="4"/>
+              <w:bottom w:val="single" w:color="BFBFBF" w:sz="4"/>
+              <w:right w:val="single" w:color="BFBFBF" w:sz="4"/>
+            </w:tcBorders>
+            <w:tcMar>
+              <w:top w:type="dxa" w:w="60"/>
+              <w:left w:type="dxa" w:w="100"/>
+              <w:bottom w:type="dxa" w:w="60"/>
+              <w:right w:type="dxa" w:w="100"/>
+            </w:tcMar>
+          </w:tcPr>
+          <w:p>
+            <w:pPr>
+              <w:keepNext/>
+              <w:spacing w:after="0"/>
+              <w:jc w:val="right"/>
+            </w:pPr>
+            <w:r>
+              <w:rPr>
+                <w:rFonts w:ascii="Calibri" w:cs="Calibri" w:eastAsia="Calibri" w:hAnsi="Calibri"/>
+                <w:b w:val="false"/>
+                <w:bCs w:val="false"/>
+                <w:color w:val="000000"/>
+                <w:sz w:val="19"/>
+                <w:szCs w:val="19"/>
+              </w:rPr>
+              <w:t xml:space="preserve">$45,000</w:t>
+            </w:r>
+          </w:p>
+        </w:tc>
+      </w:tr>
+      <w:tr>
+        <w:trPr>
+          <w:cantSplit/>
+        </w:trPr>
+        <w:tc>
+          <w:tcPr>
+            <w:tcW w:type="dxa" w:w="1300"/>
+            <w:tcBorders>
+              <w:top w:val="single" w:color="BFBFBF" w:sz="4"/>
+              <w:left w:val="single" w:color="BFBFBF" w:sz="4"/>
+              <w:bottom w:val="single" w:color="BFBFBF" w:sz="4"/>
+              <w:right w:val="single" w:color="BFBFBF" w:sz="4"/>
+            </w:tcBorders>
+            <w:tcMar>
+              <w:top w:type="dxa" w:w="60"/>
+              <w:left w:type="dxa" w:w="100"/>
+              <w:bottom w:type="dxa" w:w="60"/>
+              <w:right w:type="dxa" w:w="100"/>
+            </w:tcMar>
+          </w:tcPr>
+          <w:p>
+            <w:pPr>
+              <w:keepNext/>
+              <w:spacing w:after="0"/>
+              <w:jc w:val="left"/>
+            </w:pPr>
+            <w:r>
+              <w:rPr>
+                <w:rFonts w:ascii="Calibri" w:cs="Calibri" w:eastAsia="Calibri" w:hAnsi="Calibri"/>
+                <w:b w:val="false"/>
+                <w:bCs w:val="false"/>
+                <w:color w:val="000000"/>
+                <w:sz w:val="19"/>
+                <w:szCs w:val="19"/>
+              </w:rPr>
+              <w:t xml:space="preserve">balanced</w:t>
+            </w:r>
+          </w:p>
+        </w:tc>
+        <w:tc>
+          <w:tcPr>
+            <w:tcW w:type="dxa" w:w="1300"/>
+            <w:tcBorders>
+              <w:top w:val="single" w:color="BFBFBF" w:sz="4"/>
+              <w:left w:val="single" w:color="BFBFBF" w:sz="4"/>
+              <w:bottom w:val="single" w:color="BFBFBF" w:sz="4"/>
+              <w:right w:val="single" w:color="BFBFBF" w:sz="4"/>
+            </w:tcBorders>
+            <w:tcMar>
+              <w:top w:type="dxa" w:w="60"/>
+              <w:left w:type="dxa" w:w="100"/>
+              <w:bottom w:type="dxa" w:w="60"/>
+              <w:right w:type="dxa" w:w="100"/>
+            </w:tcMar>
+          </w:tcPr>
+          <w:p>
+            <w:pPr>
+              <w:keepNext/>
+              <w:spacing w:after="0"/>
+              <w:jc w:val="right"/>
+            </w:pPr>
+            <w:r>
+              <w:rPr>
+                <w:rFonts w:ascii="Calibri" w:cs="Calibri" w:eastAsia="Calibri" w:hAnsi="Calibri"/>
+                <w:b w:val="false"/>
+                <w:bCs w:val="false"/>
+                <w:color w:val="000000"/>
+                <w:sz w:val="19"/>
+                <w:szCs w:val="19"/>
+              </w:rPr>
+              <w:t xml:space="preserve">5</w:t>
+            </w:r>
+          </w:p>
+        </w:tc>
+        <w:tc>
+          <w:tcPr>
+            <w:tcW w:type="dxa" w:w="1150"/>
+            <w:tcBorders>
+              <w:top w:val="single" w:color="BFBFBF" w:sz="4"/>
+              <w:left w:val="single" w:color="BFBFBF" w:sz="4"/>
+              <w:bottom w:val="single" w:color="BFBFBF" w:sz="4"/>
+              <w:right w:val="single" w:color="BFBFBF" w:sz="4"/>
+            </w:tcBorders>
+            <w:tcMar>
+              <w:top w:type="dxa" w:w="60"/>
+              <w:left w:type="dxa" w:w="100"/>
+              <w:bottom w:type="dxa" w:w="60"/>
+              <w:right w:type="dxa" w:w="100"/>
+            </w:tcMar>
+          </w:tcPr>
+          <w:p>
+            <w:pPr>
+              <w:keepNext/>
+              <w:spacing w:after="0"/>
+              <w:jc w:val="right"/>
+            </w:pPr>
+            <w:r>
+              <w:rPr>
+                <w:rFonts w:ascii="Calibri" w:cs="Calibri" w:eastAsia="Calibri" w:hAnsi="Calibri"/>
+                <w:b w:val="false"/>
+                <w:bCs w:val="false"/>
+                <w:color w:val="000000"/>
+                <w:sz w:val="19"/>
+                <w:szCs w:val="19"/>
+              </w:rPr>
+              <w:t xml:space="preserve">0.35</w:t>
+            </w:r>
+          </w:p>
+        </w:tc>
+        <w:tc>
+          <w:tcPr>
+            <w:tcW w:type="dxa" w:w="1150"/>
+            <w:tcBorders>
+              <w:top w:val="single" w:color="BFBFBF" w:sz="4"/>
+              <w:left w:val="single" w:color="BFBFBF" w:sz="4"/>
+              <w:bottom w:val="single" w:color="BFBFBF" w:sz="4"/>
+              <w:right w:val="single" w:color="BFBFBF" w:sz="4"/>
+            </w:tcBorders>
+            <w:tcMar>
+              <w:top w:type="dxa" w:w="60"/>
+              <w:left w:type="dxa" w:w="100"/>
+              <w:bottom w:type="dxa" w:w="60"/>
+              <w:right w:type="dxa" w:w="100"/>
+            </w:tcMar>
+          </w:tcPr>
+          <w:p>
+            <w:pPr>
+              <w:keepNext/>
+              <w:spacing w:after="0"/>
+              <w:jc w:val="right"/>
+            </w:pPr>
+            <w:r>
+              <w:rPr>
+                <w:rFonts w:ascii="Calibri" w:cs="Calibri" w:eastAsia="Calibri" w:hAnsi="Calibri"/>
+                <w:b w:val="false"/>
+                <w:bCs w:val="false"/>
+                <w:color w:val="000000"/>
+                <w:sz w:val="19"/>
+                <w:szCs w:val="19"/>
+              </w:rPr>
+              <w:t xml:space="preserve">89.7%</w:t>
+            </w:r>
+          </w:p>
+        </w:tc>
+        <w:tc>
+          <w:tcPr>
+            <w:tcW w:type="dxa" w:w="1250"/>
+            <w:tcBorders>
+              <w:top w:val="single" w:color="BFBFBF" w:sz="4"/>
+              <w:left w:val="single" w:color="BFBFBF" w:sz="4"/>
+              <w:bottom w:val="single" w:color="BFBFBF" w:sz="4"/>
+              <w:right w:val="single" w:color="BFBFBF" w:sz="4"/>
+            </w:tcBorders>
+            <w:tcMar>
+              <w:top w:type="dxa" w:w="60"/>
+              <w:left w:type="dxa" w:w="100"/>
+              <w:bottom w:type="dxa" w:w="60"/>
+              <w:right w:type="dxa" w:w="100"/>
+            </w:tcMar>
+          </w:tcPr>
+          <w:p>
+            <w:pPr>
+              <w:keepNext/>
+              <w:spacing w:after="0"/>
+              <w:jc w:val="right"/>
+            </w:pPr>
+            <w:r>
+              <w:rPr>
+                <w:rFonts w:ascii="Calibri" w:cs="Calibri" w:eastAsia="Calibri" w:hAnsi="Calibri"/>
+                <w:b w:val="false"/>
+                <w:bCs w:val="false"/>
+                <w:color w:val="000000"/>
+                <w:sz w:val="19"/>
+                <w:szCs w:val="19"/>
+              </w:rPr>
+              <w:t xml:space="preserve">58.6%</w:t>
+            </w:r>
+          </w:p>
+        </w:tc>
+        <w:tc>
+          <w:tcPr>
+            <w:tcW w:type="dxa" w:w="1700"/>
+            <w:tcBorders>
+              <w:top w:val="single" w:color="BFBFBF" w:sz="4"/>
+              <w:left w:val="single" w:color="BFBFBF" w:sz="4"/>
+              <w:bottom w:val="single" w:color="BFBFBF" w:sz="4"/>
+              <w:right w:val="single" w:color="BFBFBF" w:sz="4"/>
+            </w:tcBorders>
+            <w:tcMar>
+              <w:top w:type="dxa" w:w="60"/>
+              <w:left w:type="dxa" w:w="100"/>
+              <w:bottom w:type="dxa" w:w="60"/>
+              <w:right w:type="dxa" w:w="100"/>
+            </w:tcMar>
+          </w:tcPr>
+          <w:p>
+            <w:pPr>
+              <w:keepNext/>
+              <w:spacing w:after="0"/>
+              <w:jc w:val="right"/>
+            </w:pPr>
+            <w:r>
+              <w:rPr>
+                <w:rFonts w:ascii="Calibri" w:cs="Calibri" w:eastAsia="Calibri" w:hAnsi="Calibri"/>
+                <w:b w:val="false"/>
+                <w:bCs w:val="false"/>
+                <w:color w:val="000000"/>
+                <w:sz w:val="19"/>
+                <w:szCs w:val="19"/>
+              </w:rPr>
+              <w:t xml:space="preserve">$438,000</w:t>
+            </w:r>
+          </w:p>
+        </w:tc>
+        <w:tc>
+          <w:tcPr>
+            <w:tcW w:type="dxa" w:w="1510"/>
+            <w:tcBorders>
+              <w:top w:val="single" w:color="BFBFBF" w:sz="4"/>
+              <w:left w:val="single" w:color="BFBFBF" w:sz="4"/>
+              <w:bottom w:val="single" w:color="BFBFBF" w:sz="4"/>
+              <w:right w:val="single" w:color="BFBFBF" w:sz="4"/>
+            </w:tcBorders>
+            <w:tcMar>
+              <w:top w:type="dxa" w:w="60"/>
+              <w:left w:type="dxa" w:w="100"/>
+              <w:bottom w:type="dxa" w:w="60"/>
+              <w:right w:type="dxa" w:w="100"/>
+            </w:tcMar>
+          </w:tcPr>
+          <w:p>
+            <w:pPr>
+              <w:keepNext/>
+              <w:spacing w:after="0"/>
+              <w:jc w:val="right"/>
+            </w:pPr>
+            <w:r>
+              <w:rPr>
+                <w:rFonts w:ascii="Calibri" w:cs="Calibri" w:eastAsia="Calibri" w:hAnsi="Calibri"/>
+                <w:b w:val="false"/>
+                <w:bCs w:val="false"/>
+                <w:color w:val="000000"/>
+                <w:sz w:val="19"/>
+                <w:szCs w:val="19"/>
+              </w:rPr>
+              <w:t xml:space="preserve">$46,000</w:t>
+            </w:r>
+          </w:p>
+        </w:tc>
+      </w:tr>
+      <w:tr>
+        <w:trPr>
+          <w:cantSplit/>
+        </w:trPr>
+        <w:tc>
+          <w:tcPr>
+            <w:tcW w:type="dxa" w:w="1300"/>
+            <w:tcBorders>
+              <w:top w:val="single" w:color="BFBFBF" w:sz="4"/>
+              <w:left w:val="single" w:color="BFBFBF" w:sz="4"/>
+              <w:bottom w:val="single" w:color="BFBFBF" w:sz="4"/>
+              <w:right w:val="single" w:color="BFBFBF" w:sz="4"/>
+            </w:tcBorders>
+            <w:tcMar>
+              <w:top w:type="dxa" w:w="60"/>
+              <w:left w:type="dxa" w:w="100"/>
+              <w:bottom w:type="dxa" w:w="60"/>
+              <w:right w:type="dxa" w:w="100"/>
+            </w:tcMar>
+          </w:tcPr>
+          <w:p>
+            <w:pPr>
+              <w:keepNext/>
+              <w:spacing w:after="0"/>
+              <w:jc w:val="left"/>
+            </w:pPr>
+            <w:r>
+              <w:rPr>
+                <w:rFonts w:ascii="Calibri" w:cs="Calibri" w:eastAsia="Calibri" w:hAnsi="Calibri"/>
+                <w:b w:val="false"/>
+                <w:bCs w:val="false"/>
+                <w:color w:val="000000"/>
+                <w:sz w:val="19"/>
+                <w:szCs w:val="19"/>
+              </w:rPr>
+              <w:t xml:space="preserve">0.2 / 0.8</w:t>
+            </w:r>
+          </w:p>
+        </w:tc>
+        <w:tc>
+          <w:tcPr>
+            <w:tcW w:type="dxa" w:w="1300"/>
+            <w:tcBorders>
+              <w:top w:val="single" w:color="BFBFBF" w:sz="4"/>
+              <w:left w:val="single" w:color="BFBFBF" w:sz="4"/>
+              <w:bottom w:val="single" w:color="BFBFBF" w:sz="4"/>
+              <w:right w:val="single" w:color="BFBFBF" w:sz="4"/>
+            </w:tcBorders>
+            <w:tcMar>
+              <w:top w:type="dxa" w:w="60"/>
+              <w:left w:type="dxa" w:w="100"/>
+              <w:bottom w:type="dxa" w:w="60"/>
+              <w:right w:type="dxa" w:w="100"/>
+            </w:tcMar>
+          </w:tcPr>
+          <w:p>
+            <w:pPr>
+              <w:keepNext/>
+              <w:spacing w:after="0"/>
+              <w:jc w:val="right"/>
+            </w:pPr>
+            <w:r>
+              <w:rPr>
+                <w:rFonts w:ascii="Calibri" w:cs="Calibri" w:eastAsia="Calibri" w:hAnsi="Calibri"/>
+                <w:b w:val="false"/>
+                <w:bCs w:val="false"/>
+                <w:color w:val="000000"/>
+                <w:sz w:val="19"/>
+                <w:szCs w:val="19"/>
+              </w:rPr>
+              <w:t xml:space="preserve">5</w:t>
+            </w:r>
+          </w:p>
+        </w:tc>
+        <w:tc>
+          <w:tcPr>
+            <w:tcW w:type="dxa" w:w="1150"/>
+            <w:tcBorders>
+              <w:top w:val="single" w:color="BFBFBF" w:sz="4"/>
+              <w:left w:val="single" w:color="BFBFBF" w:sz="4"/>
+              <w:bottom w:val="single" w:color="BFBFBF" w:sz="4"/>
+              <w:right w:val="single" w:color="BFBFBF" w:sz="4"/>
+            </w:tcBorders>
+            <w:tcMar>
+              <w:top w:type="dxa" w:w="60"/>
+              <w:left w:type="dxa" w:w="100"/>
+              <w:bottom w:type="dxa" w:w="60"/>
+              <w:right w:type="dxa" w:w="100"/>
+            </w:tcMar>
+          </w:tcPr>
+          <w:p>
+            <w:pPr>
+              <w:keepNext/>
+              <w:spacing w:after="0"/>
+              <w:jc w:val="right"/>
+            </w:pPr>
+            <w:r>
+              <w:rPr>
+                <w:rFonts w:ascii="Calibri" w:cs="Calibri" w:eastAsia="Calibri" w:hAnsi="Calibri"/>
+                <w:b w:val="false"/>
+                <w:bCs w:val="false"/>
+                <w:color w:val="000000"/>
+                <w:sz w:val="19"/>
+                <w:szCs w:val="19"/>
+              </w:rPr>
+              <w:t xml:space="preserve">0.35</w:t>
+            </w:r>
+          </w:p>
+        </w:tc>
+        <w:tc>
+          <w:tcPr>
+            <w:tcW w:type="dxa" w:w="1150"/>
+            <w:tcBorders>
+              <w:top w:val="single" w:color="BFBFBF" w:sz="4"/>
+              <w:left w:val="single" w:color="BFBFBF" w:sz="4"/>
+              <w:bottom w:val="single" w:color="BFBFBF" w:sz="4"/>
+              <w:right w:val="single" w:color="BFBFBF" w:sz="4"/>
+            </w:tcBorders>
+            <w:tcMar>
+              <w:top w:type="dxa" w:w="60"/>
+              <w:left w:type="dxa" w:w="100"/>
+              <w:bottom w:type="dxa" w:w="60"/>
+              <w:right w:type="dxa" w:w="100"/>
+            </w:tcMar>
+          </w:tcPr>
+          <w:p>
+            <w:pPr>
+              <w:keepNext/>
+              <w:spacing w:after="0"/>
+              <w:jc w:val="right"/>
+            </w:pPr>
+            <w:r>
+              <w:rPr>
+                <w:rFonts w:ascii="Calibri" w:cs="Calibri" w:eastAsia="Calibri" w:hAnsi="Calibri"/>
+                <w:b w:val="false"/>
+                <w:bCs w:val="false"/>
+                <w:color w:val="000000"/>
+                <w:sz w:val="19"/>
+                <w:szCs w:val="19"/>
+              </w:rPr>
+              <w:t xml:space="preserve">89.5%</w:t>
+            </w:r>
+          </w:p>
+        </w:tc>
+        <w:tc>
+          <w:tcPr>
+            <w:tcW w:type="dxa" w:w="1250"/>
+            <w:tcBorders>
+              <w:top w:val="single" w:color="BFBFBF" w:sz="4"/>
+              <w:left w:val="single" w:color="BFBFBF" w:sz="4"/>
+              <w:bottom w:val="single" w:color="BFBFBF" w:sz="4"/>
+              <w:right w:val="single" w:color="BFBFBF" w:sz="4"/>
+            </w:tcBorders>
+            <w:tcMar>
+              <w:top w:type="dxa" w:w="60"/>
+              <w:left w:type="dxa" w:w="100"/>
+              <w:bottom w:type="dxa" w:w="60"/>
+              <w:right w:type="dxa" w:w="100"/>
+            </w:tcMar>
+          </w:tcPr>
+          <w:p>
+            <w:pPr>
+              <w:keepNext/>
+              <w:spacing w:after="0"/>
+              <w:jc w:val="right"/>
+            </w:pPr>
+            <w:r>
+              <w:rPr>
+                <w:rFonts w:ascii="Calibri" w:cs="Calibri" w:eastAsia="Calibri" w:hAnsi="Calibri"/>
+                <w:b w:val="false"/>
+                <w:bCs w:val="false"/>
+                <w:color w:val="000000"/>
+                <w:sz w:val="19"/>
+                <w:szCs w:val="19"/>
+              </w:rPr>
+              <w:t xml:space="preserve">58.7%</w:t>
+            </w:r>
+          </w:p>
+        </w:tc>
+        <w:tc>
+          <w:tcPr>
+            <w:tcW w:type="dxa" w:w="1700"/>
+            <w:tcBorders>
+              <w:top w:val="single" w:color="BFBFBF" w:sz="4"/>
+              <w:left w:val="single" w:color="BFBFBF" w:sz="4"/>
+              <w:bottom w:val="single" w:color="BFBFBF" w:sz="4"/>
+              <w:right w:val="single" w:color="BFBFBF" w:sz="4"/>
+            </w:tcBorders>
+            <w:tcMar>
+              <w:top w:type="dxa" w:w="60"/>
+              <w:left w:type="dxa" w:w="100"/>
+              <w:bottom w:type="dxa" w:w="60"/>
+              <w:right w:type="dxa" w:w="100"/>
+            </w:tcMar>
+          </w:tcPr>
+          <w:p>
+            <w:pPr>
+              <w:keepNext/>
+              <w:spacing w:after="0"/>
+              <w:jc w:val="right"/>
+            </w:pPr>
+            <w:r>
+              <w:rPr>
+                <w:rFonts w:ascii="Calibri" w:cs="Calibri" w:eastAsia="Calibri" w:hAnsi="Calibri"/>
+                <w:b w:val="false"/>
+                <w:bCs w:val="false"/>
+                <w:color w:val="000000"/>
+                <w:sz w:val="19"/>
+                <w:szCs w:val="19"/>
+              </w:rPr>
+              <w:t xml:space="preserve">$439,000</w:t>
+            </w:r>
+          </w:p>
+        </w:tc>
+        <w:tc>
+          <w:tcPr>
+            <w:tcW w:type="dxa" w:w="1510"/>
+            <w:tcBorders>
+              <w:top w:val="single" w:color="BFBFBF" w:sz="4"/>
+              <w:left w:val="single" w:color="BFBFBF" w:sz="4"/>
+              <w:bottom w:val="single" w:color="BFBFBF" w:sz="4"/>
+              <w:right w:val="single" w:color="BFBFBF" w:sz="4"/>
+            </w:tcBorders>
+            <w:tcMar>
+              <w:top w:type="dxa" w:w="60"/>
+              <w:left w:type="dxa" w:w="100"/>
+              <w:bottom w:type="dxa" w:w="60"/>
+              <w:right w:type="dxa" w:w="100"/>
+            </w:tcMar>
+          </w:tcPr>
+          <w:p>
+            <w:pPr>
+              <w:keepNext/>
+              <w:spacing w:after="0"/>
+              <w:jc w:val="right"/>
+            </w:pPr>
+            <w:r>
+              <w:rPr>
+                <w:rFonts w:ascii="Calibri" w:cs="Calibri" w:eastAsia="Calibri" w:hAnsi="Calibri"/>
+                <w:b w:val="false"/>
+                <w:bCs w:val="false"/>
+                <w:color w:val="000000"/>
+                <w:sz w:val="19"/>
+                <w:szCs w:val="19"/>
+              </w:rPr>
+              <w:t xml:space="preserve">$42,000</w:t>
+            </w:r>
+          </w:p>
+        </w:tc>
+      </w:tr>
+      <w:tr>
+        <w:trPr>
+          <w:cantSplit/>
+        </w:trPr>
+        <w:tc>
+          <w:tcPr>
+            <w:tcW w:type="dxa" w:w="1300"/>
+            <w:tcBorders>
+              <w:top w:val="single" w:color="BFBFBF" w:sz="4"/>
+              <w:left w:val="single" w:color="BFBFBF" w:sz="4"/>
+              <w:bottom w:val="single" w:color="BFBFBF" w:sz="4"/>
+              <w:right w:val="single" w:color="BFBFBF" w:sz="4"/>
+            </w:tcBorders>
+            <w:tcMar>
+              <w:top w:type="dxa" w:w="60"/>
+              <w:left w:type="dxa" w:w="100"/>
+              <w:bottom w:type="dxa" w:w="60"/>
+              <w:right w:type="dxa" w:w="100"/>
+            </w:tcMar>
+          </w:tcPr>
+          <w:p>
+            <w:pPr>
+              <w:keepNext/>
+              <w:spacing w:after="0"/>
+              <w:jc w:val="left"/>
+            </w:pPr>
+            <w:r>
+              <w:rPr>
+                <w:rFonts w:ascii="Calibri" w:cs="Calibri" w:eastAsia="Calibri" w:hAnsi="Calibri"/>
+                <w:b w:val="false"/>
+                <w:bCs w:val="false"/>
+                <w:color w:val="000000"/>
+                <w:sz w:val="19"/>
+                <w:szCs w:val="19"/>
+              </w:rPr>
+              <w:t xml:space="preserve">none</w:t>
+            </w:r>
+          </w:p>
+        </w:tc>
+        <w:tc>
+          <w:tcPr>
+            <w:tcW w:type="dxa" w:w="1300"/>
+            <w:tcBorders>
+              <w:top w:val="single" w:color="BFBFBF" w:sz="4"/>
+              <w:left w:val="single" w:color="BFBFBF" w:sz="4"/>
+              <w:bottom w:val="single" w:color="BFBFBF" w:sz="4"/>
+              <w:right w:val="single" w:color="BFBFBF" w:sz="4"/>
+            </w:tcBorders>
+            <w:tcMar>
+              <w:top w:type="dxa" w:w="60"/>
+              <w:left w:type="dxa" w:w="100"/>
+              <w:bottom w:type="dxa" w:w="60"/>
+              <w:right w:type="dxa" w:w="100"/>
+            </w:tcMar>
+          </w:tcPr>
+          <w:p>
+            <w:pPr>
+              <w:keepNext/>
+              <w:spacing w:after="0"/>
+              <w:jc w:val="right"/>
+            </w:pPr>
+            <w:r>
+              <w:rPr>
+                <w:rFonts w:ascii="Calibri" w:cs="Calibri" w:eastAsia="Calibri" w:hAnsi="Calibri"/>
+                <w:b w:val="false"/>
+                <w:bCs w:val="false"/>
+                <w:color w:val="000000"/>
+                <w:sz w:val="19"/>
+                <w:szCs w:val="19"/>
+              </w:rPr>
+              <w:t xml:space="preserve">5</w:t>
+            </w:r>
+          </w:p>
+        </w:tc>
+        <w:tc>
+          <w:tcPr>
+            <w:tcW w:type="dxa" w:w="1150"/>
+            <w:tcBorders>
+              <w:top w:val="single" w:color="BFBFBF" w:sz="4"/>
+              <w:left w:val="single" w:color="BFBFBF" w:sz="4"/>
+              <w:bottom w:val="single" w:color="BFBFBF" w:sz="4"/>
+              <w:right w:val="single" w:color="BFBFBF" w:sz="4"/>
+            </w:tcBorders>
+            <w:tcMar>
+              <w:top w:type="dxa" w:w="60"/>
+              <w:left w:type="dxa" w:w="100"/>
+              <w:bottom w:type="dxa" w:w="60"/>
+              <w:right w:type="dxa" w:w="100"/>
+            </w:tcMar>
+          </w:tcPr>
+          <w:p>
+            <w:pPr>
+              <w:keepNext/>
+              <w:spacing w:after="0"/>
+              <w:jc w:val="right"/>
+            </w:pPr>
+            <w:r>
+              <w:rPr>
+                <w:rFonts w:ascii="Calibri" w:cs="Calibri" w:eastAsia="Calibri" w:hAnsi="Calibri"/>
+                <w:b w:val="false"/>
+                <w:bCs w:val="false"/>
+                <w:color w:val="000000"/>
+                <w:sz w:val="19"/>
+                <w:szCs w:val="19"/>
+              </w:rPr>
+              <w:t xml:space="preserve">0.20</w:t>
+            </w:r>
+          </w:p>
+        </w:tc>
+        <w:tc>
+          <w:tcPr>
+            <w:tcW w:type="dxa" w:w="1150"/>
+            <w:tcBorders>
+              <w:top w:val="single" w:color="BFBFBF" w:sz="4"/>
+              <w:left w:val="single" w:color="BFBFBF" w:sz="4"/>
+              <w:bottom w:val="single" w:color="BFBFBF" w:sz="4"/>
+              <w:right w:val="single" w:color="BFBFBF" w:sz="4"/>
+            </w:tcBorders>
+            <w:tcMar>
+              <w:top w:type="dxa" w:w="60"/>
+              <w:left w:type="dxa" w:w="100"/>
+              <w:bottom w:type="dxa" w:w="60"/>
+              <w:right w:type="dxa" w:w="100"/>
+            </w:tcMar>
+          </w:tcPr>
+          <w:p>
+            <w:pPr>
+              <w:keepNext/>
+              <w:spacing w:after="0"/>
+              <w:jc w:val="right"/>
+            </w:pPr>
+            <w:r>
+              <w:rPr>
+                <w:rFonts w:ascii="Calibri" w:cs="Calibri" w:eastAsia="Calibri" w:hAnsi="Calibri"/>
+                <w:b w:val="false"/>
+                <w:bCs w:val="false"/>
+                <w:color w:val="000000"/>
+                <w:sz w:val="19"/>
+                <w:szCs w:val="19"/>
+              </w:rPr>
+              <w:t xml:space="preserve">87.8%</w:t>
+            </w:r>
+          </w:p>
+        </w:tc>
+        <w:tc>
+          <w:tcPr>
+            <w:tcW w:type="dxa" w:w="1250"/>
+            <w:tcBorders>
+              <w:top w:val="single" w:color="BFBFBF" w:sz="4"/>
+              <w:left w:val="single" w:color="BFBFBF" w:sz="4"/>
+              <w:bottom w:val="single" w:color="BFBFBF" w:sz="4"/>
+              <w:right w:val="single" w:color="BFBFBF" w:sz="4"/>
+            </w:tcBorders>
+            <w:tcMar>
+              <w:top w:type="dxa" w:w="60"/>
+              <w:left w:type="dxa" w:w="100"/>
+              <w:bottom w:type="dxa" w:w="60"/>
+              <w:right w:type="dxa" w:w="100"/>
+            </w:tcMar>
+          </w:tcPr>
+          <w:p>
+            <w:pPr>
+              <w:keepNext/>
+              <w:spacing w:after="0"/>
+              <w:jc w:val="right"/>
+            </w:pPr>
+            <w:r>
+              <w:rPr>
+                <w:rFonts w:ascii="Calibri" w:cs="Calibri" w:eastAsia="Calibri" w:hAnsi="Calibri"/>
+                <w:b w:val="false"/>
+                <w:bCs w:val="false"/>
+                <w:color w:val="000000"/>
+                <w:sz w:val="19"/>
+                <w:szCs w:val="19"/>
+              </w:rPr>
+              <w:t xml:space="preserve">61.0%</w:t>
+            </w:r>
+          </w:p>
+        </w:tc>
+        <w:tc>
+          <w:tcPr>
+            <w:tcW w:type="dxa" w:w="1700"/>
+            <w:tcBorders>
+              <w:top w:val="single" w:color="BFBFBF" w:sz="4"/>
+              <w:left w:val="single" w:color="BFBFBF" w:sz="4"/>
+              <w:bottom w:val="single" w:color="BFBFBF" w:sz="4"/>
+              <w:right w:val="single" w:color="BFBFBF" w:sz="4"/>
+            </w:tcBorders>
+            <w:tcMar>
+              <w:top w:type="dxa" w:w="60"/>
+              <w:left w:type="dxa" w:w="100"/>
+              <w:bottom w:type="dxa" w:w="60"/>
+              <w:right w:type="dxa" w:w="100"/>
+            </w:tcMar>
+          </w:tcPr>
+          <w:p>
+            <w:pPr>
+              <w:keepNext/>
+              <w:spacing w:after="0"/>
+              <w:jc w:val="right"/>
+            </w:pPr>
+            <w:r>
+              <w:rPr>
+                <w:rFonts w:ascii="Calibri" w:cs="Calibri" w:eastAsia="Calibri" w:hAnsi="Calibri"/>
+                <w:b w:val="false"/>
+                <w:bCs w:val="false"/>
+                <w:color w:val="000000"/>
+                <w:sz w:val="19"/>
+                <w:szCs w:val="19"/>
+              </w:rPr>
+              <w:t xml:space="preserve">$443,000</w:t>
+            </w:r>
+          </w:p>
+        </w:tc>
+        <w:tc>
+          <w:tcPr>
+            <w:tcW w:type="dxa" w:w="1510"/>
+            <w:tcBorders>
+              <w:top w:val="single" w:color="BFBFBF" w:sz="4"/>
+              <w:left w:val="single" w:color="BFBFBF" w:sz="4"/>
+              <w:bottom w:val="single" w:color="BFBFBF" w:sz="4"/>
+              <w:right w:val="single" w:color="BFBFBF" w:sz="4"/>
+            </w:tcBorders>
+            <w:tcMar>
+              <w:top w:type="dxa" w:w="60"/>
+              <w:left w:type="dxa" w:w="100"/>
+              <w:bottom w:type="dxa" w:w="60"/>
+              <w:right w:type="dxa" w:w="100"/>
+            </w:tcMar>
+          </w:tcPr>
+          <w:p>
+            <w:pPr>
+              <w:keepNext/>
+              <w:spacing w:after="0"/>
+              <w:jc w:val="right"/>
+            </w:pPr>
+            <w:r>
+              <w:rPr>
+                <w:rFonts w:ascii="Calibri" w:cs="Calibri" w:eastAsia="Calibri" w:hAnsi="Calibri"/>
+                <w:b w:val="false"/>
+                <w:bCs w:val="false"/>
+                <w:color w:val="000000"/>
+                <w:sz w:val="19"/>
+                <w:szCs w:val="19"/>
+              </w:rPr>
+              <w:t xml:space="preserve">$44,000</w:t>
+            </w:r>
+          </w:p>
+        </w:tc>
+      </w:tr>
+      <w:tr>
+        <w:trPr>
+          <w:cantSplit/>
+        </w:trPr>
+        <w:tc>
+          <w:tcPr>
+            <w:tcW w:type="dxa" w:w="1300"/>
+            <w:tcBorders>
+              <w:top w:val="single" w:color="BFBFBF" w:sz="4"/>
+              <w:left w:val="single" w:color="BFBFBF" w:sz="4"/>
+              <w:bottom w:val="single" w:color="BFBFBF" w:sz="4"/>
+              <w:right w:val="single" w:color="BFBFBF" w:sz="4"/>
+            </w:tcBorders>
+            <w:tcMar>
+              <w:top w:type="dxa" w:w="60"/>
+              <w:left w:type="dxa" w:w="100"/>
+              <w:bottom w:type="dxa" w:w="60"/>
+              <w:right w:type="dxa" w:w="100"/>
+            </w:tcMar>
+          </w:tcPr>
+          <w:p>
+            <w:pPr>
+              <w:keepNext/>
+              <w:spacing w:after="0"/>
+              <w:jc w:val="left"/>
+            </w:pPr>
+            <w:r>
+              <w:rPr>
+                <w:rFonts w:ascii="Calibri" w:cs="Calibri" w:eastAsia="Calibri" w:hAnsi="Calibri"/>
+                <w:b w:val="false"/>
+                <w:bCs w:val="false"/>
+                <w:color w:val="000000"/>
+                <w:sz w:val="19"/>
+                <w:szCs w:val="19"/>
+              </w:rPr>
+              <w:t xml:space="preserve">0.1 / 0.9</w:t>
+            </w:r>
+          </w:p>
+        </w:tc>
+        <w:tc>
+          <w:tcPr>
+            <w:tcW w:type="dxa" w:w="1300"/>
+            <w:tcBorders>
+              <w:top w:val="single" w:color="BFBFBF" w:sz="4"/>
+              <w:left w:val="single" w:color="BFBFBF" w:sz="4"/>
+              <w:bottom w:val="single" w:color="BFBFBF" w:sz="4"/>
+              <w:right w:val="single" w:color="BFBFBF" w:sz="4"/>
+            </w:tcBorders>
+            <w:tcMar>
+              <w:top w:type="dxa" w:w="60"/>
+              <w:left w:type="dxa" w:w="100"/>
+              <w:bottom w:type="dxa" w:w="60"/>
+              <w:right w:type="dxa" w:w="100"/>
+            </w:tcMar>
+          </w:tcPr>
+          <w:p>
+            <w:pPr>
+              <w:keepNext/>
+              <w:spacing w:after="0"/>
+              <w:jc w:val="right"/>
+            </w:pPr>
+            <w:r>
+              <w:rPr>
+                <w:rFonts w:ascii="Calibri" w:cs="Calibri" w:eastAsia="Calibri" w:hAnsi="Calibri"/>
+                <w:b w:val="false"/>
+                <w:bCs w:val="false"/>
+                <w:color w:val="000000"/>
+                <w:sz w:val="19"/>
+                <w:szCs w:val="19"/>
+              </w:rPr>
+              <w:t xml:space="preserve">5</w:t>
+            </w:r>
+          </w:p>
+        </w:tc>
+        <w:tc>
+          <w:tcPr>
+            <w:tcW w:type="dxa" w:w="1150"/>
+            <w:tcBorders>
+              <w:top w:val="single" w:color="BFBFBF" w:sz="4"/>
+              <w:left w:val="single" w:color="BFBFBF" w:sz="4"/>
+              <w:bottom w:val="single" w:color="BFBFBF" w:sz="4"/>
+              <w:right w:val="single" w:color="BFBFBF" w:sz="4"/>
+            </w:tcBorders>
+            <w:tcMar>
+              <w:top w:type="dxa" w:w="60"/>
+              <w:left w:type="dxa" w:w="100"/>
+              <w:bottom w:type="dxa" w:w="60"/>
+              <w:right w:type="dxa" w:w="100"/>
+            </w:tcMar>
+          </w:tcPr>
+          <w:p>
+            <w:pPr>
+              <w:keepNext/>
+              <w:spacing w:after="0"/>
+              <w:jc w:val="right"/>
+            </w:pPr>
+            <w:r>
+              <w:rPr>
+                <w:rFonts w:ascii="Calibri" w:cs="Calibri" w:eastAsia="Calibri" w:hAnsi="Calibri"/>
+                <w:b w:val="false"/>
+                <w:bCs w:val="false"/>
+                <w:color w:val="000000"/>
+                <w:sz w:val="19"/>
+                <w:szCs w:val="19"/>
+              </w:rPr>
+              <w:t xml:space="preserve">0.50</w:t>
+            </w:r>
+          </w:p>
+        </w:tc>
+        <w:tc>
+          <w:tcPr>
+            <w:tcW w:type="dxa" w:w="1150"/>
+            <w:tcBorders>
+              <w:top w:val="single" w:color="BFBFBF" w:sz="4"/>
+              <w:left w:val="single" w:color="BFBFBF" w:sz="4"/>
+              <w:bottom w:val="single" w:color="BFBFBF" w:sz="4"/>
+              <w:right w:val="single" w:color="BFBFBF" w:sz="4"/>
+            </w:tcBorders>
+            <w:tcMar>
+              <w:top w:type="dxa" w:w="60"/>
+              <w:left w:type="dxa" w:w="100"/>
+              <w:bottom w:type="dxa" w:w="60"/>
+              <w:right w:type="dxa" w:w="100"/>
+            </w:tcMar>
+          </w:tcPr>
+          <w:p>
+            <w:pPr>
+              <w:keepNext/>
+              <w:spacing w:after="0"/>
+              <w:jc w:val="right"/>
+            </w:pPr>
+            <w:r>
+              <w:rPr>
+                <w:rFonts w:ascii="Calibri" w:cs="Calibri" w:eastAsia="Calibri" w:hAnsi="Calibri"/>
+                <w:b w:val="false"/>
+                <w:bCs w:val="false"/>
+                <w:color w:val="000000"/>
+                <w:sz w:val="19"/>
+                <w:szCs w:val="19"/>
+              </w:rPr>
+              <w:t xml:space="preserve">87.6%</w:t>
+            </w:r>
+          </w:p>
+        </w:tc>
+        <w:tc>
+          <w:tcPr>
+            <w:tcW w:type="dxa" w:w="1250"/>
+            <w:tcBorders>
+              <w:top w:val="single" w:color="BFBFBF" w:sz="4"/>
+              <w:left w:val="single" w:color="BFBFBF" w:sz="4"/>
+              <w:bottom w:val="single" w:color="BFBFBF" w:sz="4"/>
+              <w:right w:val="single" w:color="BFBFBF" w:sz="4"/>
+            </w:tcBorders>
+            <w:tcMar>
+              <w:top w:type="dxa" w:w="60"/>
+              <w:left w:type="dxa" w:w="100"/>
+              <w:bottom w:type="dxa" w:w="60"/>
+              <w:right w:type="dxa" w:w="100"/>
+            </w:tcMar>
+          </w:tcPr>
+          <w:p>
+            <w:pPr>
+              <w:keepNext/>
+              <w:spacing w:after="0"/>
+              <w:jc w:val="right"/>
+            </w:pPr>
+            <w:r>
+              <w:rPr>
+                <w:rFonts w:ascii="Calibri" w:cs="Calibri" w:eastAsia="Calibri" w:hAnsi="Calibri"/>
+                <w:b w:val="false"/>
+                <w:bCs w:val="false"/>
+                <w:color w:val="000000"/>
+                <w:sz w:val="19"/>
+                <w:szCs w:val="19"/>
+              </w:rPr>
+              <w:t xml:space="preserve">59.8%</w:t>
+            </w:r>
+          </w:p>
+        </w:tc>
+        <w:tc>
+          <w:tcPr>
+            <w:tcW w:type="dxa" w:w="1700"/>
+            <w:tcBorders>
+              <w:top w:val="single" w:color="BFBFBF" w:sz="4"/>
+              <w:left w:val="single" w:color="BFBFBF" w:sz="4"/>
+              <w:bottom w:val="single" w:color="BFBFBF" w:sz="4"/>
+              <w:right w:val="single" w:color="BFBFBF" w:sz="4"/>
+            </w:tcBorders>
+            <w:tcMar>
+              <w:top w:type="dxa" w:w="60"/>
+              <w:left w:type="dxa" w:w="100"/>
+              <w:bottom w:type="dxa" w:w="60"/>
+              <w:right w:type="dxa" w:w="100"/>
+            </w:tcMar>
+          </w:tcPr>
+          <w:p>
+            <w:pPr>
+              <w:keepNext/>
+              <w:spacing w:after="0"/>
+              <w:jc w:val="right"/>
+            </w:pPr>
+            <w:r>
+              <w:rPr>
+                <w:rFonts w:ascii="Calibri" w:cs="Calibri" w:eastAsia="Calibri" w:hAnsi="Calibri"/>
+                <w:b w:val="false"/>
+                <w:bCs w:val="false"/>
+                <w:color w:val="000000"/>
+                <w:sz w:val="19"/>
+                <w:szCs w:val="19"/>
+              </w:rPr>
+              <w:t xml:space="preserve">$458,000</w:t>
+            </w:r>
+          </w:p>
+        </w:tc>
+        <w:tc>
+          <w:tcPr>
+            <w:tcW w:type="dxa" w:w="1510"/>
+            <w:tcBorders>
+              <w:top w:val="single" w:color="BFBFBF" w:sz="4"/>
+              <w:left w:val="single" w:color="BFBFBF" w:sz="4"/>
+              <w:bottom w:val="single" w:color="BFBFBF" w:sz="4"/>
+              <w:right w:val="single" w:color="BFBFBF" w:sz="4"/>
+            </w:tcBorders>
+            <w:tcMar>
+              <w:top w:type="dxa" w:w="60"/>
+              <w:left w:type="dxa" w:w="100"/>
+              <w:bottom w:type="dxa" w:w="60"/>
+              <w:right w:type="dxa" w:w="100"/>
+            </w:tcMar>
+          </w:tcPr>
+          <w:p>
+            <w:pPr>
+              <w:keepNext/>
+              <w:spacing w:after="0"/>
+              <w:jc w:val="right"/>
+            </w:pPr>
+            <w:r>
+              <w:rPr>
+                <w:rFonts w:ascii="Calibri" w:cs="Calibri" w:eastAsia="Calibri" w:hAnsi="Calibri"/>
+                <w:b w:val="false"/>
+                <w:bCs w:val="false"/>
+                <w:color w:val="000000"/>
+                <w:sz w:val="19"/>
+                <w:szCs w:val="19"/>
+              </w:rPr>
+              <w:t xml:space="preserve">$53,000</w:t>
+            </w:r>
+          </w:p>
+        </w:tc>
+      </w:tr>
+      <w:tr>
+        <w:trPr>
+          <w:cantSplit/>
+        </w:trPr>
+        <w:tc>
+          <w:tcPr>
+            <w:tcW w:type="dxa" w:w="1300"/>
+            <w:tcBorders>
+              <w:top w:val="single" w:color="BFBFBF" w:sz="4"/>
+              <w:left w:val="single" w:color="BFBFBF" w:sz="4"/>
+              <w:bottom w:val="single" w:color="BFBFBF" w:sz="4"/>
+              <w:right w:val="single" w:color="BFBFBF" w:sz="4"/>
+            </w:tcBorders>
+            <w:tcMar>
+              <w:top w:type="dxa" w:w="60"/>
+              <w:left w:type="dxa" w:w="100"/>
+              <w:bottom w:type="dxa" w:w="60"/>
+              <w:right w:type="dxa" w:w="100"/>
+            </w:tcMar>
+          </w:tcPr>
+          <w:p>
+            <w:pPr>
+              <w:keepNext/>
+              <w:spacing w:after="0"/>
+              <w:jc w:val="left"/>
+            </w:pPr>
+            <w:r>
+              <w:rPr>
+                <w:rFonts w:ascii="Calibri" w:cs="Calibri" w:eastAsia="Calibri" w:hAnsi="Calibri"/>
+                <w:b w:val="false"/>
+                <w:bCs w:val="false"/>
+                <w:color w:val="000000"/>
+                <w:sz w:val="19"/>
+                <w:szCs w:val="19"/>
+              </w:rPr>
+              <w:t xml:space="preserve">0.3 / 0.7</w:t>
+            </w:r>
+          </w:p>
+        </w:tc>
+        <w:tc>
+          <w:tcPr>
+            <w:tcW w:type="dxa" w:w="1300"/>
+            <w:tcBorders>
+              <w:top w:val="single" w:color="BFBFBF" w:sz="4"/>
+              <w:left w:val="single" w:color="BFBFBF" w:sz="4"/>
+              <w:bottom w:val="single" w:color="BFBFBF" w:sz="4"/>
+              <w:right w:val="single" w:color="BFBFBF" w:sz="4"/>
+            </w:tcBorders>
+            <w:tcMar>
+              <w:top w:type="dxa" w:w="60"/>
+              <w:left w:type="dxa" w:w="100"/>
+              <w:bottom w:type="dxa" w:w="60"/>
+              <w:right w:type="dxa" w:w="100"/>
+            </w:tcMar>
+          </w:tcPr>
+          <w:p>
+            <w:pPr>
+              <w:keepNext/>
+              <w:spacing w:after="0"/>
+              <w:jc w:val="right"/>
+            </w:pPr>
+            <w:r>
+              <w:rPr>
+                <w:rFonts w:ascii="Calibri" w:cs="Calibri" w:eastAsia="Calibri" w:hAnsi="Calibri"/>
+                <w:b w:val="false"/>
+                <w:bCs w:val="false"/>
+                <w:color w:val="000000"/>
+                <w:sz w:val="19"/>
+                <w:szCs w:val="19"/>
+              </w:rPr>
               <w:t xml:space="preserve">10</w:t>
             </w:r>
           </w:p>
@@ -8376,7 +9626,7 @@
           <w:sz w:val="19"/>
           <w:szCs w:val="19"/>
         </w:rPr>
-        <w:t xml:space="preserve">Table 4. Stage 1 of the selection: forest configurations (200 trees, all 27 inputs) on repeated out-of-fold predictions of the training rows, sorted by mean expected cost. Costs assume $9,000 per missed defaulter and $2,000 per wrongly declined customer.</w:t>
+        <w:t xml:space="preserve">Table 4. Stage 1 of the selection: forest configurations (200 trees, all 27 inputs) on repeated out-of-fold predictions of the training rows, sorted by mean expected cost. Costs assume $9,000 per missed defaulter and $2,000 per wrongly declined customer. The standard error of a mean cost is the fold-to-fold SD divided by the square root of the 15 folds, about $10,500 for the lowest-cost row; configurations within one standard error of it are treated as tied.</w:t>
       </w:r>
     </w:p>
     <w:p>
@@ -8390,7 +9640,7 @@
           <w:sz w:val="22"/>
           <w:szCs w:val="22"/>
         </w:rPr>
-        <w:t xml:space="preserve">Fully grown trees beat constrained trees by a wide margin for every weighting: the leaf size of 10 that the recall-only grid search chose makes the probabilities cruder, which costs dearly once the threshold is free to move. Among the fully grown forests the class weights barely matter: the unweighted, 0.3/0.7 and 0.2/0.8 forests lie within one standard error (about $10,500) of each other and simply reach their minimum at different thresholds (0.15, 0.20 and 0.25). By the pre-stated rule the unweighted forest went forward as the simplest configuration with the lowest mean cost; its score also keeps its natural meaning as an estimated default rate. Stage 2 pitted it against the recall-tuned grid winner, each on all 27 inputs and on the 12-input subset (Table 5).</w:t>
+        <w:t xml:space="preserve">Fully grown trees beat constrained trees by a wide margin for every weighting: a minimum leaf of 5 or 10 applicants (10 was the recall-only grid search's choice) makes the probabilities cruder, which costs dearly once the threshold is free to move. Among the fully grown forests the class weights barely matter: the unweighted, 0.3/0.7 and 0.2/0.8 forests lie within one standard error (about $10,500) of each other and simply reach their minimum at different thresholds (0.15, 0.20 and 0.25). By the pre-stated rule the unweighted forest went forward as the simplest configuration with the lowest mean cost; its score also keeps a natural reading as an estimated default rate, checked with a calibration table in the notebook (it understates risk in the decision range, as discussed below). Stage 2 pitted it against the recall-tuned grid winner, each on all 27 inputs and on the 12-input subset, and also tested it without any occupation information, the fallback a fair-lending review might require; the balanced logistic regression and the recall-tuned tree were scored the same way at their own cost-minimising thresholds, so that every technique is compared on the chosen yardstick (Table 5).</w:t>
       </w:r>
     </w:p>
     <w:tbl>
@@ -8885,7 +10135,7 @@
                 <w:sz w:val="19"/>
                 <w:szCs w:val="19"/>
               </w:rPr>
-              <w:t xml:space="preserve">Random Forest, unweighted, fully grown, 12 inputs</w:t>
+              <w:t xml:space="preserve">Random Forest, unweighted, fully grown, 21 inputs (no occupation)</w:t>
             </w:r>
           </w:p>
         </w:tc>
@@ -8920,7 +10170,7 @@
                 <w:sz w:val="19"/>
                 <w:szCs w:val="19"/>
               </w:rPr>
-              <w:t xml:space="preserve">0.95</w:t>
+              <w:t xml:space="preserve">0.96</w:t>
             </w:r>
           </w:p>
         </w:tc>
@@ -8990,7 +10240,7 @@
                 <w:sz w:val="19"/>
                 <w:szCs w:val="19"/>
               </w:rPr>
-              <w:t xml:space="preserve">91.3%</w:t>
+              <w:t xml:space="preserve">92.3%</w:t>
             </w:r>
           </w:p>
         </w:tc>
@@ -9025,7 +10275,7 @@
                 <w:sz w:val="19"/>
                 <w:szCs w:val="19"/>
               </w:rPr>
-              <w:t xml:space="preserve">62.1%</w:t>
+              <w:t xml:space="preserve">63.3%</w:t>
             </w:r>
           </w:p>
         </w:tc>
@@ -9060,7 +10310,7 @@
                 <w:sz w:val="19"/>
                 <w:szCs w:val="19"/>
               </w:rPr>
-              <w:t xml:space="preserve">$378,000</w:t>
+              <w:t xml:space="preserve">$351,000</w:t>
             </w:r>
           </w:p>
         </w:tc>
@@ -9100,7 +10350,7 @@
                 <w:sz w:val="19"/>
                 <w:szCs w:val="19"/>
               </w:rPr>
-              <w:t xml:space="preserve">Random Forest, recall-tuned grid winner, 27 inputs</w:t>
+              <w:t xml:space="preserve">Random Forest, unweighted, fully grown, 12 inputs</w:t>
             </w:r>
           </w:p>
         </w:tc>
@@ -9135,7 +10385,7 @@
                 <w:sz w:val="19"/>
                 <w:szCs w:val="19"/>
               </w:rPr>
-              <w:t xml:space="preserve">0.93</w:t>
+              <w:t xml:space="preserve">0.95</w:t>
             </w:r>
           </w:p>
         </w:tc>
@@ -9170,7 +10420,7 @@
                 <w:sz w:val="19"/>
                 <w:szCs w:val="19"/>
               </w:rPr>
-              <w:t xml:space="preserve">0.35</w:t>
+              <w:t xml:space="preserve">0.15</w:t>
             </w:r>
           </w:p>
         </w:tc>
@@ -9205,7 +10455,7 @@
                 <w:sz w:val="19"/>
                 <w:szCs w:val="19"/>
               </w:rPr>
-              <w:t xml:space="preserve">89.7%</w:t>
+              <w:t xml:space="preserve">91.3%</w:t>
             </w:r>
           </w:p>
         </w:tc>
@@ -9240,7 +10490,7 @@
                 <w:sz w:val="19"/>
                 <w:szCs w:val="19"/>
               </w:rPr>
-              <w:t xml:space="preserve">54.0%</w:t>
+              <w:t xml:space="preserve">62.1%</w:t>
             </w:r>
           </w:p>
         </w:tc>
@@ -9275,7 +10525,7 @@
                 <w:sz w:val="19"/>
                 <w:szCs w:val="19"/>
               </w:rPr>
-              <w:t xml:space="preserve">$490,000</w:t>
+              <w:t xml:space="preserve">$378,000</w:t>
             </w:r>
           </w:p>
         </w:tc>
@@ -9302,7 +10552,7 @@
           </w:tcPr>
           <w:p>
             <w:pPr>
-              <w:keepNext w:val="false"/>
+              <w:keepNext/>
               <w:spacing w:after="0"/>
               <w:jc w:val="left"/>
             </w:pPr>
@@ -9315,6 +10565,221 @@
                 <w:sz w:val="19"/>
                 <w:szCs w:val="19"/>
               </w:rPr>
+              <w:t xml:space="preserve">Random Forest, recall-tuned grid winner, 27 inputs</w:t>
+            </w:r>
+          </w:p>
+        </w:tc>
+        <w:tc>
+          <w:tcPr>
+            <w:tcW w:type="dxa" w:w="1200"/>
+            <w:tcBorders>
+              <w:top w:val="single" w:color="BFBFBF" w:sz="4"/>
+              <w:left w:val="single" w:color="BFBFBF" w:sz="4"/>
+              <w:bottom w:val="single" w:color="BFBFBF" w:sz="4"/>
+              <w:right w:val="single" w:color="BFBFBF" w:sz="4"/>
+            </w:tcBorders>
+            <w:tcMar>
+              <w:top w:type="dxa" w:w="60"/>
+              <w:left w:type="dxa" w:w="100"/>
+              <w:bottom w:type="dxa" w:w="60"/>
+              <w:right w:type="dxa" w:w="100"/>
+            </w:tcMar>
+          </w:tcPr>
+          <w:p>
+            <w:pPr>
+              <w:keepNext/>
+              <w:spacing w:after="0"/>
+              <w:jc w:val="right"/>
+            </w:pPr>
+            <w:r>
+              <w:rPr>
+                <w:rFonts w:ascii="Calibri" w:cs="Calibri" w:eastAsia="Calibri" w:hAnsi="Calibri"/>
+                <w:b w:val="false"/>
+                <w:bCs w:val="false"/>
+                <w:color w:val="000000"/>
+                <w:sz w:val="19"/>
+                <w:szCs w:val="19"/>
+              </w:rPr>
+              <w:t xml:space="preserve">0.93</w:t>
+            </w:r>
+          </w:p>
+        </w:tc>
+        <w:tc>
+          <w:tcPr>
+            <w:tcW w:type="dxa" w:w="1100"/>
+            <w:tcBorders>
+              <w:top w:val="single" w:color="BFBFBF" w:sz="4"/>
+              <w:left w:val="single" w:color="BFBFBF" w:sz="4"/>
+              <w:bottom w:val="single" w:color="BFBFBF" w:sz="4"/>
+              <w:right w:val="single" w:color="BFBFBF" w:sz="4"/>
+            </w:tcBorders>
+            <w:tcMar>
+              <w:top w:type="dxa" w:w="60"/>
+              <w:left w:type="dxa" w:w="100"/>
+              <w:bottom w:type="dxa" w:w="60"/>
+              <w:right w:type="dxa" w:w="100"/>
+            </w:tcMar>
+          </w:tcPr>
+          <w:p>
+            <w:pPr>
+              <w:keepNext/>
+              <w:spacing w:after="0"/>
+              <w:jc w:val="right"/>
+            </w:pPr>
+            <w:r>
+              <w:rPr>
+                <w:rFonts w:ascii="Calibri" w:cs="Calibri" w:eastAsia="Calibri" w:hAnsi="Calibri"/>
+                <w:b w:val="false"/>
+                <w:bCs w:val="false"/>
+                <w:color w:val="000000"/>
+                <w:sz w:val="19"/>
+                <w:szCs w:val="19"/>
+              </w:rPr>
+              <w:t xml:space="preserve">0.35</w:t>
+            </w:r>
+          </w:p>
+        </w:tc>
+        <w:tc>
+          <w:tcPr>
+            <w:tcW w:type="dxa" w:w="1200"/>
+            <w:tcBorders>
+              <w:top w:val="single" w:color="BFBFBF" w:sz="4"/>
+              <w:left w:val="single" w:color="BFBFBF" w:sz="4"/>
+              <w:bottom w:val="single" w:color="BFBFBF" w:sz="4"/>
+              <w:right w:val="single" w:color="BFBFBF" w:sz="4"/>
+            </w:tcBorders>
+            <w:tcMar>
+              <w:top w:type="dxa" w:w="60"/>
+              <w:left w:type="dxa" w:w="100"/>
+              <w:bottom w:type="dxa" w:w="60"/>
+              <w:right w:type="dxa" w:w="100"/>
+            </w:tcMar>
+          </w:tcPr>
+          <w:p>
+            <w:pPr>
+              <w:keepNext/>
+              <w:spacing w:after="0"/>
+              <w:jc w:val="right"/>
+            </w:pPr>
+            <w:r>
+              <w:rPr>
+                <w:rFonts w:ascii="Calibri" w:cs="Calibri" w:eastAsia="Calibri" w:hAnsi="Calibri"/>
+                <w:b w:val="false"/>
+                <w:bCs w:val="false"/>
+                <w:color w:val="000000"/>
+                <w:sz w:val="19"/>
+                <w:szCs w:val="19"/>
+              </w:rPr>
+              <w:t xml:space="preserve">89.7%</w:t>
+            </w:r>
+          </w:p>
+        </w:tc>
+        <w:tc>
+          <w:tcPr>
+            <w:tcW w:type="dxa" w:w="1300"/>
+            <w:tcBorders>
+              <w:top w:val="single" w:color="BFBFBF" w:sz="4"/>
+              <w:left w:val="single" w:color="BFBFBF" w:sz="4"/>
+              <w:bottom w:val="single" w:color="BFBFBF" w:sz="4"/>
+              <w:right w:val="single" w:color="BFBFBF" w:sz="4"/>
+            </w:tcBorders>
+            <w:tcMar>
+              <w:top w:type="dxa" w:w="60"/>
+              <w:left w:type="dxa" w:w="100"/>
+              <w:bottom w:type="dxa" w:w="60"/>
+              <w:right w:type="dxa" w:w="100"/>
+            </w:tcMar>
+          </w:tcPr>
+          <w:p>
+            <w:pPr>
+              <w:keepNext/>
+              <w:spacing w:after="0"/>
+              <w:jc w:val="right"/>
+            </w:pPr>
+            <w:r>
+              <w:rPr>
+                <w:rFonts w:ascii="Calibri" w:cs="Calibri" w:eastAsia="Calibri" w:hAnsi="Calibri"/>
+                <w:b w:val="false"/>
+                <w:bCs w:val="false"/>
+                <w:color w:val="000000"/>
+                <w:sz w:val="19"/>
+                <w:szCs w:val="19"/>
+              </w:rPr>
+              <w:t xml:space="preserve">54.0%</w:t>
+            </w:r>
+          </w:p>
+        </w:tc>
+        <w:tc>
+          <w:tcPr>
+            <w:tcW w:type="dxa" w:w="1400"/>
+            <w:tcBorders>
+              <w:top w:val="single" w:color="BFBFBF" w:sz="4"/>
+              <w:left w:val="single" w:color="BFBFBF" w:sz="4"/>
+              <w:bottom w:val="single" w:color="BFBFBF" w:sz="4"/>
+              <w:right w:val="single" w:color="BFBFBF" w:sz="4"/>
+            </w:tcBorders>
+            <w:tcMar>
+              <w:top w:type="dxa" w:w="60"/>
+              <w:left w:type="dxa" w:w="100"/>
+              <w:bottom w:type="dxa" w:w="60"/>
+              <w:right w:type="dxa" w:w="100"/>
+            </w:tcMar>
+          </w:tcPr>
+          <w:p>
+            <w:pPr>
+              <w:keepNext/>
+              <w:spacing w:after="0"/>
+              <w:jc w:val="right"/>
+            </w:pPr>
+            <w:r>
+              <w:rPr>
+                <w:rFonts w:ascii="Calibri" w:cs="Calibri" w:eastAsia="Calibri" w:hAnsi="Calibri"/>
+                <w:b w:val="false"/>
+                <w:bCs w:val="false"/>
+                <w:color w:val="000000"/>
+                <w:sz w:val="19"/>
+                <w:szCs w:val="19"/>
+              </w:rPr>
+              <w:t xml:space="preserve">$490,000</w:t>
+            </w:r>
+          </w:p>
+        </w:tc>
+      </w:tr>
+      <w:tr>
+        <w:trPr>
+          <w:cantSplit/>
+        </w:trPr>
+        <w:tc>
+          <w:tcPr>
+            <w:tcW w:type="dxa" w:w="3160"/>
+            <w:tcBorders>
+              <w:top w:val="single" w:color="BFBFBF" w:sz="4"/>
+              <w:left w:val="single" w:color="BFBFBF" w:sz="4"/>
+              <w:bottom w:val="single" w:color="BFBFBF" w:sz="4"/>
+              <w:right w:val="single" w:color="BFBFBF" w:sz="4"/>
+            </w:tcBorders>
+            <w:tcMar>
+              <w:top w:type="dxa" w:w="60"/>
+              <w:left w:type="dxa" w:w="100"/>
+              <w:bottom w:type="dxa" w:w="60"/>
+              <w:right w:type="dxa" w:w="100"/>
+            </w:tcMar>
+          </w:tcPr>
+          <w:p>
+            <w:pPr>
+              <w:keepNext/>
+              <w:spacing w:after="0"/>
+              <w:jc w:val="left"/>
+            </w:pPr>
+            <w:r>
+              <w:rPr>
+                <w:rFonts w:ascii="Calibri" w:cs="Calibri" w:eastAsia="Calibri" w:hAnsi="Calibri"/>
+                <w:b w:val="false"/>
+                <w:bCs w:val="false"/>
+                <w:color w:val="000000"/>
+                <w:sz w:val="19"/>
+                <w:szCs w:val="19"/>
+              </w:rPr>
               <w:t xml:space="preserve">Random Forest, recall-tuned grid winner, 12 inputs</w:t>
             </w:r>
           </w:p>
@@ -9337,7 +10802,7 @@
           </w:tcPr>
           <w:p>
             <w:pPr>
-              <w:keepNext w:val="false"/>
+              <w:keepNext/>
               <w:spacing w:after="0"/>
               <w:jc w:val="right"/>
             </w:pPr>
@@ -9372,7 +10837,7 @@
           </w:tcPr>
           <w:p>
             <w:pPr>
-              <w:keepNext w:val="false"/>
+              <w:keepNext/>
               <w:spacing w:after="0"/>
               <w:jc w:val="right"/>
             </w:pPr>
@@ -9407,7 +10872,7 @@
           </w:tcPr>
           <w:p>
             <w:pPr>
-              <w:keepNext w:val="false"/>
+              <w:keepNext/>
               <w:spacing w:after="0"/>
               <w:jc w:val="right"/>
             </w:pPr>
@@ -9442,7 +10907,7 @@
           </w:tcPr>
           <w:p>
             <w:pPr>
-              <w:keepNext w:val="false"/>
+              <w:keepNext/>
               <w:spacing w:after="0"/>
               <w:jc w:val="right"/>
             </w:pPr>
@@ -9477,7 +10942,7 @@
           </w:tcPr>
           <w:p>
             <w:pPr>
-              <w:keepNext w:val="false"/>
+              <w:keepNext/>
               <w:spacing w:after="0"/>
               <w:jc w:val="right"/>
             </w:pPr>
@@ -9491,6 +10956,436 @@
                 <w:szCs w:val="19"/>
               </w:rPr>
               <w:t xml:space="preserve">$513,000</w:t>
+            </w:r>
+          </w:p>
+        </w:tc>
+      </w:tr>
+      <w:tr>
+        <w:trPr>
+          <w:cantSplit/>
+        </w:trPr>
+        <w:tc>
+          <w:tcPr>
+            <w:tcW w:type="dxa" w:w="3160"/>
+            <w:tcBorders>
+              <w:top w:val="single" w:color="BFBFBF" w:sz="4"/>
+              <w:left w:val="single" w:color="BFBFBF" w:sz="4"/>
+              <w:bottom w:val="single" w:color="BFBFBF" w:sz="4"/>
+              <w:right w:val="single" w:color="BFBFBF" w:sz="4"/>
+            </w:tcBorders>
+            <w:tcMar>
+              <w:top w:type="dxa" w:w="60"/>
+              <w:left w:type="dxa" w:w="100"/>
+              <w:bottom w:type="dxa" w:w="60"/>
+              <w:right w:type="dxa" w:w="100"/>
+            </w:tcMar>
+          </w:tcPr>
+          <w:p>
+            <w:pPr>
+              <w:keepNext/>
+              <w:spacing w:after="0"/>
+              <w:jc w:val="left"/>
+            </w:pPr>
+            <w:r>
+              <w:rPr>
+                <w:rFonts w:ascii="Calibri" w:cs="Calibri" w:eastAsia="Calibri" w:hAnsi="Calibri"/>
+                <w:b w:val="false"/>
+                <w:bCs w:val="false"/>
+                <w:color w:val="000000"/>
+                <w:sz w:val="19"/>
+                <w:szCs w:val="19"/>
+              </w:rPr>
+              <w:t xml:space="preserve">Logistic Regression, balanced (C tuned), own threshold</w:t>
+            </w:r>
+          </w:p>
+        </w:tc>
+        <w:tc>
+          <w:tcPr>
+            <w:tcW w:type="dxa" w:w="1200"/>
+            <w:tcBorders>
+              <w:top w:val="single" w:color="BFBFBF" w:sz="4"/>
+              <w:left w:val="single" w:color="BFBFBF" w:sz="4"/>
+              <w:bottom w:val="single" w:color="BFBFBF" w:sz="4"/>
+              <w:right w:val="single" w:color="BFBFBF" w:sz="4"/>
+            </w:tcBorders>
+            <w:tcMar>
+              <w:top w:type="dxa" w:w="60"/>
+              <w:left w:type="dxa" w:w="100"/>
+              <w:bottom w:type="dxa" w:w="60"/>
+              <w:right w:type="dxa" w:w="100"/>
+            </w:tcMar>
+          </w:tcPr>
+          <w:p>
+            <w:pPr>
+              <w:keepNext/>
+              <w:spacing w:after="0"/>
+              <w:jc w:val="right"/>
+            </w:pPr>
+            <w:r>
+              <w:rPr>
+                <w:rFonts w:ascii="Calibri" w:cs="Calibri" w:eastAsia="Calibri" w:hAnsi="Calibri"/>
+                <w:b w:val="false"/>
+                <w:bCs w:val="false"/>
+                <w:color w:val="000000"/>
+                <w:sz w:val="19"/>
+                <w:szCs w:val="19"/>
+              </w:rPr>
+              <w:t xml:space="preserve">0.91</w:t>
+            </w:r>
+          </w:p>
+        </w:tc>
+        <w:tc>
+          <w:tcPr>
+            <w:tcW w:type="dxa" w:w="1100"/>
+            <w:tcBorders>
+              <w:top w:val="single" w:color="BFBFBF" w:sz="4"/>
+              <w:left w:val="single" w:color="BFBFBF" w:sz="4"/>
+              <w:bottom w:val="single" w:color="BFBFBF" w:sz="4"/>
+              <w:right w:val="single" w:color="BFBFBF" w:sz="4"/>
+            </w:tcBorders>
+            <w:tcMar>
+              <w:top w:type="dxa" w:w="60"/>
+              <w:left w:type="dxa" w:w="100"/>
+              <w:bottom w:type="dxa" w:w="60"/>
+              <w:right w:type="dxa" w:w="100"/>
+            </w:tcMar>
+          </w:tcPr>
+          <w:p>
+            <w:pPr>
+              <w:keepNext/>
+              <w:spacing w:after="0"/>
+              <w:jc w:val="right"/>
+            </w:pPr>
+            <w:r>
+              <w:rPr>
+                <w:rFonts w:ascii="Calibri" w:cs="Calibri" w:eastAsia="Calibri" w:hAnsi="Calibri"/>
+                <w:b w:val="false"/>
+                <w:bCs w:val="false"/>
+                <w:color w:val="000000"/>
+                <w:sz w:val="19"/>
+                <w:szCs w:val="19"/>
+              </w:rPr>
+              <w:t xml:space="preserve">0.50</w:t>
+            </w:r>
+          </w:p>
+        </w:tc>
+        <w:tc>
+          <w:tcPr>
+            <w:tcW w:type="dxa" w:w="1200"/>
+            <w:tcBorders>
+              <w:top w:val="single" w:color="BFBFBF" w:sz="4"/>
+              <w:left w:val="single" w:color="BFBFBF" w:sz="4"/>
+              <w:bottom w:val="single" w:color="BFBFBF" w:sz="4"/>
+              <w:right w:val="single" w:color="BFBFBF" w:sz="4"/>
+            </w:tcBorders>
+            <w:tcMar>
+              <w:top w:type="dxa" w:w="60"/>
+              <w:left w:type="dxa" w:w="100"/>
+              <w:bottom w:type="dxa" w:w="60"/>
+              <w:right w:type="dxa" w:w="100"/>
+            </w:tcMar>
+          </w:tcPr>
+          <w:p>
+            <w:pPr>
+              <w:keepNext/>
+              <w:spacing w:after="0"/>
+              <w:jc w:val="right"/>
+            </w:pPr>
+            <w:r>
+              <w:rPr>
+                <w:rFonts w:ascii="Calibri" w:cs="Calibri" w:eastAsia="Calibri" w:hAnsi="Calibri"/>
+                <w:b w:val="false"/>
+                <w:bCs w:val="false"/>
+                <w:color w:val="000000"/>
+                <w:sz w:val="19"/>
+                <w:szCs w:val="19"/>
+              </w:rPr>
+              <w:t xml:space="preserve">81.5%</w:t>
+            </w:r>
+          </w:p>
+        </w:tc>
+        <w:tc>
+          <w:tcPr>
+            <w:tcW w:type="dxa" w:w="1300"/>
+            <w:tcBorders>
+              <w:top w:val="single" w:color="BFBFBF" w:sz="4"/>
+              <w:left w:val="single" w:color="BFBFBF" w:sz="4"/>
+              <w:bottom w:val="single" w:color="BFBFBF" w:sz="4"/>
+              <w:right w:val="single" w:color="BFBFBF" w:sz="4"/>
+            </w:tcBorders>
+            <w:tcMar>
+              <w:top w:type="dxa" w:w="60"/>
+              <w:left w:type="dxa" w:w="100"/>
+              <w:bottom w:type="dxa" w:w="60"/>
+              <w:right w:type="dxa" w:w="100"/>
+            </w:tcMar>
+          </w:tcPr>
+          <w:p>
+            <w:pPr>
+              <w:keepNext/>
+              <w:spacing w:after="0"/>
+              <w:jc w:val="right"/>
+            </w:pPr>
+            <w:r>
+              <w:rPr>
+                <w:rFonts w:ascii="Calibri" w:cs="Calibri" w:eastAsia="Calibri" w:hAnsi="Calibri"/>
+                <w:b w:val="false"/>
+                <w:bCs w:val="false"/>
+                <w:color w:val="000000"/>
+                <w:sz w:val="19"/>
+                <w:szCs w:val="19"/>
+              </w:rPr>
+              <w:t xml:space="preserve">59.9%</w:t>
+            </w:r>
+          </w:p>
+        </w:tc>
+        <w:tc>
+          <w:tcPr>
+            <w:tcW w:type="dxa" w:w="1400"/>
+            <w:tcBorders>
+              <w:top w:val="single" w:color="BFBFBF" w:sz="4"/>
+              <w:left w:val="single" w:color="BFBFBF" w:sz="4"/>
+              <w:bottom w:val="single" w:color="BFBFBF" w:sz="4"/>
+              <w:right w:val="single" w:color="BFBFBF" w:sz="4"/>
+            </w:tcBorders>
+            <w:tcMar>
+              <w:top w:type="dxa" w:w="60"/>
+              <w:left w:type="dxa" w:w="100"/>
+              <w:bottom w:type="dxa" w:w="60"/>
+              <w:right w:type="dxa" w:w="100"/>
+            </w:tcMar>
+          </w:tcPr>
+          <w:p>
+            <w:pPr>
+              <w:keepNext/>
+              <w:spacing w:after="0"/>
+              <w:jc w:val="right"/>
+            </w:pPr>
+            <w:r>
+              <w:rPr>
+                <w:rFonts w:ascii="Calibri" w:cs="Calibri" w:eastAsia="Calibri" w:hAnsi="Calibri"/>
+                <w:b w:val="false"/>
+                <w:bCs w:val="false"/>
+                <w:color w:val="000000"/>
+                <w:sz w:val="19"/>
+                <w:szCs w:val="19"/>
+              </w:rPr>
+              <w:t xml:space="preserve">$550,000</w:t>
+            </w:r>
+          </w:p>
+        </w:tc>
+      </w:tr>
+      <w:tr>
+        <w:trPr>
+          <w:cantSplit/>
+        </w:trPr>
+        <w:tc>
+          <w:tcPr>
+            <w:tcW w:type="dxa" w:w="3160"/>
+            <w:tcBorders>
+              <w:top w:val="single" w:color="BFBFBF" w:sz="4"/>
+              <w:left w:val="single" w:color="BFBFBF" w:sz="4"/>
+              <w:bottom w:val="single" w:color="BFBFBF" w:sz="4"/>
+              <w:right w:val="single" w:color="BFBFBF" w:sz="4"/>
+            </w:tcBorders>
+            <w:tcMar>
+              <w:top w:type="dxa" w:w="60"/>
+              <w:left w:type="dxa" w:w="100"/>
+              <w:bottom w:type="dxa" w:w="60"/>
+              <w:right w:type="dxa" w:w="100"/>
+            </w:tcMar>
+          </w:tcPr>
+          <w:p>
+            <w:pPr>
+              <w:keepNext w:val="false"/>
+              <w:spacing w:after="0"/>
+              <w:jc w:val="left"/>
+            </w:pPr>
+            <w:r>
+              <w:rPr>
+                <w:rFonts w:ascii="Calibri" w:cs="Calibri" w:eastAsia="Calibri" w:hAnsi="Calibri"/>
+                <w:b w:val="false"/>
+                <w:bCs w:val="false"/>
+                <w:color w:val="000000"/>
+                <w:sz w:val="19"/>
+                <w:szCs w:val="19"/>
+              </w:rPr>
+              <w:t xml:space="preserve">Decision Tree, recall-tuned, own threshold</w:t>
+            </w:r>
+          </w:p>
+        </w:tc>
+        <w:tc>
+          <w:tcPr>
+            <w:tcW w:type="dxa" w:w="1200"/>
+            <w:tcBorders>
+              <w:top w:val="single" w:color="BFBFBF" w:sz="4"/>
+              <w:left w:val="single" w:color="BFBFBF" w:sz="4"/>
+              <w:bottom w:val="single" w:color="BFBFBF" w:sz="4"/>
+              <w:right w:val="single" w:color="BFBFBF" w:sz="4"/>
+            </w:tcBorders>
+            <w:tcMar>
+              <w:top w:type="dxa" w:w="60"/>
+              <w:left w:type="dxa" w:w="100"/>
+              <w:bottom w:type="dxa" w:w="60"/>
+              <w:right w:type="dxa" w:w="100"/>
+            </w:tcMar>
+          </w:tcPr>
+          <w:p>
+            <w:pPr>
+              <w:keepNext w:val="false"/>
+              <w:spacing w:after="0"/>
+              <w:jc w:val="right"/>
+            </w:pPr>
+            <w:r>
+              <w:rPr>
+                <w:rFonts w:ascii="Calibri" w:cs="Calibri" w:eastAsia="Calibri" w:hAnsi="Calibri"/>
+                <w:b w:val="false"/>
+                <w:bCs w:val="false"/>
+                <w:color w:val="000000"/>
+                <w:sz w:val="19"/>
+                <w:szCs w:val="19"/>
+              </w:rPr>
+              <w:t xml:space="preserve">0.88</w:t>
+            </w:r>
+          </w:p>
+        </w:tc>
+        <w:tc>
+          <w:tcPr>
+            <w:tcW w:type="dxa" w:w="1100"/>
+            <w:tcBorders>
+              <w:top w:val="single" w:color="BFBFBF" w:sz="4"/>
+              <w:left w:val="single" w:color="BFBFBF" w:sz="4"/>
+              <w:bottom w:val="single" w:color="BFBFBF" w:sz="4"/>
+              <w:right w:val="single" w:color="BFBFBF" w:sz="4"/>
+            </w:tcBorders>
+            <w:tcMar>
+              <w:top w:type="dxa" w:w="60"/>
+              <w:left w:type="dxa" w:w="100"/>
+              <w:bottom w:type="dxa" w:w="60"/>
+              <w:right w:type="dxa" w:w="100"/>
+            </w:tcMar>
+          </w:tcPr>
+          <w:p>
+            <w:pPr>
+              <w:keepNext w:val="false"/>
+              <w:spacing w:after="0"/>
+              <w:jc w:val="right"/>
+            </w:pPr>
+            <w:r>
+              <w:rPr>
+                <w:rFonts w:ascii="Calibri" w:cs="Calibri" w:eastAsia="Calibri" w:hAnsi="Calibri"/>
+                <w:b w:val="false"/>
+                <w:bCs w:val="false"/>
+                <w:color w:val="000000"/>
+                <w:sz w:val="19"/>
+                <w:szCs w:val="19"/>
+              </w:rPr>
+              <w:t xml:space="preserve">0.55</w:t>
+            </w:r>
+          </w:p>
+        </w:tc>
+        <w:tc>
+          <w:tcPr>
+            <w:tcW w:type="dxa" w:w="1200"/>
+            <w:tcBorders>
+              <w:top w:val="single" w:color="BFBFBF" w:sz="4"/>
+              <w:left w:val="single" w:color="BFBFBF" w:sz="4"/>
+              <w:bottom w:val="single" w:color="BFBFBF" w:sz="4"/>
+              <w:right w:val="single" w:color="BFBFBF" w:sz="4"/>
+            </w:tcBorders>
+            <w:tcMar>
+              <w:top w:type="dxa" w:w="60"/>
+              <w:left w:type="dxa" w:w="100"/>
+              <w:bottom w:type="dxa" w:w="60"/>
+              <w:right w:type="dxa" w:w="100"/>
+            </w:tcMar>
+          </w:tcPr>
+          <w:p>
+            <w:pPr>
+              <w:keepNext w:val="false"/>
+              <w:spacing w:after="0"/>
+              <w:jc w:val="right"/>
+            </w:pPr>
+            <w:r>
+              <w:rPr>
+                <w:rFonts w:ascii="Calibri" w:cs="Calibri" w:eastAsia="Calibri" w:hAnsi="Calibri"/>
+                <w:b w:val="false"/>
+                <w:bCs w:val="false"/>
+                <w:color w:val="000000"/>
+                <w:sz w:val="19"/>
+                <w:szCs w:val="19"/>
+              </w:rPr>
+              <w:t xml:space="preserve">80.0%</w:t>
+            </w:r>
+          </w:p>
+        </w:tc>
+        <w:tc>
+          <w:tcPr>
+            <w:tcW w:type="dxa" w:w="1300"/>
+            <w:tcBorders>
+              <w:top w:val="single" w:color="BFBFBF" w:sz="4"/>
+              <w:left w:val="single" w:color="BFBFBF" w:sz="4"/>
+              <w:bottom w:val="single" w:color="BFBFBF" w:sz="4"/>
+              <w:right w:val="single" w:color="BFBFBF" w:sz="4"/>
+            </w:tcBorders>
+            <w:tcMar>
+              <w:top w:type="dxa" w:w="60"/>
+              <w:left w:type="dxa" w:w="100"/>
+              <w:bottom w:type="dxa" w:w="60"/>
+              <w:right w:type="dxa" w:w="100"/>
+            </w:tcMar>
+          </w:tcPr>
+          <w:p>
+            <w:pPr>
+              <w:keepNext w:val="false"/>
+              <w:spacing w:after="0"/>
+              <w:jc w:val="right"/>
+            </w:pPr>
+            <w:r>
+              <w:rPr>
+                <w:rFonts w:ascii="Calibri" w:cs="Calibri" w:eastAsia="Calibri" w:hAnsi="Calibri"/>
+                <w:b w:val="false"/>
+                <w:bCs w:val="false"/>
+                <w:color w:val="000000"/>
+                <w:sz w:val="19"/>
+                <w:szCs w:val="19"/>
+              </w:rPr>
+              <w:t xml:space="preserve">56.3%</w:t>
+            </w:r>
+          </w:p>
+        </w:tc>
+        <w:tc>
+          <w:tcPr>
+            <w:tcW w:type="dxa" w:w="1400"/>
+            <w:tcBorders>
+              <w:top w:val="single" w:color="BFBFBF" w:sz="4"/>
+              <w:left w:val="single" w:color="BFBFBF" w:sz="4"/>
+              <w:bottom w:val="single" w:color="BFBFBF" w:sz="4"/>
+              <w:right w:val="single" w:color="BFBFBF" w:sz="4"/>
+            </w:tcBorders>
+            <w:tcMar>
+              <w:top w:type="dxa" w:w="60"/>
+              <w:left w:type="dxa" w:w="100"/>
+              <w:bottom w:type="dxa" w:w="60"/>
+              <w:right w:type="dxa" w:w="100"/>
+            </w:tcMar>
+          </w:tcPr>
+          <w:p>
+            <w:pPr>
+              <w:keepNext w:val="false"/>
+              <w:spacing w:after="0"/>
+              <w:jc w:val="right"/>
+            </w:pPr>
+            <w:r>
+              <w:rPr>
+                <w:rFonts w:ascii="Calibri" w:cs="Calibri" w:eastAsia="Calibri" w:hAnsi="Calibri"/>
+                <w:b w:val="false"/>
+                <w:bCs w:val="false"/>
+                <w:color w:val="000000"/>
+                <w:sz w:val="19"/>
+                <w:szCs w:val="19"/>
+              </w:rPr>
+              <w:t xml:space="preserve">$607,000</w:t>
             </w:r>
           </w:p>
         </w:tc>
@@ -9524,7 +11419,7 @@
           <w:sz w:val="22"/>
           <w:szCs w:val="22"/>
         </w:rPr>
-        <w:t xml:space="preserve">The unweighted forest on all 27 inputs has the lowest expected cost. The recall-tuned grid winner costs about half again as much once precision is priced in, confirming that recall-only tuning over-shoots; the 12-input version costs about a fifth more, well outside one standard error, so occupation, loan purpose and the minor flags do add value at the cost-optimal operating point and the simpler model is not chosen. The cost-minimising threshold is 0.15 (flag every applicant whose estimated default probability exceeds 15%); it stays at 0.15 for any cost ratio between 3:1 and 6:1 (Figure 5) and agrees with the theoretical break-even for a calibrated score at the stated costs, $2,000 / $11,000 = 0.18. The final pipeline is written out step by step in the notebook, with the exact 27 input columns, the training-row imputation values and the model settings, so that every input to the scoring model is explicit.</w:t>
+        <w:t xml:space="preserve">The unweighted forest on all 27 inputs has the lowest expected cost. The recall-tuned grid winner costs about half again as much once precision is priced in, confirming that recall-only tuning over-shoots, and the balanced logistic regression and the tuned tree cost about $550,000 and $607,000 per 1,000 even at their own best cut-offs, so the forest wins on the chosen yardstick as well as on ranking quality. Removing all occupation information costs about 10% more and the 12-input version about a fifth more, both well outside one standard error, so occupation, loan purpose and the minor flags do add value at the cost-optimal operating point and neither simpler model is chosen; excluding occupation is therefore a policy choice with a measurable price. The cost-minimising threshold is 0.15 (flag every applicant whose score exceeds 0.15, an estimated default risk of roughly one in five); it stays at 0.15 for any cost ratio between 3:1 and 6:1 (the notebook's cost-ratio table; Figure 5 shows the curves at the 4.5:1 costs), on a finer 0.01 grid, and when the whole configuration search is repeated on two other 70/30 splits. It sits just below the textbook break-even of 0.18 for a perfectly calibrated score because the forest's scores, while ranking applicants well (Brier score 0.062 against 0.160 for the base rate), understate risk in the decision range: applicants scored 0.15 to 0.20 defaulted about 23% of the time, so a score of 0.15 reads as roughly one-in-five estimated risk. The final pipeline is written out step by step in the notebook, with the exact 27 input columns, the training-row imputation values and the model settings, so that every input to the scoring model is explicit.</w:t>
       </w:r>
     </w:p>
     <w:p>
@@ -10240,7 +12135,7 @@
           <w:sz w:val="22"/>
           <w:szCs w:val="22"/>
         </w:rPr>
-        <w:t xml:space="preserve">Per 1,000 applicants the model flags about 185 of 200 defaulters before the money leaves the bank, misses about 15 and declines or refers about 87 customers who would have repaid. Under the indicative costs this cuts default-related cost from roughly $1.8 million per 1,000 applicants (today: all approved, 20% default) to about $0.3 million, a reduction of about 83%. Out-of-fold and test results agree within a few points (recall 93% vs 94%, precision 68% vs 65%), which is the evidence that the selection did not over-fit.</w:t>
+        <w:t xml:space="preserve">Per 1,000 applicants the model flags about 185 of 200 defaulters before the money leaves the bank, misses about 15 and declines or refers about 87 customers who would have repaid. Under the indicative costs this cuts default-related cost from roughly $1.8 million per 1,000 applicants (today: all approved, 20% default) to about $0.3 million, a reduction of about 83%. Out-of-fold and test results are consistent (recall 93% vs 94%, precision 68% vs 65%, cost $304,000 ± $28,000 vs $317,000 per 1,000); the choice between the closely matched configurations rests on the out-of-fold comparison, which a single test evaluation is too noisy to adjudicate. Overall the model flags about 27% of applicants (an approval rate of about 73% on a population the bank approves in full today; 16% flagged at the 0.5 cut-off), and about 11% of creditworthy applicants are wrongly flagged at 0.15 against 3% at 0.5, which is the price of the recall. The approve / refer / decline bands at 0.10 and 0.25 would approve about 69% of applications automatically (about 1% of them defaulted), send about 7% to an underwriter (about one in four defaulted) and decline about 24% (74% defaulted, 87% of all defaulters). Two thirds of all defaulters sit in the fifth of applicants with no recorded debt-to-income ratio, a group the model flags almost entirely (96%); on applicants with a recorded ratio it flags 9% and catches 83% of their defaulters at 80% precision, the better guide to its behaviour once income verification is mandatory and the model is re-trained.</w:t>
       </w:r>
     </w:p>
     <w:p>
@@ -10272,7 +12167,7 @@
           <w:sz w:val="22"/>
           <w:szCs w:val="22"/>
         </w:rPr>
-        <w:t xml:space="preserve">The forest is the best performer but cannot be read as a rule list, and the ECOA requires a specific reason for each adverse decision. The proposal resolves the trade-off with a surrogate decision tree: a four-level tree fitted to the forest's own flag/clear decisions on the training rows, which reproduces 90% of the forest's decisions on unseen applicants. Its rules are the same drivers the analysis found throughout: is the debt-to-income ratio missing; if recorded, is it above about 45%; are there two or more delinquent credit lines; how long is the credit history; are there derogatory reports. For each applicant the production system should also report the top risk drivers from the forest itself, so that the roughly 10% of decisions the surrogate does not reproduce still carry a specific reason. Figure 6 shows what the forest relies on: the debt-to-income ratio, its missing flag, delinquent lines and credit-history length together carry about half of its decision power, and permutation importance ranks the same four at the top.</w:t>
+        <w:t xml:space="preserve">The forest is the best performer but cannot be read as a rule list, and the ECOA requires a specific reason for each adverse decision. The proposal resolves the trade-off with a surrogate decision tree: a four-level tree fitted to the forest's out-of-fold flag/clear decisions on the training rows (a fully grown forest reproduces its training labels almost perfectly, so in-sample decisions would teach the tree the labels rather than the forest's behaviour on new applicants), which reproduces 93% of the forest's decisions on unseen applicants against 73% for a rule that never flags anyone. Its rules are the same drivers the analysis found throughout: is the debt-to-income ratio missing (then flag); if recorded, is it above about 44% (then flag); at or below 44%, is there a delinquent credit line together with a major derogatory report (then flag, otherwise clear). For each applicant the production system should also report the top risk drivers from the forest itself, so that the roughly 7% of decisions the surrogate does not reproduce still carry a specific reason; automatic declines above the 0.25 band edge take their primary reason from those drivers, with the surrogate rule as the plain-language summary. Figure 6 shows what the forest relies on: the debt-to-income ratio, its missing flag, delinquent lines and credit-history length together carry about half of its decision power, and permutation importance ranks the same four at the top.</w:t>
       </w:r>
     </w:p>
     <w:p>
@@ -10520,7 +12415,7 @@
                 <w:sz w:val="19"/>
                 <w:szCs w:val="19"/>
               </w:rPr>
-              <w:t xml:space="preserve">Random Forest, 200 fully grown trees, no class weights (the configuration search showed they add nothing once the threshold is chosen on cost), all 27 inputs: the 10 financial attributes (LOAN, MORTDUE, VALUE, YOJ, DEROG, DELINQ, CLAGE, NINQ, CLNO, DEBTINC), a 0/1 missing-value flag for each of the 11 fields with gaps (MORTDUE, VALUE, REASON, JOB, YOJ, DEROG, DELINQ, CLAGE, NINQ, CLNO, DEBTINC) and six 0/1 indicators from one-hot encoding (REASON = HomeImp; JOB = Office, Other, ProfExe, Sales, Self); median/mode imputation learned on training rows plus a missing flag per field; no outlier capping, no scaling</w:t>
+              <w:t xml:space="preserve">Random Forest, 200 fully grown trees, no class weights (the configuration search showed they make no measurable difference once the threshold is chosen on cost), all 27 inputs: the 10 financial attributes (LOAN, MORTDUE, VALUE, YOJ, DEROG, DELINQ, CLAGE, NINQ, CLNO, DEBTINC), a 0/1 missing-value flag for each of the 11 fields with gaps (MORTDUE, VALUE, REASON, JOB, YOJ, DEROG, DELINQ, CLAGE, NINQ, CLNO, DEBTINC) and six 0/1 indicators from one-hot encoding (REASON = HomeImp; JOB = Office, Other, ProfExe, Sales, Self); median/mode imputation learned on training rows plus a missing flag per field; no outlier capping, no scaling</w:t>
             </w:r>
           </w:p>
         </w:tc>
@@ -10595,7 +12490,7 @@
                 <w:sz w:val="19"/>
                 <w:szCs w:val="19"/>
               </w:rPr>
-              <w:t xml:space="preserve">Flag when predicted probability &gt; 0.15 (cost-minimising on repeated out-of-fold predictions, stable for cost ratios 3:1 to 6:1, equal to the theoretical break-even of 0.18 within the search step, to be re-derived with the bank's own loss and margin figures); approve / refer / decline bands keep an underwriter in the loop around the threshold</w:t>
+              <w:t xml:space="preserve">Flag when predicted probability &gt; 0.15 (cost-minimising on repeated out-of-fold predictions, stable for cost ratios 3:1 to 6:1, just below the textbook break-even of 0.18 as expected for a score that understates risk, unchanged on two other train/test splits, to be re-derived with the bank's own loss and margin figures); approve / refer / decline bands at 0.10 and 0.25 (about 69% / 7% / 24% of applicants on the test set, with default rates of about 1% / 24% / 74%) keep an underwriter in the loop around the threshold</w:t>
             </w:r>
           </w:p>
         </w:tc>
@@ -10670,7 +12565,7 @@
                 <w:sz w:val="19"/>
                 <w:szCs w:val="19"/>
               </w:rPr>
-              <w:t xml:space="preserve">Depth-4 surrogate decision tree (90% agreement with the forest) for adverse-action reasons, plus per-applicant top risk drivers</w:t>
+              <w:t xml:space="preserve">Depth-4 surrogate decision tree fitted to the forest's out-of-fold decisions (93% agreement with the forest on unseen applicants) for adverse-action reasons, plus per-applicant top risk drivers</w:t>
             </w:r>
           </w:p>
         </w:tc>
@@ -10745,7 +12640,7 @@
                 <w:sz w:val="19"/>
                 <w:szCs w:val="19"/>
               </w:rPr>
-              <w:t xml:space="preserve">The same forest on 12 inputs without occupation and loan purpose, if the fair-lending review requires it (about a fifth more expected credit-error cost)</w:t>
+              <w:t xml:space="preserve">The same forest without any occupation information (21 inputs), if the fair-lending review requires it (about 10% more expected credit-error cost); the 12-input lean model costs about a fifth more and is not recommended</w:t>
             </w:r>
           </w:p>
         </w:tc>
@@ -10820,7 +12715,7 @@
                 <w:sz w:val="19"/>
                 <w:szCs w:val="19"/>
               </w:rPr>
-              <w:t xml:space="preserve">Make income and property-valuation verification mandatory; decline or escalate above a 45% debt-to-income ratio, or with two or more delinquent lines or derogatory reports</w:t>
+              <w:t xml:space="preserve">Make income and property-valuation verification mandatory; decline or escalate above a 45% debt-to-income ratio; refer to an underwriter with two or more delinquent lines (45% and above observed default) or two or more derogatory reports (51% and above), cut-offs read from the observed default rates; hard rules take precedence over the score</w:t>
             </w:r>
           </w:p>
         </w:tc>
@@ -10895,7 +12790,7 @@
                 <w:sz w:val="19"/>
                 <w:szCs w:val="19"/>
               </w:rPr>
-              <w:t xml:space="preserve">Lowest expected cost of credit errors among ten configurations and four final candidates, chosen under a pre-stated rule without the test set and confirmed on it (93% recall, 68% precision); robust (hundreds of averaged trees, out-of-fold and test agree, threshold insensitive to cost assumptions); interpretable through the surrogate tree and reason codes; deployable on fields the underwriting process already captures</w:t>
+              <w:t xml:space="preserve">Lowest expected cost of credit errors among fifteen configurations and five final candidates, chosen under a pre-stated rule without the test set and then measured once on it (93% recall, 68% precision, consistent with the out-of-fold estimate); robust (hundreds of averaged trees, out-of-fold and test agree, threshold insensitive to cost assumptions); interpretable through the surrogate tree and reason codes; deployable on fields the underwriting process already captures</w:t>
             </w:r>
           </w:p>
         </w:tc>

--- a/reports/Loan_Default_Prediction_Milestone_Report.docx
+++ b/reports/Loan_Default_Prediction_Milestone_Report.docx
@@ -124,7 +124,7 @@
           <w:sz w:val="22"/>
           <w:szCs w:val="22"/>
         </w:rPr>
-        <w:t xml:space="preserve">A large share of a retail bank's profit comes from the interest it earns on home loans and home equity lines of credit, and the single biggest threat to that profit is the borrower who does not pay back: every loan that turns into a non-performing asset wipes out the interest earned on many good loans. Today the approval decision is made by an underwriter's manual study of each application. That process is slow, expensive, inconsistent between underwriters and open to human error and bias, and earlier attempts to automate it relied on hand-written heuristics.</w:t>
+        <w:t xml:space="preserve">A large share of a retail bank's profit comes from the interest it earns on home loans and home equity lines of credit. The single biggest threat to that profit is the borrower who does not repay the loan. Every loan that becomes a non-performing asset removes the interest earned on many good loans. Today an underwriter studies each application manually and decides whether to approve it. That process is slow, expensive, inconsistent between underwriters and open to human error and bias. Earlier attempts to automate it relied on hand-written heuristics.</w:t>
       </w:r>
     </w:p>
     <w:p>
@@ -156,7 +156,7 @@
           <w:sz w:val="22"/>
           <w:szCs w:val="22"/>
         </w:rPr>
-        <w:t xml:space="preserve">, all of them approved by the current process. Those loans averaged about $16,900, so roughly $20 million of principal was put at risk and, with about half recovered through the collateral, roughly $10 million was lost on this book alone. Every ten defaulters avoided saves about $90,000 (at the $9,000 per defaulter used throughout); every good customer wrongly turned away costs only the interest margin on one loan, about $2,000.</w:t>
+        <w:t xml:space="preserve">. The current process approved all of them. Those loans averaged about $16,900, so the bank put roughly $20 million of principal at risk. The bank recovered about half through the collateral, so it lost roughly $10 million on this book alone. Every ten defaulters avoided saves about $90,000 (at the $9,000 per defaulter used throughout). Every good applicant wrongly declined costs only the interest margin on one loan, about $2,000.</w:t>
       </w:r>
     </w:p>
     <w:p>
@@ -180,7 +180,7 @@
           <w:sz w:val="22"/>
           <w:szCs w:val="22"/>
         </w:rPr>
-        <w:t xml:space="preserve">A reliable, explainable scoring model (1) cuts credit losses by stopping likely defaulters at the door, (2) protects revenue by not declining good customers unnecessarily, (3) speeds up and standardises decisions so underwriters spend their time on the genuinely uncertain cases, and (4) gives the bank documented, consistent reasons for every decision, which is both a regulatory requirement under the Equal Credit Opportunity Act (ECOA) and a fairness safeguard.</w:t>
+        <w:t xml:space="preserve">A reliable, explainable scoring model has four advantages. (1) It cuts credit losses by stopping likely defaulters at the door. (2) It protects revenue by not declining good applicants unnecessarily. (3) It makes decisions faster and standardises them, so underwriters spend their time on the genuinely uncertain cases. (4) It gives the bank documented, consistent reasons for every decision, a regulatory requirement under the Equal Credit Opportunity Act (ECOA) and a fairness safeguard.</w:t>
       </w:r>
     </w:p>
     <w:p>
@@ -212,7 +212,7 @@
           <w:sz w:val="22"/>
           <w:szCs w:val="22"/>
         </w:rPr>
-        <w:t xml:space="preserve">Build a classification model that predicts, at application time, whether a client is likely to default on a home equity loan, and give the bank recommendations on which applicant attributes matter most when approving a loan. In priority order:</w:t>
+        <w:t xml:space="preserve">Build a classification model that predicts at application time whether an applicant will likely default on a home equity loan. Recommend to the bank which applicant attributes matter most when it approves a loan. In priority order:</w:t>
       </w:r>
     </w:p>
     <w:p>
@@ -240,7 +240,7 @@
           <w:sz w:val="22"/>
           <w:szCs w:val="22"/>
         </w:rPr>
-        <w:t xml:space="preserve">maximise the share of future defaulters identified at application time (recall on the default class), because a missed defaulter is the costliest error.</w:t>
+        <w:t xml:space="preserve">maximise the share of future defaulters that the model flags at application time (recall on the default class). A missed defaulter is the costliest error.</w:t>
       </w:r>
     </w:p>
     <w:p>
@@ -268,7 +268,7 @@
           <w:sz w:val="22"/>
           <w:szCs w:val="22"/>
         </w:rPr>
-        <w:t xml:space="preserve">keep the share of wrongly declined good customers acceptable (precision), so that risk reduction does not come at the price of lost revenue.</w:t>
+        <w:t xml:space="preserve">keep the share of wrongly declined good applicants acceptable (precision), so that lower risk does not cost the bank revenue.</w:t>
       </w:r>
     </w:p>
     <w:p>
@@ -296,7 +296,7 @@
           <w:sz w:val="22"/>
           <w:szCs w:val="22"/>
         </w:rPr>
-        <w:t xml:space="preserve">the bank must be able to give an applicant a specific, defensible reason for an adverse decision; a black box that cannot explain a rejection is not usable in production.</w:t>
+        <w:t xml:space="preserve">the bank must be able to give an applicant a specific, defensible reason for an adverse decision. A black box that cannot explain an adverse decision is not usable in production.</w:t>
       </w:r>
     </w:p>
     <w:p>
@@ -324,7 +324,7 @@
           <w:sz w:val="22"/>
           <w:szCs w:val="22"/>
         </w:rPr>
-        <w:t xml:space="preserve">identify the attributes that matter most, so the bank can tighten its approval rules and data collection even before a model is deployed.</w:t>
+        <w:t xml:space="preserve">identify the attributes that matter most. The bank can then tighten its approval rules and data collection, even before it deploys a model.</w:t>
       </w:r>
     </w:p>
     <w:p>
@@ -396,7 +396,7 @@
           <w:sz w:val="22"/>
           <w:szCs w:val="22"/>
         </w:rPr>
-        <w:t xml:space="preserve">How should missing information be treated? Is the absence of information itself a risk signal?</w:t>
+        <w:t xml:space="preserve">How should we treat missing information? Is the absence of information itself a risk signal?</w:t>
       </w:r>
     </w:p>
     <w:p>
@@ -414,7 +414,7 @@
           <w:sz w:val="22"/>
           <w:szCs w:val="22"/>
         </w:rPr>
-        <w:t xml:space="preserve">Which technique (linear vs tree-based vs ensemble) gives the best trade-off between catching defaulters and wrongly rejecting good customers?</w:t>
+        <w:t xml:space="preserve">Which technique (linear vs tree-based vs ensemble) gives the best trade-off between catching defaulters and wrongly declining good applicants?</w:t>
       </w:r>
     </w:p>
     <w:p>
@@ -482,7 +482,7 @@
           <w:sz w:val="22"/>
           <w:szCs w:val="22"/>
         </w:rPr>
-        <w:t xml:space="preserve">As a data-science problem this is supervised binary classification. Each row of the data is a past loan with 12 attributes known at application time and a target BAD (1 = defaulted or seriously delinquent, 0 = repaid). Data science fits into the approval process as a scoring step: the model converts an application into a probability of default, the bank converts that probability into a flag or clear decision using a threshold set from the cost of the two possible errors, with a referral band around the threshold for an underwriter, and an explanation layer turns the decision into reasons. The work therefore covers exploring and cleaning the data, training a linear model (Logistic Regression) and non-linear models (Decision Tree, bagged trees, Random Forest), tuning them with cross-validation, choosing the final model and its threshold on a business-cost criterion, and proposing a solution design that balances performance with interpretability.</w:t>
+        <w:t xml:space="preserve">As a data-science problem this is supervised binary classification. Each row of the data is a past loan with 12 attributes known at application time. Each row also has a target BAD (1 = defaulted or seriously delinquent, 0 = repaid). Data science fits into the approval process as a scoring step. The model converts an application into a probability of default. The bank converts that probability into a flag or clear decision with a threshold set from the cost of the two possible errors. Cases in a referral band around the threshold go to an underwriter. An explanation layer converts the decision into reasons. The work therefore covers these steps. We explore and clean the data, then train a linear model (Logistic Regression) and non-linear models (Decision Tree, bagged trees, Random Forest). We tune them with cross-validation and choose the final model and its threshold on the expected-cost criterion. We propose a solution design that balances performance with interpretability.</w:t>
       </w:r>
     </w:p>
     <w:p>
@@ -532,7 +532,7 @@
           <w:sz w:val="22"/>
           <w:szCs w:val="22"/>
         </w:rPr>
-        <w:t xml:space="preserve">The Home Equity (HMEQ) dataset contains baseline and loan-performance information for 5,960 recent home equity loans approved by the bank. The target BAD indicates whether the applicant ultimately defaulted or became seriously delinquent (1,189 cases, 19.9%). Twelve inputs were registered for each applicant:</w:t>
+        <w:t xml:space="preserve">The Home Equity (HMEQ) dataset contains baseline and loan-performance information for 5,960 recent home equity loans that the bank approved. The target BAD indicates whether the applicant ultimately defaulted or became seriously delinquent (1,189 cases, 19.9%). The dataset records twelve inputs for each applicant:</w:t>
       </w:r>
     </w:p>
     <w:tbl>
@@ -2015,7 +2015,7 @@
           <w:sz w:val="22"/>
           <w:szCs w:val="22"/>
         </w:rPr>
-        <w:t xml:space="preserve">There are no duplicate rows. 44% of applications have at least one blank field, so rows cannot simply be dropped. Loan amounts range from $1,100 to $89,900 (median $16,300) and are right-skewed, as are property values and mortgage balances; the debt-to-income ratio is tightly concentrated between 29% and 39% for the middle half of applicants but contains impossible values (a maximum of 203%), and the age of the oldest credit line has an implausible maximum of 97 years. Three quarters of applicants have no derogatory report and no delinquent credit line.</w:t>
+        <w:t xml:space="preserve">There are no duplicate rows. 44% of applications have at least one blank field, so we cannot simply remove those rows. Loan amounts range from $1,100 to $89,900 (median $16,300) and are right-skewed, as are property values and mortgage balances. The debt-to-income ratio is tightly concentrated between 29% and 39% for the middle half of applicants but contains impossible values (a maximum of 203%). The age of the oldest credit line has an implausible maximum of 97 years. Three quarters of applicants have no derogatory report and no delinquent credit line.</w:t>
       </w:r>
     </w:p>
     <w:p>
@@ -2057,7 +2057,7 @@
           <w:sz w:val="22"/>
           <w:szCs w:val="22"/>
         </w:rPr>
-        <w:t xml:space="preserve">Applicants with no recorded debt-to-income ratio defaulted 62% of the time against 8.6% when the ratio was recorded; applicants with no property valuation defaulted 94% of the time (Figure 1). For the problem this means that an unverifiable income or collateral should be treated as a red flag, not a neutral gap, and that the models must be able to see whether a field was blank.</w:t>
+        <w:t xml:space="preserve">Applicants with no recorded debt-to-income ratio defaulted 62% of the time, against 8.6% for applicants with a recorded ratio. Applicants with no property valuation defaulted 94% of the time (Figure 1). For the problem this means that the bank should treat an unverifiable income or collateral as a red flag, not a neutral gap. It also means that the models must be able to see whether a field was blank.</w:t>
       </w:r>
     </w:p>
     <w:p>
@@ -2136,7 +2136,7 @@
           <w:sz w:val="22"/>
           <w:szCs w:val="22"/>
         </w:rPr>
-        <w:t xml:space="preserve">Debt burden has a hard threshold, credit history protects, and small loans are not safe loans. </w:t>
+        <w:t xml:space="preserve">Debt burden has a hard threshold. Credit history protects. Small loans are not safe loans. </w:t>
       </w:r>
       <w:r>
         <w:rPr>
@@ -2144,7 +2144,7 @@
           <w:sz w:val="22"/>
           <w:szCs w:val="22"/>
         </w:rPr>
-        <w:t xml:space="preserve">Between a 20% and a 40% debt-to-income ratio only 4% to 7% of applicants default; between 40% and 45% the rate is 11%; above 45% it is 87% to 100%. Applicants with under five years of credit history default 44% of the time against about 10% with over twenty years. Loans under $5,000 default 57% of the time, almost three times the average (Figure 2). These are threshold-shaped relationships that a straight line cannot represent well, which already suggests tree-based models will do better than a purely linear one.</w:t>
+        <w:t xml:space="preserve">Between a 20% and a 40% debt-to-income ratio only 4% to 7% of applicants default. Between 40% and 45% the rate is 11%, and above 45% it is 87% to 100%. Applicants with under five years of credit history default 44% of the time against about 10% with over twenty years. Loans under $5,000 default 57% of the time, almost three times the average (Figure 2). These are threshold-shaped relationships that a straight line cannot represent well. This already suggests that tree-based models will do better than a purely linear one.</w:t>
       </w:r>
     </w:p>
     <w:p>
@@ -2231,7 +2231,7 @@
           <w:sz w:val="22"/>
           <w:szCs w:val="22"/>
         </w:rPr>
-        <w:t xml:space="preserve">The default rate rises from 17% with no major derogatory report to 39% with one, 51% with two and about 75% with three or more; from 14% with no delinquent credit line to 34% with one, 45% with two and 100% with six or more; and from 16% with no recent credit inquiry to about 45-50% with five or more (Figure 3). Each of these is a plain-language reason an applicant can be given.</w:t>
+        <w:t xml:space="preserve">The default rate rises from 17% with no major derogatory report to 39% with one, 51% with two and about 75% with three or more. It rises from 14% with no delinquent credit line to 34% with one, 45% with two and 100% with six or more. It rises from 16% with no recent credit inquiry to about 45-50% with five or more (Figure 3). Each of these is a plain-language reason that the bank can give an applicant.</w:t>
       </w:r>
     </w:p>
     <w:p>
@@ -2310,7 +2310,7 @@
           <w:sz w:val="22"/>
           <w:szCs w:val="22"/>
         </w:rPr>
-        <w:t xml:space="preserve">Occupation matters moderately; loan purpose barely. </w:t>
+        <w:t xml:space="preserve">Occupation matters moderately. Loan purpose barely matters. </w:t>
       </w:r>
       <w:r>
         <w:rPr>
@@ -2318,7 +2318,7 @@
           <w:sz w:val="22"/>
           <w:szCs w:val="22"/>
         </w:rPr>
-        <w:t xml:space="preserve">Sales (35%) and self-employed (30%) applicants default most, office workers (13%) and professionals (17%) least; home-improvement loans default slightly more often than debt-consolidation loans (22% vs 19%). Both relationships are statistically significant (chi-square tests, p = 0.005 for loan purpose, p &lt; 0.001 for occupation), but loan purpose is too weak to drive decisions, and occupation must be handled with care under fair-lending rules.</w:t>
+        <w:t xml:space="preserve">Sales (35%) and self-employed (30%) applicants default most. Office workers (13%) and professionals (17%) default least. Home-improvement loans default slightly more often than debt-consolidation loans (22% vs 19%). Both relationships are statistically significant (chi-square tests, p = 0.005 for loan purpose, p &lt; 0.001 for occupation). However, loan purpose is too weak to drive decisions, and the bank must handle occupation with care under fair-lending rules.</w:t>
       </w:r>
     </w:p>
     <w:p>
@@ -2342,7 +2342,7 @@
           <w:sz w:val="22"/>
           <w:szCs w:val="22"/>
         </w:rPr>
-        <w:t xml:space="preserve">Defaulters borrowed less (median $14,900 vs $16,900), had slightly lower property values ($82,000 vs $90,659) and mortgage balances ($60,279 vs $66,839); Mann-Whitney tests give p &lt; 0.001 for each, but the gaps are small relative to the amounts. Property value and mortgage balance are correlated at 0.88, so they carry much the same information.</w:t>
+        <w:t xml:space="preserve">Defaulters borrowed less (median $14,900 vs $16,900) and had slightly lower property values ($82,000 vs $90,659) and mortgage balances ($60,279 vs $66,839). Mann-Whitney tests give p &lt; 0.001 for each, but the gaps are small relative to the amounts. Property value and mortgage balance are correlated at 0.88, so they carry much the same information.</w:t>
       </w:r>
     </w:p>
     <w:p>
@@ -2380,7 +2380,7 @@
           <w:sz w:val="22"/>
           <w:szCs w:val="22"/>
         </w:rPr>
-        <w:t xml:space="preserve">Test set held out first. </w:t>
+        <w:t xml:space="preserve">Test set reserved first. </w:t>
       </w:r>
       <w:r>
         <w:rPr>
@@ -2388,7 +2388,7 @@
           <w:sz w:val="22"/>
           <w:szCs w:val="22"/>
         </w:rPr>
-        <w:t xml:space="preserve">A stratified 30% of applicants (1,788, including 357 defaulters) was set aside before any statistic was fitted, so that outlier fences, imputation values and scaling never see the test rows.</w:t>
+        <w:t xml:space="preserve">We reserved a stratified 30% of applicants (1,788, including 357 defaulters) as the test set before we fitted any statistic. This ensures that outlier fences, imputation values and scaling never see the test rows.</w:t>
       </w:r>
     </w:p>
     <w:p>
@@ -2416,7 +2416,7 @@
           <w:sz w:val="22"/>
           <w:szCs w:val="22"/>
         </w:rPr>
-        <w:t xml:space="preserve">A 0/1 'was missing' flag was created for each of the eleven columns with gaps, then numerical gaps were filled with the training-row median and categorical gaps with the training-row mode. No rows were dropped.</w:t>
+        <w:t xml:space="preserve">We created a 0/1 'was missing' flag for each of the eleven columns with gaps. We then filled numerical gaps with the training-row median and categorical gaps with the training-row mode. We removed no rows.</w:t>
       </w:r>
     </w:p>
     <w:p>
@@ -2444,7 +2444,7 @@
           <w:sz w:val="22"/>
           <w:szCs w:val="22"/>
         </w:rPr>
-        <w:t xml:space="preserve">For the linear model only, continuous variables were capped at the inter-quartile whiskers computed on the training rows (which removes the impossible debt-to-income and credit-age values) and the two count variables at their 99th percentile, because their inter-quartile range is zero. Tree models use the untouched values, since they split on rank order and would otherwise lose information such as 'above 50% always defaults'.</w:t>
+        <w:t xml:space="preserve">For the linear model only, we capped continuous variables at the inter-quartile whiskers computed on the training rows. This removes the impossible debt-to-income and credit-age values. For the same model, we also capped the two count variables at their 99th percentile, because their inter-quartile range is zero. Tree models use the untouched values, since they split on rank order and would otherwise lose information such as 'above 50% always defaults'.</w:t>
       </w:r>
     </w:p>
     <w:p>
@@ -2472,7 +2472,7 @@
           <w:sz w:val="22"/>
           <w:szCs w:val="22"/>
         </w:rPr>
-        <w:t xml:space="preserve">Loan purpose and occupation were one-hot encoded (first level dropped); the continuous inputs were standardised for the logistic regression only, leaving the flags as 0/1 so their coefficients read as the effect of the flag.</w:t>
+        <w:t xml:space="preserve">We one-hot encoded loan purpose and occupation (first level removed). We standardised the continuous inputs for the logistic regression only. We left the flags as 0/1 so their coefficients read as the effect of the flag.</w:t>
       </w:r>
     </w:p>
     <w:p>
@@ -2500,7 +2500,7 @@
           <w:sz w:val="22"/>
           <w:szCs w:val="22"/>
         </w:rPr>
-        <w:t xml:space="preserve">The 1:4 class imbalance was handled inside the models (class weights while building the individual models, the decision threshold in the final selection) rather than by resampling, so every real applicant is kept.</w:t>
+        <w:t xml:space="preserve">We handled the 1:4 class imbalance inside the models rather than by resampling, so we kept every real applicant. We used class weights while we built the individual models, and the decision threshold when we chose the final model.</w:t>
       </w:r>
     </w:p>
     <w:p>
@@ -2550,7 +2550,7 @@
           <w:sz w:val="22"/>
           <w:szCs w:val="22"/>
         </w:rPr>
-        <w:t xml:space="preserve">The two errors a scoring model can make do not cost the same. Approving an applicant who then defaults (a missed defaulter) costs most of the principal plus collection costs: with defaulted loans averaging $16,900 and about half recovered through collateral, roughly $9,000. Declining an applicant who would have repaid costs the interest margin on one customer, roughly $2,000. The primary metric is therefore recall on the default class (the share of future defaulters the model flags). Because recall alone rewards flagging everyone, precision (the share of flagged applicants who really default) and F1 are tracked as guard-rails, accuracy is reported for completeness, and ROC-AUC measures how well applicants are ranked by risk, which matters when the threshold is moved. Individual models were tuned by cross-validated grid search optimising recall; the final model's configuration and its threshold were then chosen on the expected cost of the two errors, estimated with repeated out-of-fold predictions on the training rows, so that precision is priced in explicitly.</w:t>
+        <w:t xml:space="preserve">The two errors a scoring model can make do not cost the same. Approving an applicant who then defaults (a missed defaulter) costs most of the principal plus collection costs. Defaulted loans averaged $16,900 and the bank recovered about half through collateral, so a missed defaulter costs roughly $9,000. Declining an applicant who would have repaid costs the interest margin on one customer, roughly $2,000. The primary metric is therefore recall on the default class (the share of future defaulters the model flags). Recall alone rewards a model that flags everyone, so we track precision (the share of flagged applicants who really default) and F1 as guard-rails. We report accuracy for completeness. ROC-AUC measures how well the model ranks applicants by risk, which matters when we move the threshold. We tuned each individual model by cross-validated grid search that optimises recall. We then chose the final model's configuration and its threshold on the expected cost of the two errors. We estimated that cost with repeated out-of-fold predictions on the training rows, so that precision has an explicit price in the choice.</w:t>
       </w:r>
     </w:p>
     <w:p>
@@ -3023,7 +3023,7 @@
                 <w:sz w:val="19"/>
                 <w:szCs w:val="19"/>
               </w:rPr>
-              <w:t xml:space="preserve">Accurate overall but biased to the majority class: it misses 43% of defaulters because 80% of applicants repay.</w:t>
+              <w:t xml:space="preserve">It is accurate overall but biased to the majority class. It misses 43% of defaulters because 80% of applicants repay.</w:t>
             </w:r>
           </w:p>
         </w:tc>
@@ -3238,7 +3238,7 @@
                 <w:sz w:val="19"/>
                 <w:szCs w:val="19"/>
               </w:rPr>
-              <w:t xml:space="preserve">Class weights buy 23 points of recall for 16 points of precision. Coefficients confirm the EDA: no property valuation (odds of default about 45 times higher), no debt-to-income ratio (13 times), delinquencies, debt burden and short credit history drive risk. The straight line cannot represent the thresholds, which caps its precision.</w:t>
+              <w:t xml:space="preserve">Class weights buy 23 points of recall for 16 points of precision. Coefficients agree with the EDA. No property valuation (odds of default about 45 times higher), no debt-to-income ratio (13 times), delinquencies, debt burden and short credit history drive risk. The straight line cannot represent the thresholds, which caps its precision.</w:t>
             </w:r>
           </w:p>
         </w:tc>
@@ -3453,7 +3453,7 @@
                 <w:sz w:val="19"/>
                 <w:szCs w:val="19"/>
               </w:rPr>
-              <w:t xml:space="preserve">Memorises the training data (100% on train, depth 28, 366 leaves). Even so its test recall beats the plain linear model, showing that splits capture the thresholds.</w:t>
+              <w:t xml:space="preserve">It memorises the training data (100% on train, depth 28, 366 leaves). Even so its test recall beats the plain linear model, showing that splits capture the thresholds.</w:t>
             </w:r>
           </w:p>
         </w:tc>
@@ -3668,7 +3668,7 @@
                 <w:sz w:val="19"/>
                 <w:szCs w:val="19"/>
               </w:rPr>
-              <w:t xml:space="preserve">Pruning to at least 20 applicants per leaf plus balanced weights gives the highest recall of any single model, but it declines almost one good customer per defaulter caught. Its first splits read as business rules: ratio missing (62% default), ratio above 44% (77%), delinquent lines, credit-history length.</w:t>
+              <w:t xml:space="preserve">Pruning to at least 20 applicants per leaf plus balanced weights gives the highest recall of any single model. But it declines almost one good applicant per defaulter caught. Its first splits read as business rules: ratio missing (62% default), ratio above 44% (77%), delinquent lines, credit-history length.</w:t>
             </w:r>
           </w:p>
         </w:tc>
@@ -3883,7 +3883,7 @@
                 <w:sz w:val="19"/>
                 <w:szCs w:val="19"/>
               </w:rPr>
-              <w:t xml:space="preserve">Averaging bootstrapped trees lifts precision from 71% to 83% and ranking quality from 0.81 to 0.95 at the same recall as one tree: variance reduction in action. Class-weighting the base trees does not raise recall, because each fully grown tree still fits its sample perfectly.</w:t>
+              <w:t xml:space="preserve">Averaging bootstrapped trees lifts precision from 71% to 83% and ranking quality from 0.81 to 0.95 at the same recall as one tree. This is variance reduction in action. Class-weighting the base trees does not raise recall, because each fully grown tree still fits its sample perfectly.</w:t>
             </w:r>
           </w:p>
         </w:tc>
@@ -4098,7 +4098,7 @@
                 <w:sz w:val="19"/>
                 <w:szCs w:val="19"/>
               </w:rPr>
-              <w:t xml:space="preserve">Feature sub-sampling adds a little more ranking quality (the best ROC-AUC) but at the 0.5 cut-off the forest is conservative: it still misses almost a third of defaulters there. With its threshold moved to 0.15 this is the proposed model.</w:t>
+              <w:t xml:space="preserve">Feature sub-sampling adds a little more ranking quality (the best ROC-AUC). But at the 0.5 threshold the forest is conservative and still misses almost a third of defaulters there. With its threshold moved to 0.15 this is the proposed model.</w:t>
             </w:r>
           </w:p>
         </w:tc>
@@ -4313,7 +4313,7 @@
                 <w:sz w:val="19"/>
                 <w:szCs w:val="19"/>
               </w:rPr>
-              <w:t xml:space="preserve">Class weights shift the forest towards recall with almost no loss of precision: the best balance at the conventional threshold.</w:t>
+              <w:t xml:space="preserve">Class weights shift the forest towards recall with almost no loss of precision. This is the best balance at the conventional threshold.</w:t>
             </w:r>
           </w:p>
         </w:tc>
@@ -4528,7 +4528,7 @@
                 <w:sz w:val="19"/>
                 <w:szCs w:val="19"/>
               </w:rPr>
-              <w:t xml:space="preserve">Recall-only tuning picks larger leaves and balanced weights; it generalises with a smaller train-test gap but buys little extra recall with a lot of precision, which is why the final selection uses expected cost rather than recall alone.</w:t>
+              <w:t xml:space="preserve">Recall-only tuning chooses larger leaves and balanced weights. It generalises with a smaller train-test gap, but it buys little extra recall with a lot of precision. This is why the final selection uses expected cost rather than recall alone.</w:t>
             </w:r>
           </w:p>
         </w:tc>
@@ -4743,7 +4743,7 @@
                 <w:sz w:val="19"/>
                 <w:szCs w:val="19"/>
               </w:rPr>
-              <w:t xml:space="preserve">Dropping occupation, loan purpose and nine minor flags changes performance by about a point at the 0.5 threshold; whether it holds at the cost-optimal threshold is tested in the selection step.</w:t>
+              <w:t xml:space="preserve">Removing occupation, loan purpose and nine minor flags changes performance by about a point at the 0.5 threshold. The selection step tests whether this holds at the cost-optimal threshold.</w:t>
             </w:r>
           </w:p>
         </w:tc>
@@ -4787,7 +4787,7 @@
           <w:sz w:val="22"/>
           <w:szCs w:val="22"/>
         </w:rPr>
-        <w:t xml:space="preserve">All techniques agree: the debt-to-income ratio and whether it was recorded, the number of delinquent credit lines and derogatory reports, and the length of the credit history are the main drivers; loan, property and mortgage amounts matter in combination; occupation and loan purpose add little on their own. The agreement between a linear model, a single tree and ensembles is the strongest evidence that the signal is real.</w:t>
+        <w:t xml:space="preserve">All techniques agree on the following points. The main drivers are the debt-to-income ratio and whether it was recorded, the number of delinquent credit lines and derogatory reports, and the credit-history length. Loan, property and mortgage amounts matter in combination. Occupation and loan purpose add little on their own. A linear model, a single tree and the ensembles agree, and this is the best evidence that the signal is real.</w:t>
       </w:r>
     </w:p>
     <w:p>
@@ -4892,7 +4892,7 @@
           <w:sz w:val="22"/>
           <w:szCs w:val="22"/>
         </w:rPr>
-        <w:t xml:space="preserve">A missed defaulter costs about 4.5 times a wrongly declined good customer, so the bank should prefer models that catch defaulters, but only while the number of good customers declined stays proportionate. Accuracy would reward approving everyone (80% accurate and useless); recall alone would reward declining everyone. Recall first, precision second, and expected cost to settle the trade-off is the ordering that follows from the business.</w:t>
+        <w:t xml:space="preserve">A missed defaulter costs about 4.5 times a wrongly declined good applicant, so the bank should prefer models that catch defaulters. This preference holds only while the number of declined good applicants stays proportionate. Accuracy would reward approving everyone (80% accurate and useless). Recall alone would reward declining everyone. The business sets the order: recall first, precision second, and expected cost to settle the trade-off.</w:t>
       </w:r>
     </w:p>
     <w:p>
@@ -4916,7 +4916,7 @@
           <w:sz w:val="22"/>
           <w:szCs w:val="22"/>
         </w:rPr>
-        <w:t xml:space="preserve">Linear vs non-linear: the balanced logistic regression reaches 80% recall but only 61% precision and a ROC-AUC of 0.91; every forest beats it on precision and ranking at a similar recall because the data is made of thresholds. Single tree vs ensembles: the pruned tree catches the most defaulters at the 0.5 cut-off (82%) but with the lowest precision (53%); bagging shows that averaging alone lifts precision to 83%; the class-weighted forest reaches 77% recall at 77% precision with a ROC-AUC of 0.96, the best balance.</w:t>
+        <w:t xml:space="preserve">Linear vs non-linear: the balanced logistic regression reaches 80% recall but only 61% precision and a ROC-AUC of 0.91. Every forest beats it on precision and ranking at a similar recall, because the data is made of thresholds. Single tree vs ensembles: the pruned tree catches the most defaulters at the 0.5 threshold (82%) but with the lowest precision (53%). Bagging shows that averaging alone lifts precision to 83%. The class-weighted forest reaches 77% recall at 77% precision with a ROC-AUC of 0.96, the best balance.</w:t>
       </w:r>
     </w:p>
     <w:tbl>
@@ -5120,7 +5120,7 @@
                 <w:sz w:val="19"/>
                 <w:szCs w:val="19"/>
               </w:rPr>
-              <w:t xml:space="preserve">Fully transparent (one coefficient per attribute, odds ratios can be quoted); trivial to run; very stable</w:t>
+              <w:t xml:space="preserve">It is fully transparent: one coefficient per attribute, and the bank can quote odds ratios. It is trivial to run and very stable.</w:t>
             </w:r>
           </w:p>
         </w:tc>
@@ -5155,7 +5155,7 @@
                 <w:sz w:val="19"/>
                 <w:szCs w:val="19"/>
               </w:rPr>
-              <w:t xml:space="preserve">Under-fits threshold effects on the raw inputs; at the same recall declines many more good customers; sensitive to outliers and correlated inputs</w:t>
+              <w:t xml:space="preserve">It under-fits threshold effects on the raw inputs. At the same recall it declines many more good applicants, and it is sensitive to outliers and correlated inputs.</w:t>
             </w:r>
           </w:p>
         </w:tc>
@@ -5230,7 +5230,7 @@
                 <w:sz w:val="19"/>
                 <w:szCs w:val="19"/>
               </w:rPr>
-              <w:t xml:space="preserve">A readable rule list; captures thresholds; cheap</w:t>
+              <w:t xml:space="preserve">It is a readable rule list that captures thresholds, and it is cheap.</w:t>
             </w:r>
           </w:p>
         </w:tc>
@@ -5265,7 +5265,7 @@
                 <w:sz w:val="19"/>
                 <w:szCs w:val="19"/>
               </w:rPr>
-              <w:t xml:space="preserve">Unstable between re-trainings; lowest precision when tuned for recall; over-fits unless pruned</w:t>
+              <w:t xml:space="preserve">It is unstable between re-trainings and has the lowest precision when tuned for recall. It over-fits unless pruned.</w:t>
             </w:r>
           </w:p>
         </w:tc>
@@ -5340,7 +5340,7 @@
                 <w:sz w:val="19"/>
                 <w:szCs w:val="19"/>
               </w:rPr>
-              <w:t xml:space="preserve">Large variance reduction; robust; strong precision and ranking</w:t>
+              <w:t xml:space="preserve">It reduces variance by a large amount and is stable. Its precision and ranking quality are high.</w:t>
             </w:r>
           </w:p>
         </w:tc>
@@ -5375,7 +5375,7 @@
                 <w:sz w:val="19"/>
                 <w:szCs w:val="19"/>
               </w:rPr>
-              <w:t xml:space="preserve">No rule list; class weights do not move its recall; superseded by the forest</w:t>
+              <w:t xml:space="preserve">It has no rule list, and class weights do not move its recall. The forest supersedes it.</w:t>
             </w:r>
           </w:p>
         </w:tc>
@@ -5450,7 +5450,7 @@
                 <w:sz w:val="19"/>
                 <w:szCs w:val="19"/>
               </w:rPr>
-              <w:t xml:space="preserve">Best balance of recall and precision; best ranking quality; robust; explained through importances, a surrogate tree and per-applicant reason codes</w:t>
+              <w:t xml:space="preserve">It has the best balance of recall and precision, the best ranking quality, and is stable. Importances, a surrogate tree and per-applicant reason codes explain it.</w:t>
             </w:r>
           </w:p>
         </w:tc>
@@ -5485,7 +5485,7 @@
                 <w:sz w:val="19"/>
                 <w:szCs w:val="19"/>
               </w:rPr>
-              <w:t xml:space="preserve">Not a rule list on its own; perceived as a black box; needs model-risk documentation and drift monitoring</w:t>
+              <w:t xml:space="preserve">It is not a rule list on its own, and it is perceived as a black box. It needs model-risk documentation and drift monitoring.</w:t>
             </w:r>
           </w:p>
         </w:tc>
@@ -5529,7 +5529,7 @@
           <w:sz w:val="22"/>
           <w:szCs w:val="22"/>
         </w:rPr>
-        <w:t xml:space="preserve">Yes, and the first improvement is already applied below: choosing the operating threshold on expected cost rather than at 0.5 moves the forest's recall above 90% at a controlled precision cost. Further gains are expected from engineered features such as a loan-to-value ratio and a payment-to-income measure (which would also help the linear model), from gradient boosting and probability calibration, and from reject inference, because the data only covers loans the bank approved and the models have never seen the applicants the old process declined.</w:t>
+        <w:t xml:space="preserve">Yes, and we already apply the first improvement below. Choosing the operating threshold on expected cost rather than at 0.5 moves the forest's recall above 90% at a controlled precision cost. We expect further gains from engineered features such as a loan-to-value ratio and a payment-to-income measure, which would also help the linear model. We also expect gains from gradient boosting, probability calibration and reject inference. Reject inference matters because the data only covers loans the bank approved, so the models never saw the applicants the old process declined.</w:t>
       </w:r>
     </w:p>
     <w:p>
@@ -5579,7 +5579,7 @@
           <w:sz w:val="22"/>
           <w:szCs w:val="22"/>
         </w:rPr>
-        <w:t xml:space="preserve">Class weights and the decision threshold are two dials for the same trade-off (how readily the model flags an applicant), so they were chosen together and on the business criterion, with a rule fixed before the search: the candidate with the lowest mean out-of-fold expected cost wins, and among candidates within one fold-to-fold standard error of it the simplest is preferred. Every candidate was scored with repeated 5-fold out-of-fold predictions on the training rows (three different splits, 15 validation folds) and judged at its own cost-minimising threshold. The test set played no part in the choice. Stage 1 searched the forest's class weights and minimum leaf size on all 27 inputs (Table 4).</w:t>
+        <w:t xml:space="preserve">Class weights and the decision threshold are two dials for the same trade-off (how readily the model flags an applicant). We therefore chose them together and on the business criterion, and we fixed a rule before the search. The candidate with the lowest mean expected cost on out-of-fold predictions wins. Among candidates within one fold-to-fold standard error of it, we prefer the simplest. We scored every candidate with out-of-fold predictions from repeated 5-fold cross-validation on the training rows (three different splits, 15 validation folds). We judged each candidate at its own cost-minimising threshold. The test set played no part in the choice. Stage 1 searched the forest's class weights and minimum leaf size on all 27 inputs (Table 4).</w:t>
       </w:r>
     </w:p>
     <w:tbl>
@@ -9626,7 +9626,7 @@
           <w:sz w:val="19"/>
           <w:szCs w:val="19"/>
         </w:rPr>
-        <w:t xml:space="preserve">Table 4. Stage 1 of the selection: forest configurations (200 trees, all 27 inputs) on repeated out-of-fold predictions of the training rows, sorted by mean expected cost. Costs assume $9,000 per missed defaulter and $2,000 per wrongly declined customer. The standard error of a mean cost is the fold-to-fold SD divided by the square root of the 15 folds, about $10,500 for the lowest-cost row; configurations within one standard error of it are treated as tied.</w:t>
+        <w:t xml:space="preserve">Table 4. Stage 1 of the selection: forest configurations (200 trees, all 27 inputs) on repeated out-of-fold predictions of the training rows, sorted by mean expected cost. Costs assume $9,000 per missed defaulter and $2,000 per wrongly declined applicant. The standard error of a mean cost is the fold-to-fold SD divided by the square root of the 15 folds. For the lowest-cost row this is about $10,500. We treat configurations within one standard error of it as tied.</w:t>
       </w:r>
     </w:p>
     <w:p>
@@ -9640,7 +9640,7 @@
           <w:sz w:val="22"/>
           <w:szCs w:val="22"/>
         </w:rPr>
-        <w:t xml:space="preserve">Fully grown trees beat constrained trees by a wide margin for every weighting: a minimum leaf of 5 or 10 applicants (10 was the recall-only grid search's choice) makes the probabilities cruder, which costs dearly once the threshold is free to move. Among the fully grown forests the class weights barely matter: the unweighted, 0.3/0.7 and 0.2/0.8 forests lie within one standard error (about $10,500) of each other and simply reach their minimum at different thresholds (0.15, 0.20 and 0.25). By the pre-stated rule the unweighted forest went forward as the simplest configuration with the lowest mean cost; its score also keeps a natural reading as an estimated default rate, checked with a calibration table in the notebook (it understates risk in the decision range, as discussed below). Stage 2 pitted it against the recall-tuned grid winner, each on all 27 inputs and on the 12-input subset, and also tested it without any occupation information, the fallback a fair-lending review might require; the balanced logistic regression and the recall-tuned tree were scored the same way at their own cost-minimising thresholds, so that every technique is compared on the chosen yardstick (Table 5).</w:t>
+        <w:t xml:space="preserve">Fully grown trees beat constrained trees by a wide margin for every weighting. A minimum leaf of 5 or 10 applicants (10 was the recall-only grid search's choice) makes the probabilities cruder. This costs dearly once the threshold is free to move. Among the fully grown forests the class weights barely matter. The unweighted, 0.3/0.7 and 0.2/0.8 forests lie within one standard error (about $10,500) of each other. They simply reach their minimum at different thresholds (0.15, 0.20 and 0.25). By the pre-stated rule we kept the unweighted forest, the simplest configuration with the lowest mean cost. Its score also keeps a natural reading as an estimated default rate, which we checked with a calibration table in the notebook. It understates risk in the decision range, as we discuss below. Stage 2 pitted it against the recall-tuned grid winner, each on all 27 inputs and on the 12-input subset. The same stage also tested it without any occupation information, the fallback a fair-lending review might require. We scored the balanced logistic regression and the recall-tuned tree the same way at their own cost-minimising thresholds. This compares every technique on the chosen yardstick (Table 5).</w:t>
       </w:r>
     </w:p>
     <w:tbl>
@@ -11419,7 +11419,7 @@
           <w:sz w:val="22"/>
           <w:szCs w:val="22"/>
         </w:rPr>
-        <w:t xml:space="preserve">The unweighted forest on all 27 inputs has the lowest expected cost. The recall-tuned grid winner costs about half again as much once precision is priced in, confirming that recall-only tuning over-shoots, and the balanced logistic regression and the tuned tree cost about $550,000 and $607,000 per 1,000 even at their own best cut-offs, so the forest wins on the chosen yardstick as well as on ranking quality. Removing all occupation information costs about 10% more and the 12-input version about a fifth more, both well outside one standard error, so occupation, loan purpose and the minor flags do add value at the cost-optimal operating point and neither simpler model is chosen; excluding occupation is therefore a policy choice with a measurable price. The cost-minimising threshold is 0.15 (flag every applicant whose score exceeds 0.15, an estimated default risk of roughly one in five); it stays at 0.15 for any cost ratio between 3:1 and 6:1 (the notebook's cost-ratio table; Figure 5 shows the curves at the 4.5:1 costs), on a finer 0.01 grid, and when the whole configuration search is repeated on two other 70/30 splits. It sits just below the textbook break-even of 0.18 for a perfectly calibrated score because the forest's scores, while ranking applicants well (Brier score 0.062 against 0.160 for the base rate), understate risk in the decision range: applicants scored 0.15 to 0.20 defaulted about 23% of the time, so a score of 0.15 reads as roughly one-in-five estimated risk. The final pipeline is written out step by step in the notebook, with the exact 27 input columns, the training-row imputation values and the model settings, so that every input to the scoring model is explicit.</w:t>
+        <w:t xml:space="preserve">The unweighted forest on all 27 inputs has the lowest expected cost. The recall-tuned grid winner costs about half again as much once precision has a price. This shows that recall-only tuning over-shoots. The balanced logistic regression and the tuned tree cost about $550,000 and $607,000 per 1,000 even at their own best thresholds. So the forest wins on the chosen yardstick as well as on ranking quality. Removing all occupation information costs about 10% more, and the 12-input version costs about a fifth more. Both are well outside one standard error. So occupation, loan purpose and the minor flags do add value at the cost-optimal operating point, and we choose neither simpler model. Removing occupation is therefore a policy choice with a measurable price. The cost-minimising threshold is 0.15 (flag every applicant whose score exceeds 0.15, an estimated default risk of roughly one in five). It stays at 0.15 for any cost ratio between 3:1 and 6:1 (see the notebook's cost-ratio table). Figure 5 shows the curves at the 4.5:1 costs. It also stays there on a finer 0.01 grid, and when we repeat the whole configuration search on two other 70/30 splits. It sits just below the textbook break-even of 0.18 for a perfectly calibrated score, because the forest's scores understate risk in the decision range. The scores still rank applicants well (Brier score 0.062 against 0.160 for the base rate). Applicants scored 0.15 to 0.20 defaulted about 23% of the time, so a score of 0.15 reads as roughly one-in-five estimated risk. We write the final pipeline step by step in the notebook, with the exact 27 input columns, the training-row imputation values and the model settings. This makes every input to the scoring model explicit.</w:t>
       </w:r>
     </w:p>
     <w:p>
@@ -12135,7 +12135,7 @@
           <w:sz w:val="22"/>
           <w:szCs w:val="22"/>
         </w:rPr>
-        <w:t xml:space="preserve">Per 1,000 applicants the model flags about 185 of 200 defaulters before the money leaves the bank, misses about 15 and declines or refers about 87 customers who would have repaid. Under the indicative costs this cuts default-related cost from roughly $1.8 million per 1,000 applicants (today: all approved, 20% default) to about $0.3 million, a reduction of about 83%. Out-of-fold and test results are consistent (recall 93% vs 94%, precision 68% vs 65%, cost $304,000 ± $28,000 vs $317,000 per 1,000); the choice between the closely matched configurations rests on the out-of-fold comparison, which a single test evaluation is too noisy to adjudicate. Overall the model flags about 27% of applicants (an approval rate of about 73% on a population the bank approves in full today; 16% flagged at the 0.5 cut-off), and about 11% of creditworthy applicants are wrongly flagged at 0.15 against 3% at 0.5, which is the price of the recall. The approve / refer / decline bands at 0.10 and 0.25 would approve about 69% of applications automatically (about 1% of them defaulted), send about 7% to an underwriter (about one in four defaulted) and decline about 24% (74% defaulted, 87% of all defaulters). Two thirds of all defaulters sit in the fifth of applicants with no recorded debt-to-income ratio, a group the model flags almost entirely (96%); on applicants with a recorded ratio it flags 9% and catches 83% of their defaulters at 80% precision, the better guide to its behaviour once income verification is mandatory and the model is re-trained.</w:t>
+        <w:t xml:space="preserve">Per 1,000 applicants the model flags about 185 of 200 defaulters before the money leaves the bank. It misses about 15 and declines or refers about 87 applicants who would have repaid. Under the indicative costs this cuts default-related cost from roughly $1.8 million per 1,000 applicants (today: all approved, 20% default) to about $0.3 million. That is a reduction of about 83%. Out-of-fold and test results are consistent (recall 93% vs 94%, precision 68% vs 65%, cost $304,000 ± $28,000 vs $317,000 per 1,000). The choice between the closely matched configurations rests on the out-of-fold comparison. A single test evaluation is too noisy to adjudicate that choice. Overall the model flags about 27% of applicants, an approval rate of about 73% on a population the bank approves in full today. At the 0.5 threshold it flags 16%. The model wrongly flags about 11% of creditworthy applicants at 0.15 against 3% at 0.5, which is the price of the recall. The approve / refer / decline bands at 0.10 and 0.25 would approve about 69% of applications automatically (about 1% of them defaulted). They would send about 7% to an underwriter (about one in four defaulted). They would decline about 24% (74% defaulted, 87% of all defaulters). Two thirds of all defaulters sit in the fifth of applicants with no recorded debt-to-income ratio, a group the model flags almost entirely (96%). On applicants with a recorded ratio it flags 9% and catches 83% of their defaulters at 80% precision. This is the better guide to its behaviour once income verification is mandatory and we re-train the model.</w:t>
       </w:r>
     </w:p>
     <w:p>
@@ -12167,7 +12167,7 @@
           <w:sz w:val="22"/>
           <w:szCs w:val="22"/>
         </w:rPr>
-        <w:t xml:space="preserve">The forest is the best performer but cannot be read as a rule list, and the ECOA requires a specific reason for each adverse decision. The proposal resolves the trade-off with a surrogate decision tree: a four-level tree fitted to the forest's out-of-fold flag/clear decisions on the training rows (a fully grown forest reproduces its training labels almost perfectly, so in-sample decisions would teach the tree the labels rather than the forest's behaviour on new applicants), which reproduces 93% of the forest's decisions on unseen applicants against 73% for a rule that never flags anyone. Its rules are the same drivers the analysis found throughout: is the debt-to-income ratio missing (then flag); if recorded, is it above about 44% (then flag); at or below 44%, is there a delinquent credit line together with a major derogatory report (then flag, otherwise clear). For each applicant the production system should also report the top risk drivers from the forest itself, so that the roughly 7% of decisions the surrogate does not reproduce still carry a specific reason; automatic declines above the 0.25 band edge take their primary reason from those drivers, with the surrogate rule as the plain-language summary. Figure 6 shows what the forest relies on: the debt-to-income ratio, its missing flag, delinquent lines and credit-history length together carry about half of its decision power, and permutation importance ranks the same four at the top.</w:t>
+        <w:t xml:space="preserve">The forest performs best, but nobody can read it as a rule list. The ECOA requires a specific reason for each adverse decision. The proposal resolves the trade-off with a surrogate decision tree. This is a four-level tree that we fit to the forest's out-of-fold flag/clear decisions on the training rows. We use out-of-fold decisions because a fully grown forest reproduces its training labels almost perfectly. In-sample decisions would therefore teach the tree the labels rather than the forest's behaviour on new applicants. The surrogate reproduces 93% of the forest's decisions on unseen applicants, against 73% for a rule that never flags anyone. Its rules are the same drivers the analysis found throughout. If the debt-to-income ratio is missing, the tree flags the applicant. If the ratio is recorded and above about 44%, the tree flags the applicant. At or below 44%, the tree flags the applicant if there is a delinquent credit line together with a major derogatory report. Otherwise the tree clears the applicant. For each applicant the production system should also report the top risk drivers from the forest itself. Then the roughly 7% of decisions the surrogate does not reproduce still carry a specific reason. Automatic declines above the 0.25 band edge take their primary reason from those drivers, with the surrogate rule as the plain-language summary. Figure 6 shows what the forest relies on. The debt-to-income ratio, its missing flag, delinquent lines and credit-history length together carry about half of its decision power. Permutation importance ranks the same four at the top.</w:t>
       </w:r>
     </w:p>
     <w:p>
@@ -12415,7 +12415,7 @@
                 <w:sz w:val="19"/>
                 <w:szCs w:val="19"/>
               </w:rPr>
-              <w:t xml:space="preserve">Random Forest, 200 fully grown trees, no class weights (the configuration search showed they make no measurable difference once the threshold is chosen on cost), all 27 inputs: the 10 financial attributes (LOAN, MORTDUE, VALUE, YOJ, DEROG, DELINQ, CLAGE, NINQ, CLNO, DEBTINC), a 0/1 missing-value flag for each of the 11 fields with gaps (MORTDUE, VALUE, REASON, JOB, YOJ, DEROG, DELINQ, CLAGE, NINQ, CLNO, DEBTINC) and six 0/1 indicators from one-hot encoding (REASON = HomeImp; JOB = Office, Other, ProfExe, Sales, Self); median/mode imputation learned on training rows plus a missing flag per field; no outlier capping, no scaling</w:t>
+              <w:t xml:space="preserve">Random Forest, 200 fully grown trees, no class weights. The configuration search showed that class weights make no measurable difference once we choose the threshold on cost. The 27 inputs are of three kinds. The 10 financial attributes (LOAN, MORTDUE, VALUE, YOJ, DEROG, DELINQ, CLAGE, NINQ, CLNO, DEBTINC). A 0/1 missing-value flag for each of the 11 fields with gaps (MORTDUE, VALUE, REASON, JOB, YOJ, DEROG, DELINQ, CLAGE, NINQ, CLNO, DEBTINC). Six 0/1 indicators from one-hot encoding (REASON = HomeImp, and JOB = Office, Other, ProfExe, Sales, Self). Median/mode imputation learned on training rows, plus a missing flag per field. No outlier capping, no scaling.</w:t>
             </w:r>
           </w:p>
         </w:tc>
@@ -12490,7 +12490,7 @@
                 <w:sz w:val="19"/>
                 <w:szCs w:val="19"/>
               </w:rPr>
-              <w:t xml:space="preserve">Flag when predicted probability &gt; 0.15 (cost-minimising on repeated out-of-fold predictions, stable for cost ratios 3:1 to 6:1, just below the textbook break-even of 0.18 as expected for a score that understates risk, unchanged on two other train/test splits, to be re-derived with the bank's own loss and margin figures); approve / refer / decline bands at 0.10 and 0.25 (about 69% / 7% / 24% of applicants on the test set, with default rates of about 1% / 24% / 74%) keep an underwriter in the loop around the threshold</w:t>
+              <w:t xml:space="preserve">Flag when predicted probability &gt; 0.15. This threshold is cost-minimising on repeated out-of-fold predictions and stable for cost ratios 3:1 to 6:1. It is just below the textbook break-even of 0.18, as expected for a score that understates risk, and unchanged on two other train/test splits. We will re-derive it with the bank's own loss and margin figures. Approve / refer / decline bands at 0.10 and 0.25 keep an underwriter in the loop around the threshold. On the test set the bands hold about 69% / 7% / 24% of applicants, with default rates of about 1% / 24% / 74%.</w:t>
             </w:r>
           </w:p>
         </w:tc>
@@ -12565,7 +12565,7 @@
                 <w:sz w:val="19"/>
                 <w:szCs w:val="19"/>
               </w:rPr>
-              <w:t xml:space="preserve">Depth-4 surrogate decision tree fitted to the forest's out-of-fold decisions (93% agreement with the forest on unseen applicants) for adverse-action reasons, plus per-applicant top risk drivers</w:t>
+              <w:t xml:space="preserve">A surrogate decision tree of depth 4, fitted to the forest's out-of-fold decisions (93% agreement with the forest on unseen applicants), gives adverse-action reasons. The explanation layer also reports the top risk drivers for each applicant.</w:t>
             </w:r>
           </w:p>
         </w:tc>
@@ -12640,7 +12640,7 @@
                 <w:sz w:val="19"/>
                 <w:szCs w:val="19"/>
               </w:rPr>
-              <w:t xml:space="preserve">The same forest without any occupation information (21 inputs), if the fair-lending review requires it (about 10% more expected credit-error cost); the 12-input lean model costs about a fifth more and is not recommended</w:t>
+              <w:t xml:space="preserve">The same forest without any occupation information (21 inputs), if the fair-lending review requires it (about 10% more expected credit-error cost). The 12-input lean model costs about a fifth more, and we do not recommend it.</w:t>
             </w:r>
           </w:p>
         </w:tc>
@@ -12715,7 +12715,7 @@
                 <w:sz w:val="19"/>
                 <w:szCs w:val="19"/>
               </w:rPr>
-              <w:t xml:space="preserve">Make income and property-valuation verification mandatory; decline or escalate above a 45% debt-to-income ratio; refer to an underwriter with two or more delinquent lines (45% and above observed default) or two or more derogatory reports (51% and above), cut-offs read from the observed default rates; hard rules take precedence over the score</w:t>
+              <w:t xml:space="preserve">Make income and property-valuation verification mandatory. Decline or escalate above a 45% debt-to-income ratio. Refer an applicant with two or more delinquent lines (45% and above observed default) to an underwriter. Also refer an applicant with two or more derogatory reports (51% and above). We read these thresholds from the observed default rates. Hard rules take precedence over the score.</w:t>
             </w:r>
           </w:p>
         </w:tc>
@@ -12790,7 +12790,7 @@
                 <w:sz w:val="19"/>
                 <w:szCs w:val="19"/>
               </w:rPr>
-              <w:t xml:space="preserve">Lowest expected cost of credit errors among fifteen configurations and five final candidates, chosen under a pre-stated rule without the test set and then measured once on it (93% recall, 68% precision, consistent with the out-of-fold estimate); robust (hundreds of averaged trees, out-of-fold and test agree, threshold insensitive to cost assumptions); interpretable through the surrogate tree and reason codes; deployable on fields the underwriting process already captures</w:t>
+              <w:t xml:space="preserve">It has the lowest expected cost of credit errors among fifteen configurations and five final candidates. We chose it under a pre-stated rule without the test set. We then measured it once on the test set (93% recall, 68% precision, consistent with the out-of-fold estimate). It is stable: hundreds of averaged trees, out-of-fold and test agree, and the threshold is insensitive to cost assumptions. It is interpretable through the surrogate tree and reason codes. It is deployable on fields the underwriting process already captures.</w:t>
             </w:r>
           </w:p>
         </w:tc>
@@ -12822,7 +12822,7 @@
           <w:sz w:val="22"/>
           <w:szCs w:val="22"/>
         </w:rPr>
-        <w:t xml:space="preserve">The data covers only loans the bank approved, so the models have not seen the applicants the old process declined; a shadow period on all applications and reject inference are planned. The cost assumptions are indicative and will be replaced with the bank's figures. The final submission will add the implementation plan, stakeholder actionables, a benefit and cost estimate, and the risks and further analysis in full.</w:t>
+        <w:t xml:space="preserve">The data covers only loans the bank approved, so the models never saw the applicants the old process declined. We plan a shadow period on all applications and reject inference. The cost assumptions are indicative, and we will replace them with the bank's figures. The final submission will add the implementation plan, stakeholder actionables, a benefit and cost estimate, and the risks and further analysis in full.</w:t>
       </w:r>
     </w:p>
     <w:sectPr>

--- a/reports/Loan_Default_Prediction_Milestone_Report.docx
+++ b/reports/Loan_Default_Prediction_Milestone_Report.docx
@@ -2310,7 +2310,7 @@
           <w:sz w:val="22"/>
           <w:szCs w:val="22"/>
         </w:rPr>
-        <w:t xml:space="preserve">Occupation matters moderately. Loan purpose barely matters. </w:t>
+        <w:t xml:space="preserve">Occupation matters moderately. Loan purpose barely matters on its own. </w:t>
       </w:r>
       <w:r>
         <w:rPr>
@@ -2318,7 +2318,7 @@
           <w:sz w:val="22"/>
           <w:szCs w:val="22"/>
         </w:rPr>
-        <w:t xml:space="preserve">Sales (35%) and self-employed (30%) applicants default most. Office workers (13%) and professionals (17%) default least. Home-improvement loans default slightly more often than debt-consolidation loans (22% vs 19%). Both relationships are statistically significant (chi-square tests, p = 0.005 for loan purpose, p &lt; 0.001 for occupation). However, loan purpose is too weak to drive decisions, and the bank must handle occupation with care under fair-lending rules.</w:t>
+        <w:t xml:space="preserve">Sales (35%) and self-employed (30%) applicants default most. Office workers (13%) and professionals (17%) default least. Home-improvement loans default slightly more often than debt-consolidation loans (22% vs 19%). Both relationships are statistically significant (chi-square tests, p = 0.005 for loan purpose, p &lt; 0.001 for occupation). On its own, loan purpose is too weak to drive decisions, but it changes the risk within some occupations (see below). The bank must handle occupation with care under fair-lending rules.</w:t>
       </w:r>
     </w:p>
     <w:p>
@@ -2343,6 +2343,93 @@
           <w:szCs w:val="22"/>
         </w:rPr>
         <w:t xml:space="preserve">Defaulters borrowed less (median $14,900 vs $16,900) and had slightly lower property values ($82,000 vs $90,659) and mortgage balances ($60,279 vs $66,839). Mann-Whitney tests give p &lt; 0.001 for each, but the gaps are small relative to the amounts. Property value and mortgage balance are correlated at 0.88, so they carry much the same information.</w:t>
+      </w:r>
+    </w:p>
+    <w:p>
+      <w:pPr>
+        <w:spacing w:after="140" w:line="276"/>
+        <w:jc w:val="both"/>
+      </w:pPr>
+      <w:r>
+        <w:rPr>
+          <w:rFonts w:ascii="Calibri" w:cs="Calibri" w:eastAsia="Calibri" w:hAnsi="Calibri"/>
+          <w:b/>
+          <w:bCs/>
+          <w:sz w:val="22"/>
+          <w:szCs w:val="22"/>
+        </w:rPr>
+        <w:t xml:space="preserve">Risk factors combine rather than act alone. </w:t>
+      </w:r>
+      <w:r>
+        <w:rPr>
+          <w:rFonts w:ascii="Calibri" w:cs="Calibri" w:eastAsia="Calibri" w:hAnsi="Calibri"/>
+          <w:sz w:val="22"/>
+          <w:szCs w:val="22"/>
+        </w:rPr>
+        <w:t xml:space="preserve">Crossing the strongest drivers shows how they work together (Figure 4). When the debt-to-income ratio is 45% or less, delinquency still decides much of the risk: 3% to 9% defaulted with no delinquent lines, and 25% to 30% with two or more. Above 45%, 91% to 100% defaulted, whatever the number of delinquent lines. When the ratio is missing, delinquency adds risk on top: 50% defaulted with no delinquent lines and 87% with two or more. A derogatory report raises the default rate at every credit-history length, from 8% to 32% even with 20 years or more of history. When both the ratio and the property value are missing, 99% of the 81 applicants defaulted. Loan purpose, weak on its own, changes the risk within some occupations: self-employed applicants defaulted 44% of the time on debt consolidation and 18% on home improvement. These combined effects favour tree-based models, which split on one driver inside another.</w:t>
+      </w:r>
+    </w:p>
+    <w:p>
+      <w:pPr>
+        <w:spacing w:after="60" w:before="120"/>
+        <w:jc w:val="center"/>
+      </w:pPr>
+      <w:r>
+        <w:drawing>
+          <wp:inline distT="0" distB="0" distL="0" distR="0">
+            <wp:extent cx="6038850" cy="2590800"/>
+            <wp:effectExtent t="0" r="0" b="0" l="0"/>
+            <wp:docPr id="4" name=""/>
+            <wp:cNvGraphicFramePr>
+              <a:graphicFrameLocks xmlns:a="http://schemas.openxmlformats.org/drawingml/2006/main" noChangeAspect="1"/>
+            </wp:cNvGraphicFramePr>
+            <a:graphic xmlns:a="http://schemas.openxmlformats.org/drawingml/2006/main">
+              <a:graphicData uri="http://schemas.openxmlformats.org/drawingml/2006/picture">
+                <pic:pic xmlns:pic="http://schemas.openxmlformats.org/drawingml/2006/picture">
+                  <pic:nvPicPr>
+                    <pic:cNvPr id="0" name="" descr=""/>
+                    <pic:cNvPicPr>
+                      <a:picLocks noChangeAspect="1" noChangeArrowheads="1"/>
+                    </pic:cNvPicPr>
+                  </pic:nvPicPr>
+                  <pic:blipFill>
+                    <a:blip r:embed="rId11" cstate="none"/>
+                    <a:srcRect/>
+                    <a:stretch>
+                      <a:fillRect/>
+                    </a:stretch>
+                  </pic:blipFill>
+                  <pic:spPr bwMode="auto">
+                    <a:xfrm>
+                      <a:off x="0" y="0"/>
+                      <a:ext cx="6038850" cy="2590800"/>
+                    </a:xfrm>
+                    <a:prstGeom prst="rect">
+                      <a:avLst/>
+                    </a:prstGeom>
+                  </pic:spPr>
+                </pic:pic>
+              </a:graphicData>
+            </a:graphic>
+          </wp:inline>
+        </w:drawing>
+      </w:r>
+    </w:p>
+    <w:p>
+      <w:pPr>
+        <w:spacing w:after="220"/>
+        <w:jc w:val="center"/>
+      </w:pPr>
+      <w:r>
+        <w:rPr>
+          <w:rFonts w:ascii="Calibri" w:cs="Calibri" w:eastAsia="Calibri" w:hAnsi="Calibri"/>
+          <w:i/>
+          <w:iCs/>
+          <w:color w:val="595959"/>
+          <w:sz w:val="19"/>
+          <w:szCs w:val="19"/>
+        </w:rPr>
+        <w:t xml:space="preserve">Figure 4. Default rate for pairs of variables: debt-to-income band by delinquent credit lines, and occupation by loan purpose. Each cell shows the default rate and the number of applicants.</w:t>
       </w:r>
     </w:p>
     <w:p>
@@ -4818,7 +4905,7 @@
           <wp:inline distT="0" distB="0" distL="0" distR="0">
             <wp:extent cx="5848350" cy="2476500"/>
             <wp:effectExtent t="0" r="0" b="0" l="0"/>
-            <wp:docPr id="4" name=""/>
+            <wp:docPr id="5" name=""/>
             <wp:cNvGraphicFramePr>
               <a:graphicFrameLocks xmlns:a="http://schemas.openxmlformats.org/drawingml/2006/main" noChangeAspect="1"/>
             </wp:cNvGraphicFramePr>
@@ -4832,7 +4919,7 @@
                     </pic:cNvPicPr>
                   </pic:nvPicPr>
                   <pic:blipFill>
-                    <a:blip r:embed="rId11" cstate="none"/>
+                    <a:blip r:embed="rId12" cstate="none"/>
                     <a:srcRect/>
                     <a:stretch>
                       <a:fillRect/>
@@ -4868,7 +4955,7 @@
           <w:sz w:val="19"/>
           <w:szCs w:val="19"/>
         </w:rPr>
-        <w:t xml:space="preserve">Figure 4. Share of defaulters caught, precision and risk-ranking quality of each technique on the held-out applicants.</w:t>
+        <w:t xml:space="preserve">Figure 5. Share of defaulters caught, precision and risk-ranking quality of each technique on the held-out applicants.</w:t>
       </w:r>
     </w:p>
     <w:p>
@@ -11419,7 +11506,7 @@
           <w:sz w:val="22"/>
           <w:szCs w:val="22"/>
         </w:rPr>
-        <w:t xml:space="preserve">The unweighted forest on all 27 inputs has the lowest expected cost. The recall-tuned grid winner costs about half again as much once precision has a price. This shows that recall-only tuning over-shoots. The balanced logistic regression and the tuned tree cost about $550,000 and $607,000 per 1,000 even at their own best thresholds. So the forest wins on the chosen yardstick as well as on ranking quality. Removing all occupation information costs about 10% more, and the 12-input version costs about a fifth more. Both are well outside one standard error. So occupation, loan purpose and the minor flags do add value at the cost-optimal operating point, and we choose neither simpler model. Removing occupation is therefore a policy choice with a measurable price. The cost-minimising threshold is 0.15 (flag every applicant whose score exceeds 0.15, an estimated default risk of roughly one in five). It stays at 0.15 for any cost ratio between 3:1 and 6:1 (see the notebook's cost-ratio table). Figure 5 shows the curves at the 4.5:1 costs. It also stays there on a finer 0.01 grid, and when we repeat the whole configuration search on two other 70/30 splits. It sits just below the textbook break-even of 0.18 for a perfectly calibrated score, because the forest's scores understate risk in the decision range. The scores still rank applicants well (Brier score 0.062 against 0.160 for the base rate). Applicants scored 0.15 to 0.20 defaulted about 23% of the time, so a score of 0.15 reads as roughly one-in-five estimated risk. We write the final pipeline step by step in the notebook, with the exact 27 input columns, the training-row imputation values and the model settings. This makes every input to the scoring model explicit.</w:t>
+        <w:t xml:space="preserve">The unweighted forest on all 27 inputs has the lowest expected cost. The recall-tuned grid winner costs about half again as much once precision has a price. This shows that recall-only tuning over-shoots. The balanced logistic regression and the tuned tree cost about $550,000 and $607,000 per 1,000 even at their own best thresholds. So the forest wins on the chosen yardstick as well as on ranking quality. Removing all occupation information costs about 10% more, and the 12-input version costs about a fifth more. Both are well outside one standard error. So occupation, loan purpose and the minor flags do add value at the cost-optimal operating point, and we choose neither simpler model. Removing occupation is therefore a policy choice with a measurable price. The cost-minimising threshold is 0.15 (flag every applicant whose score exceeds 0.15, an estimated default risk of roughly one in five). It stays at 0.15 for any cost ratio between 3:1 and 6:1 (see the notebook's cost-ratio table). Figure 6 shows the curves at the 4.5:1 costs. It also stays there on a finer 0.01 grid, and when we repeat the whole configuration search on two other 70/30 splits. It sits just below the textbook break-even of 0.18 for a perfectly calibrated score, because the forest's scores understate risk in the decision range. The scores still rank applicants well (Brier score 0.062 against 0.160 for the base rate). Applicants scored 0.15 to 0.20 defaulted about 23% of the time, so a score of 0.15 reads as roughly one-in-five estimated risk. We write the final pipeline step by step in the notebook, with the exact 27 input columns, the training-row imputation values and the model settings. This makes every input to the scoring model explicit.</w:t>
       </w:r>
     </w:p>
     <w:p>
@@ -11432,7 +11519,7 @@
           <wp:inline distT="0" distB="0" distL="0" distR="0">
             <wp:extent cx="5848350" cy="2476500"/>
             <wp:effectExtent t="0" r="0" b="0" l="0"/>
-            <wp:docPr id="5" name=""/>
+            <wp:docPr id="6" name=""/>
             <wp:cNvGraphicFramePr>
               <a:graphicFrameLocks xmlns:a="http://schemas.openxmlformats.org/drawingml/2006/main" noChangeAspect="1"/>
             </wp:cNvGraphicFramePr>
@@ -11446,7 +11533,7 @@
                     </pic:cNvPicPr>
                   </pic:nvPicPr>
                   <pic:blipFill>
-                    <a:blip r:embed="rId12" cstate="none"/>
+                    <a:blip r:embed="rId13" cstate="none"/>
                     <a:srcRect/>
                     <a:stretch>
                       <a:fillRect/>
@@ -11482,7 +11569,7 @@
           <w:sz w:val="19"/>
           <w:szCs w:val="19"/>
         </w:rPr>
-        <w:t xml:space="preserve">Figure 5. Recall, precision and indicative expected cost as the forest's threshold moves, on out-of-fold predictions of the training rows.</w:t>
+        <w:t xml:space="preserve">Figure 6. Recall, precision and indicative expected cost as the forest's threshold moves, on out-of-fold predictions of the training rows.</w:t>
       </w:r>
     </w:p>
     <w:p>
@@ -12167,7 +12254,7 @@
           <w:sz w:val="22"/>
           <w:szCs w:val="22"/>
         </w:rPr>
-        <w:t xml:space="preserve">The forest performs best, but nobody can read it as a rule list. The ECOA requires a specific reason for each adverse decision. The proposal resolves the trade-off with a surrogate decision tree. This is a four-level tree that we fit to the forest's out-of-fold flag/clear decisions on the training rows. We use out-of-fold decisions because a fully grown forest reproduces its training labels almost perfectly. In-sample decisions would therefore teach the tree the labels rather than the forest's behaviour on new applicants. The surrogate reproduces 93% of the forest's decisions on unseen applicants, against 73% for a rule that never flags anyone. Its rules are the same drivers the analysis found throughout. If the debt-to-income ratio is missing, the tree flags the applicant. If the ratio is recorded and above about 44%, the tree flags the applicant. At or below 44%, the tree flags the applicant if there is a delinquent credit line together with a major derogatory report. Otherwise the tree clears the applicant. For each applicant the production system should also report the top risk drivers from the forest itself. Then the roughly 7% of decisions the surrogate does not reproduce still carry a specific reason. Automatic declines above the 0.25 band edge take their primary reason from those drivers, with the surrogate rule as the plain-language summary. Figure 6 shows what the forest relies on. The debt-to-income ratio, its missing flag, delinquent lines and credit-history length together carry about half of its decision power. Permutation importance ranks the same four at the top.</w:t>
+        <w:t xml:space="preserve">The forest performs best, but nobody can read it as a rule list. The ECOA requires a specific reason for each adverse decision. The proposal resolves the trade-off with a surrogate decision tree. This is a four-level tree that we fit to the forest's out-of-fold flag/clear decisions on the training rows. We use out-of-fold decisions because a fully grown forest reproduces its training labels almost perfectly. In-sample decisions would therefore teach the tree the labels rather than the forest's behaviour on new applicants. The surrogate reproduces 93% of the forest's decisions on unseen applicants, against 73% for a rule that never flags anyone. Its rules are the same drivers the analysis found throughout. If the debt-to-income ratio is missing, the tree flags the applicant. If the ratio is recorded and above about 44%, the tree flags the applicant. At or below 44%, the tree flags the applicant if there is a delinquent credit line together with a major derogatory report. Otherwise the tree clears the applicant. For each applicant the production system should also report the top risk drivers from the forest itself. Then the roughly 7% of decisions the surrogate does not reproduce still carry a specific reason. Automatic declines above the 0.25 band edge take their primary reason from those drivers, with the surrogate rule as the plain-language summary. Figure 7 shows what the forest relies on. The debt-to-income ratio, its missing flag, delinquent lines and credit-history length together carry about half of its decision power. Permutation importance ranks the same four at the top.</w:t>
       </w:r>
     </w:p>
     <w:p>
@@ -12180,7 +12267,7 @@
           <wp:inline distT="0" distB="0" distL="0" distR="0">
             <wp:extent cx="5391150" cy="2733675"/>
             <wp:effectExtent t="0" r="0" b="0" l="0"/>
-            <wp:docPr id="6" name=""/>
+            <wp:docPr id="7" name=""/>
             <wp:cNvGraphicFramePr>
               <a:graphicFrameLocks xmlns:a="http://schemas.openxmlformats.org/drawingml/2006/main" noChangeAspect="1"/>
             </wp:cNvGraphicFramePr>
@@ -12194,7 +12281,7 @@
                     </pic:cNvPicPr>
                   </pic:nvPicPr>
                   <pic:blipFill>
-                    <a:blip r:embed="rId13" cstate="none"/>
+                    <a:blip r:embed="rId14" cstate="none"/>
                     <a:srcRect/>
                     <a:stretch>
                       <a:fillRect/>
@@ -12230,7 +12317,7 @@
           <w:sz w:val="19"/>
           <w:szCs w:val="19"/>
         </w:rPr>
-        <w:t xml:space="preserve">Figure 6. The twelve inputs the final Random Forest relies on most.</w:t>
+        <w:t xml:space="preserve">Figure 7. The twelve inputs the final Random Forest relies on most.</w:t>
       </w:r>
     </w:p>
     <w:p>

--- a/reports/Loan_Default_Prediction_Milestone_Report.docx
+++ b/reports/Loan_Default_Prediction_Milestone_Report.docx
@@ -11517,7 +11517,7 @@
       <w:r>
         <w:drawing>
           <wp:inline distT="0" distB="0" distL="0" distR="0">
-            <wp:extent cx="5848350" cy="2476500"/>
+            <wp:extent cx="5848350" cy="3857625"/>
             <wp:effectExtent t="0" r="0" b="0" l="0"/>
             <wp:docPr id="6" name=""/>
             <wp:cNvGraphicFramePr>
@@ -11542,7 +11542,7 @@
                   <pic:spPr bwMode="auto">
                     <a:xfrm>
                       <a:off x="0" y="0"/>
-                      <a:ext cx="5848350" cy="2476500"/>
+                      <a:ext cx="5848350" cy="3857625"/>
                     </a:xfrm>
                     <a:prstGeom prst="rect">
                       <a:avLst/>
@@ -11569,7 +11569,7 @@
           <w:sz w:val="19"/>
           <w:szCs w:val="19"/>
         </w:rPr>
-        <w:t xml:space="preserve">Figure 6. Recall, precision and indicative expected cost as the forest's threshold moves, on out-of-fold predictions of the training rows.</w:t>
+        <w:t xml:space="preserve">Figure 6. Recall and precision (top) and indicative expected cost (bottom) as the forest's threshold moves, on out-of-fold predictions of the training rows.</w:t>
       </w:r>
     </w:p>
     <w:p>

--- a/reports/Loan_Default_Prediction_Milestone_Report.docx
+++ b/reports/Loan_Default_Prediction_Milestone_Report.docx
@@ -2366,7 +2366,7 @@
           <w:sz w:val="22"/>
           <w:szCs w:val="22"/>
         </w:rPr>
-        <w:t xml:space="preserve">Crossing the strongest drivers shows how they work together (Figure 4). When the debt-to-income ratio is 45% or less, delinquency still decides much of the risk: 3% to 9% defaulted with no delinquent lines, and 25% to 30% with two or more. Above 45%, 91% to 100% defaulted, whatever the number of delinquent lines. When the ratio is missing, delinquency adds risk on top: 50% defaulted with no delinquent lines and 87% with two or more. A derogatory report raises the default rate at every credit-history length, from 8% to 32% even with 20 years or more of history. When both the ratio and the property value are missing, 99% of the 81 applicants defaulted. Loan purpose, weak on its own, changes the risk within some occupations: self-employed applicants defaulted 44% of the time on debt consolidation and 18% on home improvement. These combined effects favour tree-based models, which split on one driver inside another.</w:t>
+        <w:t xml:space="preserve">Crossing the strongest drivers shows how they work together (Figure 4). When the debt-to-income ratio is 45% or less, delinquency still decides much of the risk. In that group, 3% to 9% defaulted with no delinquent lines, and 25% to 30% with two or more. Above 45%, 91% to 100% defaulted, whatever the number of delinquent lines. When the ratio is missing, delinquency adds risk on top: 50% defaulted with no delinquent lines and 87% with two or more. A derogatory report raises the default rate at every credit-history length, from 8% to 32% even with 20 years or more of history. When both the ratio and the property value are missing, 99% of the 81 applicants defaulted. Loan purpose, weak on its own, changes the risk within some occupations. Self-employed applicants defaulted 44% of the time on debt consolidation and 18% on home improvement. These combined effects favour tree-based models, which split on one driver inside another.</w:t>
       </w:r>
     </w:p>
     <w:p>

--- a/reports/Loan_Default_Prediction_Milestone_Report.docx
+++ b/reports/Loan_Default_Prediction_Milestone_Report.docx
@@ -59,7 +59,21 @@
           <w:sz w:val="22"/>
           <w:szCs w:val="22"/>
         </w:rPr>
-        <w:t xml:space="preserve">Practical Data Science track (Classification)  |  MIT Professional Education - Applied AI and Data Science Program</w:t>
+        <w:t xml:space="preserve">Practical Data Science track (Classification)</w:t>
+      </w:r>
+    </w:p>
+    <w:p>
+      <w:pPr>
+        <w:spacing w:after="60"/>
+        <w:jc w:val="center"/>
+      </w:pPr>
+      <w:r>
+        <w:rPr>
+          <w:rFonts w:ascii="Calibri" w:cs="Calibri" w:eastAsia="Calibri" w:hAnsi="Calibri"/>
+          <w:sz w:val="22"/>
+          <w:szCs w:val="22"/>
+        </w:rPr>
+        <w:t xml:space="preserve">MIT Professional Education - Applied AI and Data Science Program</w:t>
       </w:r>
     </w:p>
     <w:p>
@@ -532,7 +546,7 @@
           <w:sz w:val="22"/>
           <w:szCs w:val="22"/>
         </w:rPr>
-        <w:t xml:space="preserve">The Home Equity (HMEQ) dataset contains baseline and loan-performance information for 5,960 recent home equity loans that the bank approved. The target BAD indicates whether the applicant ultimately defaulted or became seriously delinquent (1,189 cases, 19.9%). The dataset records twelve inputs for each applicant:</w:t>
+        <w:t xml:space="preserve">The Home Equity (HMEQ) dataset contains baseline and loan-performance information for 5,960 recent home equity loans that the bank approved. The target BAD indicates whether the applicant ultimately defaulted or became seriously delinquent (1,189 cases, 19.9%). The dataset records twelve inputs for each applicant (Table 1):</w:t>
       </w:r>
     </w:p>
     <w:tbl>
@@ -2637,7 +2651,7 @@
           <w:sz w:val="22"/>
           <w:szCs w:val="22"/>
         </w:rPr>
-        <w:t xml:space="preserve">The two errors a scoring model can make do not cost the same. Approving an applicant who then defaults (a missed defaulter) costs most of the principal plus collection costs. Defaulted loans averaged $16,900 and the bank recovered about half through collateral, so a missed defaulter costs roughly $9,000. Declining an applicant who would have repaid costs the interest margin on one customer, roughly $2,000. The primary metric is therefore recall on the default class (the share of future defaulters the model flags). Recall alone rewards a model that flags everyone, so we track precision (the share of flagged applicants who really default) and F1 as guard-rails. We report accuracy for completeness. ROC-AUC measures how well the model ranks applicants by risk, which matters when we move the threshold. We tuned each individual model by cross-validated grid search that optimises recall. We then chose the final model's configuration and its threshold on the expected cost of the two errors. We estimated that cost with repeated out-of-fold predictions on the training rows, so that precision has an explicit price in the choice.</w:t>
+        <w:t xml:space="preserve">The two errors a scoring model can make do not cost the same. Approving an applicant who then defaults (a missed defaulter) costs most of the principal plus collection costs. Defaulted loans averaged $16,900 and the bank recovered about half through collateral, so a missed defaulter costs roughly $9,000. Declining a creditworthy applicant costs the interest margin on one customer, roughly $2,000. The primary metric is therefore recall on the default class (the share of future defaulters the model flags). Recall alone rewards a model that flags everyone, so we track precision (the share of flagged applicants who really default) and F1 as guard-rails. We report accuracy for completeness. ROC-AUC measures how well the model ranks applicants by risk, which matters when we move the threshold. We tuned each individual model by cross-validated grid search that optimises recall. We then chose the final model's configuration and its threshold on the expected cost of the two errors. We estimated that cost with repeated out-of-fold predictions on the training rows, so that precision has an explicit price in the choice.</w:t>
       </w:r>
     </w:p>
     <w:p>
@@ -2658,6 +2672,20 @@
         <w:t xml:space="preserve">Models built and what each one taught us</w:t>
       </w:r>
     </w:p>
+    <w:p>
+      <w:pPr>
+        <w:spacing w:after="140" w:line="276"/>
+        <w:jc w:val="both"/>
+      </w:pPr>
+      <w:r>
+        <w:rPr>
+          <w:rFonts w:ascii="Calibri" w:cs="Calibri" w:eastAsia="Calibri" w:hAnsi="Calibri"/>
+          <w:sz w:val="22"/>
+          <w:szCs w:val="22"/>
+        </w:rPr>
+        <w:t xml:space="preserve">Table 2 lists each model with its performance on the held-out applicants and the insight that it contributed.</w:t>
+      </w:r>
+    </w:p>
     <w:tbl>
       <w:tblPr>
         <w:tblW w:type="dxa" w:w="9360"/>
@@ -2671,12 +2699,12 @@
         </w:tblBorders>
       </w:tblPr>
       <w:tblGrid>
-        <w:gridCol w:w="2300"/>
+        <w:gridCol w:w="1950"/>
+        <w:gridCol w:w="1250"/>
+        <w:gridCol w:w="1100"/>
+        <w:gridCol w:w="1100"/>
         <w:gridCol w:w="1000"/>
-        <w:gridCol w:w="900"/>
-        <w:gridCol w:w="900"/>
-        <w:gridCol w:w="800"/>
-        <w:gridCol w:w="3460"/>
+        <w:gridCol w:w="2960"/>
       </w:tblGrid>
       <w:tr>
         <w:trPr>
@@ -2685,7 +2713,7 @@
         </w:trPr>
         <w:tc>
           <w:tcPr>
-            <w:tcW w:type="dxa" w:w="2300"/>
+            <w:tcW w:type="dxa" w:w="1950"/>
             <w:tcBorders>
               <w:top w:val="single" w:color="BFBFBF" w:sz="4"/>
               <w:left w:val="single" w:color="BFBFBF" w:sz="4"/>
@@ -2721,7 +2749,7 @@
         </w:tc>
         <w:tc>
           <w:tcPr>
-            <w:tcW w:type="dxa" w:w="1000"/>
+            <w:tcW w:type="dxa" w:w="1250"/>
             <w:tcBorders>
               <w:top w:val="single" w:color="BFBFBF" w:sz="4"/>
               <w:left w:val="single" w:color="BFBFBF" w:sz="4"/>
@@ -2757,7 +2785,7 @@
         </w:tc>
         <w:tc>
           <w:tcPr>
-            <w:tcW w:type="dxa" w:w="900"/>
+            <w:tcW w:type="dxa" w:w="1100"/>
             <w:tcBorders>
               <w:top w:val="single" w:color="BFBFBF" w:sz="4"/>
               <w:left w:val="single" w:color="BFBFBF" w:sz="4"/>
@@ -2793,7 +2821,7 @@
         </w:tc>
         <w:tc>
           <w:tcPr>
-            <w:tcW w:type="dxa" w:w="900"/>
+            <w:tcW w:type="dxa" w:w="1100"/>
             <w:tcBorders>
               <w:top w:val="single" w:color="BFBFBF" w:sz="4"/>
               <w:left w:val="single" w:color="BFBFBF" w:sz="4"/>
@@ -2829,7 +2857,7 @@
         </w:tc>
         <w:tc>
           <w:tcPr>
-            <w:tcW w:type="dxa" w:w="800"/>
+            <w:tcW w:type="dxa" w:w="1000"/>
             <w:tcBorders>
               <w:top w:val="single" w:color="BFBFBF" w:sz="4"/>
               <w:left w:val="single" w:color="BFBFBF" w:sz="4"/>
@@ -2865,7 +2893,7 @@
         </w:tc>
         <w:tc>
           <w:tcPr>
-            <w:tcW w:type="dxa" w:w="3460"/>
+            <w:tcW w:type="dxa" w:w="2960"/>
             <w:tcBorders>
               <w:top w:val="single" w:color="BFBFBF" w:sz="4"/>
               <w:left w:val="single" w:color="BFBFBF" w:sz="4"/>
@@ -2906,7 +2934,7 @@
         </w:trPr>
         <w:tc>
           <w:tcPr>
-            <w:tcW w:type="dxa" w:w="2300"/>
+            <w:tcW w:type="dxa" w:w="1950"/>
             <w:tcBorders>
               <w:top w:val="single" w:color="BFBFBF" w:sz="4"/>
               <w:left w:val="single" w:color="BFBFBF" w:sz="4"/>
@@ -2941,6 +2969,111 @@
         </w:tc>
         <w:tc>
           <w:tcPr>
+            <w:tcW w:type="dxa" w:w="1250"/>
+            <w:tcBorders>
+              <w:top w:val="single" w:color="BFBFBF" w:sz="4"/>
+              <w:left w:val="single" w:color="BFBFBF" w:sz="4"/>
+              <w:bottom w:val="single" w:color="BFBFBF" w:sz="4"/>
+              <w:right w:val="single" w:color="BFBFBF" w:sz="4"/>
+            </w:tcBorders>
+            <w:tcMar>
+              <w:top w:type="dxa" w:w="60"/>
+              <w:left w:type="dxa" w:w="100"/>
+              <w:bottom w:type="dxa" w:w="60"/>
+              <w:right w:type="dxa" w:w="100"/>
+            </w:tcMar>
+          </w:tcPr>
+          <w:p>
+            <w:pPr>
+              <w:keepNext w:val="false"/>
+              <w:spacing w:after="0"/>
+              <w:jc w:val="right"/>
+            </w:pPr>
+            <w:r>
+              <w:rPr>
+                <w:rFonts w:ascii="Calibri" w:cs="Calibri" w:eastAsia="Calibri" w:hAnsi="Calibri"/>
+                <w:b w:val="false"/>
+                <w:bCs w:val="false"/>
+                <w:color w:val="000000"/>
+                <w:sz w:val="19"/>
+                <w:szCs w:val="19"/>
+              </w:rPr>
+              <w:t xml:space="preserve">57%</w:t>
+            </w:r>
+          </w:p>
+        </w:tc>
+        <w:tc>
+          <w:tcPr>
+            <w:tcW w:type="dxa" w:w="1100"/>
+            <w:tcBorders>
+              <w:top w:val="single" w:color="BFBFBF" w:sz="4"/>
+              <w:left w:val="single" w:color="BFBFBF" w:sz="4"/>
+              <w:bottom w:val="single" w:color="BFBFBF" w:sz="4"/>
+              <w:right w:val="single" w:color="BFBFBF" w:sz="4"/>
+            </w:tcBorders>
+            <w:tcMar>
+              <w:top w:type="dxa" w:w="60"/>
+              <w:left w:type="dxa" w:w="100"/>
+              <w:bottom w:type="dxa" w:w="60"/>
+              <w:right w:type="dxa" w:w="100"/>
+            </w:tcMar>
+          </w:tcPr>
+          <w:p>
+            <w:pPr>
+              <w:keepNext w:val="false"/>
+              <w:spacing w:after="0"/>
+              <w:jc w:val="right"/>
+            </w:pPr>
+            <w:r>
+              <w:rPr>
+                <w:rFonts w:ascii="Calibri" w:cs="Calibri" w:eastAsia="Calibri" w:hAnsi="Calibri"/>
+                <w:b w:val="false"/>
+                <w:bCs w:val="false"/>
+                <w:color w:val="000000"/>
+                <w:sz w:val="19"/>
+                <w:szCs w:val="19"/>
+              </w:rPr>
+              <w:t xml:space="preserve">77%</w:t>
+            </w:r>
+          </w:p>
+        </w:tc>
+        <w:tc>
+          <w:tcPr>
+            <w:tcW w:type="dxa" w:w="1100"/>
+            <w:tcBorders>
+              <w:top w:val="single" w:color="BFBFBF" w:sz="4"/>
+              <w:left w:val="single" w:color="BFBFBF" w:sz="4"/>
+              <w:bottom w:val="single" w:color="BFBFBF" w:sz="4"/>
+              <w:right w:val="single" w:color="BFBFBF" w:sz="4"/>
+            </w:tcBorders>
+            <w:tcMar>
+              <w:top w:type="dxa" w:w="60"/>
+              <w:left w:type="dxa" w:w="100"/>
+              <w:bottom w:type="dxa" w:w="60"/>
+              <w:right w:type="dxa" w:w="100"/>
+            </w:tcMar>
+          </w:tcPr>
+          <w:p>
+            <w:pPr>
+              <w:keepNext w:val="false"/>
+              <w:spacing w:after="0"/>
+              <w:jc w:val="right"/>
+            </w:pPr>
+            <w:r>
+              <w:rPr>
+                <w:rFonts w:ascii="Calibri" w:cs="Calibri" w:eastAsia="Calibri" w:hAnsi="Calibri"/>
+                <w:b w:val="false"/>
+                <w:bCs w:val="false"/>
+                <w:color w:val="000000"/>
+                <w:sz w:val="19"/>
+                <w:szCs w:val="19"/>
+              </w:rPr>
+              <w:t xml:space="preserve">88%</w:t>
+            </w:r>
+          </w:p>
+        </w:tc>
+        <w:tc>
+          <w:tcPr>
             <w:tcW w:type="dxa" w:w="1000"/>
             <w:tcBorders>
               <w:top w:val="single" w:color="BFBFBF" w:sz="4"/>
@@ -2970,118 +3103,13 @@
                 <w:sz w:val="19"/>
                 <w:szCs w:val="19"/>
               </w:rPr>
-              <w:t xml:space="preserve">57%</w:t>
-            </w:r>
-          </w:p>
-        </w:tc>
-        <w:tc>
-          <w:tcPr>
-            <w:tcW w:type="dxa" w:w="900"/>
-            <w:tcBorders>
-              <w:top w:val="single" w:color="BFBFBF" w:sz="4"/>
-              <w:left w:val="single" w:color="BFBFBF" w:sz="4"/>
-              <w:bottom w:val="single" w:color="BFBFBF" w:sz="4"/>
-              <w:right w:val="single" w:color="BFBFBF" w:sz="4"/>
-            </w:tcBorders>
-            <w:tcMar>
-              <w:top w:type="dxa" w:w="60"/>
-              <w:left w:type="dxa" w:w="100"/>
-              <w:bottom w:type="dxa" w:w="60"/>
-              <w:right w:type="dxa" w:w="100"/>
-            </w:tcMar>
-          </w:tcPr>
-          <w:p>
-            <w:pPr>
-              <w:keepNext w:val="false"/>
-              <w:spacing w:after="0"/>
-              <w:jc w:val="right"/>
-            </w:pPr>
-            <w:r>
-              <w:rPr>
-                <w:rFonts w:ascii="Calibri" w:cs="Calibri" w:eastAsia="Calibri" w:hAnsi="Calibri"/>
-                <w:b w:val="false"/>
-                <w:bCs w:val="false"/>
-                <w:color w:val="000000"/>
-                <w:sz w:val="19"/>
-                <w:szCs w:val="19"/>
-              </w:rPr>
-              <w:t xml:space="preserve">77%</w:t>
-            </w:r>
-          </w:p>
-        </w:tc>
-        <w:tc>
-          <w:tcPr>
-            <w:tcW w:type="dxa" w:w="900"/>
-            <w:tcBorders>
-              <w:top w:val="single" w:color="BFBFBF" w:sz="4"/>
-              <w:left w:val="single" w:color="BFBFBF" w:sz="4"/>
-              <w:bottom w:val="single" w:color="BFBFBF" w:sz="4"/>
-              <w:right w:val="single" w:color="BFBFBF" w:sz="4"/>
-            </w:tcBorders>
-            <w:tcMar>
-              <w:top w:type="dxa" w:w="60"/>
-              <w:left w:type="dxa" w:w="100"/>
-              <w:bottom w:type="dxa" w:w="60"/>
-              <w:right w:type="dxa" w:w="100"/>
-            </w:tcMar>
-          </w:tcPr>
-          <w:p>
-            <w:pPr>
-              <w:keepNext w:val="false"/>
-              <w:spacing w:after="0"/>
-              <w:jc w:val="right"/>
-            </w:pPr>
-            <w:r>
-              <w:rPr>
-                <w:rFonts w:ascii="Calibri" w:cs="Calibri" w:eastAsia="Calibri" w:hAnsi="Calibri"/>
-                <w:b w:val="false"/>
-                <w:bCs w:val="false"/>
-                <w:color w:val="000000"/>
-                <w:sz w:val="19"/>
-                <w:szCs w:val="19"/>
-              </w:rPr>
-              <w:t xml:space="preserve">88%</w:t>
-            </w:r>
-          </w:p>
-        </w:tc>
-        <w:tc>
-          <w:tcPr>
-            <w:tcW w:type="dxa" w:w="800"/>
-            <w:tcBorders>
-              <w:top w:val="single" w:color="BFBFBF" w:sz="4"/>
-              <w:left w:val="single" w:color="BFBFBF" w:sz="4"/>
-              <w:bottom w:val="single" w:color="BFBFBF" w:sz="4"/>
-              <w:right w:val="single" w:color="BFBFBF" w:sz="4"/>
-            </w:tcBorders>
-            <w:tcMar>
-              <w:top w:type="dxa" w:w="60"/>
-              <w:left w:type="dxa" w:w="100"/>
-              <w:bottom w:type="dxa" w:w="60"/>
-              <w:right w:type="dxa" w:w="100"/>
-            </w:tcMar>
-          </w:tcPr>
-          <w:p>
-            <w:pPr>
-              <w:keepNext w:val="false"/>
-              <w:spacing w:after="0"/>
-              <w:jc w:val="right"/>
-            </w:pPr>
-            <w:r>
-              <w:rPr>
-                <w:rFonts w:ascii="Calibri" w:cs="Calibri" w:eastAsia="Calibri" w:hAnsi="Calibri"/>
-                <w:b w:val="false"/>
-                <w:bCs w:val="false"/>
-                <w:color w:val="000000"/>
-                <w:sz w:val="19"/>
-                <w:szCs w:val="19"/>
-              </w:rPr>
               <w:t xml:space="preserve">0.91</w:t>
             </w:r>
           </w:p>
         </w:tc>
         <w:tc>
           <w:tcPr>
-            <w:tcW w:type="dxa" w:w="3460"/>
+            <w:tcW w:type="dxa" w:w="2960"/>
             <w:tcBorders>
               <w:top w:val="single" w:color="BFBFBF" w:sz="4"/>
               <w:left w:val="single" w:color="BFBFBF" w:sz="4"/>
@@ -3121,7 +3149,7 @@
         </w:trPr>
         <w:tc>
           <w:tcPr>
-            <w:tcW w:type="dxa" w:w="2300"/>
+            <w:tcW w:type="dxa" w:w="1950"/>
             <w:tcBorders>
               <w:top w:val="single" w:color="BFBFBF" w:sz="4"/>
               <w:left w:val="single" w:color="BFBFBF" w:sz="4"/>
@@ -3156,6 +3184,111 @@
         </w:tc>
         <w:tc>
           <w:tcPr>
+            <w:tcW w:type="dxa" w:w="1250"/>
+            <w:tcBorders>
+              <w:top w:val="single" w:color="BFBFBF" w:sz="4"/>
+              <w:left w:val="single" w:color="BFBFBF" w:sz="4"/>
+              <w:bottom w:val="single" w:color="BFBFBF" w:sz="4"/>
+              <w:right w:val="single" w:color="BFBFBF" w:sz="4"/>
+            </w:tcBorders>
+            <w:tcMar>
+              <w:top w:type="dxa" w:w="60"/>
+              <w:left w:type="dxa" w:w="100"/>
+              <w:bottom w:type="dxa" w:w="60"/>
+              <w:right w:type="dxa" w:w="100"/>
+            </w:tcMar>
+          </w:tcPr>
+          <w:p>
+            <w:pPr>
+              <w:keepNext w:val="false"/>
+              <w:spacing w:after="0"/>
+              <w:jc w:val="right"/>
+            </w:pPr>
+            <w:r>
+              <w:rPr>
+                <w:rFonts w:ascii="Calibri" w:cs="Calibri" w:eastAsia="Calibri" w:hAnsi="Calibri"/>
+                <w:b w:val="false"/>
+                <w:bCs w:val="false"/>
+                <w:color w:val="000000"/>
+                <w:sz w:val="19"/>
+                <w:szCs w:val="19"/>
+              </w:rPr>
+              <w:t xml:space="preserve">80%</w:t>
+            </w:r>
+          </w:p>
+        </w:tc>
+        <w:tc>
+          <w:tcPr>
+            <w:tcW w:type="dxa" w:w="1100"/>
+            <w:tcBorders>
+              <w:top w:val="single" w:color="BFBFBF" w:sz="4"/>
+              <w:left w:val="single" w:color="BFBFBF" w:sz="4"/>
+              <w:bottom w:val="single" w:color="BFBFBF" w:sz="4"/>
+              <w:right w:val="single" w:color="BFBFBF" w:sz="4"/>
+            </w:tcBorders>
+            <w:tcMar>
+              <w:top w:type="dxa" w:w="60"/>
+              <w:left w:type="dxa" w:w="100"/>
+              <w:bottom w:type="dxa" w:w="60"/>
+              <w:right w:type="dxa" w:w="100"/>
+            </w:tcMar>
+          </w:tcPr>
+          <w:p>
+            <w:pPr>
+              <w:keepNext w:val="false"/>
+              <w:spacing w:after="0"/>
+              <w:jc w:val="right"/>
+            </w:pPr>
+            <w:r>
+              <w:rPr>
+                <w:rFonts w:ascii="Calibri" w:cs="Calibri" w:eastAsia="Calibri" w:hAnsi="Calibri"/>
+                <w:b w:val="false"/>
+                <w:bCs w:val="false"/>
+                <w:color w:val="000000"/>
+                <w:sz w:val="19"/>
+                <w:szCs w:val="19"/>
+              </w:rPr>
+              <w:t xml:space="preserve">61%</w:t>
+            </w:r>
+          </w:p>
+        </w:tc>
+        <w:tc>
+          <w:tcPr>
+            <w:tcW w:type="dxa" w:w="1100"/>
+            <w:tcBorders>
+              <w:top w:val="single" w:color="BFBFBF" w:sz="4"/>
+              <w:left w:val="single" w:color="BFBFBF" w:sz="4"/>
+              <w:bottom w:val="single" w:color="BFBFBF" w:sz="4"/>
+              <w:right w:val="single" w:color="BFBFBF" w:sz="4"/>
+            </w:tcBorders>
+            <w:tcMar>
+              <w:top w:type="dxa" w:w="60"/>
+              <w:left w:type="dxa" w:w="100"/>
+              <w:bottom w:type="dxa" w:w="60"/>
+              <w:right w:type="dxa" w:w="100"/>
+            </w:tcMar>
+          </w:tcPr>
+          <w:p>
+            <w:pPr>
+              <w:keepNext w:val="false"/>
+              <w:spacing w:after="0"/>
+              <w:jc w:val="right"/>
+            </w:pPr>
+            <w:r>
+              <w:rPr>
+                <w:rFonts w:ascii="Calibri" w:cs="Calibri" w:eastAsia="Calibri" w:hAnsi="Calibri"/>
+                <w:b w:val="false"/>
+                <w:bCs w:val="false"/>
+                <w:color w:val="000000"/>
+                <w:sz w:val="19"/>
+                <w:szCs w:val="19"/>
+              </w:rPr>
+              <w:t xml:space="preserve">86%</w:t>
+            </w:r>
+          </w:p>
+        </w:tc>
+        <w:tc>
+          <w:tcPr>
             <w:tcW w:type="dxa" w:w="1000"/>
             <w:tcBorders>
               <w:top w:val="single" w:color="BFBFBF" w:sz="4"/>
@@ -3185,118 +3318,13 @@
                 <w:sz w:val="19"/>
                 <w:szCs w:val="19"/>
               </w:rPr>
-              <w:t xml:space="preserve">80%</w:t>
-            </w:r>
-          </w:p>
-        </w:tc>
-        <w:tc>
-          <w:tcPr>
-            <w:tcW w:type="dxa" w:w="900"/>
-            <w:tcBorders>
-              <w:top w:val="single" w:color="BFBFBF" w:sz="4"/>
-              <w:left w:val="single" w:color="BFBFBF" w:sz="4"/>
-              <w:bottom w:val="single" w:color="BFBFBF" w:sz="4"/>
-              <w:right w:val="single" w:color="BFBFBF" w:sz="4"/>
-            </w:tcBorders>
-            <w:tcMar>
-              <w:top w:type="dxa" w:w="60"/>
-              <w:left w:type="dxa" w:w="100"/>
-              <w:bottom w:type="dxa" w:w="60"/>
-              <w:right w:type="dxa" w:w="100"/>
-            </w:tcMar>
-          </w:tcPr>
-          <w:p>
-            <w:pPr>
-              <w:keepNext w:val="false"/>
-              <w:spacing w:after="0"/>
-              <w:jc w:val="right"/>
-            </w:pPr>
-            <w:r>
-              <w:rPr>
-                <w:rFonts w:ascii="Calibri" w:cs="Calibri" w:eastAsia="Calibri" w:hAnsi="Calibri"/>
-                <w:b w:val="false"/>
-                <w:bCs w:val="false"/>
-                <w:color w:val="000000"/>
-                <w:sz w:val="19"/>
-                <w:szCs w:val="19"/>
-              </w:rPr>
-              <w:t xml:space="preserve">61%</w:t>
-            </w:r>
-          </w:p>
-        </w:tc>
-        <w:tc>
-          <w:tcPr>
-            <w:tcW w:type="dxa" w:w="900"/>
-            <w:tcBorders>
-              <w:top w:val="single" w:color="BFBFBF" w:sz="4"/>
-              <w:left w:val="single" w:color="BFBFBF" w:sz="4"/>
-              <w:bottom w:val="single" w:color="BFBFBF" w:sz="4"/>
-              <w:right w:val="single" w:color="BFBFBF" w:sz="4"/>
-            </w:tcBorders>
-            <w:tcMar>
-              <w:top w:type="dxa" w:w="60"/>
-              <w:left w:type="dxa" w:w="100"/>
-              <w:bottom w:type="dxa" w:w="60"/>
-              <w:right w:type="dxa" w:w="100"/>
-            </w:tcMar>
-          </w:tcPr>
-          <w:p>
-            <w:pPr>
-              <w:keepNext w:val="false"/>
-              <w:spacing w:after="0"/>
-              <w:jc w:val="right"/>
-            </w:pPr>
-            <w:r>
-              <w:rPr>
-                <w:rFonts w:ascii="Calibri" w:cs="Calibri" w:eastAsia="Calibri" w:hAnsi="Calibri"/>
-                <w:b w:val="false"/>
-                <w:bCs w:val="false"/>
-                <w:color w:val="000000"/>
-                <w:sz w:val="19"/>
-                <w:szCs w:val="19"/>
-              </w:rPr>
-              <w:t xml:space="preserve">86%</w:t>
-            </w:r>
-          </w:p>
-        </w:tc>
-        <w:tc>
-          <w:tcPr>
-            <w:tcW w:type="dxa" w:w="800"/>
-            <w:tcBorders>
-              <w:top w:val="single" w:color="BFBFBF" w:sz="4"/>
-              <w:left w:val="single" w:color="BFBFBF" w:sz="4"/>
-              <w:bottom w:val="single" w:color="BFBFBF" w:sz="4"/>
-              <w:right w:val="single" w:color="BFBFBF" w:sz="4"/>
-            </w:tcBorders>
-            <w:tcMar>
-              <w:top w:type="dxa" w:w="60"/>
-              <w:left w:type="dxa" w:w="100"/>
-              <w:bottom w:type="dxa" w:w="60"/>
-              <w:right w:type="dxa" w:w="100"/>
-            </w:tcMar>
-          </w:tcPr>
-          <w:p>
-            <w:pPr>
-              <w:keepNext w:val="false"/>
-              <w:spacing w:after="0"/>
-              <w:jc w:val="right"/>
-            </w:pPr>
-            <w:r>
-              <w:rPr>
-                <w:rFonts w:ascii="Calibri" w:cs="Calibri" w:eastAsia="Calibri" w:hAnsi="Calibri"/>
-                <w:b w:val="false"/>
-                <w:bCs w:val="false"/>
-                <w:color w:val="000000"/>
-                <w:sz w:val="19"/>
-                <w:szCs w:val="19"/>
-              </w:rPr>
               <w:t xml:space="preserve">0.91</w:t>
             </w:r>
           </w:p>
         </w:tc>
         <w:tc>
           <w:tcPr>
-            <w:tcW w:type="dxa" w:w="3460"/>
+            <w:tcW w:type="dxa" w:w="2960"/>
             <w:tcBorders>
               <w:top w:val="single" w:color="BFBFBF" w:sz="4"/>
               <w:left w:val="single" w:color="BFBFBF" w:sz="4"/>
@@ -3336,7 +3364,7 @@
         </w:trPr>
         <w:tc>
           <w:tcPr>
-            <w:tcW w:type="dxa" w:w="2300"/>
+            <w:tcW w:type="dxa" w:w="1950"/>
             <w:tcBorders>
               <w:top w:val="single" w:color="BFBFBF" w:sz="4"/>
               <w:left w:val="single" w:color="BFBFBF" w:sz="4"/>
@@ -3371,6 +3399,111 @@
         </w:tc>
         <w:tc>
           <w:tcPr>
+            <w:tcW w:type="dxa" w:w="1250"/>
+            <w:tcBorders>
+              <w:top w:val="single" w:color="BFBFBF" w:sz="4"/>
+              <w:left w:val="single" w:color="BFBFBF" w:sz="4"/>
+              <w:bottom w:val="single" w:color="BFBFBF" w:sz="4"/>
+              <w:right w:val="single" w:color="BFBFBF" w:sz="4"/>
+            </w:tcBorders>
+            <w:tcMar>
+              <w:top w:type="dxa" w:w="60"/>
+              <w:left w:type="dxa" w:w="100"/>
+              <w:bottom w:type="dxa" w:w="60"/>
+              <w:right w:type="dxa" w:w="100"/>
+            </w:tcMar>
+          </w:tcPr>
+          <w:p>
+            <w:pPr>
+              <w:keepNext w:val="false"/>
+              <w:spacing w:after="0"/>
+              <w:jc w:val="right"/>
+            </w:pPr>
+            <w:r>
+              <w:rPr>
+                <w:rFonts w:ascii="Calibri" w:cs="Calibri" w:eastAsia="Calibri" w:hAnsi="Calibri"/>
+                <w:b w:val="false"/>
+                <w:bCs w:val="false"/>
+                <w:color w:val="000000"/>
+                <w:sz w:val="19"/>
+                <w:szCs w:val="19"/>
+              </w:rPr>
+              <w:t xml:space="preserve">69%</w:t>
+            </w:r>
+          </w:p>
+        </w:tc>
+        <w:tc>
+          <w:tcPr>
+            <w:tcW w:type="dxa" w:w="1100"/>
+            <w:tcBorders>
+              <w:top w:val="single" w:color="BFBFBF" w:sz="4"/>
+              <w:left w:val="single" w:color="BFBFBF" w:sz="4"/>
+              <w:bottom w:val="single" w:color="BFBFBF" w:sz="4"/>
+              <w:right w:val="single" w:color="BFBFBF" w:sz="4"/>
+            </w:tcBorders>
+            <w:tcMar>
+              <w:top w:type="dxa" w:w="60"/>
+              <w:left w:type="dxa" w:w="100"/>
+              <w:bottom w:type="dxa" w:w="60"/>
+              <w:right w:type="dxa" w:w="100"/>
+            </w:tcMar>
+          </w:tcPr>
+          <w:p>
+            <w:pPr>
+              <w:keepNext w:val="false"/>
+              <w:spacing w:after="0"/>
+              <w:jc w:val="right"/>
+            </w:pPr>
+            <w:r>
+              <w:rPr>
+                <w:rFonts w:ascii="Calibri" w:cs="Calibri" w:eastAsia="Calibri" w:hAnsi="Calibri"/>
+                <w:b w:val="false"/>
+                <w:bCs w:val="false"/>
+                <w:color w:val="000000"/>
+                <w:sz w:val="19"/>
+                <w:szCs w:val="19"/>
+              </w:rPr>
+              <w:t xml:space="preserve">71%</w:t>
+            </w:r>
+          </w:p>
+        </w:tc>
+        <w:tc>
+          <w:tcPr>
+            <w:tcW w:type="dxa" w:w="1100"/>
+            <w:tcBorders>
+              <w:top w:val="single" w:color="BFBFBF" w:sz="4"/>
+              <w:left w:val="single" w:color="BFBFBF" w:sz="4"/>
+              <w:bottom w:val="single" w:color="BFBFBF" w:sz="4"/>
+              <w:right w:val="single" w:color="BFBFBF" w:sz="4"/>
+            </w:tcBorders>
+            <w:tcMar>
+              <w:top w:type="dxa" w:w="60"/>
+              <w:left w:type="dxa" w:w="100"/>
+              <w:bottom w:type="dxa" w:w="60"/>
+              <w:right w:type="dxa" w:w="100"/>
+            </w:tcMar>
+          </w:tcPr>
+          <w:p>
+            <w:pPr>
+              <w:keepNext w:val="false"/>
+              <w:spacing w:after="0"/>
+              <w:jc w:val="right"/>
+            </w:pPr>
+            <w:r>
+              <w:rPr>
+                <w:rFonts w:ascii="Calibri" w:cs="Calibri" w:eastAsia="Calibri" w:hAnsi="Calibri"/>
+                <w:b w:val="false"/>
+                <w:bCs w:val="false"/>
+                <w:color w:val="000000"/>
+                <w:sz w:val="19"/>
+                <w:szCs w:val="19"/>
+              </w:rPr>
+              <w:t xml:space="preserve">88%</w:t>
+            </w:r>
+          </w:p>
+        </w:tc>
+        <w:tc>
+          <w:tcPr>
             <w:tcW w:type="dxa" w:w="1000"/>
             <w:tcBorders>
               <w:top w:val="single" w:color="BFBFBF" w:sz="4"/>
@@ -3400,118 +3533,13 @@
                 <w:sz w:val="19"/>
                 <w:szCs w:val="19"/>
               </w:rPr>
-              <w:t xml:space="preserve">69%</w:t>
-            </w:r>
-          </w:p>
-        </w:tc>
-        <w:tc>
-          <w:tcPr>
-            <w:tcW w:type="dxa" w:w="900"/>
-            <w:tcBorders>
-              <w:top w:val="single" w:color="BFBFBF" w:sz="4"/>
-              <w:left w:val="single" w:color="BFBFBF" w:sz="4"/>
-              <w:bottom w:val="single" w:color="BFBFBF" w:sz="4"/>
-              <w:right w:val="single" w:color="BFBFBF" w:sz="4"/>
-            </w:tcBorders>
-            <w:tcMar>
-              <w:top w:type="dxa" w:w="60"/>
-              <w:left w:type="dxa" w:w="100"/>
-              <w:bottom w:type="dxa" w:w="60"/>
-              <w:right w:type="dxa" w:w="100"/>
-            </w:tcMar>
-          </w:tcPr>
-          <w:p>
-            <w:pPr>
-              <w:keepNext w:val="false"/>
-              <w:spacing w:after="0"/>
-              <w:jc w:val="right"/>
-            </w:pPr>
-            <w:r>
-              <w:rPr>
-                <w:rFonts w:ascii="Calibri" w:cs="Calibri" w:eastAsia="Calibri" w:hAnsi="Calibri"/>
-                <w:b w:val="false"/>
-                <w:bCs w:val="false"/>
-                <w:color w:val="000000"/>
-                <w:sz w:val="19"/>
-                <w:szCs w:val="19"/>
-              </w:rPr>
-              <w:t xml:space="preserve">71%</w:t>
-            </w:r>
-          </w:p>
-        </w:tc>
-        <w:tc>
-          <w:tcPr>
-            <w:tcW w:type="dxa" w:w="900"/>
-            <w:tcBorders>
-              <w:top w:val="single" w:color="BFBFBF" w:sz="4"/>
-              <w:left w:val="single" w:color="BFBFBF" w:sz="4"/>
-              <w:bottom w:val="single" w:color="BFBFBF" w:sz="4"/>
-              <w:right w:val="single" w:color="BFBFBF" w:sz="4"/>
-            </w:tcBorders>
-            <w:tcMar>
-              <w:top w:type="dxa" w:w="60"/>
-              <w:left w:type="dxa" w:w="100"/>
-              <w:bottom w:type="dxa" w:w="60"/>
-              <w:right w:type="dxa" w:w="100"/>
-            </w:tcMar>
-          </w:tcPr>
-          <w:p>
-            <w:pPr>
-              <w:keepNext w:val="false"/>
-              <w:spacing w:after="0"/>
-              <w:jc w:val="right"/>
-            </w:pPr>
-            <w:r>
-              <w:rPr>
-                <w:rFonts w:ascii="Calibri" w:cs="Calibri" w:eastAsia="Calibri" w:hAnsi="Calibri"/>
-                <w:b w:val="false"/>
-                <w:bCs w:val="false"/>
-                <w:color w:val="000000"/>
-                <w:sz w:val="19"/>
-                <w:szCs w:val="19"/>
-              </w:rPr>
-              <w:t xml:space="preserve">88%</w:t>
-            </w:r>
-          </w:p>
-        </w:tc>
-        <w:tc>
-          <w:tcPr>
-            <w:tcW w:type="dxa" w:w="800"/>
-            <w:tcBorders>
-              <w:top w:val="single" w:color="BFBFBF" w:sz="4"/>
-              <w:left w:val="single" w:color="BFBFBF" w:sz="4"/>
-              <w:bottom w:val="single" w:color="BFBFBF" w:sz="4"/>
-              <w:right w:val="single" w:color="BFBFBF" w:sz="4"/>
-            </w:tcBorders>
-            <w:tcMar>
-              <w:top w:type="dxa" w:w="60"/>
-              <w:left w:type="dxa" w:w="100"/>
-              <w:bottom w:type="dxa" w:w="60"/>
-              <w:right w:type="dxa" w:w="100"/>
-            </w:tcMar>
-          </w:tcPr>
-          <w:p>
-            <w:pPr>
-              <w:keepNext w:val="false"/>
-              <w:spacing w:after="0"/>
-              <w:jc w:val="right"/>
-            </w:pPr>
-            <w:r>
-              <w:rPr>
-                <w:rFonts w:ascii="Calibri" w:cs="Calibri" w:eastAsia="Calibri" w:hAnsi="Calibri"/>
-                <w:b w:val="false"/>
-                <w:bCs w:val="false"/>
-                <w:color w:val="000000"/>
-                <w:sz w:val="19"/>
-                <w:szCs w:val="19"/>
-              </w:rPr>
               <w:t xml:space="preserve">0.81</w:t>
             </w:r>
           </w:p>
         </w:tc>
         <w:tc>
           <w:tcPr>
-            <w:tcW w:type="dxa" w:w="3460"/>
+            <w:tcW w:type="dxa" w:w="2960"/>
             <w:tcBorders>
               <w:top w:val="single" w:color="BFBFBF" w:sz="4"/>
               <w:left w:val="single" w:color="BFBFBF" w:sz="4"/>
@@ -3551,7 +3579,7 @@
         </w:trPr>
         <w:tc>
           <w:tcPr>
-            <w:tcW w:type="dxa" w:w="2300"/>
+            <w:tcW w:type="dxa" w:w="1950"/>
             <w:tcBorders>
               <w:top w:val="single" w:color="BFBFBF" w:sz="4"/>
               <w:left w:val="single" w:color="BFBFBF" w:sz="4"/>
@@ -3586,6 +3614,111 @@
         </w:tc>
         <w:tc>
           <w:tcPr>
+            <w:tcW w:type="dxa" w:w="1250"/>
+            <w:tcBorders>
+              <w:top w:val="single" w:color="BFBFBF" w:sz="4"/>
+              <w:left w:val="single" w:color="BFBFBF" w:sz="4"/>
+              <w:bottom w:val="single" w:color="BFBFBF" w:sz="4"/>
+              <w:right w:val="single" w:color="BFBFBF" w:sz="4"/>
+            </w:tcBorders>
+            <w:tcMar>
+              <w:top w:type="dxa" w:w="60"/>
+              <w:left w:type="dxa" w:w="100"/>
+              <w:bottom w:type="dxa" w:w="60"/>
+              <w:right w:type="dxa" w:w="100"/>
+            </w:tcMar>
+          </w:tcPr>
+          <w:p>
+            <w:pPr>
+              <w:keepNext w:val="false"/>
+              <w:spacing w:after="0"/>
+              <w:jc w:val="right"/>
+            </w:pPr>
+            <w:r>
+              <w:rPr>
+                <w:rFonts w:ascii="Calibri" w:cs="Calibri" w:eastAsia="Calibri" w:hAnsi="Calibri"/>
+                <w:b w:val="false"/>
+                <w:bCs w:val="false"/>
+                <w:color w:val="000000"/>
+                <w:sz w:val="19"/>
+                <w:szCs w:val="19"/>
+              </w:rPr>
+              <w:t xml:space="preserve">82%</w:t>
+            </w:r>
+          </w:p>
+        </w:tc>
+        <w:tc>
+          <w:tcPr>
+            <w:tcW w:type="dxa" w:w="1100"/>
+            <w:tcBorders>
+              <w:top w:val="single" w:color="BFBFBF" w:sz="4"/>
+              <w:left w:val="single" w:color="BFBFBF" w:sz="4"/>
+              <w:bottom w:val="single" w:color="BFBFBF" w:sz="4"/>
+              <w:right w:val="single" w:color="BFBFBF" w:sz="4"/>
+            </w:tcBorders>
+            <w:tcMar>
+              <w:top w:type="dxa" w:w="60"/>
+              <w:left w:type="dxa" w:w="100"/>
+              <w:bottom w:type="dxa" w:w="60"/>
+              <w:right w:type="dxa" w:w="100"/>
+            </w:tcMar>
+          </w:tcPr>
+          <w:p>
+            <w:pPr>
+              <w:keepNext w:val="false"/>
+              <w:spacing w:after="0"/>
+              <w:jc w:val="right"/>
+            </w:pPr>
+            <w:r>
+              <w:rPr>
+                <w:rFonts w:ascii="Calibri" w:cs="Calibri" w:eastAsia="Calibri" w:hAnsi="Calibri"/>
+                <w:b w:val="false"/>
+                <w:bCs w:val="false"/>
+                <w:color w:val="000000"/>
+                <w:sz w:val="19"/>
+                <w:szCs w:val="19"/>
+              </w:rPr>
+              <w:t xml:space="preserve">53%</w:t>
+            </w:r>
+          </w:p>
+        </w:tc>
+        <w:tc>
+          <w:tcPr>
+            <w:tcW w:type="dxa" w:w="1100"/>
+            <w:tcBorders>
+              <w:top w:val="single" w:color="BFBFBF" w:sz="4"/>
+              <w:left w:val="single" w:color="BFBFBF" w:sz="4"/>
+              <w:bottom w:val="single" w:color="BFBFBF" w:sz="4"/>
+              <w:right w:val="single" w:color="BFBFBF" w:sz="4"/>
+            </w:tcBorders>
+            <w:tcMar>
+              <w:top w:type="dxa" w:w="60"/>
+              <w:left w:type="dxa" w:w="100"/>
+              <w:bottom w:type="dxa" w:w="60"/>
+              <w:right w:type="dxa" w:w="100"/>
+            </w:tcMar>
+          </w:tcPr>
+          <w:p>
+            <w:pPr>
+              <w:keepNext w:val="false"/>
+              <w:spacing w:after="0"/>
+              <w:jc w:val="right"/>
+            </w:pPr>
+            <w:r>
+              <w:rPr>
+                <w:rFonts w:ascii="Calibri" w:cs="Calibri" w:eastAsia="Calibri" w:hAnsi="Calibri"/>
+                <w:b w:val="false"/>
+                <w:bCs w:val="false"/>
+                <w:color w:val="000000"/>
+                <w:sz w:val="19"/>
+                <w:szCs w:val="19"/>
+              </w:rPr>
+              <w:t xml:space="preserve">82%</w:t>
+            </w:r>
+          </w:p>
+        </w:tc>
+        <w:tc>
+          <w:tcPr>
             <w:tcW w:type="dxa" w:w="1000"/>
             <w:tcBorders>
               <w:top w:val="single" w:color="BFBFBF" w:sz="4"/>
@@ -3615,118 +3748,13 @@
                 <w:sz w:val="19"/>
                 <w:szCs w:val="19"/>
               </w:rPr>
-              <w:t xml:space="preserve">82%</w:t>
-            </w:r>
-          </w:p>
-        </w:tc>
-        <w:tc>
-          <w:tcPr>
-            <w:tcW w:type="dxa" w:w="900"/>
-            <w:tcBorders>
-              <w:top w:val="single" w:color="BFBFBF" w:sz="4"/>
-              <w:left w:val="single" w:color="BFBFBF" w:sz="4"/>
-              <w:bottom w:val="single" w:color="BFBFBF" w:sz="4"/>
-              <w:right w:val="single" w:color="BFBFBF" w:sz="4"/>
-            </w:tcBorders>
-            <w:tcMar>
-              <w:top w:type="dxa" w:w="60"/>
-              <w:left w:type="dxa" w:w="100"/>
-              <w:bottom w:type="dxa" w:w="60"/>
-              <w:right w:type="dxa" w:w="100"/>
-            </w:tcMar>
-          </w:tcPr>
-          <w:p>
-            <w:pPr>
-              <w:keepNext w:val="false"/>
-              <w:spacing w:after="0"/>
-              <w:jc w:val="right"/>
-            </w:pPr>
-            <w:r>
-              <w:rPr>
-                <w:rFonts w:ascii="Calibri" w:cs="Calibri" w:eastAsia="Calibri" w:hAnsi="Calibri"/>
-                <w:b w:val="false"/>
-                <w:bCs w:val="false"/>
-                <w:color w:val="000000"/>
-                <w:sz w:val="19"/>
-                <w:szCs w:val="19"/>
-              </w:rPr>
-              <w:t xml:space="preserve">53%</w:t>
-            </w:r>
-          </w:p>
-        </w:tc>
-        <w:tc>
-          <w:tcPr>
-            <w:tcW w:type="dxa" w:w="900"/>
-            <w:tcBorders>
-              <w:top w:val="single" w:color="BFBFBF" w:sz="4"/>
-              <w:left w:val="single" w:color="BFBFBF" w:sz="4"/>
-              <w:bottom w:val="single" w:color="BFBFBF" w:sz="4"/>
-              <w:right w:val="single" w:color="BFBFBF" w:sz="4"/>
-            </w:tcBorders>
-            <w:tcMar>
-              <w:top w:type="dxa" w:w="60"/>
-              <w:left w:type="dxa" w:w="100"/>
-              <w:bottom w:type="dxa" w:w="60"/>
-              <w:right w:type="dxa" w:w="100"/>
-            </w:tcMar>
-          </w:tcPr>
-          <w:p>
-            <w:pPr>
-              <w:keepNext w:val="false"/>
-              <w:spacing w:after="0"/>
-              <w:jc w:val="right"/>
-            </w:pPr>
-            <w:r>
-              <w:rPr>
-                <w:rFonts w:ascii="Calibri" w:cs="Calibri" w:eastAsia="Calibri" w:hAnsi="Calibri"/>
-                <w:b w:val="false"/>
-                <w:bCs w:val="false"/>
-                <w:color w:val="000000"/>
-                <w:sz w:val="19"/>
-                <w:szCs w:val="19"/>
-              </w:rPr>
-              <w:t xml:space="preserve">82%</w:t>
-            </w:r>
-          </w:p>
-        </w:tc>
-        <w:tc>
-          <w:tcPr>
-            <w:tcW w:type="dxa" w:w="800"/>
-            <w:tcBorders>
-              <w:top w:val="single" w:color="BFBFBF" w:sz="4"/>
-              <w:left w:val="single" w:color="BFBFBF" w:sz="4"/>
-              <w:bottom w:val="single" w:color="BFBFBF" w:sz="4"/>
-              <w:right w:val="single" w:color="BFBFBF" w:sz="4"/>
-            </w:tcBorders>
-            <w:tcMar>
-              <w:top w:type="dxa" w:w="60"/>
-              <w:left w:type="dxa" w:w="100"/>
-              <w:bottom w:type="dxa" w:w="60"/>
-              <w:right w:type="dxa" w:w="100"/>
-            </w:tcMar>
-          </w:tcPr>
-          <w:p>
-            <w:pPr>
-              <w:keepNext w:val="false"/>
-              <w:spacing w:after="0"/>
-              <w:jc w:val="right"/>
-            </w:pPr>
-            <w:r>
-              <w:rPr>
-                <w:rFonts w:ascii="Calibri" w:cs="Calibri" w:eastAsia="Calibri" w:hAnsi="Calibri"/>
-                <w:b w:val="false"/>
-                <w:bCs w:val="false"/>
-                <w:color w:val="000000"/>
-                <w:sz w:val="19"/>
-                <w:szCs w:val="19"/>
-              </w:rPr>
               <w:t xml:space="preserve">0.88</w:t>
             </w:r>
           </w:p>
         </w:tc>
         <w:tc>
           <w:tcPr>
-            <w:tcW w:type="dxa" w:w="3460"/>
+            <w:tcW w:type="dxa" w:w="2960"/>
             <w:tcBorders>
               <w:top w:val="single" w:color="BFBFBF" w:sz="4"/>
               <w:left w:val="single" w:color="BFBFBF" w:sz="4"/>
@@ -3766,7 +3794,7 @@
         </w:trPr>
         <w:tc>
           <w:tcPr>
-            <w:tcW w:type="dxa" w:w="2300"/>
+            <w:tcW w:type="dxa" w:w="1950"/>
             <w:tcBorders>
               <w:top w:val="single" w:color="BFBFBF" w:sz="4"/>
               <w:left w:val="single" w:color="BFBFBF" w:sz="4"/>
@@ -3801,6 +3829,111 @@
         </w:tc>
         <w:tc>
           <w:tcPr>
+            <w:tcW w:type="dxa" w:w="1250"/>
+            <w:tcBorders>
+              <w:top w:val="single" w:color="BFBFBF" w:sz="4"/>
+              <w:left w:val="single" w:color="BFBFBF" w:sz="4"/>
+              <w:bottom w:val="single" w:color="BFBFBF" w:sz="4"/>
+              <w:right w:val="single" w:color="BFBFBF" w:sz="4"/>
+            </w:tcBorders>
+            <w:tcMar>
+              <w:top w:type="dxa" w:w="60"/>
+              <w:left w:type="dxa" w:w="100"/>
+              <w:bottom w:type="dxa" w:w="60"/>
+              <w:right w:type="dxa" w:w="100"/>
+            </w:tcMar>
+          </w:tcPr>
+          <w:p>
+            <w:pPr>
+              <w:keepNext w:val="false"/>
+              <w:spacing w:after="0"/>
+              <w:jc w:val="right"/>
+            </w:pPr>
+            <w:r>
+              <w:rPr>
+                <w:rFonts w:ascii="Calibri" w:cs="Calibri" w:eastAsia="Calibri" w:hAnsi="Calibri"/>
+                <w:b w:val="false"/>
+                <w:bCs w:val="false"/>
+                <w:color w:val="000000"/>
+                <w:sz w:val="19"/>
+                <w:szCs w:val="19"/>
+              </w:rPr>
+              <w:t xml:space="preserve">68%</w:t>
+            </w:r>
+          </w:p>
+        </w:tc>
+        <w:tc>
+          <w:tcPr>
+            <w:tcW w:type="dxa" w:w="1100"/>
+            <w:tcBorders>
+              <w:top w:val="single" w:color="BFBFBF" w:sz="4"/>
+              <w:left w:val="single" w:color="BFBFBF" w:sz="4"/>
+              <w:bottom w:val="single" w:color="BFBFBF" w:sz="4"/>
+              <w:right w:val="single" w:color="BFBFBF" w:sz="4"/>
+            </w:tcBorders>
+            <w:tcMar>
+              <w:top w:type="dxa" w:w="60"/>
+              <w:left w:type="dxa" w:w="100"/>
+              <w:bottom w:type="dxa" w:w="60"/>
+              <w:right w:type="dxa" w:w="100"/>
+            </w:tcMar>
+          </w:tcPr>
+          <w:p>
+            <w:pPr>
+              <w:keepNext w:val="false"/>
+              <w:spacing w:after="0"/>
+              <w:jc w:val="right"/>
+            </w:pPr>
+            <w:r>
+              <w:rPr>
+                <w:rFonts w:ascii="Calibri" w:cs="Calibri" w:eastAsia="Calibri" w:hAnsi="Calibri"/>
+                <w:b w:val="false"/>
+                <w:bCs w:val="false"/>
+                <w:color w:val="000000"/>
+                <w:sz w:val="19"/>
+                <w:szCs w:val="19"/>
+              </w:rPr>
+              <w:t xml:space="preserve">83%</w:t>
+            </w:r>
+          </w:p>
+        </w:tc>
+        <w:tc>
+          <w:tcPr>
+            <w:tcW w:type="dxa" w:w="1100"/>
+            <w:tcBorders>
+              <w:top w:val="single" w:color="BFBFBF" w:sz="4"/>
+              <w:left w:val="single" w:color="BFBFBF" w:sz="4"/>
+              <w:bottom w:val="single" w:color="BFBFBF" w:sz="4"/>
+              <w:right w:val="single" w:color="BFBFBF" w:sz="4"/>
+            </w:tcBorders>
+            <w:tcMar>
+              <w:top w:type="dxa" w:w="60"/>
+              <w:left w:type="dxa" w:w="100"/>
+              <w:bottom w:type="dxa" w:w="60"/>
+              <w:right w:type="dxa" w:w="100"/>
+            </w:tcMar>
+          </w:tcPr>
+          <w:p>
+            <w:pPr>
+              <w:keepNext w:val="false"/>
+              <w:spacing w:after="0"/>
+              <w:jc w:val="right"/>
+            </w:pPr>
+            <w:r>
+              <w:rPr>
+                <w:rFonts w:ascii="Calibri" w:cs="Calibri" w:eastAsia="Calibri" w:hAnsi="Calibri"/>
+                <w:b w:val="false"/>
+                <w:bCs w:val="false"/>
+                <w:color w:val="000000"/>
+                <w:sz w:val="19"/>
+                <w:szCs w:val="19"/>
+              </w:rPr>
+              <w:t xml:space="preserve">91%</w:t>
+            </w:r>
+          </w:p>
+        </w:tc>
+        <w:tc>
+          <w:tcPr>
             <w:tcW w:type="dxa" w:w="1000"/>
             <w:tcBorders>
               <w:top w:val="single" w:color="BFBFBF" w:sz="4"/>
@@ -3830,118 +3963,13 @@
                 <w:sz w:val="19"/>
                 <w:szCs w:val="19"/>
               </w:rPr>
-              <w:t xml:space="preserve">68%</w:t>
-            </w:r>
-          </w:p>
-        </w:tc>
-        <w:tc>
-          <w:tcPr>
-            <w:tcW w:type="dxa" w:w="900"/>
-            <w:tcBorders>
-              <w:top w:val="single" w:color="BFBFBF" w:sz="4"/>
-              <w:left w:val="single" w:color="BFBFBF" w:sz="4"/>
-              <w:bottom w:val="single" w:color="BFBFBF" w:sz="4"/>
-              <w:right w:val="single" w:color="BFBFBF" w:sz="4"/>
-            </w:tcBorders>
-            <w:tcMar>
-              <w:top w:type="dxa" w:w="60"/>
-              <w:left w:type="dxa" w:w="100"/>
-              <w:bottom w:type="dxa" w:w="60"/>
-              <w:right w:type="dxa" w:w="100"/>
-            </w:tcMar>
-          </w:tcPr>
-          <w:p>
-            <w:pPr>
-              <w:keepNext w:val="false"/>
-              <w:spacing w:after="0"/>
-              <w:jc w:val="right"/>
-            </w:pPr>
-            <w:r>
-              <w:rPr>
-                <w:rFonts w:ascii="Calibri" w:cs="Calibri" w:eastAsia="Calibri" w:hAnsi="Calibri"/>
-                <w:b w:val="false"/>
-                <w:bCs w:val="false"/>
-                <w:color w:val="000000"/>
-                <w:sz w:val="19"/>
-                <w:szCs w:val="19"/>
-              </w:rPr>
-              <w:t xml:space="preserve">83%</w:t>
-            </w:r>
-          </w:p>
-        </w:tc>
-        <w:tc>
-          <w:tcPr>
-            <w:tcW w:type="dxa" w:w="900"/>
-            <w:tcBorders>
-              <w:top w:val="single" w:color="BFBFBF" w:sz="4"/>
-              <w:left w:val="single" w:color="BFBFBF" w:sz="4"/>
-              <w:bottom w:val="single" w:color="BFBFBF" w:sz="4"/>
-              <w:right w:val="single" w:color="BFBFBF" w:sz="4"/>
-            </w:tcBorders>
-            <w:tcMar>
-              <w:top w:type="dxa" w:w="60"/>
-              <w:left w:type="dxa" w:w="100"/>
-              <w:bottom w:type="dxa" w:w="60"/>
-              <w:right w:type="dxa" w:w="100"/>
-            </w:tcMar>
-          </w:tcPr>
-          <w:p>
-            <w:pPr>
-              <w:keepNext w:val="false"/>
-              <w:spacing w:after="0"/>
-              <w:jc w:val="right"/>
-            </w:pPr>
-            <w:r>
-              <w:rPr>
-                <w:rFonts w:ascii="Calibri" w:cs="Calibri" w:eastAsia="Calibri" w:hAnsi="Calibri"/>
-                <w:b w:val="false"/>
-                <w:bCs w:val="false"/>
-                <w:color w:val="000000"/>
-                <w:sz w:val="19"/>
-                <w:szCs w:val="19"/>
-              </w:rPr>
-              <w:t xml:space="preserve">91%</w:t>
-            </w:r>
-          </w:p>
-        </w:tc>
-        <w:tc>
-          <w:tcPr>
-            <w:tcW w:type="dxa" w:w="800"/>
-            <w:tcBorders>
-              <w:top w:val="single" w:color="BFBFBF" w:sz="4"/>
-              <w:left w:val="single" w:color="BFBFBF" w:sz="4"/>
-              <w:bottom w:val="single" w:color="BFBFBF" w:sz="4"/>
-              <w:right w:val="single" w:color="BFBFBF" w:sz="4"/>
-            </w:tcBorders>
-            <w:tcMar>
-              <w:top w:type="dxa" w:w="60"/>
-              <w:left w:type="dxa" w:w="100"/>
-              <w:bottom w:type="dxa" w:w="60"/>
-              <w:right w:type="dxa" w:w="100"/>
-            </w:tcMar>
-          </w:tcPr>
-          <w:p>
-            <w:pPr>
-              <w:keepNext w:val="false"/>
-              <w:spacing w:after="0"/>
-              <w:jc w:val="right"/>
-            </w:pPr>
-            <w:r>
-              <w:rPr>
-                <w:rFonts w:ascii="Calibri" w:cs="Calibri" w:eastAsia="Calibri" w:hAnsi="Calibri"/>
-                <w:b w:val="false"/>
-                <w:bCs w:val="false"/>
-                <w:color w:val="000000"/>
-                <w:sz w:val="19"/>
-                <w:szCs w:val="19"/>
-              </w:rPr>
               <w:t xml:space="preserve">0.95</w:t>
             </w:r>
           </w:p>
         </w:tc>
         <w:tc>
           <w:tcPr>
-            <w:tcW w:type="dxa" w:w="3460"/>
+            <w:tcW w:type="dxa" w:w="2960"/>
             <w:tcBorders>
               <w:top w:val="single" w:color="BFBFBF" w:sz="4"/>
               <w:left w:val="single" w:color="BFBFBF" w:sz="4"/>
@@ -3981,7 +4009,7 @@
         </w:trPr>
         <w:tc>
           <w:tcPr>
-            <w:tcW w:type="dxa" w:w="2300"/>
+            <w:tcW w:type="dxa" w:w="1950"/>
             <w:tcBorders>
               <w:top w:val="single" w:color="BFBFBF" w:sz="4"/>
               <w:left w:val="single" w:color="BFBFBF" w:sz="4"/>
@@ -4016,6 +4044,111 @@
         </w:tc>
         <w:tc>
           <w:tcPr>
+            <w:tcW w:type="dxa" w:w="1250"/>
+            <w:tcBorders>
+              <w:top w:val="single" w:color="BFBFBF" w:sz="4"/>
+              <w:left w:val="single" w:color="BFBFBF" w:sz="4"/>
+              <w:bottom w:val="single" w:color="BFBFBF" w:sz="4"/>
+              <w:right w:val="single" w:color="BFBFBF" w:sz="4"/>
+            </w:tcBorders>
+            <w:tcMar>
+              <w:top w:type="dxa" w:w="60"/>
+              <w:left w:type="dxa" w:w="100"/>
+              <w:bottom w:type="dxa" w:w="60"/>
+              <w:right w:type="dxa" w:w="100"/>
+            </w:tcMar>
+          </w:tcPr>
+          <w:p>
+            <w:pPr>
+              <w:keepNext w:val="false"/>
+              <w:spacing w:after="0"/>
+              <w:jc w:val="right"/>
+            </w:pPr>
+            <w:r>
+              <w:rPr>
+                <w:rFonts w:ascii="Calibri" w:cs="Calibri" w:eastAsia="Calibri" w:hAnsi="Calibri"/>
+                <w:b w:val="false"/>
+                <w:bCs w:val="false"/>
+                <w:color w:val="000000"/>
+                <w:sz w:val="19"/>
+                <w:szCs w:val="19"/>
+              </w:rPr>
+              <w:t xml:space="preserve">69%</w:t>
+            </w:r>
+          </w:p>
+        </w:tc>
+        <w:tc>
+          <w:tcPr>
+            <w:tcW w:type="dxa" w:w="1100"/>
+            <w:tcBorders>
+              <w:top w:val="single" w:color="BFBFBF" w:sz="4"/>
+              <w:left w:val="single" w:color="BFBFBF" w:sz="4"/>
+              <w:bottom w:val="single" w:color="BFBFBF" w:sz="4"/>
+              <w:right w:val="single" w:color="BFBFBF" w:sz="4"/>
+            </w:tcBorders>
+            <w:tcMar>
+              <w:top w:type="dxa" w:w="60"/>
+              <w:left w:type="dxa" w:w="100"/>
+              <w:bottom w:type="dxa" w:w="60"/>
+              <w:right w:type="dxa" w:w="100"/>
+            </w:tcMar>
+          </w:tcPr>
+          <w:p>
+            <w:pPr>
+              <w:keepNext w:val="false"/>
+              <w:spacing w:after="0"/>
+              <w:jc w:val="right"/>
+            </w:pPr>
+            <w:r>
+              <w:rPr>
+                <w:rFonts w:ascii="Calibri" w:cs="Calibri" w:eastAsia="Calibri" w:hAnsi="Calibri"/>
+                <w:b w:val="false"/>
+                <w:bCs w:val="false"/>
+                <w:color w:val="000000"/>
+                <w:sz w:val="19"/>
+                <w:szCs w:val="19"/>
+              </w:rPr>
+              <w:t xml:space="preserve">84%</w:t>
+            </w:r>
+          </w:p>
+        </w:tc>
+        <w:tc>
+          <w:tcPr>
+            <w:tcW w:type="dxa" w:w="1100"/>
+            <w:tcBorders>
+              <w:top w:val="single" w:color="BFBFBF" w:sz="4"/>
+              <w:left w:val="single" w:color="BFBFBF" w:sz="4"/>
+              <w:bottom w:val="single" w:color="BFBFBF" w:sz="4"/>
+              <w:right w:val="single" w:color="BFBFBF" w:sz="4"/>
+            </w:tcBorders>
+            <w:tcMar>
+              <w:top w:type="dxa" w:w="60"/>
+              <w:left w:type="dxa" w:w="100"/>
+              <w:bottom w:type="dxa" w:w="60"/>
+              <w:right w:type="dxa" w:w="100"/>
+            </w:tcMar>
+          </w:tcPr>
+          <w:p>
+            <w:pPr>
+              <w:keepNext w:val="false"/>
+              <w:spacing w:after="0"/>
+              <w:jc w:val="right"/>
+            </w:pPr>
+            <w:r>
+              <w:rPr>
+                <w:rFonts w:ascii="Calibri" w:cs="Calibri" w:eastAsia="Calibri" w:hAnsi="Calibri"/>
+                <w:b w:val="false"/>
+                <w:bCs w:val="false"/>
+                <w:color w:val="000000"/>
+                <w:sz w:val="19"/>
+                <w:szCs w:val="19"/>
+              </w:rPr>
+              <w:t xml:space="preserve">91%</w:t>
+            </w:r>
+          </w:p>
+        </w:tc>
+        <w:tc>
+          <w:tcPr>
             <w:tcW w:type="dxa" w:w="1000"/>
             <w:tcBorders>
               <w:top w:val="single" w:color="BFBFBF" w:sz="4"/>
@@ -4045,118 +4178,13 @@
                 <w:sz w:val="19"/>
                 <w:szCs w:val="19"/>
               </w:rPr>
-              <w:t xml:space="preserve">69%</w:t>
-            </w:r>
-          </w:p>
-        </w:tc>
-        <w:tc>
-          <w:tcPr>
-            <w:tcW w:type="dxa" w:w="900"/>
-            <w:tcBorders>
-              <w:top w:val="single" w:color="BFBFBF" w:sz="4"/>
-              <w:left w:val="single" w:color="BFBFBF" w:sz="4"/>
-              <w:bottom w:val="single" w:color="BFBFBF" w:sz="4"/>
-              <w:right w:val="single" w:color="BFBFBF" w:sz="4"/>
-            </w:tcBorders>
-            <w:tcMar>
-              <w:top w:type="dxa" w:w="60"/>
-              <w:left w:type="dxa" w:w="100"/>
-              <w:bottom w:type="dxa" w:w="60"/>
-              <w:right w:type="dxa" w:w="100"/>
-            </w:tcMar>
-          </w:tcPr>
-          <w:p>
-            <w:pPr>
-              <w:keepNext w:val="false"/>
-              <w:spacing w:after="0"/>
-              <w:jc w:val="right"/>
-            </w:pPr>
-            <w:r>
-              <w:rPr>
-                <w:rFonts w:ascii="Calibri" w:cs="Calibri" w:eastAsia="Calibri" w:hAnsi="Calibri"/>
-                <w:b w:val="false"/>
-                <w:bCs w:val="false"/>
-                <w:color w:val="000000"/>
-                <w:sz w:val="19"/>
-                <w:szCs w:val="19"/>
-              </w:rPr>
-              <w:t xml:space="preserve">84%</w:t>
-            </w:r>
-          </w:p>
-        </w:tc>
-        <w:tc>
-          <w:tcPr>
-            <w:tcW w:type="dxa" w:w="900"/>
-            <w:tcBorders>
-              <w:top w:val="single" w:color="BFBFBF" w:sz="4"/>
-              <w:left w:val="single" w:color="BFBFBF" w:sz="4"/>
-              <w:bottom w:val="single" w:color="BFBFBF" w:sz="4"/>
-              <w:right w:val="single" w:color="BFBFBF" w:sz="4"/>
-            </w:tcBorders>
-            <w:tcMar>
-              <w:top w:type="dxa" w:w="60"/>
-              <w:left w:type="dxa" w:w="100"/>
-              <w:bottom w:type="dxa" w:w="60"/>
-              <w:right w:type="dxa" w:w="100"/>
-            </w:tcMar>
-          </w:tcPr>
-          <w:p>
-            <w:pPr>
-              <w:keepNext w:val="false"/>
-              <w:spacing w:after="0"/>
-              <w:jc w:val="right"/>
-            </w:pPr>
-            <w:r>
-              <w:rPr>
-                <w:rFonts w:ascii="Calibri" w:cs="Calibri" w:eastAsia="Calibri" w:hAnsi="Calibri"/>
-                <w:b w:val="false"/>
-                <w:bCs w:val="false"/>
-                <w:color w:val="000000"/>
-                <w:sz w:val="19"/>
-                <w:szCs w:val="19"/>
-              </w:rPr>
-              <w:t xml:space="preserve">91%</w:t>
-            </w:r>
-          </w:p>
-        </w:tc>
-        <w:tc>
-          <w:tcPr>
-            <w:tcW w:type="dxa" w:w="800"/>
-            <w:tcBorders>
-              <w:top w:val="single" w:color="BFBFBF" w:sz="4"/>
-              <w:left w:val="single" w:color="BFBFBF" w:sz="4"/>
-              <w:bottom w:val="single" w:color="BFBFBF" w:sz="4"/>
-              <w:right w:val="single" w:color="BFBFBF" w:sz="4"/>
-            </w:tcBorders>
-            <w:tcMar>
-              <w:top w:type="dxa" w:w="60"/>
-              <w:left w:type="dxa" w:w="100"/>
-              <w:bottom w:type="dxa" w:w="60"/>
-              <w:right w:type="dxa" w:w="100"/>
-            </w:tcMar>
-          </w:tcPr>
-          <w:p>
-            <w:pPr>
-              <w:keepNext w:val="false"/>
-              <w:spacing w:after="0"/>
-              <w:jc w:val="right"/>
-            </w:pPr>
-            <w:r>
-              <w:rPr>
-                <w:rFonts w:ascii="Calibri" w:cs="Calibri" w:eastAsia="Calibri" w:hAnsi="Calibri"/>
-                <w:b w:val="false"/>
-                <w:bCs w:val="false"/>
-                <w:color w:val="000000"/>
-                <w:sz w:val="19"/>
-                <w:szCs w:val="19"/>
-              </w:rPr>
               <w:t xml:space="preserve">0.96</w:t>
             </w:r>
           </w:p>
         </w:tc>
         <w:tc>
           <w:tcPr>
-            <w:tcW w:type="dxa" w:w="3460"/>
+            <w:tcW w:type="dxa" w:w="2960"/>
             <w:tcBorders>
               <w:top w:val="single" w:color="BFBFBF" w:sz="4"/>
               <w:left w:val="single" w:color="BFBFBF" w:sz="4"/>
@@ -4196,7 +4224,7 @@
         </w:trPr>
         <w:tc>
           <w:tcPr>
-            <w:tcW w:type="dxa" w:w="2300"/>
+            <w:tcW w:type="dxa" w:w="1950"/>
             <w:tcBorders>
               <w:top w:val="single" w:color="BFBFBF" w:sz="4"/>
               <w:left w:val="single" w:color="BFBFBF" w:sz="4"/>
@@ -4231,6 +4259,111 @@
         </w:tc>
         <w:tc>
           <w:tcPr>
+            <w:tcW w:type="dxa" w:w="1250"/>
+            <w:tcBorders>
+              <w:top w:val="single" w:color="BFBFBF" w:sz="4"/>
+              <w:left w:val="single" w:color="BFBFBF" w:sz="4"/>
+              <w:bottom w:val="single" w:color="BFBFBF" w:sz="4"/>
+              <w:right w:val="single" w:color="BFBFBF" w:sz="4"/>
+            </w:tcBorders>
+            <w:tcMar>
+              <w:top w:type="dxa" w:w="60"/>
+              <w:left w:type="dxa" w:w="100"/>
+              <w:bottom w:type="dxa" w:w="60"/>
+              <w:right w:type="dxa" w:w="100"/>
+            </w:tcMar>
+          </w:tcPr>
+          <w:p>
+            <w:pPr>
+              <w:keepNext w:val="false"/>
+              <w:spacing w:after="0"/>
+              <w:jc w:val="right"/>
+            </w:pPr>
+            <w:r>
+              <w:rPr>
+                <w:rFonts w:ascii="Calibri" w:cs="Calibri" w:eastAsia="Calibri" w:hAnsi="Calibri"/>
+                <w:b w:val="false"/>
+                <w:bCs w:val="false"/>
+                <w:color w:val="000000"/>
+                <w:sz w:val="19"/>
+                <w:szCs w:val="19"/>
+              </w:rPr>
+              <w:t xml:space="preserve">77%</w:t>
+            </w:r>
+          </w:p>
+        </w:tc>
+        <w:tc>
+          <w:tcPr>
+            <w:tcW w:type="dxa" w:w="1100"/>
+            <w:tcBorders>
+              <w:top w:val="single" w:color="BFBFBF" w:sz="4"/>
+              <w:left w:val="single" w:color="BFBFBF" w:sz="4"/>
+              <w:bottom w:val="single" w:color="BFBFBF" w:sz="4"/>
+              <w:right w:val="single" w:color="BFBFBF" w:sz="4"/>
+            </w:tcBorders>
+            <w:tcMar>
+              <w:top w:type="dxa" w:w="60"/>
+              <w:left w:type="dxa" w:w="100"/>
+              <w:bottom w:type="dxa" w:w="60"/>
+              <w:right w:type="dxa" w:w="100"/>
+            </w:tcMar>
+          </w:tcPr>
+          <w:p>
+            <w:pPr>
+              <w:keepNext w:val="false"/>
+              <w:spacing w:after="0"/>
+              <w:jc w:val="right"/>
+            </w:pPr>
+            <w:r>
+              <w:rPr>
+                <w:rFonts w:ascii="Calibri" w:cs="Calibri" w:eastAsia="Calibri" w:hAnsi="Calibri"/>
+                <w:b w:val="false"/>
+                <w:bCs w:val="false"/>
+                <w:color w:val="000000"/>
+                <w:sz w:val="19"/>
+                <w:szCs w:val="19"/>
+              </w:rPr>
+              <w:t xml:space="preserve">77%</w:t>
+            </w:r>
+          </w:p>
+        </w:tc>
+        <w:tc>
+          <w:tcPr>
+            <w:tcW w:type="dxa" w:w="1100"/>
+            <w:tcBorders>
+              <w:top w:val="single" w:color="BFBFBF" w:sz="4"/>
+              <w:left w:val="single" w:color="BFBFBF" w:sz="4"/>
+              <w:bottom w:val="single" w:color="BFBFBF" w:sz="4"/>
+              <w:right w:val="single" w:color="BFBFBF" w:sz="4"/>
+            </w:tcBorders>
+            <w:tcMar>
+              <w:top w:type="dxa" w:w="60"/>
+              <w:left w:type="dxa" w:w="100"/>
+              <w:bottom w:type="dxa" w:w="60"/>
+              <w:right w:type="dxa" w:w="100"/>
+            </w:tcMar>
+          </w:tcPr>
+          <w:p>
+            <w:pPr>
+              <w:keepNext w:val="false"/>
+              <w:spacing w:after="0"/>
+              <w:jc w:val="right"/>
+            </w:pPr>
+            <w:r>
+              <w:rPr>
+                <w:rFonts w:ascii="Calibri" w:cs="Calibri" w:eastAsia="Calibri" w:hAnsi="Calibri"/>
+                <w:b w:val="false"/>
+                <w:bCs w:val="false"/>
+                <w:color w:val="000000"/>
+                <w:sz w:val="19"/>
+                <w:szCs w:val="19"/>
+              </w:rPr>
+              <w:t xml:space="preserve">91%</w:t>
+            </w:r>
+          </w:p>
+        </w:tc>
+        <w:tc>
+          <w:tcPr>
             <w:tcW w:type="dxa" w:w="1000"/>
             <w:tcBorders>
               <w:top w:val="single" w:color="BFBFBF" w:sz="4"/>
@@ -4260,118 +4393,13 @@
                 <w:sz w:val="19"/>
                 <w:szCs w:val="19"/>
               </w:rPr>
-              <w:t xml:space="preserve">77%</w:t>
-            </w:r>
-          </w:p>
-        </w:tc>
-        <w:tc>
-          <w:tcPr>
-            <w:tcW w:type="dxa" w:w="900"/>
-            <w:tcBorders>
-              <w:top w:val="single" w:color="BFBFBF" w:sz="4"/>
-              <w:left w:val="single" w:color="BFBFBF" w:sz="4"/>
-              <w:bottom w:val="single" w:color="BFBFBF" w:sz="4"/>
-              <w:right w:val="single" w:color="BFBFBF" w:sz="4"/>
-            </w:tcBorders>
-            <w:tcMar>
-              <w:top w:type="dxa" w:w="60"/>
-              <w:left w:type="dxa" w:w="100"/>
-              <w:bottom w:type="dxa" w:w="60"/>
-              <w:right w:type="dxa" w:w="100"/>
-            </w:tcMar>
-          </w:tcPr>
-          <w:p>
-            <w:pPr>
-              <w:keepNext w:val="false"/>
-              <w:spacing w:after="0"/>
-              <w:jc w:val="right"/>
-            </w:pPr>
-            <w:r>
-              <w:rPr>
-                <w:rFonts w:ascii="Calibri" w:cs="Calibri" w:eastAsia="Calibri" w:hAnsi="Calibri"/>
-                <w:b w:val="false"/>
-                <w:bCs w:val="false"/>
-                <w:color w:val="000000"/>
-                <w:sz w:val="19"/>
-                <w:szCs w:val="19"/>
-              </w:rPr>
-              <w:t xml:space="preserve">77%</w:t>
-            </w:r>
-          </w:p>
-        </w:tc>
-        <w:tc>
-          <w:tcPr>
-            <w:tcW w:type="dxa" w:w="900"/>
-            <w:tcBorders>
-              <w:top w:val="single" w:color="BFBFBF" w:sz="4"/>
-              <w:left w:val="single" w:color="BFBFBF" w:sz="4"/>
-              <w:bottom w:val="single" w:color="BFBFBF" w:sz="4"/>
-              <w:right w:val="single" w:color="BFBFBF" w:sz="4"/>
-            </w:tcBorders>
-            <w:tcMar>
-              <w:top w:type="dxa" w:w="60"/>
-              <w:left w:type="dxa" w:w="100"/>
-              <w:bottom w:type="dxa" w:w="60"/>
-              <w:right w:type="dxa" w:w="100"/>
-            </w:tcMar>
-          </w:tcPr>
-          <w:p>
-            <w:pPr>
-              <w:keepNext w:val="false"/>
-              <w:spacing w:after="0"/>
-              <w:jc w:val="right"/>
-            </w:pPr>
-            <w:r>
-              <w:rPr>
-                <w:rFonts w:ascii="Calibri" w:cs="Calibri" w:eastAsia="Calibri" w:hAnsi="Calibri"/>
-                <w:b w:val="false"/>
-                <w:bCs w:val="false"/>
-                <w:color w:val="000000"/>
-                <w:sz w:val="19"/>
-                <w:szCs w:val="19"/>
-              </w:rPr>
-              <w:t xml:space="preserve">91%</w:t>
-            </w:r>
-          </w:p>
-        </w:tc>
-        <w:tc>
-          <w:tcPr>
-            <w:tcW w:type="dxa" w:w="800"/>
-            <w:tcBorders>
-              <w:top w:val="single" w:color="BFBFBF" w:sz="4"/>
-              <w:left w:val="single" w:color="BFBFBF" w:sz="4"/>
-              <w:bottom w:val="single" w:color="BFBFBF" w:sz="4"/>
-              <w:right w:val="single" w:color="BFBFBF" w:sz="4"/>
-            </w:tcBorders>
-            <w:tcMar>
-              <w:top w:type="dxa" w:w="60"/>
-              <w:left w:type="dxa" w:w="100"/>
-              <w:bottom w:type="dxa" w:w="60"/>
-              <w:right w:type="dxa" w:w="100"/>
-            </w:tcMar>
-          </w:tcPr>
-          <w:p>
-            <w:pPr>
-              <w:keepNext w:val="false"/>
-              <w:spacing w:after="0"/>
-              <w:jc w:val="right"/>
-            </w:pPr>
-            <w:r>
-              <w:rPr>
-                <w:rFonts w:ascii="Calibri" w:cs="Calibri" w:eastAsia="Calibri" w:hAnsi="Calibri"/>
-                <w:b w:val="false"/>
-                <w:bCs w:val="false"/>
-                <w:color w:val="000000"/>
-                <w:sz w:val="19"/>
-                <w:szCs w:val="19"/>
-              </w:rPr>
               <w:t xml:space="preserve">0.96</w:t>
             </w:r>
           </w:p>
         </w:tc>
         <w:tc>
           <w:tcPr>
-            <w:tcW w:type="dxa" w:w="3460"/>
+            <w:tcW w:type="dxa" w:w="2960"/>
             <w:tcBorders>
               <w:top w:val="single" w:color="BFBFBF" w:sz="4"/>
               <w:left w:val="single" w:color="BFBFBF" w:sz="4"/>
@@ -4411,7 +4439,7 @@
         </w:trPr>
         <w:tc>
           <w:tcPr>
-            <w:tcW w:type="dxa" w:w="2300"/>
+            <w:tcW w:type="dxa" w:w="1950"/>
             <w:tcBorders>
               <w:top w:val="single" w:color="BFBFBF" w:sz="4"/>
               <w:left w:val="single" w:color="BFBFBF" w:sz="4"/>
@@ -4446,6 +4474,111 @@
         </w:tc>
         <w:tc>
           <w:tcPr>
+            <w:tcW w:type="dxa" w:w="1250"/>
+            <w:tcBorders>
+              <w:top w:val="single" w:color="BFBFBF" w:sz="4"/>
+              <w:left w:val="single" w:color="BFBFBF" w:sz="4"/>
+              <w:bottom w:val="single" w:color="BFBFBF" w:sz="4"/>
+              <w:right w:val="single" w:color="BFBFBF" w:sz="4"/>
+            </w:tcBorders>
+            <w:tcMar>
+              <w:top w:type="dxa" w:w="60"/>
+              <w:left w:type="dxa" w:w="100"/>
+              <w:bottom w:type="dxa" w:w="60"/>
+              <w:right w:type="dxa" w:w="100"/>
+            </w:tcMar>
+          </w:tcPr>
+          <w:p>
+            <w:pPr>
+              <w:keepNext w:val="false"/>
+              <w:spacing w:after="0"/>
+              <w:jc w:val="right"/>
+            </w:pPr>
+            <w:r>
+              <w:rPr>
+                <w:rFonts w:ascii="Calibri" w:cs="Calibri" w:eastAsia="Calibri" w:hAnsi="Calibri"/>
+                <w:b w:val="false"/>
+                <w:bCs w:val="false"/>
+                <w:color w:val="000000"/>
+                <w:sz w:val="19"/>
+                <w:szCs w:val="19"/>
+              </w:rPr>
+              <w:t xml:space="preserve">79%</w:t>
+            </w:r>
+          </w:p>
+        </w:tc>
+        <w:tc>
+          <w:tcPr>
+            <w:tcW w:type="dxa" w:w="1100"/>
+            <w:tcBorders>
+              <w:top w:val="single" w:color="BFBFBF" w:sz="4"/>
+              <w:left w:val="single" w:color="BFBFBF" w:sz="4"/>
+              <w:bottom w:val="single" w:color="BFBFBF" w:sz="4"/>
+              <w:right w:val="single" w:color="BFBFBF" w:sz="4"/>
+            </w:tcBorders>
+            <w:tcMar>
+              <w:top w:type="dxa" w:w="60"/>
+              <w:left w:type="dxa" w:w="100"/>
+              <w:bottom w:type="dxa" w:w="60"/>
+              <w:right w:type="dxa" w:w="100"/>
+            </w:tcMar>
+          </w:tcPr>
+          <w:p>
+            <w:pPr>
+              <w:keepNext w:val="false"/>
+              <w:spacing w:after="0"/>
+              <w:jc w:val="right"/>
+            </w:pPr>
+            <w:r>
+              <w:rPr>
+                <w:rFonts w:ascii="Calibri" w:cs="Calibri" w:eastAsia="Calibri" w:hAnsi="Calibri"/>
+                <w:b w:val="false"/>
+                <w:bCs w:val="false"/>
+                <w:color w:val="000000"/>
+                <w:sz w:val="19"/>
+                <w:szCs w:val="19"/>
+              </w:rPr>
+              <w:t xml:space="preserve">66%</w:t>
+            </w:r>
+          </w:p>
+        </w:tc>
+        <w:tc>
+          <w:tcPr>
+            <w:tcW w:type="dxa" w:w="1100"/>
+            <w:tcBorders>
+              <w:top w:val="single" w:color="BFBFBF" w:sz="4"/>
+              <w:left w:val="single" w:color="BFBFBF" w:sz="4"/>
+              <w:bottom w:val="single" w:color="BFBFBF" w:sz="4"/>
+              <w:right w:val="single" w:color="BFBFBF" w:sz="4"/>
+            </w:tcBorders>
+            <w:tcMar>
+              <w:top w:type="dxa" w:w="60"/>
+              <w:left w:type="dxa" w:w="100"/>
+              <w:bottom w:type="dxa" w:w="60"/>
+              <w:right w:type="dxa" w:w="100"/>
+            </w:tcMar>
+          </w:tcPr>
+          <w:p>
+            <w:pPr>
+              <w:keepNext w:val="false"/>
+              <w:spacing w:after="0"/>
+              <w:jc w:val="right"/>
+            </w:pPr>
+            <w:r>
+              <w:rPr>
+                <w:rFonts w:ascii="Calibri" w:cs="Calibri" w:eastAsia="Calibri" w:hAnsi="Calibri"/>
+                <w:b w:val="false"/>
+                <w:bCs w:val="false"/>
+                <w:color w:val="000000"/>
+                <w:sz w:val="19"/>
+                <w:szCs w:val="19"/>
+              </w:rPr>
+              <w:t xml:space="preserve">88%</w:t>
+            </w:r>
+          </w:p>
+        </w:tc>
+        <w:tc>
+          <w:tcPr>
             <w:tcW w:type="dxa" w:w="1000"/>
             <w:tcBorders>
               <w:top w:val="single" w:color="BFBFBF" w:sz="4"/>
@@ -4475,118 +4608,13 @@
                 <w:sz w:val="19"/>
                 <w:szCs w:val="19"/>
               </w:rPr>
-              <w:t xml:space="preserve">79%</w:t>
-            </w:r>
-          </w:p>
-        </w:tc>
-        <w:tc>
-          <w:tcPr>
-            <w:tcW w:type="dxa" w:w="900"/>
-            <w:tcBorders>
-              <w:top w:val="single" w:color="BFBFBF" w:sz="4"/>
-              <w:left w:val="single" w:color="BFBFBF" w:sz="4"/>
-              <w:bottom w:val="single" w:color="BFBFBF" w:sz="4"/>
-              <w:right w:val="single" w:color="BFBFBF" w:sz="4"/>
-            </w:tcBorders>
-            <w:tcMar>
-              <w:top w:type="dxa" w:w="60"/>
-              <w:left w:type="dxa" w:w="100"/>
-              <w:bottom w:type="dxa" w:w="60"/>
-              <w:right w:type="dxa" w:w="100"/>
-            </w:tcMar>
-          </w:tcPr>
-          <w:p>
-            <w:pPr>
-              <w:keepNext w:val="false"/>
-              <w:spacing w:after="0"/>
-              <w:jc w:val="right"/>
-            </w:pPr>
-            <w:r>
-              <w:rPr>
-                <w:rFonts w:ascii="Calibri" w:cs="Calibri" w:eastAsia="Calibri" w:hAnsi="Calibri"/>
-                <w:b w:val="false"/>
-                <w:bCs w:val="false"/>
-                <w:color w:val="000000"/>
-                <w:sz w:val="19"/>
-                <w:szCs w:val="19"/>
-              </w:rPr>
-              <w:t xml:space="preserve">66%</w:t>
-            </w:r>
-          </w:p>
-        </w:tc>
-        <w:tc>
-          <w:tcPr>
-            <w:tcW w:type="dxa" w:w="900"/>
-            <w:tcBorders>
-              <w:top w:val="single" w:color="BFBFBF" w:sz="4"/>
-              <w:left w:val="single" w:color="BFBFBF" w:sz="4"/>
-              <w:bottom w:val="single" w:color="BFBFBF" w:sz="4"/>
-              <w:right w:val="single" w:color="BFBFBF" w:sz="4"/>
-            </w:tcBorders>
-            <w:tcMar>
-              <w:top w:type="dxa" w:w="60"/>
-              <w:left w:type="dxa" w:w="100"/>
-              <w:bottom w:type="dxa" w:w="60"/>
-              <w:right w:type="dxa" w:w="100"/>
-            </w:tcMar>
-          </w:tcPr>
-          <w:p>
-            <w:pPr>
-              <w:keepNext w:val="false"/>
-              <w:spacing w:after="0"/>
-              <w:jc w:val="right"/>
-            </w:pPr>
-            <w:r>
-              <w:rPr>
-                <w:rFonts w:ascii="Calibri" w:cs="Calibri" w:eastAsia="Calibri" w:hAnsi="Calibri"/>
-                <w:b w:val="false"/>
-                <w:bCs w:val="false"/>
-                <w:color w:val="000000"/>
-                <w:sz w:val="19"/>
-                <w:szCs w:val="19"/>
-              </w:rPr>
-              <w:t xml:space="preserve">88%</w:t>
-            </w:r>
-          </w:p>
-        </w:tc>
-        <w:tc>
-          <w:tcPr>
-            <w:tcW w:type="dxa" w:w="800"/>
-            <w:tcBorders>
-              <w:top w:val="single" w:color="BFBFBF" w:sz="4"/>
-              <w:left w:val="single" w:color="BFBFBF" w:sz="4"/>
-              <w:bottom w:val="single" w:color="BFBFBF" w:sz="4"/>
-              <w:right w:val="single" w:color="BFBFBF" w:sz="4"/>
-            </w:tcBorders>
-            <w:tcMar>
-              <w:top w:type="dxa" w:w="60"/>
-              <w:left w:type="dxa" w:w="100"/>
-              <w:bottom w:type="dxa" w:w="60"/>
-              <w:right w:type="dxa" w:w="100"/>
-            </w:tcMar>
-          </w:tcPr>
-          <w:p>
-            <w:pPr>
-              <w:keepNext w:val="false"/>
-              <w:spacing w:after="0"/>
-              <w:jc w:val="right"/>
-            </w:pPr>
-            <w:r>
-              <w:rPr>
-                <w:rFonts w:ascii="Calibri" w:cs="Calibri" w:eastAsia="Calibri" w:hAnsi="Calibri"/>
-                <w:b w:val="false"/>
-                <w:bCs w:val="false"/>
-                <w:color w:val="000000"/>
-                <w:sz w:val="19"/>
-                <w:szCs w:val="19"/>
-              </w:rPr>
               <w:t xml:space="preserve">0.93</w:t>
             </w:r>
           </w:p>
         </w:tc>
         <w:tc>
           <w:tcPr>
-            <w:tcW w:type="dxa" w:w="3460"/>
+            <w:tcW w:type="dxa" w:w="2960"/>
             <w:tcBorders>
               <w:top w:val="single" w:color="BFBFBF" w:sz="4"/>
               <w:left w:val="single" w:color="BFBFBF" w:sz="4"/>
@@ -4626,7 +4654,7 @@
         </w:trPr>
         <w:tc>
           <w:tcPr>
-            <w:tcW w:type="dxa" w:w="2300"/>
+            <w:tcW w:type="dxa" w:w="1950"/>
             <w:tcBorders>
               <w:top w:val="single" w:color="BFBFBF" w:sz="4"/>
               <w:left w:val="single" w:color="BFBFBF" w:sz="4"/>
@@ -4661,6 +4689,111 @@
         </w:tc>
         <w:tc>
           <w:tcPr>
+            <w:tcW w:type="dxa" w:w="1250"/>
+            <w:tcBorders>
+              <w:top w:val="single" w:color="BFBFBF" w:sz="4"/>
+              <w:left w:val="single" w:color="BFBFBF" w:sz="4"/>
+              <w:bottom w:val="single" w:color="BFBFBF" w:sz="4"/>
+              <w:right w:val="single" w:color="BFBFBF" w:sz="4"/>
+            </w:tcBorders>
+            <w:tcMar>
+              <w:top w:type="dxa" w:w="60"/>
+              <w:left w:type="dxa" w:w="100"/>
+              <w:bottom w:type="dxa" w:w="60"/>
+              <w:right w:type="dxa" w:w="100"/>
+            </w:tcMar>
+          </w:tcPr>
+          <w:p>
+            <w:pPr>
+              <w:keepNext w:val="false"/>
+              <w:spacing w:after="0"/>
+              <w:jc w:val="right"/>
+            </w:pPr>
+            <w:r>
+              <w:rPr>
+                <w:rFonts w:ascii="Calibri" w:cs="Calibri" w:eastAsia="Calibri" w:hAnsi="Calibri"/>
+                <w:b w:val="false"/>
+                <w:bCs w:val="false"/>
+                <w:color w:val="000000"/>
+                <w:sz w:val="19"/>
+                <w:szCs w:val="19"/>
+              </w:rPr>
+              <w:t xml:space="preserve">78%</w:t>
+            </w:r>
+          </w:p>
+        </w:tc>
+        <w:tc>
+          <w:tcPr>
+            <w:tcW w:type="dxa" w:w="1100"/>
+            <w:tcBorders>
+              <w:top w:val="single" w:color="BFBFBF" w:sz="4"/>
+              <w:left w:val="single" w:color="BFBFBF" w:sz="4"/>
+              <w:bottom w:val="single" w:color="BFBFBF" w:sz="4"/>
+              <w:right w:val="single" w:color="BFBFBF" w:sz="4"/>
+            </w:tcBorders>
+            <w:tcMar>
+              <w:top w:type="dxa" w:w="60"/>
+              <w:left w:type="dxa" w:w="100"/>
+              <w:bottom w:type="dxa" w:w="60"/>
+              <w:right w:type="dxa" w:w="100"/>
+            </w:tcMar>
+          </w:tcPr>
+          <w:p>
+            <w:pPr>
+              <w:keepNext w:val="false"/>
+              <w:spacing w:after="0"/>
+              <w:jc w:val="right"/>
+            </w:pPr>
+            <w:r>
+              <w:rPr>
+                <w:rFonts w:ascii="Calibri" w:cs="Calibri" w:eastAsia="Calibri" w:hAnsi="Calibri"/>
+                <w:b w:val="false"/>
+                <w:bCs w:val="false"/>
+                <w:color w:val="000000"/>
+                <w:sz w:val="19"/>
+                <w:szCs w:val="19"/>
+              </w:rPr>
+              <w:t xml:space="preserve">66%</w:t>
+            </w:r>
+          </w:p>
+        </w:tc>
+        <w:tc>
+          <w:tcPr>
+            <w:tcW w:type="dxa" w:w="1100"/>
+            <w:tcBorders>
+              <w:top w:val="single" w:color="BFBFBF" w:sz="4"/>
+              <w:left w:val="single" w:color="BFBFBF" w:sz="4"/>
+              <w:bottom w:val="single" w:color="BFBFBF" w:sz="4"/>
+              <w:right w:val="single" w:color="BFBFBF" w:sz="4"/>
+            </w:tcBorders>
+            <w:tcMar>
+              <w:top w:type="dxa" w:w="60"/>
+              <w:left w:type="dxa" w:w="100"/>
+              <w:bottom w:type="dxa" w:w="60"/>
+              <w:right w:type="dxa" w:w="100"/>
+            </w:tcMar>
+          </w:tcPr>
+          <w:p>
+            <w:pPr>
+              <w:keepNext w:val="false"/>
+              <w:spacing w:after="0"/>
+              <w:jc w:val="right"/>
+            </w:pPr>
+            <w:r>
+              <w:rPr>
+                <w:rFonts w:ascii="Calibri" w:cs="Calibri" w:eastAsia="Calibri" w:hAnsi="Calibri"/>
+                <w:b w:val="false"/>
+                <w:bCs w:val="false"/>
+                <w:color w:val="000000"/>
+                <w:sz w:val="19"/>
+                <w:szCs w:val="19"/>
+              </w:rPr>
+              <w:t xml:space="preserve">88%</w:t>
+            </w:r>
+          </w:p>
+        </w:tc>
+        <w:tc>
+          <w:tcPr>
             <w:tcW w:type="dxa" w:w="1000"/>
             <w:tcBorders>
               <w:top w:val="single" w:color="BFBFBF" w:sz="4"/>
@@ -4690,118 +4823,13 @@
                 <w:sz w:val="19"/>
                 <w:szCs w:val="19"/>
               </w:rPr>
-              <w:t xml:space="preserve">78%</w:t>
-            </w:r>
-          </w:p>
-        </w:tc>
-        <w:tc>
-          <w:tcPr>
-            <w:tcW w:type="dxa" w:w="900"/>
-            <w:tcBorders>
-              <w:top w:val="single" w:color="BFBFBF" w:sz="4"/>
-              <w:left w:val="single" w:color="BFBFBF" w:sz="4"/>
-              <w:bottom w:val="single" w:color="BFBFBF" w:sz="4"/>
-              <w:right w:val="single" w:color="BFBFBF" w:sz="4"/>
-            </w:tcBorders>
-            <w:tcMar>
-              <w:top w:type="dxa" w:w="60"/>
-              <w:left w:type="dxa" w:w="100"/>
-              <w:bottom w:type="dxa" w:w="60"/>
-              <w:right w:type="dxa" w:w="100"/>
-            </w:tcMar>
-          </w:tcPr>
-          <w:p>
-            <w:pPr>
-              <w:keepNext w:val="false"/>
-              <w:spacing w:after="0"/>
-              <w:jc w:val="right"/>
-            </w:pPr>
-            <w:r>
-              <w:rPr>
-                <w:rFonts w:ascii="Calibri" w:cs="Calibri" w:eastAsia="Calibri" w:hAnsi="Calibri"/>
-                <w:b w:val="false"/>
-                <w:bCs w:val="false"/>
-                <w:color w:val="000000"/>
-                <w:sz w:val="19"/>
-                <w:szCs w:val="19"/>
-              </w:rPr>
-              <w:t xml:space="preserve">66%</w:t>
-            </w:r>
-          </w:p>
-        </w:tc>
-        <w:tc>
-          <w:tcPr>
-            <w:tcW w:type="dxa" w:w="900"/>
-            <w:tcBorders>
-              <w:top w:val="single" w:color="BFBFBF" w:sz="4"/>
-              <w:left w:val="single" w:color="BFBFBF" w:sz="4"/>
-              <w:bottom w:val="single" w:color="BFBFBF" w:sz="4"/>
-              <w:right w:val="single" w:color="BFBFBF" w:sz="4"/>
-            </w:tcBorders>
-            <w:tcMar>
-              <w:top w:type="dxa" w:w="60"/>
-              <w:left w:type="dxa" w:w="100"/>
-              <w:bottom w:type="dxa" w:w="60"/>
-              <w:right w:type="dxa" w:w="100"/>
-            </w:tcMar>
-          </w:tcPr>
-          <w:p>
-            <w:pPr>
-              <w:keepNext w:val="false"/>
-              <w:spacing w:after="0"/>
-              <w:jc w:val="right"/>
-            </w:pPr>
-            <w:r>
-              <w:rPr>
-                <w:rFonts w:ascii="Calibri" w:cs="Calibri" w:eastAsia="Calibri" w:hAnsi="Calibri"/>
-                <w:b w:val="false"/>
-                <w:bCs w:val="false"/>
-                <w:color w:val="000000"/>
-                <w:sz w:val="19"/>
-                <w:szCs w:val="19"/>
-              </w:rPr>
-              <w:t xml:space="preserve">88%</w:t>
-            </w:r>
-          </w:p>
-        </w:tc>
-        <w:tc>
-          <w:tcPr>
-            <w:tcW w:type="dxa" w:w="800"/>
-            <w:tcBorders>
-              <w:top w:val="single" w:color="BFBFBF" w:sz="4"/>
-              <w:left w:val="single" w:color="BFBFBF" w:sz="4"/>
-              <w:bottom w:val="single" w:color="BFBFBF" w:sz="4"/>
-              <w:right w:val="single" w:color="BFBFBF" w:sz="4"/>
-            </w:tcBorders>
-            <w:tcMar>
-              <w:top w:type="dxa" w:w="60"/>
-              <w:left w:type="dxa" w:w="100"/>
-              <w:bottom w:type="dxa" w:w="60"/>
-              <w:right w:type="dxa" w:w="100"/>
-            </w:tcMar>
-          </w:tcPr>
-          <w:p>
-            <w:pPr>
-              <w:keepNext w:val="false"/>
-              <w:spacing w:after="0"/>
-              <w:jc w:val="right"/>
-            </w:pPr>
-            <w:r>
-              <w:rPr>
-                <w:rFonts w:ascii="Calibri" w:cs="Calibri" w:eastAsia="Calibri" w:hAnsi="Calibri"/>
-                <w:b w:val="false"/>
-                <w:bCs w:val="false"/>
-                <w:color w:val="000000"/>
-                <w:sz w:val="19"/>
-                <w:szCs w:val="19"/>
-              </w:rPr>
               <w:t xml:space="preserve">0.93</w:t>
             </w:r>
           </w:p>
         </w:tc>
         <w:tc>
           <w:tcPr>
-            <w:tcW w:type="dxa" w:w="3460"/>
+            <w:tcW w:type="dxa" w:w="2960"/>
             <w:tcBorders>
               <w:top w:val="single" w:color="BFBFBF" w:sz="4"/>
               <w:left w:val="single" w:color="BFBFBF" w:sz="4"/>
@@ -4893,6 +4921,20 @@
           <w:szCs w:val="30"/>
         </w:rPr>
         <w:t xml:space="preserve">4. Comparison of Techniques and their Performance</w:t>
+      </w:r>
+    </w:p>
+    <w:p>
+      <w:pPr>
+        <w:spacing w:after="140" w:line="276"/>
+        <w:jc w:val="both"/>
+      </w:pPr>
+      <w:r>
+        <w:rPr>
+          <w:rFonts w:ascii="Calibri" w:cs="Calibri" w:eastAsia="Calibri" w:hAnsi="Calibri"/>
+          <w:sz w:val="22"/>
+          <w:szCs w:val="22"/>
+        </w:rPr>
+        <w:t xml:space="preserve">Figure 5 compares the techniques on the held-out applicants. Table 3 lists their pros and cons for this problem.</w:t>
       </w:r>
     </w:p>
     <w:p>
@@ -5006,6 +5048,30 @@
         <w:t xml:space="preserve">Linear vs non-linear: the balanced logistic regression reaches 80% recall but only 61% precision and a ROC-AUC of 0.91. Every forest beats it on precision and ranking at a similar recall, because the data is made of thresholds. Single tree vs ensembles: the pruned tree catches the most defaulters at the 0.5 threshold (82%) but with the lowest precision (53%). Bagging shows that averaging alone lifts precision to 83%. The class-weighted forest reaches 77% recall at 77% precision with a ROC-AUC of 0.96, the best balance.</w:t>
       </w:r>
     </w:p>
+    <w:p>
+      <w:pPr>
+        <w:spacing w:after="140" w:line="276"/>
+        <w:jc w:val="both"/>
+      </w:pPr>
+      <w:r>
+        <w:rPr>
+          <w:rFonts w:ascii="Calibri" w:cs="Calibri" w:eastAsia="Calibri" w:hAnsi="Calibri"/>
+          <w:b/>
+          <w:bCs/>
+          <w:sz w:val="22"/>
+          <w:szCs w:val="22"/>
+        </w:rPr>
+        <w:t xml:space="preserve">Is there scope to improve further? </w:t>
+      </w:r>
+      <w:r>
+        <w:rPr>
+          <w:rFonts w:ascii="Calibri" w:cs="Calibri" w:eastAsia="Calibri" w:hAnsi="Calibri"/>
+          <w:sz w:val="22"/>
+          <w:szCs w:val="22"/>
+        </w:rPr>
+        <w:t xml:space="preserve">Yes, and we already apply the first improvement below. Choosing the operating threshold on expected cost rather than at 0.5 moves the forest's recall above 90% at a controlled precision cost. We expect further gains from engineered features such as a loan-to-value ratio and a payment-to-income measure, which would also help the linear model. We also expect gains from gradient boosting, probability calibration and reject inference. Reject inference matters because the data only covers loans the bank approved, so the models never saw the applicants the old process declined.</w:t>
+      </w:r>
+    </w:p>
     <w:tbl>
       <w:tblPr>
         <w:tblW w:type="dxa" w:w="9360"/>
@@ -5047,7 +5113,7 @@
           </w:tcPr>
           <w:p>
             <w:pPr>
-              <w:keepNext w:val="false"/>
+              <w:keepNext/>
               <w:spacing w:after="0"/>
               <w:jc w:val="left"/>
             </w:pPr>
@@ -5083,7 +5149,7 @@
           </w:tcPr>
           <w:p>
             <w:pPr>
-              <w:keepNext w:val="false"/>
+              <w:keepNext/>
               <w:spacing w:after="0"/>
               <w:jc w:val="left"/>
             </w:pPr>
@@ -5119,7 +5185,7 @@
           </w:tcPr>
           <w:p>
             <w:pPr>
-              <w:keepNext w:val="false"/>
+              <w:keepNext/>
               <w:spacing w:after="0"/>
               <w:jc w:val="left"/>
             </w:pPr>
@@ -5159,7 +5225,7 @@
           </w:tcPr>
           <w:p>
             <w:pPr>
-              <w:keepNext w:val="false"/>
+              <w:keepNext/>
               <w:spacing w:after="0"/>
               <w:jc w:val="left"/>
             </w:pPr>
@@ -5194,7 +5260,7 @@
           </w:tcPr>
           <w:p>
             <w:pPr>
-              <w:keepNext w:val="false"/>
+              <w:keepNext/>
               <w:spacing w:after="0"/>
               <w:jc w:val="left"/>
             </w:pPr>
@@ -5229,7 +5295,7 @@
           </w:tcPr>
           <w:p>
             <w:pPr>
-              <w:keepNext w:val="false"/>
+              <w:keepNext/>
               <w:spacing w:after="0"/>
               <w:jc w:val="left"/>
             </w:pPr>
@@ -5269,7 +5335,7 @@
           </w:tcPr>
           <w:p>
             <w:pPr>
-              <w:keepNext w:val="false"/>
+              <w:keepNext/>
               <w:spacing w:after="0"/>
               <w:jc w:val="left"/>
             </w:pPr>
@@ -5304,7 +5370,7 @@
           </w:tcPr>
           <w:p>
             <w:pPr>
-              <w:keepNext w:val="false"/>
+              <w:keepNext/>
               <w:spacing w:after="0"/>
               <w:jc w:val="left"/>
             </w:pPr>
@@ -5339,7 +5405,7 @@
           </w:tcPr>
           <w:p>
             <w:pPr>
-              <w:keepNext w:val="false"/>
+              <w:keepNext/>
               <w:spacing w:after="0"/>
               <w:jc w:val="left"/>
             </w:pPr>
@@ -5379,7 +5445,7 @@
           </w:tcPr>
           <w:p>
             <w:pPr>
-              <w:keepNext w:val="false"/>
+              <w:keepNext/>
               <w:spacing w:after="0"/>
               <w:jc w:val="left"/>
             </w:pPr>
@@ -5414,7 +5480,7 @@
           </w:tcPr>
           <w:p>
             <w:pPr>
-              <w:keepNext w:val="false"/>
+              <w:keepNext/>
               <w:spacing w:after="0"/>
               <w:jc w:val="left"/>
             </w:pPr>
@@ -5449,7 +5515,7 @@
           </w:tcPr>
           <w:p>
             <w:pPr>
-              <w:keepNext w:val="false"/>
+              <w:keepNext/>
               <w:spacing w:after="0"/>
               <w:jc w:val="left"/>
             </w:pPr>
@@ -5537,7 +5603,7 @@
                 <w:sz w:val="19"/>
                 <w:szCs w:val="19"/>
               </w:rPr>
-              <w:t xml:space="preserve">It has the best balance of recall and precision, the best ranking quality, and is stable. Importances, a surrogate tree and per-applicant reason codes explain it.</w:t>
+              <w:t xml:space="preserve">It has the best balance of recall and precision, the best ranking quality, and is stable. Importances, a surrogate tree and per-applicant risk drivers explain it.</w:t>
             </w:r>
           </w:p>
         </w:tc>
@@ -5572,7 +5638,7 @@
                 <w:sz w:val="19"/>
                 <w:szCs w:val="19"/>
               </w:rPr>
-              <w:t xml:space="preserve">It is not a rule list on its own, and it is perceived as a black box. It needs model-risk documentation and drift monitoring.</w:t>
+              <w:t xml:space="preserve">It is not a rule list on its own. Some stakeholders perceive it as a black box. It needs model-risk documentation and drift monitoring.</w:t>
             </w:r>
           </w:p>
         </w:tc>
@@ -5593,30 +5659,6 @@
           <w:szCs w:val="19"/>
         </w:rPr>
         <w:t xml:space="preserve">Table 3. Pros and cons of the techniques for this problem.</w:t>
-      </w:r>
-    </w:p>
-    <w:p>
-      <w:pPr>
-        <w:spacing w:after="140" w:line="276"/>
-        <w:jc w:val="both"/>
-      </w:pPr>
-      <w:r>
-        <w:rPr>
-          <w:rFonts w:ascii="Calibri" w:cs="Calibri" w:eastAsia="Calibri" w:hAnsi="Calibri"/>
-          <w:b/>
-          <w:bCs/>
-          <w:sz w:val="22"/>
-          <w:szCs w:val="22"/>
-        </w:rPr>
-        <w:t xml:space="preserve">Is there scope to improve further? </w:t>
-      </w:r>
-      <w:r>
-        <w:rPr>
-          <w:rFonts w:ascii="Calibri" w:cs="Calibri" w:eastAsia="Calibri" w:hAnsi="Calibri"/>
-          <w:sz w:val="22"/>
-          <w:szCs w:val="22"/>
-        </w:rPr>
-        <w:t xml:space="preserve">Yes, and we already apply the first improvement below. Choosing the operating threshold on expected cost rather than at 0.5 moves the forest's recall above 90% at a controlled precision cost. We expect further gains from engineered features such as a loan-to-value ratio and a payment-to-income measure, which would also help the linear model. We also expect gains from gradient boosting, probability calibration and reject inference. Reject inference matters because the data only covers loans the bank approved, so the models never saw the applicants the old process declined.</w:t>
       </w:r>
     </w:p>
     <w:p>
@@ -11817,7 +11859,7 @@
             <w:pPr>
               <w:keepNext/>
               <w:spacing w:after="0"/>
-              <w:jc w:val="left"/>
+              <w:jc w:val="right"/>
             </w:pPr>
             <w:r>
               <w:rPr>
@@ -11852,7 +11894,7 @@
             <w:pPr>
               <w:keepNext/>
               <w:spacing w:after="0"/>
-              <w:jc w:val="left"/>
+              <w:jc w:val="right"/>
             </w:pPr>
             <w:r>
               <w:rPr>
@@ -11962,7 +12004,7 @@
             <w:pPr>
               <w:keepNext/>
               <w:spacing w:after="0"/>
-              <w:jc w:val="left"/>
+              <w:jc w:val="right"/>
             </w:pPr>
             <w:r>
               <w:rPr>
@@ -11997,7 +12039,7 @@
             <w:pPr>
               <w:keepNext/>
               <w:spacing w:after="0"/>
-              <w:jc w:val="left"/>
+              <w:jc w:val="right"/>
             </w:pPr>
             <w:r>
               <w:rPr>
@@ -12222,7 +12264,7 @@
           <w:sz w:val="22"/>
           <w:szCs w:val="22"/>
         </w:rPr>
-        <w:t xml:space="preserve">Per 1,000 applicants the model flags about 185 of 200 defaulters before the money leaves the bank. It misses about 15 and declines or refers about 87 applicants who would have repaid. Under the indicative costs this cuts default-related cost from roughly $1.8 million per 1,000 applicants (today: all approved, 20% default) to about $0.3 million. That is a reduction of about 83%. Out-of-fold and test results are consistent (recall 93% vs 94%, precision 68% vs 65%, cost $304,000 ± $28,000 vs $317,000 per 1,000). The choice between the closely matched configurations rests on the out-of-fold comparison. A single test evaluation is too noisy to adjudicate that choice. Overall the model flags about 27% of applicants, an approval rate of about 73% on a population the bank approves in full today. At the 0.5 threshold it flags 16%. The model wrongly flags about 11% of creditworthy applicants at 0.15 against 3% at 0.5, which is the price of the recall. The approve / refer / decline bands at 0.10 and 0.25 would approve about 69% of applications automatically (about 1% of them defaulted). They would send about 7% to an underwriter (about one in four defaulted). They would decline about 24% (74% defaulted, 87% of all defaulters). Two thirds of all defaulters sit in the fifth of applicants with no recorded debt-to-income ratio, a group the model flags almost entirely (96%). On applicants with a recorded ratio it flags 9% and catches 83% of their defaulters at 80% precision. This is the better guide to its behaviour once income verification is mandatory and we re-train the model.</w:t>
+        <w:t xml:space="preserve">Per 1,000 applicants the model flags about 185 of 200 defaulters before the money leaves the bank (Table 6). It misses about 15 and flags about 87 creditworthy applicants. Under the indicative costs this cuts default-related cost from roughly $1.8 million per 1,000 applicants (today: all approved, 20% default) to about $0.3 million. That is a reduction of about 83%. Out-of-fold and test results are consistent (recall 93% vs 94%, precision 68% vs 65%, cost $304,000 ± $28,000 vs $317,000 per 1,000). The choice between the closely matched configurations rests on the out-of-fold comparison. A single test evaluation is too noisy to adjudicate that choice. Overall the model flags about 27% of applicants, an approval rate of about 73% on a population the bank approves in full today. At the 0.5 threshold it flags 16%. The model wrongly flags about 11% of creditworthy applicants at 0.15 against 3% at 0.5, which is the price of the recall. The approve / refer / decline bands at 0.10 and 0.25 would approve about 69% of applications automatically (about 1% of them defaulted). They would send about 7% to an underwriter (about one in four defaulted). They would decline about 24% (74% defaulted, 87% of all defaulters). Under the bands, the bank declines about 62 creditworthy applicants per 1,000 automatically and refers about 55. Two thirds of all defaulters sit in the fifth of applicants with no recorded debt-to-income ratio, a group the model flags almost entirely (96%). On applicants with a recorded ratio it flags 9% and catches 83% of their defaulters at 80% precision. This is the better guide to its behaviour once income verification is mandatory.</w:t>
       </w:r>
     </w:p>
     <w:p>
@@ -12254,7 +12296,7 @@
           <w:sz w:val="22"/>
           <w:szCs w:val="22"/>
         </w:rPr>
-        <w:t xml:space="preserve">The forest performs best, but nobody can read it as a rule list. The ECOA requires a specific reason for each adverse decision. The proposal resolves the trade-off with a surrogate decision tree. This is a four-level tree that we fit to the forest's out-of-fold flag/clear decisions on the training rows. We use out-of-fold decisions because a fully grown forest reproduces its training labels almost perfectly. In-sample decisions would therefore teach the tree the labels rather than the forest's behaviour on new applicants. The surrogate reproduces 93% of the forest's decisions on unseen applicants, against 73% for a rule that never flags anyone. Its rules are the same drivers the analysis found throughout. If the debt-to-income ratio is missing, the tree flags the applicant. If the ratio is recorded and above about 44%, the tree flags the applicant. At or below 44%, the tree flags the applicant if there is a delinquent credit line together with a major derogatory report. Otherwise the tree clears the applicant. For each applicant the production system should also report the top risk drivers from the forest itself. Then the roughly 7% of decisions the surrogate does not reproduce still carry a specific reason. Automatic declines above the 0.25 band edge take their primary reason from those drivers, with the surrogate rule as the plain-language summary. Figure 7 shows what the forest relies on. The debt-to-income ratio, its missing flag, delinquent lines and credit-history length together carry about half of its decision power. Permutation importance ranks the same four at the top.</w:t>
+        <w:t xml:space="preserve">The forest performs best, but nobody can read it as a rule list. The ECOA requires a specific reason for each adverse decision. The proposal resolves the trade-off with a surrogate decision tree. This is a four-level tree that we fit to the forest's out-of-fold flag/clear decisions on the training rows. We use out-of-fold decisions because a fully grown forest reproduces its training labels almost perfectly. In-sample decisions would therefore teach the tree the labels rather than the forest's behaviour on new applicants. The surrogate reproduces 93% of the forest's decisions on unseen applicants, against 73% for a rule that never flags anyone. Its rules are the same drivers the analysis found throughout. If the debt-to-income ratio is missing, the tree flags the applicant. If the ratio is recorded and above about 44%, the tree flags the applicant. At or below 44%, the tree flags the applicant if there is a delinquent credit line together with a major derogatory report. Otherwise the tree clears the applicant. Each adverse-action notice must also give the reasons for that applicant. So the bank builds per-applicant risk drivers from the forest (for example SHAP values) in months 0-2, before the shadow run. These drivers give the reason for each decline, including the automatic declines above 0.25. They also cover the roughly 7% of decisions that the surrogate does not reproduce. The surrogate rules give the plain-language summary of how the model decides. Figure 7 shows what the forest relies on. The debt-to-income ratio, its missing flag, delinquent lines and credit-history length together carry about half of its decision power. Permutation importance ranks the same four at the top.</w:t>
       </w:r>
     </w:p>
     <w:p>
@@ -12338,6 +12380,21 @@
         <w:t xml:space="preserve">The proposed solution design</w:t>
       </w:r>
     </w:p>
+    <w:p>
+      <w:pPr>
+        <w:keepNext/>
+        <w:spacing w:after="140" w:line="276"/>
+        <w:jc w:val="both"/>
+      </w:pPr>
+      <w:r>
+        <w:rPr>
+          <w:rFonts w:ascii="Calibri" w:cs="Calibri" w:eastAsia="Calibri" w:hAnsi="Calibri"/>
+          <w:sz w:val="22"/>
+          <w:szCs w:val="22"/>
+        </w:rPr>
+        <w:t xml:space="preserve">Table 7 summarises the proposed solution design.</w:t>
+      </w:r>
+    </w:p>
     <w:tbl>
       <w:tblPr>
         <w:tblW w:type="dxa" w:w="9360"/>
@@ -12652,7 +12709,7 @@
                 <w:sz w:val="19"/>
                 <w:szCs w:val="19"/>
               </w:rPr>
-              <w:t xml:space="preserve">A surrogate decision tree of depth 4, fitted to the forest's out-of-fold decisions (93% agreement with the forest on unseen applicants), gives adverse-action reasons. The explanation layer also reports the top risk drivers for each applicant.</w:t>
+              <w:t xml:space="preserve">A surrogate decision tree of depth 4, fitted to the forest's out-of-fold decisions, gives the plain-language summary of the rules. It agrees with the forest on 93% of unseen applicants. Per-applicant risk drivers from the forest (for example SHAP values, built in months 0-2) give the reason on each adverse-action notice.</w:t>
             </w:r>
           </w:p>
         </w:tc>
@@ -12802,7 +12859,7 @@
                 <w:sz w:val="19"/>
                 <w:szCs w:val="19"/>
               </w:rPr>
-              <w:t xml:space="preserve">Make income and property-valuation verification mandatory. Decline or escalate above a 45% debt-to-income ratio. Refer an applicant with two or more delinquent lines (45% and above observed default) to an underwriter. Also refer an applicant with two or more derogatory reports (51% and above). We read these thresholds from the observed default rates. Hard rules take precedence over the score.</w:t>
+              <w:t xml:space="preserve">Make income and property-valuation verification mandatory. Decline or escalate above a 45% debt-to-income ratio. Refer an applicant with two or more delinquent lines (45% and above observed default) to an underwriter. Also refer an applicant with two or more derogatory reports (51% and above). We read these thresholds from the observed default rates. Where a hard rule and the score disagree, the stricter outcome applies. The band shares above do not include these rule-driven referrals.</w:t>
             </w:r>
           </w:p>
         </w:tc>
@@ -12877,7 +12934,7 @@
                 <w:sz w:val="19"/>
                 <w:szCs w:val="19"/>
               </w:rPr>
-              <w:t xml:space="preserve">It has the lowest expected cost of credit errors among fifteen configurations and five final candidates. We chose it under a pre-stated rule without the test set. We then measured it once on the test set (93% recall, 68% precision, consistent with the out-of-fold estimate). It is stable: hundreds of averaged trees, out-of-fold and test agree, and the threshold is insensitive to cost assumptions. It is interpretable through the surrogate tree and reason codes. It is deployable on fields the underwriting process already captures.</w:t>
+              <w:t xml:space="preserve">It has the lowest expected cost of credit errors among fifteen configurations and five final candidates. We chose it under a pre-stated rule without the test set. We then measured it once on the test set (93% recall, 68% precision, consistent with the out-of-fold estimate). It is stable: hundreds of averaged trees, out-of-fold and test agree, and the threshold is insensitive to cost assumptions. It is interpretable through the surrogate tree and per-applicant risk drivers. It is deployable on fields the underwriting process already captures.</w:t>
             </w:r>
           </w:p>
         </w:tc>
@@ -12885,8 +12942,20 @@
     </w:tbl>
     <w:p>
       <w:pPr>
-        <w:spacing w:after="120"/>
+        <w:spacing w:after="220"/>
+        <w:jc w:val="center"/>
       </w:pPr>
+      <w:r>
+        <w:rPr>
+          <w:rFonts w:ascii="Calibri" w:cs="Calibri" w:eastAsia="Calibri" w:hAnsi="Calibri"/>
+          <w:i/>
+          <w:iCs/>
+          <w:color w:val="595959"/>
+          <w:sz w:val="19"/>
+          <w:szCs w:val="19"/>
+        </w:rPr>
+        <w:t xml:space="preserve">Table 7. The proposed solution design.</w:t>
+      </w:r>
     </w:p>
     <w:p>
       <w:pPr>

--- a/reports/Loan_Default_Prediction_Milestone_Report.docx
+++ b/reports/Loan_Default_Prediction_Milestone_Report.docx
@@ -4,7 +4,7 @@
   <w:body>
     <w:p>
       <w:pPr>
-        <w:spacing w:after="200" w:before="1200"/>
+        <w:spacing w:after="200" w:before="400"/>
         <w:jc w:val="center"/>
       </w:pPr>
       <w:r>
@@ -78,7 +78,7 @@
     </w:p>
     <w:p>
       <w:pPr>
-        <w:spacing w:after="600"/>
+        <w:spacing w:after="360"/>
         <w:jc w:val="center"/>
       </w:pPr>
       <w:r>
@@ -89,6 +89,703 @@
           <w:szCs w:val="22"/>
         </w:rPr>
         <w:t xml:space="preserve">Shubham Garg  |  November 2026</w:t>
+      </w:r>
+    </w:p>
+    <w:tbl>
+      <w:tblPr>
+        <w:tblW w:type="dxa" w:w="9360"/>
+        <w:tblBorders>
+          <w:top w:val="single" w:color="auto" w:sz="4"/>
+          <w:left w:val="single" w:color="auto" w:sz="4"/>
+          <w:bottom w:val="single" w:color="auto" w:sz="4"/>
+          <w:right w:val="single" w:color="auto" w:sz="4"/>
+          <w:insideH w:val="single" w:color="auto" w:sz="4"/>
+          <w:insideV w:val="single" w:color="auto" w:sz="4"/>
+        </w:tblBorders>
+      </w:tblPr>
+      <w:tblGrid>
+        <w:gridCol w:w="9360"/>
+      </w:tblGrid>
+      <w:tr>
+        <w:trPr>
+          <w:cantSplit/>
+        </w:trPr>
+        <w:tc>
+          <w:tcPr>
+            <w:tcW w:type="dxa" w:w="9360"/>
+            <w:tcBorders>
+              <w:top w:val="single" w:color="1E2761" w:sz="8"/>
+              <w:left w:val="single" w:color="1E2761" w:sz="8"/>
+              <w:bottom w:val="single" w:color="1E2761" w:sz="8"/>
+              <w:right w:val="single" w:color="1E2761" w:sz="8"/>
+            </w:tcBorders>
+            <w:shd w:fill="E8EEF7" w:color="auto" w:val="clear"/>
+            <w:tcMar>
+              <w:top w:type="dxa" w:w="140"/>
+              <w:left w:type="dxa" w:w="200"/>
+              <w:bottom w:type="dxa" w:w="120"/>
+              <w:right w:type="dxa" w:w="200"/>
+            </w:tcMar>
+          </w:tcPr>
+          <w:p>
+            <w:pPr>
+              <w:spacing w:after="100"/>
+            </w:pPr>
+            <w:r>
+              <w:rPr>
+                <w:rFonts w:ascii="Calibri" w:cs="Calibri" w:eastAsia="Calibri" w:hAnsi="Calibri"/>
+                <w:b/>
+                <w:bCs/>
+                <w:color w:val="1E2761"/>
+                <w:sz w:val="24"/>
+                <w:szCs w:val="24"/>
+              </w:rPr>
+              <w:t xml:space="preserve">Summary for the Data Science lead</w:t>
+            </w:r>
+          </w:p>
+          <w:p>
+            <w:pPr>
+              <w:pStyle w:val="ListParagraph"/>
+              <w:numPr>
+                <w:ilvl w:val="0"/>
+                <w:numId w:val="2"/>
+              </w:numPr>
+              <w:spacing w:after="70" w:line="252"/>
+            </w:pPr>
+            <w:r>
+              <w:rPr>
+                <w:rFonts w:ascii="Calibri" w:cs="Calibri" w:eastAsia="Calibri" w:hAnsi="Calibri"/>
+                <w:b/>
+                <w:bCs/>
+                <w:sz w:val="20"/>
+                <w:szCs w:val="20"/>
+              </w:rPr>
+              <w:t xml:space="preserve">Problem: </w:t>
+            </w:r>
+            <w:r>
+              <w:rPr>
+                <w:rFonts w:ascii="Calibri" w:cs="Calibri" w:eastAsia="Calibri" w:hAnsi="Calibri"/>
+                <w:sz w:val="20"/>
+                <w:szCs w:val="20"/>
+              </w:rPr>
+              <w:t xml:space="preserve">The bank approved all 5,960 loans in this book, and 1,189 (19.9%) defaulted. If the bank recovers about half of each defaulted loan through the collateral, it lost about $10 million on this book.</w:t>
+            </w:r>
+          </w:p>
+          <w:p>
+            <w:pPr>
+              <w:pStyle w:val="ListParagraph"/>
+              <w:numPr>
+                <w:ilvl w:val="0"/>
+                <w:numId w:val="2"/>
+              </w:numPr>
+              <w:spacing w:after="70" w:line="252"/>
+            </w:pPr>
+            <w:r>
+              <w:rPr>
+                <w:rFonts w:ascii="Calibri" w:cs="Calibri" w:eastAsia="Calibri" w:hAnsi="Calibri"/>
+                <w:b/>
+                <w:bCs/>
+                <w:sz w:val="20"/>
+                <w:szCs w:val="20"/>
+              </w:rPr>
+              <w:t xml:space="preserve">Approach: </w:t>
+            </w:r>
+            <w:r>
+              <w:rPr>
+                <w:rFonts w:ascii="Calibri" w:cs="Calibri" w:eastAsia="Calibri" w:hAnsi="Calibri"/>
+                <w:sz w:val="20"/>
+                <w:szCs w:val="20"/>
+              </w:rPr>
+              <w:t xml:space="preserve">We compared logistic regression, decision trees, bagged trees and random forests. We chose the final model and its threshold on the expected cost of errors, with cross-validation on the training rows only. We scored the test set once.</w:t>
+            </w:r>
+          </w:p>
+          <w:p>
+            <w:pPr>
+              <w:pStyle w:val="ListParagraph"/>
+              <w:numPr>
+                <w:ilvl w:val="0"/>
+                <w:numId w:val="2"/>
+              </w:numPr>
+              <w:spacing w:after="70" w:line="252"/>
+            </w:pPr>
+            <w:r>
+              <w:rPr>
+                <w:rFonts w:ascii="Calibri" w:cs="Calibri" w:eastAsia="Calibri" w:hAnsi="Calibri"/>
+                <w:b/>
+                <w:bCs/>
+                <w:sz w:val="20"/>
+                <w:szCs w:val="20"/>
+              </w:rPr>
+              <w:t xml:space="preserve">Finding 1: </w:t>
+            </w:r>
+            <w:r>
+              <w:rPr>
+                <w:rFonts w:ascii="Calibri" w:cs="Calibri" w:eastAsia="Calibri" w:hAnsi="Calibri"/>
+                <w:sz w:val="20"/>
+                <w:szCs w:val="20"/>
+              </w:rPr>
+              <w:t xml:space="preserve">A missing debt-to-income ratio is the strongest risk signal. 62% of these applicants defaulted, against 8.6% with a recorded ratio.</w:t>
+            </w:r>
+          </w:p>
+          <w:p>
+            <w:pPr>
+              <w:pStyle w:val="ListParagraph"/>
+              <w:numPr>
+                <w:ilvl w:val="0"/>
+                <w:numId w:val="2"/>
+              </w:numPr>
+              <w:spacing w:after="70" w:line="252"/>
+            </w:pPr>
+            <w:r>
+              <w:rPr>
+                <w:rFonts w:ascii="Calibri" w:cs="Calibri" w:eastAsia="Calibri" w:hAnsi="Calibri"/>
+                <w:b/>
+                <w:bCs/>
+                <w:sz w:val="20"/>
+                <w:szCs w:val="20"/>
+              </w:rPr>
+              <w:t xml:space="preserve">Finding 2: </w:t>
+            </w:r>
+            <w:r>
+              <w:rPr>
+                <w:rFonts w:ascii="Calibri" w:cs="Calibri" w:eastAsia="Calibri" w:hAnsi="Calibri"/>
+                <w:sz w:val="20"/>
+                <w:szCs w:val="20"/>
+              </w:rPr>
+              <w:t xml:space="preserve">Above a 45% debt-to-income ratio, 87% to 100% of applicants defaulted (84 applicants).</w:t>
+            </w:r>
+          </w:p>
+          <w:p>
+            <w:pPr>
+              <w:pStyle w:val="ListParagraph"/>
+              <w:numPr>
+                <w:ilvl w:val="0"/>
+                <w:numId w:val="2"/>
+              </w:numPr>
+              <w:spacing w:after="70" w:line="252"/>
+            </w:pPr>
+            <w:r>
+              <w:rPr>
+                <w:rFonts w:ascii="Calibri" w:cs="Calibri" w:eastAsia="Calibri" w:hAnsi="Calibri"/>
+                <w:b/>
+                <w:bCs/>
+                <w:sz w:val="20"/>
+                <w:szCs w:val="20"/>
+              </w:rPr>
+              <w:t xml:space="preserve">Finding 3: </w:t>
+            </w:r>
+            <w:r>
+              <w:rPr>
+                <w:rFonts w:ascii="Calibri" w:cs="Calibri" w:eastAsia="Calibri" w:hAnsi="Calibri"/>
+                <w:sz w:val="20"/>
+                <w:szCs w:val="20"/>
+              </w:rPr>
+              <w:t xml:space="preserve">With two delinquent credit lines, 45% defaulted. With two major derogatory reports, 51% defaulted.</w:t>
+            </w:r>
+          </w:p>
+          <w:p>
+            <w:pPr>
+              <w:pStyle w:val="ListParagraph"/>
+              <w:numPr>
+                <w:ilvl w:val="0"/>
+                <w:numId w:val="2"/>
+              </w:numPr>
+              <w:spacing w:after="70" w:line="252"/>
+            </w:pPr>
+            <w:r>
+              <w:rPr>
+                <w:rFonts w:ascii="Calibri" w:cs="Calibri" w:eastAsia="Calibri" w:hAnsi="Calibri"/>
+                <w:b/>
+                <w:bCs/>
+                <w:sz w:val="20"/>
+                <w:szCs w:val="20"/>
+              </w:rPr>
+              <w:t xml:space="preserve">Proposed solution: </w:t>
+            </w:r>
+            <w:r>
+              <w:rPr>
+                <w:rFonts w:ascii="Calibri" w:cs="Calibri" w:eastAsia="Calibri" w:hAnsi="Calibri"/>
+                <w:sz w:val="20"/>
+                <w:szCs w:val="20"/>
+              </w:rPr>
+              <w:t xml:space="preserve">A random forest of 200 trees flags an applicant when the score is above 0.15. On 1,788 unseen applicants, it caught 92.7% of defaulters at 68.1% precision (ROC-AUC 0.96). A four-level surrogate tree reproduces 93% of its decisions and gives the plain-language rules.</w:t>
+            </w:r>
+          </w:p>
+          <w:p>
+            <w:pPr>
+              <w:pStyle w:val="ListParagraph"/>
+              <w:numPr>
+                <w:ilvl w:val="0"/>
+                <w:numId w:val="2"/>
+              </w:numPr>
+              <w:spacing w:after="70" w:line="252"/>
+            </w:pPr>
+            <w:r>
+              <w:rPr>
+                <w:rFonts w:ascii="Calibri" w:cs="Calibri" w:eastAsia="Calibri" w:hAnsi="Calibri"/>
+                <w:b/>
+                <w:bCs/>
+                <w:sz w:val="20"/>
+                <w:szCs w:val="20"/>
+              </w:rPr>
+              <w:t xml:space="preserve">Benefit: </w:t>
+            </w:r>
+            <w:r>
+              <w:rPr>
+                <w:rFonts w:ascii="Calibri" w:cs="Calibri" w:eastAsia="Calibri" w:hAnsi="Calibri"/>
+                <w:sz w:val="20"/>
+                <w:szCs w:val="20"/>
+              </w:rPr>
+              <w:t xml:space="preserve">With our cost assumptions, the cost of credit errors falls from about $1.8 million to about $0.3 million per 1,000 applicants (83% less). With approve, refer and decline bands, the bank would approve about 69% of applicants automatically. About 1% of these applicants defaulted on the test set.</w:t>
+            </w:r>
+          </w:p>
+          <w:p>
+            <w:pPr>
+              <w:pStyle w:val="ListParagraph"/>
+              <w:numPr>
+                <w:ilvl w:val="0"/>
+                <w:numId w:val="2"/>
+              </w:numPr>
+              <w:spacing w:after="70" w:line="252"/>
+            </w:pPr>
+            <w:r>
+              <w:rPr>
+                <w:rFonts w:ascii="Calibri" w:cs="Calibri" w:eastAsia="Calibri" w:hAnsi="Calibri"/>
+                <w:b/>
+                <w:bCs/>
+                <w:sz w:val="20"/>
+                <w:szCs w:val="20"/>
+              </w:rPr>
+              <w:t xml:space="preserve">Recommendations: </w:t>
+            </w:r>
+            <w:r>
+              <w:rPr>
+                <w:rFonts w:ascii="Calibri" w:cs="Calibri" w:eastAsia="Calibri" w:hAnsi="Calibri"/>
+                <w:sz w:val="20"/>
+                <w:szCs w:val="20"/>
+              </w:rPr>
+              <w:t xml:space="preserve">Make income and property-value verification mandatory. Decline or refer applicants above a 45% debt-to-income ratio. Refer applicants with two or more delinquent lines or two or more derogatory reports. Run the model in shadow mode for one to two months, with a fairness review, before go-live.</w:t>
+            </w:r>
+          </w:p>
+        </w:tc>
+      </w:tr>
+    </w:tbl>
+    <w:p>
+      <w:pPr>
+        <w:pStyle w:val="Heading1"/>
+        <w:keepNext/>
+        <w:spacing w:after="160" w:before="320"/>
+      </w:pPr>
+      <w:r>
+        <w:rPr>
+          <w:rFonts w:ascii="Calibri" w:cs="Calibri" w:eastAsia="Calibri" w:hAnsi="Calibri"/>
+          <w:b/>
+          <w:bCs/>
+          <w:color w:val="1E2761"/>
+          <w:sz w:val="30"/>
+          <w:szCs w:val="30"/>
+        </w:rPr>
+        <w:t xml:space="preserve">1. Problem Definition</w:t>
+      </w:r>
+    </w:p>
+    <w:p>
+      <w:pPr>
+        <w:pStyle w:val="Heading2"/>
+        <w:keepNext/>
+        <w:spacing w:after="120" w:before="240"/>
+      </w:pPr>
+      <w:r>
+        <w:rPr>
+          <w:rFonts w:ascii="Calibri" w:cs="Calibri" w:eastAsia="Calibri" w:hAnsi="Calibri"/>
+          <w:b/>
+          <w:bCs/>
+          <w:color w:val="1E2761"/>
+          <w:sz w:val="25"/>
+          <w:szCs w:val="25"/>
+        </w:rPr>
+        <w:t xml:space="preserve">Context: why this problem is important to solve</w:t>
+      </w:r>
+    </w:p>
+    <w:p>
+      <w:pPr>
+        <w:spacing w:after="140" w:line="276"/>
+        <w:jc w:val="both"/>
+      </w:pPr>
+      <w:r>
+        <w:rPr>
+          <w:rFonts w:ascii="Calibri" w:cs="Calibri" w:eastAsia="Calibri" w:hAnsi="Calibri"/>
+          <w:sz w:val="22"/>
+          <w:szCs w:val="22"/>
+        </w:rPr>
+        <w:t xml:space="preserve">A large share of a retail bank's profit comes from the interest it earns on home loans and home equity lines of credit. The single biggest threat to that profit is the borrower who does not repay the loan. Every loan that becomes a non-performing asset removes the interest earned on many good loans. Today an underwriter studies each application manually and decides whether to approve it. That process is slow, expensive, inconsistent between underwriters and open to human error and bias. Earlier attempts to automate it relied on hand-written heuristics.</w:t>
+      </w:r>
+    </w:p>
+    <w:p>
+      <w:pPr>
+        <w:spacing w:after="140" w:line="276"/>
+        <w:jc w:val="both"/>
+      </w:pPr>
+      <w:r>
+        <w:rPr>
+          <w:rFonts w:ascii="Calibri" w:cs="Calibri" w:eastAsia="Calibri" w:hAnsi="Calibri"/>
+          <w:sz w:val="22"/>
+          <w:szCs w:val="22"/>
+        </w:rPr>
+        <w:t xml:space="preserve">The numbers size the problem. In the bank's own recent book of </w:t>
+      </w:r>
+      <w:r>
+        <w:rPr>
+          <w:rFonts w:ascii="Calibri" w:cs="Calibri" w:eastAsia="Calibri" w:hAnsi="Calibri"/>
+          <w:b/>
+          <w:bCs/>
+          <w:sz w:val="22"/>
+          <w:szCs w:val="22"/>
+        </w:rPr>
+        <w:t xml:space="preserve">5,960 home equity loans, 1,189 (19.9%) ended in default or serious delinquency</w:t>
+      </w:r>
+      <w:r>
+        <w:rPr>
+          <w:rFonts w:ascii="Calibri" w:cs="Calibri" w:eastAsia="Calibri" w:hAnsi="Calibri"/>
+          <w:sz w:val="22"/>
+          <w:szCs w:val="22"/>
+        </w:rPr>
+        <w:t xml:space="preserve">. The current process approved all of them. Those loans averaged about $16,900, so the bank put roughly $20 million of principal at risk. The data does not record recoveries. We assume that the bank recovers about half of each defaulted loan through the collateral. On that assumption, the bank lost roughly $10 million on this book alone. With collection costs, we assume that each missed defaulter costs about $9,000. So every ten defaulters that the model stops save about $90,000. Every good applicant wrongly declined costs only the interest margin on one loan, about $2,000.</w:t>
+      </w:r>
+    </w:p>
+    <w:p>
+      <w:pPr>
+        <w:spacing w:after="140" w:line="276"/>
+        <w:jc w:val="both"/>
+      </w:pPr>
+      <w:r>
+        <w:rPr>
+          <w:rFonts w:ascii="Calibri" w:cs="Calibri" w:eastAsia="Calibri" w:hAnsi="Calibri"/>
+          <w:b/>
+          <w:bCs/>
+          <w:sz w:val="22"/>
+          <w:szCs w:val="22"/>
+        </w:rPr>
+        <w:t xml:space="preserve">Advantages of solving it. </w:t>
+      </w:r>
+      <w:r>
+        <w:rPr>
+          <w:rFonts w:ascii="Calibri" w:cs="Calibri" w:eastAsia="Calibri" w:hAnsi="Calibri"/>
+          <w:sz w:val="22"/>
+          <w:szCs w:val="22"/>
+        </w:rPr>
+        <w:t xml:space="preserve">A reliable, explainable scoring model has four advantages. (1) It cuts credit losses by stopping likely defaulters at the door. (2) It protects revenue by not declining good applicants unnecessarily. (3) It makes decisions faster and standardises them, so underwriters spend their time on the genuinely uncertain cases. (4) It gives the bank documented, consistent reasons for every decision, a regulatory requirement under the Equal Credit Opportunity Act (ECOA) and a fairness safeguard.</w:t>
+      </w:r>
+    </w:p>
+    <w:p>
+      <w:pPr>
+        <w:pStyle w:val="Heading2"/>
+        <w:keepNext/>
+        <w:spacing w:after="120" w:before="240"/>
+      </w:pPr>
+      <w:r>
+        <w:rPr>
+          <w:rFonts w:ascii="Calibri" w:cs="Calibri" w:eastAsia="Calibri" w:hAnsi="Calibri"/>
+          <w:b/>
+          <w:bCs/>
+          <w:color w:val="1E2761"/>
+          <w:sz w:val="25"/>
+          <w:szCs w:val="25"/>
+        </w:rPr>
+        <w:t xml:space="preserve">Objectives: the intended goals</w:t>
+      </w:r>
+    </w:p>
+    <w:p>
+      <w:pPr>
+        <w:spacing w:after="140" w:line="276"/>
+        <w:jc w:val="both"/>
+      </w:pPr>
+      <w:r>
+        <w:rPr>
+          <w:rFonts w:ascii="Calibri" w:cs="Calibri" w:eastAsia="Calibri" w:hAnsi="Calibri"/>
+          <w:sz w:val="22"/>
+          <w:szCs w:val="22"/>
+        </w:rPr>
+        <w:t xml:space="preserve">Build a classification model that predicts at application time whether an applicant will likely default on a home equity loan. Recommend to the bank which applicant attributes matter most when it approves a loan. In priority order:</w:t>
+      </w:r>
+    </w:p>
+    <w:p>
+      <w:pPr>
+        <w:pStyle w:val="ListParagraph"/>
+        <w:keepNext w:val="false"/>
+        <w:numPr>
+          <w:ilvl w:val="0"/>
+          <w:numId w:val="3"/>
+        </w:numPr>
+        <w:spacing w:after="100" w:line="264"/>
+      </w:pPr>
+      <w:r>
+        <w:rPr>
+          <w:rFonts w:ascii="Calibri" w:cs="Calibri" w:eastAsia="Calibri" w:hAnsi="Calibri"/>
+          <w:b/>
+          <w:bCs/>
+          <w:sz w:val="22"/>
+          <w:szCs w:val="22"/>
+        </w:rPr>
+        <w:t xml:space="preserve">Catch defaulters early: </w:t>
+      </w:r>
+      <w:r>
+        <w:rPr>
+          <w:rFonts w:ascii="Calibri" w:cs="Calibri" w:eastAsia="Calibri" w:hAnsi="Calibri"/>
+          <w:sz w:val="22"/>
+          <w:szCs w:val="22"/>
+        </w:rPr>
+        <w:t xml:space="preserve">maximise the share of future defaulters that the model flags at application time (recall on the default class). A missed defaulter is the costliest error.</w:t>
+      </w:r>
+    </w:p>
+    <w:p>
+      <w:pPr>
+        <w:pStyle w:val="ListParagraph"/>
+        <w:keepNext w:val="false"/>
+        <w:numPr>
+          <w:ilvl w:val="0"/>
+          <w:numId w:val="3"/>
+        </w:numPr>
+        <w:spacing w:after="100" w:line="264"/>
+      </w:pPr>
+      <w:r>
+        <w:rPr>
+          <w:rFonts w:ascii="Calibri" w:cs="Calibri" w:eastAsia="Calibri" w:hAnsi="Calibri"/>
+          <w:b/>
+          <w:bCs/>
+          <w:sz w:val="22"/>
+          <w:szCs w:val="22"/>
+        </w:rPr>
+        <w:t xml:space="preserve">Protect good business: </w:t>
+      </w:r>
+      <w:r>
+        <w:rPr>
+          <w:rFonts w:ascii="Calibri" w:cs="Calibri" w:eastAsia="Calibri" w:hAnsi="Calibri"/>
+          <w:sz w:val="22"/>
+          <w:szCs w:val="22"/>
+        </w:rPr>
+        <w:t xml:space="preserve">keep the share of wrongly declined good applicants acceptable (precision), so that lower risk does not cost the bank revenue.</w:t>
+      </w:r>
+    </w:p>
+    <w:p>
+      <w:pPr>
+        <w:pStyle w:val="ListParagraph"/>
+        <w:keepNext w:val="false"/>
+        <w:numPr>
+          <w:ilvl w:val="0"/>
+          <w:numId w:val="3"/>
+        </w:numPr>
+        <w:spacing w:after="100" w:line="264"/>
+      </w:pPr>
+      <w:r>
+        <w:rPr>
+          <w:rFonts w:ascii="Calibri" w:cs="Calibri" w:eastAsia="Calibri" w:hAnsi="Calibri"/>
+          <w:b/>
+          <w:bCs/>
+          <w:sz w:val="22"/>
+          <w:szCs w:val="22"/>
+        </w:rPr>
+        <w:t xml:space="preserve">Stay interpretable: </w:t>
+      </w:r>
+      <w:r>
+        <w:rPr>
+          <w:rFonts w:ascii="Calibri" w:cs="Calibri" w:eastAsia="Calibri" w:hAnsi="Calibri"/>
+          <w:sz w:val="22"/>
+          <w:szCs w:val="22"/>
+        </w:rPr>
+        <w:t xml:space="preserve">the bank must be able to give an applicant a specific, defensible reason for an adverse decision. A black box that cannot explain an adverse decision is not usable in production.</w:t>
+      </w:r>
+    </w:p>
+    <w:p>
+      <w:pPr>
+        <w:pStyle w:val="ListParagraph"/>
+        <w:keepNext w:val="false"/>
+        <w:numPr>
+          <w:ilvl w:val="0"/>
+          <w:numId w:val="3"/>
+        </w:numPr>
+        <w:spacing w:after="100" w:line="264"/>
+      </w:pPr>
+      <w:r>
+        <w:rPr>
+          <w:rFonts w:ascii="Calibri" w:cs="Calibri" w:eastAsia="Calibri" w:hAnsi="Calibri"/>
+          <w:b/>
+          <w:bCs/>
+          <w:sz w:val="22"/>
+          <w:szCs w:val="22"/>
+        </w:rPr>
+        <w:t xml:space="preserve">Guide policy: </w:t>
+      </w:r>
+      <w:r>
+        <w:rPr>
+          <w:rFonts w:ascii="Calibri" w:cs="Calibri" w:eastAsia="Calibri" w:hAnsi="Calibri"/>
+          <w:sz w:val="22"/>
+          <w:szCs w:val="22"/>
+        </w:rPr>
+        <w:t xml:space="preserve">identify the attributes that matter most. The bank can then tighten its approval rules and data collection, even before it deploys a model.</w:t>
+      </w:r>
+    </w:p>
+    <w:p>
+      <w:pPr>
+        <w:pStyle w:val="Heading2"/>
+        <w:keepNext/>
+        <w:spacing w:after="120" w:before="240"/>
+      </w:pPr>
+      <w:r>
+        <w:rPr>
+          <w:rFonts w:ascii="Calibri" w:cs="Calibri" w:eastAsia="Calibri" w:hAnsi="Calibri"/>
+          <w:b/>
+          <w:bCs/>
+          <w:color w:val="1E2761"/>
+          <w:sz w:val="25"/>
+          <w:szCs w:val="25"/>
+        </w:rPr>
+        <w:t xml:space="preserve">The key questions</w:t>
+      </w:r>
+    </w:p>
+    <w:p>
+      <w:pPr>
+        <w:pStyle w:val="ListParagraph"/>
+        <w:keepNext w:val="false"/>
+        <w:numPr>
+          <w:ilvl w:val="0"/>
+          <w:numId w:val="4"/>
+        </w:numPr>
+        <w:spacing w:after="100" w:line="264"/>
+      </w:pPr>
+      <w:r>
+        <w:rPr>
+          <w:rFonts w:ascii="Calibri" w:cs="Calibri" w:eastAsia="Calibri" w:hAnsi="Calibri"/>
+          <w:sz w:val="22"/>
+          <w:szCs w:val="22"/>
+        </w:rPr>
+        <w:t xml:space="preserve">What share of past applicants defaulted, and how imbalanced is the problem?</w:t>
+      </w:r>
+    </w:p>
+    <w:p>
+      <w:pPr>
+        <w:pStyle w:val="ListParagraph"/>
+        <w:keepNext w:val="false"/>
+        <w:numPr>
+          <w:ilvl w:val="0"/>
+          <w:numId w:val="4"/>
+        </w:numPr>
+        <w:spacing w:after="100" w:line="264"/>
+      </w:pPr>
+      <w:r>
+        <w:rPr>
+          <w:rFonts w:ascii="Calibri" w:cs="Calibri" w:eastAsia="Calibri" w:hAnsi="Calibri"/>
+          <w:sz w:val="22"/>
+          <w:szCs w:val="22"/>
+        </w:rPr>
+        <w:t xml:space="preserve">Which applicant attributes (debt burden, credit history, loan size, job, loan purpose, property value) separate defaulters from repayers?</w:t>
+      </w:r>
+    </w:p>
+    <w:p>
+      <w:pPr>
+        <w:pStyle w:val="ListParagraph"/>
+        <w:keepNext w:val="false"/>
+        <w:numPr>
+          <w:ilvl w:val="0"/>
+          <w:numId w:val="4"/>
+        </w:numPr>
+        <w:spacing w:after="100" w:line="264"/>
+      </w:pPr>
+      <w:r>
+        <w:rPr>
+          <w:rFonts w:ascii="Calibri" w:cs="Calibri" w:eastAsia="Calibri" w:hAnsi="Calibri"/>
+          <w:sz w:val="22"/>
+          <w:szCs w:val="22"/>
+        </w:rPr>
+        <w:t xml:space="preserve">How should we treat missing information? Is the absence of information itself a risk signal?</w:t>
+      </w:r>
+    </w:p>
+    <w:p>
+      <w:pPr>
+        <w:pStyle w:val="ListParagraph"/>
+        <w:keepNext w:val="false"/>
+        <w:numPr>
+          <w:ilvl w:val="0"/>
+          <w:numId w:val="4"/>
+        </w:numPr>
+        <w:spacing w:after="100" w:line="264"/>
+      </w:pPr>
+      <w:r>
+        <w:rPr>
+          <w:rFonts w:ascii="Calibri" w:cs="Calibri" w:eastAsia="Calibri" w:hAnsi="Calibri"/>
+          <w:sz w:val="22"/>
+          <w:szCs w:val="22"/>
+        </w:rPr>
+        <w:t xml:space="preserve">Which technique (linear vs tree-based vs ensemble) gives the best trade-off between catching defaulters and wrongly declining good applicants?</w:t>
+      </w:r>
+    </w:p>
+    <w:p>
+      <w:pPr>
+        <w:pStyle w:val="ListParagraph"/>
+        <w:keepNext w:val="false"/>
+        <w:numPr>
+          <w:ilvl w:val="0"/>
+          <w:numId w:val="4"/>
+        </w:numPr>
+        <w:spacing w:after="100" w:line="264"/>
+      </w:pPr>
+      <w:r>
+        <w:rPr>
+          <w:rFonts w:ascii="Calibri" w:cs="Calibri" w:eastAsia="Calibri" w:hAnsi="Calibri"/>
+          <w:sz w:val="22"/>
+          <w:szCs w:val="22"/>
+        </w:rPr>
+        <w:t xml:space="preserve">What is the right measure of success for this business problem, and how do the models compare on it?</w:t>
+      </w:r>
+    </w:p>
+    <w:p>
+      <w:pPr>
+        <w:pStyle w:val="ListParagraph"/>
+        <w:keepNext w:val="false"/>
+        <w:numPr>
+          <w:ilvl w:val="0"/>
+          <w:numId w:val="4"/>
+        </w:numPr>
+        <w:spacing w:after="100" w:line="264"/>
+      </w:pPr>
+      <w:r>
+        <w:rPr>
+          <w:rFonts w:ascii="Calibri" w:cs="Calibri" w:eastAsia="Calibri" w:hAnsi="Calibri"/>
+          <w:sz w:val="22"/>
+          <w:szCs w:val="22"/>
+        </w:rPr>
+        <w:t xml:space="preserve">Which model should the bank adopt, with what settings, and what rules can it communicate to applicants and regulators?</w:t>
+      </w:r>
+    </w:p>
+    <w:p>
+      <w:pPr>
+        <w:pStyle w:val="Heading2"/>
+        <w:keepNext/>
+        <w:spacing w:after="120" w:before="240"/>
+      </w:pPr>
+      <w:r>
+        <w:rPr>
+          <w:rFonts w:ascii="Calibri" w:cs="Calibri" w:eastAsia="Calibri" w:hAnsi="Calibri"/>
+          <w:b/>
+          <w:bCs/>
+          <w:color w:val="1E2761"/>
+          <w:sz w:val="25"/>
+          <w:szCs w:val="25"/>
+        </w:rPr>
+        <w:t xml:space="preserve">The problem formulation</w:t>
+      </w:r>
+    </w:p>
+    <w:p>
+      <w:pPr>
+        <w:spacing w:after="140" w:line="276"/>
+        <w:jc w:val="both"/>
+      </w:pPr>
+      <w:r>
+        <w:rPr>
+          <w:rFonts w:ascii="Calibri" w:cs="Calibri" w:eastAsia="Calibri" w:hAnsi="Calibri"/>
+          <w:sz w:val="22"/>
+          <w:szCs w:val="22"/>
+        </w:rPr>
+        <w:t xml:space="preserve">As a data-science problem this is supervised binary classification. Each row of the data is a past loan with 12 attributes known at application time. Each row also has a target BAD (1 = defaulted or seriously delinquent, 0 = repaid). Data science fits into the approval process as a scoring step. The model converts an application into a probability of default. The bank converts that probability into a flag or clear decision with a threshold set from the cost of the two possible errors. Cases in a referral band around the threshold go to an underwriter. An explanation layer converts the decision into reasons. The work therefore covers these steps. We explore and clean the data, then train a linear model (Logistic Regression) and non-linear models (Decision Tree, bagged trees, Random Forest). We tune them with cross-validation and choose the final model and its threshold on the expected-cost criterion. We propose a solution design that balances performance with interpretability.</w:t>
       </w:r>
     </w:p>
     <w:p>
@@ -106,7 +803,7 @@
           <w:sz w:val="30"/>
           <w:szCs w:val="30"/>
         </w:rPr>
-        <w:t xml:space="preserve">1. Problem Definition</w:t>
+        <w:t xml:space="preserve">2. Data Exploration</w:t>
       </w:r>
     </w:p>
     <w:p>
@@ -124,7 +821,7 @@
           <w:sz w:val="25"/>
           <w:szCs w:val="25"/>
         </w:rPr>
-        <w:t xml:space="preserve">Context: why this problem is important to solve</w:t>
+        <w:t xml:space="preserve">Data description</w:t>
       </w:r>
     </w:p>
     <w:p>
@@ -138,415 +835,7 @@
           <w:sz w:val="22"/>
           <w:szCs w:val="22"/>
         </w:rPr>
-        <w:t xml:space="preserve">A large share of a retail bank's profit comes from the interest it earns on home loans and home equity lines of credit. The single biggest threat to that profit is the borrower who does not repay the loan. Every loan that becomes a non-performing asset removes the interest earned on many good loans. Today an underwriter studies each application manually and decides whether to approve it. That process is slow, expensive, inconsistent between underwriters and open to human error and bias. Earlier attempts to automate it relied on hand-written heuristics.</w:t>
-      </w:r>
-    </w:p>
-    <w:p>
-      <w:pPr>
-        <w:spacing w:after="140" w:line="276"/>
-        <w:jc w:val="both"/>
-      </w:pPr>
-      <w:r>
-        <w:rPr>
-          <w:rFonts w:ascii="Calibri" w:cs="Calibri" w:eastAsia="Calibri" w:hAnsi="Calibri"/>
-          <w:sz w:val="22"/>
-          <w:szCs w:val="22"/>
-        </w:rPr>
-        <w:t xml:space="preserve">The numbers size the problem. In the bank's own recent book of </w:t>
-      </w:r>
-      <w:r>
-        <w:rPr>
-          <w:rFonts w:ascii="Calibri" w:cs="Calibri" w:eastAsia="Calibri" w:hAnsi="Calibri"/>
-          <w:b/>
-          <w:bCs/>
-          <w:sz w:val="22"/>
-          <w:szCs w:val="22"/>
-        </w:rPr>
-        <w:t xml:space="preserve">5,960 home equity loans, 1,189 (19.9%) ended in default or serious delinquency</w:t>
-      </w:r>
-      <w:r>
-        <w:rPr>
-          <w:rFonts w:ascii="Calibri" w:cs="Calibri" w:eastAsia="Calibri" w:hAnsi="Calibri"/>
-          <w:sz w:val="22"/>
-          <w:szCs w:val="22"/>
-        </w:rPr>
-        <w:t xml:space="preserve">. The current process approved all of them. Those loans averaged about $16,900, so the bank put roughly $20 million of principal at risk. The bank recovered about half through the collateral, so it lost roughly $10 million on this book alone. Every ten defaulters avoided saves about $90,000 (at the $9,000 per defaulter used throughout). Every good applicant wrongly declined costs only the interest margin on one loan, about $2,000.</w:t>
-      </w:r>
-    </w:p>
-    <w:p>
-      <w:pPr>
-        <w:spacing w:after="140" w:line="276"/>
-        <w:jc w:val="both"/>
-      </w:pPr>
-      <w:r>
-        <w:rPr>
-          <w:rFonts w:ascii="Calibri" w:cs="Calibri" w:eastAsia="Calibri" w:hAnsi="Calibri"/>
-          <w:b/>
-          <w:bCs/>
-          <w:sz w:val="22"/>
-          <w:szCs w:val="22"/>
-        </w:rPr>
-        <w:t xml:space="preserve">Advantages of solving it. </w:t>
-      </w:r>
-      <w:r>
-        <w:rPr>
-          <w:rFonts w:ascii="Calibri" w:cs="Calibri" w:eastAsia="Calibri" w:hAnsi="Calibri"/>
-          <w:sz w:val="22"/>
-          <w:szCs w:val="22"/>
-        </w:rPr>
-        <w:t xml:space="preserve">A reliable, explainable scoring model has four advantages. (1) It cuts credit losses by stopping likely defaulters at the door. (2) It protects revenue by not declining good applicants unnecessarily. (3) It makes decisions faster and standardises them, so underwriters spend their time on the genuinely uncertain cases. (4) It gives the bank documented, consistent reasons for every decision, a regulatory requirement under the Equal Credit Opportunity Act (ECOA) and a fairness safeguard.</w:t>
-      </w:r>
-    </w:p>
-    <w:p>
-      <w:pPr>
-        <w:pStyle w:val="Heading2"/>
-        <w:keepNext/>
-        <w:spacing w:after="120" w:before="240"/>
-      </w:pPr>
-      <w:r>
-        <w:rPr>
-          <w:rFonts w:ascii="Calibri" w:cs="Calibri" w:eastAsia="Calibri" w:hAnsi="Calibri"/>
-          <w:b/>
-          <w:bCs/>
-          <w:color w:val="1E2761"/>
-          <w:sz w:val="25"/>
-          <w:szCs w:val="25"/>
-        </w:rPr>
-        <w:t xml:space="preserve">Objectives: the intended goals</w:t>
-      </w:r>
-    </w:p>
-    <w:p>
-      <w:pPr>
-        <w:spacing w:after="140" w:line="276"/>
-        <w:jc w:val="both"/>
-      </w:pPr>
-      <w:r>
-        <w:rPr>
-          <w:rFonts w:ascii="Calibri" w:cs="Calibri" w:eastAsia="Calibri" w:hAnsi="Calibri"/>
-          <w:sz w:val="22"/>
-          <w:szCs w:val="22"/>
-        </w:rPr>
-        <w:t xml:space="preserve">Build a classification model that predicts at application time whether an applicant will likely default on a home equity loan. Recommend to the bank which applicant attributes matter most when it approves a loan. In priority order:</w:t>
-      </w:r>
-    </w:p>
-    <w:p>
-      <w:pPr>
-        <w:pStyle w:val="ListParagraph"/>
-        <w:numPr>
-          <w:ilvl w:val="0"/>
-          <w:numId w:val="2"/>
-        </w:numPr>
-        <w:spacing w:after="100" w:line="264"/>
-      </w:pPr>
-      <w:r>
-        <w:rPr>
-          <w:rFonts w:ascii="Calibri" w:cs="Calibri" w:eastAsia="Calibri" w:hAnsi="Calibri"/>
-          <w:b/>
-          <w:bCs/>
-          <w:sz w:val="22"/>
-          <w:szCs w:val="22"/>
-        </w:rPr>
-        <w:t xml:space="preserve">Catch defaulters early: </w:t>
-      </w:r>
-      <w:r>
-        <w:rPr>
-          <w:rFonts w:ascii="Calibri" w:cs="Calibri" w:eastAsia="Calibri" w:hAnsi="Calibri"/>
-          <w:sz w:val="22"/>
-          <w:szCs w:val="22"/>
-        </w:rPr>
-        <w:t xml:space="preserve">maximise the share of future defaulters that the model flags at application time (recall on the default class). A missed defaulter is the costliest error.</w:t>
-      </w:r>
-    </w:p>
-    <w:p>
-      <w:pPr>
-        <w:pStyle w:val="ListParagraph"/>
-        <w:numPr>
-          <w:ilvl w:val="0"/>
-          <w:numId w:val="2"/>
-        </w:numPr>
-        <w:spacing w:after="100" w:line="264"/>
-      </w:pPr>
-      <w:r>
-        <w:rPr>
-          <w:rFonts w:ascii="Calibri" w:cs="Calibri" w:eastAsia="Calibri" w:hAnsi="Calibri"/>
-          <w:b/>
-          <w:bCs/>
-          <w:sz w:val="22"/>
-          <w:szCs w:val="22"/>
-        </w:rPr>
-        <w:t xml:space="preserve">Protect good business: </w:t>
-      </w:r>
-      <w:r>
-        <w:rPr>
-          <w:rFonts w:ascii="Calibri" w:cs="Calibri" w:eastAsia="Calibri" w:hAnsi="Calibri"/>
-          <w:sz w:val="22"/>
-          <w:szCs w:val="22"/>
-        </w:rPr>
-        <w:t xml:space="preserve">keep the share of wrongly declined good applicants acceptable (precision), so that lower risk does not cost the bank revenue.</w:t>
-      </w:r>
-    </w:p>
-    <w:p>
-      <w:pPr>
-        <w:pStyle w:val="ListParagraph"/>
-        <w:numPr>
-          <w:ilvl w:val="0"/>
-          <w:numId w:val="2"/>
-        </w:numPr>
-        <w:spacing w:after="100" w:line="264"/>
-      </w:pPr>
-      <w:r>
-        <w:rPr>
-          <w:rFonts w:ascii="Calibri" w:cs="Calibri" w:eastAsia="Calibri" w:hAnsi="Calibri"/>
-          <w:b/>
-          <w:bCs/>
-          <w:sz w:val="22"/>
-          <w:szCs w:val="22"/>
-        </w:rPr>
-        <w:t xml:space="preserve">Stay interpretable: </w:t>
-      </w:r>
-      <w:r>
-        <w:rPr>
-          <w:rFonts w:ascii="Calibri" w:cs="Calibri" w:eastAsia="Calibri" w:hAnsi="Calibri"/>
-          <w:sz w:val="22"/>
-          <w:szCs w:val="22"/>
-        </w:rPr>
-        <w:t xml:space="preserve">the bank must be able to give an applicant a specific, defensible reason for an adverse decision. A black box that cannot explain an adverse decision is not usable in production.</w:t>
-      </w:r>
-    </w:p>
-    <w:p>
-      <w:pPr>
-        <w:pStyle w:val="ListParagraph"/>
-        <w:numPr>
-          <w:ilvl w:val="0"/>
-          <w:numId w:val="2"/>
-        </w:numPr>
-        <w:spacing w:after="100" w:line="264"/>
-      </w:pPr>
-      <w:r>
-        <w:rPr>
-          <w:rFonts w:ascii="Calibri" w:cs="Calibri" w:eastAsia="Calibri" w:hAnsi="Calibri"/>
-          <w:b/>
-          <w:bCs/>
-          <w:sz w:val="22"/>
-          <w:szCs w:val="22"/>
-        </w:rPr>
-        <w:t xml:space="preserve">Guide policy: </w:t>
-      </w:r>
-      <w:r>
-        <w:rPr>
-          <w:rFonts w:ascii="Calibri" w:cs="Calibri" w:eastAsia="Calibri" w:hAnsi="Calibri"/>
-          <w:sz w:val="22"/>
-          <w:szCs w:val="22"/>
-        </w:rPr>
-        <w:t xml:space="preserve">identify the attributes that matter most. The bank can then tighten its approval rules and data collection, even before it deploys a model.</w:t>
-      </w:r>
-    </w:p>
-    <w:p>
-      <w:pPr>
-        <w:pStyle w:val="Heading2"/>
-        <w:keepNext/>
-        <w:spacing w:after="120" w:before="240"/>
-      </w:pPr>
-      <w:r>
-        <w:rPr>
-          <w:rFonts w:ascii="Calibri" w:cs="Calibri" w:eastAsia="Calibri" w:hAnsi="Calibri"/>
-          <w:b/>
-          <w:bCs/>
-          <w:color w:val="1E2761"/>
-          <w:sz w:val="25"/>
-          <w:szCs w:val="25"/>
-        </w:rPr>
-        <w:t xml:space="preserve">The key questions</w:t>
-      </w:r>
-    </w:p>
-    <w:p>
-      <w:pPr>
-        <w:pStyle w:val="ListParagraph"/>
-        <w:numPr>
-          <w:ilvl w:val="0"/>
-          <w:numId w:val="3"/>
-        </w:numPr>
-        <w:spacing w:after="100" w:line="264"/>
-      </w:pPr>
-      <w:r>
-        <w:rPr>
-          <w:rFonts w:ascii="Calibri" w:cs="Calibri" w:eastAsia="Calibri" w:hAnsi="Calibri"/>
-          <w:sz w:val="22"/>
-          <w:szCs w:val="22"/>
-        </w:rPr>
-        <w:t xml:space="preserve">What share of past applicants defaulted, and how imbalanced is the problem?</w:t>
-      </w:r>
-    </w:p>
-    <w:p>
-      <w:pPr>
-        <w:pStyle w:val="ListParagraph"/>
-        <w:numPr>
-          <w:ilvl w:val="0"/>
-          <w:numId w:val="3"/>
-        </w:numPr>
-        <w:spacing w:after="100" w:line="264"/>
-      </w:pPr>
-      <w:r>
-        <w:rPr>
-          <w:rFonts w:ascii="Calibri" w:cs="Calibri" w:eastAsia="Calibri" w:hAnsi="Calibri"/>
-          <w:sz w:val="22"/>
-          <w:szCs w:val="22"/>
-        </w:rPr>
-        <w:t xml:space="preserve">Which applicant attributes (debt burden, credit history, loan size, job, loan purpose, property value) separate defaulters from repayers?</w:t>
-      </w:r>
-    </w:p>
-    <w:p>
-      <w:pPr>
-        <w:pStyle w:val="ListParagraph"/>
-        <w:numPr>
-          <w:ilvl w:val="0"/>
-          <w:numId w:val="3"/>
-        </w:numPr>
-        <w:spacing w:after="100" w:line="264"/>
-      </w:pPr>
-      <w:r>
-        <w:rPr>
-          <w:rFonts w:ascii="Calibri" w:cs="Calibri" w:eastAsia="Calibri" w:hAnsi="Calibri"/>
-          <w:sz w:val="22"/>
-          <w:szCs w:val="22"/>
-        </w:rPr>
-        <w:t xml:space="preserve">How should we treat missing information? Is the absence of information itself a risk signal?</w:t>
-      </w:r>
-    </w:p>
-    <w:p>
-      <w:pPr>
-        <w:pStyle w:val="ListParagraph"/>
-        <w:numPr>
-          <w:ilvl w:val="0"/>
-          <w:numId w:val="3"/>
-        </w:numPr>
-        <w:spacing w:after="100" w:line="264"/>
-      </w:pPr>
-      <w:r>
-        <w:rPr>
-          <w:rFonts w:ascii="Calibri" w:cs="Calibri" w:eastAsia="Calibri" w:hAnsi="Calibri"/>
-          <w:sz w:val="22"/>
-          <w:szCs w:val="22"/>
-        </w:rPr>
-        <w:t xml:space="preserve">Which technique (linear vs tree-based vs ensemble) gives the best trade-off between catching defaulters and wrongly declining good applicants?</w:t>
-      </w:r>
-    </w:p>
-    <w:p>
-      <w:pPr>
-        <w:pStyle w:val="ListParagraph"/>
-        <w:numPr>
-          <w:ilvl w:val="0"/>
-          <w:numId w:val="3"/>
-        </w:numPr>
-        <w:spacing w:after="100" w:line="264"/>
-      </w:pPr>
-      <w:r>
-        <w:rPr>
-          <w:rFonts w:ascii="Calibri" w:cs="Calibri" w:eastAsia="Calibri" w:hAnsi="Calibri"/>
-          <w:sz w:val="22"/>
-          <w:szCs w:val="22"/>
-        </w:rPr>
-        <w:t xml:space="preserve">What is the right measure of success for this business problem, and how do the models compare on it?</w:t>
-      </w:r>
-    </w:p>
-    <w:p>
-      <w:pPr>
-        <w:pStyle w:val="ListParagraph"/>
-        <w:numPr>
-          <w:ilvl w:val="0"/>
-          <w:numId w:val="3"/>
-        </w:numPr>
-        <w:spacing w:after="100" w:line="264"/>
-      </w:pPr>
-      <w:r>
-        <w:rPr>
-          <w:rFonts w:ascii="Calibri" w:cs="Calibri" w:eastAsia="Calibri" w:hAnsi="Calibri"/>
-          <w:sz w:val="22"/>
-          <w:szCs w:val="22"/>
-        </w:rPr>
-        <w:t xml:space="preserve">Which model should the bank adopt, with what settings, and what rules can it communicate to applicants and regulators?</w:t>
-      </w:r>
-    </w:p>
-    <w:p>
-      <w:pPr>
-        <w:pStyle w:val="Heading2"/>
-        <w:keepNext/>
-        <w:spacing w:after="120" w:before="240"/>
-      </w:pPr>
-      <w:r>
-        <w:rPr>
-          <w:rFonts w:ascii="Calibri" w:cs="Calibri" w:eastAsia="Calibri" w:hAnsi="Calibri"/>
-          <w:b/>
-          <w:bCs/>
-          <w:color w:val="1E2761"/>
-          <w:sz w:val="25"/>
-          <w:szCs w:val="25"/>
-        </w:rPr>
-        <w:t xml:space="preserve">The problem formulation</w:t>
-      </w:r>
-    </w:p>
-    <w:p>
-      <w:pPr>
-        <w:spacing w:after="140" w:line="276"/>
-        <w:jc w:val="both"/>
-      </w:pPr>
-      <w:r>
-        <w:rPr>
-          <w:rFonts w:ascii="Calibri" w:cs="Calibri" w:eastAsia="Calibri" w:hAnsi="Calibri"/>
-          <w:sz w:val="22"/>
-          <w:szCs w:val="22"/>
-        </w:rPr>
-        <w:t xml:space="preserve">As a data-science problem this is supervised binary classification. Each row of the data is a past loan with 12 attributes known at application time. Each row also has a target BAD (1 = defaulted or seriously delinquent, 0 = repaid). Data science fits into the approval process as a scoring step. The model converts an application into a probability of default. The bank converts that probability into a flag or clear decision with a threshold set from the cost of the two possible errors. Cases in a referral band around the threshold go to an underwriter. An explanation layer converts the decision into reasons. The work therefore covers these steps. We explore and clean the data, then train a linear model (Logistic Regression) and non-linear models (Decision Tree, bagged trees, Random Forest). We tune them with cross-validation and choose the final model and its threshold on the expected-cost criterion. We propose a solution design that balances performance with interpretability.</w:t>
-      </w:r>
-    </w:p>
-    <w:p>
-      <w:pPr>
-        <w:pStyle w:val="Heading1"/>
-        <w:keepNext/>
-        <w:spacing w:after="160" w:before="320"/>
-      </w:pPr>
-      <w:r>
-        <w:rPr>
-          <w:rFonts w:ascii="Calibri" w:cs="Calibri" w:eastAsia="Calibri" w:hAnsi="Calibri"/>
-          <w:b/>
-          <w:bCs/>
-          <w:color w:val="1E2761"/>
-          <w:sz w:val="30"/>
-          <w:szCs w:val="30"/>
-        </w:rPr>
-        <w:t xml:space="preserve">2. Data Exploration</w:t>
-      </w:r>
-    </w:p>
-    <w:p>
-      <w:pPr>
-        <w:pStyle w:val="Heading2"/>
-        <w:keepNext/>
-        <w:spacing w:after="120" w:before="240"/>
-      </w:pPr>
-      <w:r>
-        <w:rPr>
-          <w:rFonts w:ascii="Calibri" w:cs="Calibri" w:eastAsia="Calibri" w:hAnsi="Calibri"/>
-          <w:b/>
-          <w:bCs/>
-          <w:color w:val="1E2761"/>
-          <w:sz w:val="25"/>
-          <w:szCs w:val="25"/>
-        </w:rPr>
-        <w:t xml:space="preserve">Data description</w:t>
-      </w:r>
-    </w:p>
-    <w:p>
-      <w:pPr>
-        <w:spacing w:after="140" w:line="276"/>
-        <w:jc w:val="both"/>
-      </w:pPr>
-      <w:r>
-        <w:rPr>
-          <w:rFonts w:ascii="Calibri" w:cs="Calibri" w:eastAsia="Calibri" w:hAnsi="Calibri"/>
-          <w:sz w:val="22"/>
-          <w:szCs w:val="22"/>
-        </w:rPr>
-        <w:t xml:space="preserve">The Home Equity (HMEQ) dataset contains baseline and loan-performance information for 5,960 recent home equity loans that the bank approved. The target BAD indicates whether the applicant ultimately defaulted or became seriously delinquent (1,189 cases, 19.9%). The dataset records twelve inputs for each applicant (Table 1):</w:t>
+        <w:t xml:space="preserve">The Home Equity (HMEQ) dataset contains baseline and loan-performance information for 5,960 recent home equity loans that the bank approved. The target BAD indicates whether the applicant ultimately defaulted or became seriously delinquent (1,189 cases, 19.9%). The data has 5,960 rows and 13 columns. Each row is one loan. The columns are the target BAD and twelve inputs. BAD is a 0/1 integer with no missing values. Ten inputs are numeric, and four of these are counts. REASON and JOB are categorical. Table 1 gives the type and the missing-value rate of each input:</w:t>
       </w:r>
     </w:p>
     <w:tbl>
@@ -2003,6 +2292,7 @@
     </w:tbl>
     <w:p>
       <w:pPr>
+        <w:keepLines/>
         <w:spacing w:after="220"/>
         <w:jc w:val="center"/>
       </w:pPr>
@@ -2015,7 +2305,7 @@
           <w:sz w:val="19"/>
           <w:szCs w:val="19"/>
         </w:rPr>
-        <w:t xml:space="preserve">Table 1. The twelve applicant attributes and their missing-value rates.</w:t>
+        <w:t xml:space="preserve">Table 1. The twelve applicant attributes, their data types and missing-value rates.</w:t>
       </w:r>
     </w:p>
     <w:p>
@@ -2026,10 +2316,44 @@
       <w:r>
         <w:rPr>
           <w:rFonts w:ascii="Calibri" w:cs="Calibri" w:eastAsia="Calibri" w:hAnsi="Calibri"/>
+          <w:b/>
+          <w:bCs/>
           <w:sz w:val="22"/>
           <w:szCs w:val="22"/>
         </w:rPr>
-        <w:t xml:space="preserve">There are no duplicate rows. 44% of applications have at least one blank field, so we cannot simply remove those rows. Loan amounts range from $1,100 to $89,900 (median $16,300) and are right-skewed, as are property values and mortgage balances. The debt-to-income ratio is tightly concentrated between 29% and 39% for the middle half of applicants but contains impossible values (a maximum of 203%). The age of the oldest credit line has an implausible maximum of 97 years. Three quarters of applicants have no derogatory report and no delinquent credit line.</w:t>
+        <w:t xml:space="preserve">Statistical summary. </w:t>
+      </w:r>
+      <w:r>
+        <w:rPr>
+          <w:rFonts w:ascii="Calibri" w:cs="Calibri" w:eastAsia="Calibri" w:hAnsi="Calibri"/>
+          <w:sz w:val="22"/>
+          <w:szCs w:val="22"/>
+        </w:rPr>
+        <w:t xml:space="preserve">There are no duplicate rows. 44% of applications have at least one blank field, so we cannot simply remove those rows. Loan amounts range from $1,100 to $89,900 (median $16,300). Property values range from $8,000 to $855,909 (median $89,236). Mortgage balances range from $2,063 to $399,550 (median $65,019). All three amounts are right-skewed. The median applicant has 7 years in the present job, one recent credit inquiry and 20 credit lines. The debt-to-income ratio has a median of 34.8%. It is tightly concentrated between 29% and 39% for the middle half of applicants but contains impossible values (a maximum of 203%). The age of the oldest credit line has an implausible maximum of 97 years. Among applicants with a record, 86% have no major derogatory report and 78% have no delinquent credit line.</w:t>
+      </w:r>
+    </w:p>
+    <w:p>
+      <w:pPr>
+        <w:spacing w:after="140" w:line="276"/>
+        <w:jc w:val="both"/>
+      </w:pPr>
+      <w:r>
+        <w:rPr>
+          <w:rFonts w:ascii="Calibri" w:cs="Calibri" w:eastAsia="Calibri" w:hAnsi="Calibri"/>
+          <w:b/>
+          <w:bCs/>
+          <w:sz w:val="22"/>
+          <w:szCs w:val="22"/>
+        </w:rPr>
+        <w:t xml:space="preserve">Ranges and outliers. </w:t>
+      </w:r>
+      <w:r>
+        <w:rPr>
+          <w:rFonts w:ascii="Calibri" w:cs="Calibri" w:eastAsia="Calibri" w:hAnsi="Calibri"/>
+          <w:sz w:val="22"/>
+          <w:szCs w:val="22"/>
+        </w:rPr>
+        <w:t xml:space="preserve">Box plots show outliers in almost every numeric column. Most are genuine extreme values, such as loans above about $41,000 and property values up to $855,909. We keep them for the tree models and cap them only for the linear model. Only debt-to-income ratios above 100% and credit lines older than about 50 years (600 months) look like data errors.</w:t>
       </w:r>
     </w:p>
     <w:p>
@@ -2071,11 +2395,12 @@
           <w:sz w:val="22"/>
           <w:szCs w:val="22"/>
         </w:rPr>
-        <w:t xml:space="preserve">Applicants with no recorded debt-to-income ratio defaulted 62% of the time, against 8.6% for applicants with a recorded ratio. Applicants with no property valuation defaulted 94% of the time (Figure 1). For the problem this means that the bank should treat an unverifiable income or collateral as a red flag, not a neutral gap. It also means that the models must be able to see whether a field was blank.</w:t>
+        <w:t xml:space="preserve">Applicants with no recorded debt-to-income ratio defaulted 62% of the time, against 8.6% for applicants with a recorded ratio. Applicants with no property valuation defaulted 94% of the time (Figure 1). For the problem this means that the bank should treat an unverifiable income or collateral as a red flag, not a neutral gap. It also means that the models must be able to see whether a field was blank. The signal does not point the same way for every field. Figure 1 shows five fields where a blank goes with a lower default rate (8% to 15%, against 20% overall). These are occupation, job tenure, derogatory reports, delinquent lines and recent inquiries. This probably shows how the bank recorded the data, for example 'no record found' stored as a blank. A flag for each field lets the models learn both directions.</w:t>
       </w:r>
     </w:p>
     <w:p>
       <w:pPr>
+        <w:keepNext/>
         <w:spacing w:after="60" w:before="120"/>
         <w:jc w:val="center"/>
       </w:pPr>
@@ -2122,6 +2447,7 @@
     </w:p>
     <w:p>
       <w:pPr>
+        <w:keepLines/>
         <w:spacing w:after="220"/>
         <w:jc w:val="center"/>
       </w:pPr>
@@ -2163,6 +2489,7 @@
     </w:p>
     <w:p>
       <w:pPr>
+        <w:keepNext/>
         <w:spacing w:after="60" w:before="120"/>
         <w:jc w:val="center"/>
       </w:pPr>
@@ -2209,6 +2536,7 @@
     </w:p>
     <w:p>
       <w:pPr>
+        <w:keepLines/>
         <w:spacing w:after="220"/>
         <w:jc w:val="center"/>
       </w:pPr>
@@ -2245,11 +2573,12 @@
           <w:sz w:val="22"/>
           <w:szCs w:val="22"/>
         </w:rPr>
-        <w:t xml:space="preserve">The default rate rises from 17% with no major derogatory report to 39% with one, 51% with two and about 75% with three or more. It rises from 14% with no delinquent credit line to 34% with one, 45% with two and 100% with six or more. It rises from 16% with no recent credit inquiry to about 45-50% with five or more (Figure 3). Each of these is a plain-language reason that the bank can give an applicant.</w:t>
+        <w:t xml:space="preserve">The default rate rises from 17% with no major derogatory report to 39% with one, 51% with two and about 75% with three or more. It rises from 14% with no delinquent credit line to 34% with one, 45% with two and 100% with six or more. It rises from 16% with no recent credit inquiry to 39% with four, and to about 46% with five or more (252 applicants, Figure 3). Each of these is a plain-language reason that the bank can give an applicant.</w:t>
       </w:r>
     </w:p>
     <w:p>
       <w:pPr>
+        <w:keepNext/>
         <w:spacing w:after="60" w:before="120"/>
         <w:jc w:val="center"/>
       </w:pPr>
@@ -2296,6 +2625,7 @@
     </w:p>
     <w:p>
       <w:pPr>
+        <w:keepLines/>
         <w:spacing w:after="220"/>
         <w:jc w:val="center"/>
       </w:pPr>
@@ -2332,7 +2662,7 @@
           <w:sz w:val="22"/>
           <w:szCs w:val="22"/>
         </w:rPr>
-        <w:t xml:space="preserve">Sales (35%) and self-employed (30%) applicants default most. Office workers (13%) and professionals (17%) default least. Home-improvement loans default slightly more often than debt-consolidation loans (22% vs 19%). Both relationships are statistically significant (chi-square tests, p = 0.005 for loan purpose, p &lt; 0.001 for occupation). On its own, loan purpose is too weak to drive decisions, but it changes the risk within some occupations (see below). The bank must handle occupation with care under fair-lending rules.</w:t>
+        <w:t xml:space="preserve">Sales (35%) and self-employed (30%) applicants default most. Office workers (13%) and professionals (17%) default least. Debt consolidation is 69% of the stated loan purposes. 'Other' is the largest occupation group (42% of stated occupations). Sales (109 applicants) and self-employed (193 applicants) are small groups, so we read their default rates with care. Home-improvement loans default slightly more often than debt-consolidation loans (22% vs 19%). Both relationships are statistically significant (chi-square tests, p = 0.005 for loan purpose, p &lt; 0.001 for occupation). On its own, loan purpose is too weak to drive decisions, but it changes the risk within some occupations (see below). The bank must handle occupation with care under fair-lending rules.</w:t>
       </w:r>
     </w:p>
     <w:p>
@@ -2385,6 +2715,7 @@
     </w:p>
     <w:p>
       <w:pPr>
+        <w:keepNext/>
         <w:spacing w:after="60" w:before="120"/>
         <w:jc w:val="center"/>
       </w:pPr>
@@ -2431,6 +2762,7 @@
     </w:p>
     <w:p>
       <w:pPr>
+        <w:keepLines/>
         <w:spacing w:after="220"/>
         <w:jc w:val="center"/>
       </w:pPr>
@@ -2469,7 +2801,7 @@
         <w:pStyle w:val="ListParagraph"/>
         <w:numPr>
           <w:ilvl w:val="0"/>
-          <w:numId w:val="4"/>
+          <w:numId w:val="2"/>
         </w:numPr>
         <w:spacing w:after="90" w:line="264"/>
       </w:pPr>
@@ -2497,7 +2829,7 @@
         <w:pStyle w:val="ListParagraph"/>
         <w:numPr>
           <w:ilvl w:val="0"/>
-          <w:numId w:val="4"/>
+          <w:numId w:val="2"/>
         </w:numPr>
         <w:spacing w:after="90" w:line="264"/>
       </w:pPr>
@@ -2525,7 +2857,7 @@
         <w:pStyle w:val="ListParagraph"/>
         <w:numPr>
           <w:ilvl w:val="0"/>
-          <w:numId w:val="4"/>
+          <w:numId w:val="2"/>
         </w:numPr>
         <w:spacing w:after="90" w:line="264"/>
       </w:pPr>
@@ -2545,7 +2877,7 @@
           <w:sz w:val="22"/>
           <w:szCs w:val="22"/>
         </w:rPr>
-        <w:t xml:space="preserve">For the linear model only, we capped continuous variables at the inter-quartile whiskers computed on the training rows. This removes the impossible debt-to-income and credit-age values. For the same model, we also capped the two count variables at their 99th percentile, because their inter-quartile range is zero. Tree models use the untouched values, since they split on rank order and would otherwise lose information such as 'above 50% always defaults'.</w:t>
+        <w:t xml:space="preserve">For the linear model only, we capped LOAN, MORTDUE, VALUE, YOJ, CLAGE, NINQ, CLNO and DEBTINC at the inter-quartile whiskers of the training rows. This removes the impossible debt-to-income and credit-age values. We capped DEROG and DELINQ at their 99th percentile (5 and 6) instead, because their inter-quartile range is zero. Tree models use the untouched values. They split on rank order and would otherwise lose information such as 'above 50% always defaults'.</w:t>
       </w:r>
     </w:p>
     <w:p>
@@ -2553,7 +2885,7 @@
         <w:pStyle w:val="ListParagraph"/>
         <w:numPr>
           <w:ilvl w:val="0"/>
-          <w:numId w:val="4"/>
+          <w:numId w:val="2"/>
         </w:numPr>
         <w:spacing w:after="90" w:line="264"/>
       </w:pPr>
@@ -2581,7 +2913,7 @@
         <w:pStyle w:val="ListParagraph"/>
         <w:numPr>
           <w:ilvl w:val="0"/>
-          <w:numId w:val="4"/>
+          <w:numId w:val="2"/>
         </w:numPr>
         <w:spacing w:after="90" w:line="264"/>
       </w:pPr>
@@ -2651,7 +2983,7 @@
           <w:sz w:val="22"/>
           <w:szCs w:val="22"/>
         </w:rPr>
-        <w:t xml:space="preserve">The two errors a scoring model can make do not cost the same. Approving an applicant who then defaults (a missed defaulter) costs most of the principal plus collection costs. Defaulted loans averaged $16,900 and the bank recovered about half through collateral, so a missed defaulter costs roughly $9,000. Declining a creditworthy applicant costs the interest margin on one customer, roughly $2,000. The primary metric is therefore recall on the default class (the share of future defaulters the model flags). Recall alone rewards a model that flags everyone, so we track precision (the share of flagged applicants who really default) and F1 as guard-rails. We report accuracy for completeness. ROC-AUC measures how well the model ranks applicants by risk, which matters when we move the threshold. We tuned each individual model by cross-validated grid search that optimises recall. We then chose the final model's configuration and its threshold on the expected cost of the two errors. We estimated that cost with repeated out-of-fold predictions on the training rows, so that precision has an explicit price in the choice.</w:t>
+        <w:t xml:space="preserve">The two errors a scoring model can make do not cost the same. Approving an applicant who then defaults (a missed defaulter) costs a large part of the principal plus collection costs. Defaulted loans averaged $16,900. If the bank recovers about half through the collateral, a missed defaulter costs roughly $9,000 with collection costs. Declining a creditworthy applicant costs the interest margin on one customer, roughly $2,000. The primary metric is therefore recall on the default class (the share of future defaulters the model flags). Recall alone rewards a model that flags everyone, so we track precision (the share of flagged applicants who really default) and F1 as guard-rails. We report accuracy for completeness. ROC-AUC measures how well the model ranks applicants by risk, which matters when we move the threshold. We tuned the logistic regression, the decision tree and the random forest by cross-validated grid search that optimises recall. We then chose the final model's configuration and its threshold on the expected cost of the two errors. We estimated that cost with repeated out-of-fold predictions on the training rows, so that precision has an explicit price in the choice.</w:t>
       </w:r>
     </w:p>
     <w:p>
@@ -2680,10 +3012,34 @@
       <w:r>
         <w:rPr>
           <w:rFonts w:ascii="Calibri" w:cs="Calibri" w:eastAsia="Calibri" w:hAnsi="Calibri"/>
+          <w:b/>
+          <w:bCs/>
           <w:sz w:val="22"/>
           <w:szCs w:val="22"/>
         </w:rPr>
-        <w:t xml:space="preserve">Table 2 lists each model with its performance on the held-out applicants and the insight that it contributed.</w:t>
+        <w:t xml:space="preserve">Why these techniques. </w:t>
+      </w:r>
+      <w:r>
+        <w:rPr>
+          <w:rFonts w:ascii="Calibri" w:cs="Calibri" w:eastAsia="Calibri" w:hAnsi="Calibri"/>
+          <w:sz w:val="22"/>
+          <w:szCs w:val="22"/>
+        </w:rPr>
+        <w:t xml:space="preserve">The data exploration found four facts that set the choice. (1) Risk changes in steps, not in straight lines, for example at a 45% debt-to-income ratio. (2) Risk factors combine, for example delinquency inside the lower debt-to-income bands. (3) A blank field is itself a risk signal. (4) Only one applicant in five defaults. A decision tree splits on thresholds and on one driver inside another, so it fits facts 1 and 2. It also gives readable rules for adverse-action reasons. A single tree is unstable, so we added bagging to reduce variance. The random forest also picks a random subset of inputs at each split, which makes the trees less alike. Logistic regression is the transparent linear benchmark. It measures how much the non-linear models add. Every model receives a missing-value flag for each field with gaps, which covers fact 3. Class weights and the decision threshold handle fact 4, and we keep every real applicant. We did not explore k-nearest neighbours or support vector machines. The bank cannot easily explain their decisions to an applicant, and the ECOA requires such an explanation.</w:t>
+      </w:r>
+    </w:p>
+    <w:p>
+      <w:pPr>
+        <w:spacing w:after="140" w:line="276"/>
+        <w:jc w:val="both"/>
+      </w:pPr>
+      <w:r>
+        <w:rPr>
+          <w:rFonts w:ascii="Calibri" w:cs="Calibri" w:eastAsia="Calibri" w:hAnsi="Calibri"/>
+          <w:sz w:val="22"/>
+          <w:szCs w:val="22"/>
+        </w:rPr>
+        <w:t xml:space="preserve">Table 2 lists the main models, their performance on the held-out applicants and the insight that each one contributed. Two more models gave no gain at the 0.5 threshold. A fully grown tree with 0.2/0.8 class weights caught 62% of defaulters at 72% precision. Bagging with class-weighted trees caught 60% at 81% precision. In both cases, each fully grown tree still fits its training sample perfectly.</w:t>
       </w:r>
     </w:p>
     <w:tbl>
@@ -2699,12 +3055,12 @@
         </w:tblBorders>
       </w:tblPr>
       <w:tblGrid>
-        <w:gridCol w:w="1950"/>
-        <w:gridCol w:w="1250"/>
+        <w:gridCol w:w="1900"/>
+        <w:gridCol w:w="850"/>
         <w:gridCol w:w="1100"/>
         <w:gridCol w:w="1100"/>
         <w:gridCol w:w="1000"/>
-        <w:gridCol w:w="2960"/>
+        <w:gridCol w:w="3410"/>
       </w:tblGrid>
       <w:tr>
         <w:trPr>
@@ -2713,7 +3069,7 @@
         </w:trPr>
         <w:tc>
           <w:tcPr>
-            <w:tcW w:type="dxa" w:w="1950"/>
+            <w:tcW w:type="dxa" w:w="1900"/>
             <w:tcBorders>
               <w:top w:val="single" w:color="BFBFBF" w:sz="4"/>
               <w:left w:val="single" w:color="BFBFBF" w:sz="4"/>
@@ -2749,7 +3105,7 @@
         </w:tc>
         <w:tc>
           <w:tcPr>
-            <w:tcW w:type="dxa" w:w="1250"/>
+            <w:tcW w:type="dxa" w:w="850"/>
             <w:tcBorders>
               <w:top w:val="single" w:color="BFBFBF" w:sz="4"/>
               <w:left w:val="single" w:color="BFBFBF" w:sz="4"/>
@@ -2779,7 +3135,7 @@
                 <w:sz w:val="19"/>
                 <w:szCs w:val="19"/>
               </w:rPr>
-              <w:t xml:space="preserve">Defaulters caught</w:t>
+              <w:t xml:space="preserve">Recall</w:t>
             </w:r>
           </w:p>
         </w:tc>
@@ -2893,7 +3249,7 @@
         </w:tc>
         <w:tc>
           <w:tcPr>
-            <w:tcW w:type="dxa" w:w="2960"/>
+            <w:tcW w:type="dxa" w:w="3410"/>
             <w:tcBorders>
               <w:top w:val="single" w:color="BFBFBF" w:sz="4"/>
               <w:left w:val="single" w:color="BFBFBF" w:sz="4"/>
@@ -2934,7 +3290,7 @@
         </w:trPr>
         <w:tc>
           <w:tcPr>
-            <w:tcW w:type="dxa" w:w="1950"/>
+            <w:tcW w:type="dxa" w:w="1900"/>
             <w:tcBorders>
               <w:top w:val="single" w:color="BFBFBF" w:sz="4"/>
               <w:left w:val="single" w:color="BFBFBF" w:sz="4"/>
@@ -2969,7 +3325,7 @@
         </w:tc>
         <w:tc>
           <w:tcPr>
-            <w:tcW w:type="dxa" w:w="1250"/>
+            <w:tcW w:type="dxa" w:w="850"/>
             <w:tcBorders>
               <w:top w:val="single" w:color="BFBFBF" w:sz="4"/>
               <w:left w:val="single" w:color="BFBFBF" w:sz="4"/>
@@ -3109,7 +3465,7 @@
         </w:tc>
         <w:tc>
           <w:tcPr>
-            <w:tcW w:type="dxa" w:w="2960"/>
+            <w:tcW w:type="dxa" w:w="3410"/>
             <w:tcBorders>
               <w:top w:val="single" w:color="BFBFBF" w:sz="4"/>
               <w:left w:val="single" w:color="BFBFBF" w:sz="4"/>
@@ -3149,7 +3505,7 @@
         </w:trPr>
         <w:tc>
           <w:tcPr>
-            <w:tcW w:type="dxa" w:w="1950"/>
+            <w:tcW w:type="dxa" w:w="1900"/>
             <w:tcBorders>
               <w:top w:val="single" w:color="BFBFBF" w:sz="4"/>
               <w:left w:val="single" w:color="BFBFBF" w:sz="4"/>
@@ -3184,7 +3540,7 @@
         </w:tc>
         <w:tc>
           <w:tcPr>
-            <w:tcW w:type="dxa" w:w="1250"/>
+            <w:tcW w:type="dxa" w:w="850"/>
             <w:tcBorders>
               <w:top w:val="single" w:color="BFBFBF" w:sz="4"/>
               <w:left w:val="single" w:color="BFBFBF" w:sz="4"/>
@@ -3324,7 +3680,7 @@
         </w:tc>
         <w:tc>
           <w:tcPr>
-            <w:tcW w:type="dxa" w:w="2960"/>
+            <w:tcW w:type="dxa" w:w="3410"/>
             <w:tcBorders>
               <w:top w:val="single" w:color="BFBFBF" w:sz="4"/>
               <w:left w:val="single" w:color="BFBFBF" w:sz="4"/>
@@ -3364,7 +3720,7 @@
         </w:trPr>
         <w:tc>
           <w:tcPr>
-            <w:tcW w:type="dxa" w:w="1950"/>
+            <w:tcW w:type="dxa" w:w="1900"/>
             <w:tcBorders>
               <w:top w:val="single" w:color="BFBFBF" w:sz="4"/>
               <w:left w:val="single" w:color="BFBFBF" w:sz="4"/>
@@ -3399,7 +3755,7 @@
         </w:tc>
         <w:tc>
           <w:tcPr>
-            <w:tcW w:type="dxa" w:w="1250"/>
+            <w:tcW w:type="dxa" w:w="850"/>
             <w:tcBorders>
               <w:top w:val="single" w:color="BFBFBF" w:sz="4"/>
               <w:left w:val="single" w:color="BFBFBF" w:sz="4"/>
@@ -3539,7 +3895,7 @@
         </w:tc>
         <w:tc>
           <w:tcPr>
-            <w:tcW w:type="dxa" w:w="2960"/>
+            <w:tcW w:type="dxa" w:w="3410"/>
             <w:tcBorders>
               <w:top w:val="single" w:color="BFBFBF" w:sz="4"/>
               <w:left w:val="single" w:color="BFBFBF" w:sz="4"/>
@@ -3579,7 +3935,7 @@
         </w:trPr>
         <w:tc>
           <w:tcPr>
-            <w:tcW w:type="dxa" w:w="1950"/>
+            <w:tcW w:type="dxa" w:w="1900"/>
             <w:tcBorders>
               <w:top w:val="single" w:color="BFBFBF" w:sz="4"/>
               <w:left w:val="single" w:color="BFBFBF" w:sz="4"/>
@@ -3614,7 +3970,7 @@
         </w:tc>
         <w:tc>
           <w:tcPr>
-            <w:tcW w:type="dxa" w:w="1250"/>
+            <w:tcW w:type="dxa" w:w="850"/>
             <w:tcBorders>
               <w:top w:val="single" w:color="BFBFBF" w:sz="4"/>
               <w:left w:val="single" w:color="BFBFBF" w:sz="4"/>
@@ -3754,7 +4110,7 @@
         </w:tc>
         <w:tc>
           <w:tcPr>
-            <w:tcW w:type="dxa" w:w="2960"/>
+            <w:tcW w:type="dxa" w:w="3410"/>
             <w:tcBorders>
               <w:top w:val="single" w:color="BFBFBF" w:sz="4"/>
               <w:left w:val="single" w:color="BFBFBF" w:sz="4"/>
@@ -3794,7 +4150,7 @@
         </w:trPr>
         <w:tc>
           <w:tcPr>
-            <w:tcW w:type="dxa" w:w="1950"/>
+            <w:tcW w:type="dxa" w:w="1900"/>
             <w:tcBorders>
               <w:top w:val="single" w:color="BFBFBF" w:sz="4"/>
               <w:left w:val="single" w:color="BFBFBF" w:sz="4"/>
@@ -3829,7 +4185,7 @@
         </w:tc>
         <w:tc>
           <w:tcPr>
-            <w:tcW w:type="dxa" w:w="1250"/>
+            <w:tcW w:type="dxa" w:w="850"/>
             <w:tcBorders>
               <w:top w:val="single" w:color="BFBFBF" w:sz="4"/>
               <w:left w:val="single" w:color="BFBFBF" w:sz="4"/>
@@ -3969,7 +4325,7 @@
         </w:tc>
         <w:tc>
           <w:tcPr>
-            <w:tcW w:type="dxa" w:w="2960"/>
+            <w:tcW w:type="dxa" w:w="3410"/>
             <w:tcBorders>
               <w:top w:val="single" w:color="BFBFBF" w:sz="4"/>
               <w:left w:val="single" w:color="BFBFBF" w:sz="4"/>
@@ -4009,7 +4365,7 @@
         </w:trPr>
         <w:tc>
           <w:tcPr>
-            <w:tcW w:type="dxa" w:w="1950"/>
+            <w:tcW w:type="dxa" w:w="1900"/>
             <w:tcBorders>
               <w:top w:val="single" w:color="BFBFBF" w:sz="4"/>
               <w:left w:val="single" w:color="BFBFBF" w:sz="4"/>
@@ -4044,7 +4400,7 @@
         </w:tc>
         <w:tc>
           <w:tcPr>
-            <w:tcW w:type="dxa" w:w="1250"/>
+            <w:tcW w:type="dxa" w:w="850"/>
             <w:tcBorders>
               <w:top w:val="single" w:color="BFBFBF" w:sz="4"/>
               <w:left w:val="single" w:color="BFBFBF" w:sz="4"/>
@@ -4184,7 +4540,7 @@
         </w:tc>
         <w:tc>
           <w:tcPr>
-            <w:tcW w:type="dxa" w:w="2960"/>
+            <w:tcW w:type="dxa" w:w="3410"/>
             <w:tcBorders>
               <w:top w:val="single" w:color="BFBFBF" w:sz="4"/>
               <w:left w:val="single" w:color="BFBFBF" w:sz="4"/>
@@ -4224,7 +4580,7 @@
         </w:trPr>
         <w:tc>
           <w:tcPr>
-            <w:tcW w:type="dxa" w:w="1950"/>
+            <w:tcW w:type="dxa" w:w="1900"/>
             <w:tcBorders>
               <w:top w:val="single" w:color="BFBFBF" w:sz="4"/>
               <w:left w:val="single" w:color="BFBFBF" w:sz="4"/>
@@ -4259,7 +4615,7 @@
         </w:tc>
         <w:tc>
           <w:tcPr>
-            <w:tcW w:type="dxa" w:w="1250"/>
+            <w:tcW w:type="dxa" w:w="850"/>
             <w:tcBorders>
               <w:top w:val="single" w:color="BFBFBF" w:sz="4"/>
               <w:left w:val="single" w:color="BFBFBF" w:sz="4"/>
@@ -4399,7 +4755,7 @@
         </w:tc>
         <w:tc>
           <w:tcPr>
-            <w:tcW w:type="dxa" w:w="2960"/>
+            <w:tcW w:type="dxa" w:w="3410"/>
             <w:tcBorders>
               <w:top w:val="single" w:color="BFBFBF" w:sz="4"/>
               <w:left w:val="single" w:color="BFBFBF" w:sz="4"/>
@@ -4439,7 +4795,7 @@
         </w:trPr>
         <w:tc>
           <w:tcPr>
-            <w:tcW w:type="dxa" w:w="1950"/>
+            <w:tcW w:type="dxa" w:w="1900"/>
             <w:tcBorders>
               <w:top w:val="single" w:color="BFBFBF" w:sz="4"/>
               <w:left w:val="single" w:color="BFBFBF" w:sz="4"/>
@@ -4474,7 +4830,7 @@
         </w:tc>
         <w:tc>
           <w:tcPr>
-            <w:tcW w:type="dxa" w:w="1250"/>
+            <w:tcW w:type="dxa" w:w="850"/>
             <w:tcBorders>
               <w:top w:val="single" w:color="BFBFBF" w:sz="4"/>
               <w:left w:val="single" w:color="BFBFBF" w:sz="4"/>
@@ -4614,7 +4970,7 @@
         </w:tc>
         <w:tc>
           <w:tcPr>
-            <w:tcW w:type="dxa" w:w="2960"/>
+            <w:tcW w:type="dxa" w:w="3410"/>
             <w:tcBorders>
               <w:top w:val="single" w:color="BFBFBF" w:sz="4"/>
               <w:left w:val="single" w:color="BFBFBF" w:sz="4"/>
@@ -4654,7 +5010,7 @@
         </w:trPr>
         <w:tc>
           <w:tcPr>
-            <w:tcW w:type="dxa" w:w="1950"/>
+            <w:tcW w:type="dxa" w:w="1900"/>
             <w:tcBorders>
               <w:top w:val="single" w:color="BFBFBF" w:sz="4"/>
               <w:left w:val="single" w:color="BFBFBF" w:sz="4"/>
@@ -4689,7 +5045,7 @@
         </w:tc>
         <w:tc>
           <w:tcPr>
-            <w:tcW w:type="dxa" w:w="1250"/>
+            <w:tcW w:type="dxa" w:w="850"/>
             <w:tcBorders>
               <w:top w:val="single" w:color="BFBFBF" w:sz="4"/>
               <w:left w:val="single" w:color="BFBFBF" w:sz="4"/>
@@ -4829,7 +5185,7 @@
         </w:tc>
         <w:tc>
           <w:tcPr>
-            <w:tcW w:type="dxa" w:w="2960"/>
+            <w:tcW w:type="dxa" w:w="3410"/>
             <w:tcBorders>
               <w:top w:val="single" w:color="BFBFBF" w:sz="4"/>
               <w:left w:val="single" w:color="BFBFBF" w:sz="4"/>
@@ -4866,6 +5222,7 @@
     </w:tbl>
     <w:p>
       <w:pPr>
+        <w:keepLines/>
         <w:spacing w:after="220"/>
         <w:jc w:val="center"/>
       </w:pPr>
@@ -4894,7 +5251,7 @@
           <w:sz w:val="22"/>
           <w:szCs w:val="22"/>
         </w:rPr>
-        <w:t xml:space="preserve">What the models say drives default. </w:t>
+        <w:t xml:space="preserve">Validation scores before and after tuning. </w:t>
       </w:r>
       <w:r>
         <w:rPr>
@@ -4902,7 +5259,31 @@
           <w:sz w:val="22"/>
           <w:szCs w:val="22"/>
         </w:rPr>
-        <w:t xml:space="preserve">All techniques agree on the following points. The main drivers are the debt-to-income ratio and whether it was recorded, the number of delinquent credit lines and derogatory reports, and the credit-history length. Loan, property and mortgage amounts matter in combination. Occupation and loan purpose add little on their own. A linear model, a single tree and the ensembles agree, and this is the best evidence that the signal is real.</w:t>
+        <w:t xml:space="preserve">Cross-validation on the training rows shows the tuning gains, so they do not depend on the test set. Cross-validated recall rose from 63% to 81% for the logistic regression (plain to balanced weights). It rose from 64% to 83% for the decision tree (fully grown to grid search). It rose from 70% to 81% for the random forest (default to grid search). Cross-validated precision fell at the same time, from 79% to 60%, from 66% to 53% and from 83% to 64%. So the final step tuned the forest's decision threshold on expected cost. On repeated out-of-fold predictions of the training rows, the default forest caught 71.4% of defaulters at 82.5% precision with the 0.5 threshold. With the 0.15 threshold it caught 93.7% at 64.7% precision. The cost per 1,000 applicants fell from about $575,000 to about $317,000, which is 45% lower.</w:t>
+      </w:r>
+    </w:p>
+    <w:p>
+      <w:pPr>
+        <w:spacing w:after="140" w:line="276"/>
+        <w:jc w:val="both"/>
+      </w:pPr>
+      <w:r>
+        <w:rPr>
+          <w:rFonts w:ascii="Calibri" w:cs="Calibri" w:eastAsia="Calibri" w:hAnsi="Calibri"/>
+          <w:b/>
+          <w:bCs/>
+          <w:sz w:val="22"/>
+          <w:szCs w:val="22"/>
+        </w:rPr>
+        <w:t xml:space="preserve">What the models say drives default. </w:t>
+      </w:r>
+      <w:r>
+        <w:rPr>
+          <w:rFonts w:ascii="Calibri" w:cs="Calibri" w:eastAsia="Calibri" w:hAnsi="Calibri"/>
+          <w:sz w:val="22"/>
+          <w:szCs w:val="22"/>
+        </w:rPr>
+        <w:t xml:space="preserve">The techniques agree on the main drivers. The main drivers are the debt-to-income ratio and whether it was recorded, the number of delinquent credit lines and derogatory reports, and the credit-history length. Loan, property and mortgage amounts matter in combination. Occupation and loan purpose add little on their own. A linear model, a single tree and the ensembles agree, and this is the best evidence that the signal is real.</w:t>
       </w:r>
     </w:p>
     <w:p>
@@ -4939,6 +5320,7 @@
     </w:p>
     <w:p>
       <w:pPr>
+        <w:keepNext/>
         <w:spacing w:after="60" w:before="120"/>
         <w:jc w:val="center"/>
       </w:pPr>
@@ -4985,6 +5367,7 @@
     </w:p>
     <w:p>
       <w:pPr>
+        <w:keepLines/>
         <w:spacing w:after="220"/>
         <w:jc w:val="center"/>
       </w:pPr>
@@ -5045,7 +5428,7 @@
           <w:sz w:val="22"/>
           <w:szCs w:val="22"/>
         </w:rPr>
-        <w:t xml:space="preserve">Linear vs non-linear: the balanced logistic regression reaches 80% recall but only 61% precision and a ROC-AUC of 0.91. Every forest beats it on precision and ranking at a similar recall, because the data is made of thresholds. Single tree vs ensembles: the pruned tree catches the most defaulters at the 0.5 threshold (82%) but with the lowest precision (53%). Bagging shows that averaging alone lifts precision to 83%. The class-weighted forest reaches 77% recall at 77% precision with a ROC-AUC of 0.96, the best balance.</w:t>
+        <w:t xml:space="preserve">Linear vs non-linear: the balanced logistic regression reaches 80% recall but only 61% precision and a ROC-AUC of 0.91. Every forest beats it on precision and ranking at a similar recall, because the data is made of thresholds. Single tree vs ensembles: the pruned tree catches the most defaulters at the 0.5 threshold (82%) but with the lowest precision (53%). Bagging shows that averaging alone lifts precision to 83%. At the 0.5 threshold, the class-weighted forest gives the best balance. It reaches 77% recall at 77% precision, the highest F1 score (0.77) of all models at that threshold, and a ROC-AUC of 0.96. On the chosen yardstick (expected cost at each model's own best threshold), the unweighted Random Forest performs best (Table 5). It costs about $317,000 per 1,000 applicants, against $550,000 for the logistic regression and $607,000 for the tuned tree. It wins because it ranks applicants best (ROC-AUC 0.96), so a lower threshold catches more defaulters without a large loss of precision.</w:t>
       </w:r>
     </w:p>
     <w:p>
@@ -5069,7 +5452,7 @@
           <w:sz w:val="22"/>
           <w:szCs w:val="22"/>
         </w:rPr>
-        <w:t xml:space="preserve">Yes, and we already apply the first improvement below. Choosing the operating threshold on expected cost rather than at 0.5 moves the forest's recall above 90% at a controlled precision cost. We expect further gains from engineered features such as a loan-to-value ratio and a payment-to-income measure, which would also help the linear model. We also expect gains from gradient boosting, probability calibration and reject inference. Reject inference matters because the data only covers loans the bank approved, so the models never saw the applicants the old process declined.</w:t>
+        <w:t xml:space="preserve">Yes, and we already apply the first improvement below. Choosing the operating threshold on expected cost rather than at 0.5 moves the forest's recall above 90% at a controlled precision cost. We expect further gains from engineered features such as a combined loan-to-value ratio ((loan + mortgage due) / property value), debt-to-income bands and interaction terms. These features would also help the linear model. Gradient boosting is the next technique to explore. It builds trees one after another, and each new tree corrects the errors of the earlier trees. It keeps what makes trees fit this data: thresholds, combined risk factors and blank fields. Probability calibration would let the bank read the score as a default rate. This matters because the forest's scores understate risk in the decision range (Section 5). We also expect gains from reject inference. Reject inference matters because the data only covers loans the bank approved, so the models never saw the applicants the old process declined.</w:t>
       </w:r>
     </w:p>
     <w:tbl>
@@ -5603,7 +5986,7 @@
                 <w:sz w:val="19"/>
                 <w:szCs w:val="19"/>
               </w:rPr>
-              <w:t xml:space="preserve">It has the best balance of recall and precision, the best ranking quality, and is stable. Importances, a surrogate tree and per-applicant risk drivers explain it.</w:t>
+              <w:t xml:space="preserve">It has the best balance of recall and precision, the best ranking quality, and is stable. Importances and a surrogate tree explain it now. Per-applicant risk drivers (for example SHAP values) are a build item before the shadow run.</w:t>
             </w:r>
           </w:p>
         </w:tc>
@@ -5646,6 +6029,7 @@
     </w:tbl>
     <w:p>
       <w:pPr>
+        <w:keepLines/>
         <w:spacing w:after="220"/>
         <w:jc w:val="center"/>
       </w:pPr>
@@ -5659,6 +6043,161 @@
           <w:szCs w:val="19"/>
         </w:rPr>
         <w:t xml:space="preserve">Table 3. Pros and cons of the techniques for this problem.</w:t>
+      </w:r>
+    </w:p>
+    <w:p>
+      <w:pPr>
+        <w:spacing w:after="140" w:line="276"/>
+        <w:jc w:val="both"/>
+      </w:pPr>
+      <w:r>
+        <w:rPr>
+          <w:rFonts w:ascii="Calibri" w:cs="Calibri" w:eastAsia="Calibri" w:hAnsi="Calibri"/>
+          <w:b/>
+          <w:bCs/>
+          <w:sz w:val="22"/>
+          <w:szCs w:val="22"/>
+        </w:rPr>
+        <w:t xml:space="preserve">Do the drivers remain significant after modelling? </w:t>
+      </w:r>
+      <w:r>
+        <w:rPr>
+          <w:rFonts w:ascii="Calibri" w:cs="Calibri" w:eastAsia="Calibri" w:hAnsi="Calibri"/>
+          <w:sz w:val="22"/>
+          <w:szCs w:val="22"/>
+        </w:rPr>
+        <w:t xml:space="preserve">Yes, for the main drivers. The debt-to-income ratio, its missing flag, delinquent credit lines and credit-history length are strong in the EDA. They stay strong in every model. In the logistic regression, a missing ratio multiplies the odds of default by about 13. Each standard deviation of delinquent lines multiplies them by about 2.4. The pruned tree and the surrogate tree split first on the missing flag, then on the ratio and on delinquent lines. In the final forest these four carry about half of the decision power and give the four largest permutation drops. Some EDA findings weaken after modelling. Loan purpose is significant in the EDA (p = 0.005) but adds little to any model. The loan, property and mortgage amounts differ significantly but modestly. The linear model gives the loan amount almost no weight (odds ratio 0.995). A missing property valuation has the largest linear odds ratio (about 45). But it ranks only 12th in the forest, because only 1.9% of applicants have no valuation. Each occupation indicator ranks outside the forest's top 12. But the forest without occupation costs about 10% more, so occupation stays significant as a group.</w:t>
+      </w:r>
+    </w:p>
+    <w:p>
+      <w:pPr>
+        <w:keepNext/>
+        <w:spacing w:after="140" w:line="276"/>
+        <w:jc w:val="both"/>
+      </w:pPr>
+      <w:r>
+        <w:rPr>
+          <w:rFonts w:ascii="Calibri" w:cs="Calibri" w:eastAsia="Calibri" w:hAnsi="Calibri"/>
+          <w:b/>
+          <w:bCs/>
+          <w:sz w:val="22"/>
+          <w:szCs w:val="22"/>
+        </w:rPr>
+        <w:t xml:space="preserve">Most meaningful insights.</w:t>
+      </w:r>
+    </w:p>
+    <w:p>
+      <w:pPr>
+        <w:pStyle w:val="ListParagraph"/>
+        <w:keepNext/>
+        <w:numPr>
+          <w:ilvl w:val="0"/>
+          <w:numId w:val="5"/>
+        </w:numPr>
+        <w:spacing w:after="100" w:line="264"/>
+      </w:pPr>
+      <w:r>
+        <w:rPr>
+          <w:rFonts w:ascii="Calibri" w:cs="Calibri" w:eastAsia="Calibri" w:hAnsi="Calibri"/>
+          <w:sz w:val="22"/>
+          <w:szCs w:val="22"/>
+        </w:rPr>
+        <w:t xml:space="preserve">Unverified affordability is the largest risk. Applicants with no recorded debt-to-income ratio defaulted 62% of the time. They make up two thirds of all defaulters.</w:t>
+      </w:r>
+    </w:p>
+    <w:p>
+      <w:pPr>
+        <w:pStyle w:val="ListParagraph"/>
+        <w:keepNext/>
+        <w:numPr>
+          <w:ilvl w:val="0"/>
+          <w:numId w:val="5"/>
+        </w:numPr>
+        <w:spacing w:after="100" w:line="264"/>
+      </w:pPr>
+      <w:r>
+        <w:rPr>
+          <w:rFonts w:ascii="Calibri" w:cs="Calibri" w:eastAsia="Calibri" w:hAnsi="Calibri"/>
+          <w:sz w:val="22"/>
+          <w:szCs w:val="22"/>
+        </w:rPr>
+        <w:t xml:space="preserve">Debt burden has a cliff. Above a 45% ratio, 87% to 100% of applicants defaulted.</w:t>
+      </w:r>
+    </w:p>
+    <w:p>
+      <w:pPr>
+        <w:pStyle w:val="ListParagraph"/>
+        <w:keepNext/>
+        <w:numPr>
+          <w:ilvl w:val="0"/>
+          <w:numId w:val="5"/>
+        </w:numPr>
+        <w:spacing w:after="100" w:line="264"/>
+      </w:pPr>
+      <w:r>
+        <w:rPr>
+          <w:rFonts w:ascii="Calibri" w:cs="Calibri" w:eastAsia="Calibri" w:hAnsi="Calibri"/>
+          <w:sz w:val="22"/>
+          <w:szCs w:val="22"/>
+        </w:rPr>
+        <w:t xml:space="preserve">Past repayment behaviour predicts default. The default rate rises from 14% with no delinquent line to 45% with two.</w:t>
+      </w:r>
+    </w:p>
+    <w:p>
+      <w:pPr>
+        <w:pStyle w:val="ListParagraph"/>
+        <w:keepNext/>
+        <w:numPr>
+          <w:ilvl w:val="0"/>
+          <w:numId w:val="5"/>
+        </w:numPr>
+        <w:spacing w:after="100" w:line="264"/>
+      </w:pPr>
+      <w:r>
+        <w:rPr>
+          <w:rFonts w:ascii="Calibri" w:cs="Calibri" w:eastAsia="Calibri" w:hAnsi="Calibri"/>
+          <w:sz w:val="22"/>
+          <w:szCs w:val="22"/>
+        </w:rPr>
+        <w:t xml:space="preserve">A long credit history protects. Under five years of history, 44% defaulted. Over twenty years, about 10% did.</w:t>
+      </w:r>
+    </w:p>
+    <w:p>
+      <w:pPr>
+        <w:pStyle w:val="ListParagraph"/>
+        <w:keepNext/>
+        <w:numPr>
+          <w:ilvl w:val="0"/>
+          <w:numId w:val="5"/>
+        </w:numPr>
+        <w:spacing w:after="100" w:line="264"/>
+      </w:pPr>
+      <w:r>
+        <w:rPr>
+          <w:rFonts w:ascii="Calibri" w:cs="Calibri" w:eastAsia="Calibri" w:hAnsi="Calibri"/>
+          <w:sz w:val="22"/>
+          <w:szCs w:val="22"/>
+        </w:rPr>
+        <w:t xml:space="preserve">The decision threshold is a business dial. The same forest catches 69% of defaulters at 0.5 and 93% at 0.15.</w:t>
+      </w:r>
+    </w:p>
+    <w:p>
+      <w:pPr>
+        <w:pStyle w:val="ListParagraph"/>
+        <w:keepNext w:val="false"/>
+        <w:numPr>
+          <w:ilvl w:val="0"/>
+          <w:numId w:val="5"/>
+        </w:numPr>
+        <w:spacing w:after="100" w:line="264"/>
+      </w:pPr>
+      <w:r>
+        <w:rPr>
+          <w:rFonts w:ascii="Calibri" w:cs="Calibri" w:eastAsia="Calibri" w:hAnsi="Calibri"/>
+          <w:sz w:val="22"/>
+          <w:szCs w:val="22"/>
+        </w:rPr>
+        <w:t xml:space="preserve">The bank can act on the first four insights now, through its approval rules, before it deploys a model.</w:t>
       </w:r>
     </w:p>
     <w:p>
@@ -5756,7 +6295,7 @@
           </w:tcPr>
           <w:p>
             <w:pPr>
-              <w:keepNext/>
+              <w:keepNext w:val="false"/>
               <w:spacing w:after="0"/>
               <w:jc w:val="left"/>
             </w:pPr>
@@ -5792,7 +6331,7 @@
           </w:tcPr>
           <w:p>
             <w:pPr>
-              <w:keepNext/>
+              <w:keepNext w:val="false"/>
               <w:spacing w:after="0"/>
               <w:jc w:val="left"/>
             </w:pPr>
@@ -5828,7 +6367,7 @@
           </w:tcPr>
           <w:p>
             <w:pPr>
-              <w:keepNext/>
+              <w:keepNext w:val="false"/>
               <w:spacing w:after="0"/>
               <w:jc w:val="left"/>
             </w:pPr>
@@ -5864,7 +6403,7 @@
           </w:tcPr>
           <w:p>
             <w:pPr>
-              <w:keepNext/>
+              <w:keepNext w:val="false"/>
               <w:spacing w:after="0"/>
               <w:jc w:val="left"/>
             </w:pPr>
@@ -5900,7 +6439,7 @@
           </w:tcPr>
           <w:p>
             <w:pPr>
-              <w:keepNext/>
+              <w:keepNext w:val="false"/>
               <w:spacing w:after="0"/>
               <w:jc w:val="left"/>
             </w:pPr>
@@ -5936,7 +6475,7 @@
           </w:tcPr>
           <w:p>
             <w:pPr>
-              <w:keepNext/>
+              <w:keepNext w:val="false"/>
               <w:spacing w:after="0"/>
               <w:jc w:val="left"/>
             </w:pPr>
@@ -5972,7 +6511,7 @@
           </w:tcPr>
           <w:p>
             <w:pPr>
-              <w:keepNext/>
+              <w:keepNext w:val="false"/>
               <w:spacing w:after="0"/>
               <w:jc w:val="left"/>
             </w:pPr>
@@ -6012,7 +6551,7 @@
           </w:tcPr>
           <w:p>
             <w:pPr>
-              <w:keepNext/>
+              <w:keepNext w:val="false"/>
               <w:spacing w:after="0"/>
               <w:jc w:val="left"/>
             </w:pPr>
@@ -6047,7 +6586,7 @@
           </w:tcPr>
           <w:p>
             <w:pPr>
-              <w:keepNext/>
+              <w:keepNext w:val="false"/>
               <w:spacing w:after="0"/>
               <w:jc w:val="right"/>
             </w:pPr>
@@ -6082,7 +6621,7 @@
           </w:tcPr>
           <w:p>
             <w:pPr>
-              <w:keepNext/>
+              <w:keepNext w:val="false"/>
               <w:spacing w:after="0"/>
               <w:jc w:val="right"/>
             </w:pPr>
@@ -6117,7 +6656,7 @@
           </w:tcPr>
           <w:p>
             <w:pPr>
-              <w:keepNext/>
+              <w:keepNext w:val="false"/>
               <w:spacing w:after="0"/>
               <w:jc w:val="right"/>
             </w:pPr>
@@ -6152,7 +6691,7 @@
           </w:tcPr>
           <w:p>
             <w:pPr>
-              <w:keepNext/>
+              <w:keepNext w:val="false"/>
               <w:spacing w:after="0"/>
               <w:jc w:val="right"/>
             </w:pPr>
@@ -6187,7 +6726,7 @@
           </w:tcPr>
           <w:p>
             <w:pPr>
-              <w:keepNext/>
+              <w:keepNext w:val="false"/>
               <w:spacing w:after="0"/>
               <w:jc w:val="right"/>
             </w:pPr>
@@ -6222,7 +6761,7 @@
           </w:tcPr>
           <w:p>
             <w:pPr>
-              <w:keepNext/>
+              <w:keepNext w:val="false"/>
               <w:spacing w:after="0"/>
               <w:jc w:val="right"/>
             </w:pPr>
@@ -6262,7 +6801,7 @@
           </w:tcPr>
           <w:p>
             <w:pPr>
-              <w:keepNext/>
+              <w:keepNext w:val="false"/>
               <w:spacing w:after="0"/>
               <w:jc w:val="left"/>
             </w:pPr>
@@ -6297,7 +6836,7 @@
           </w:tcPr>
           <w:p>
             <w:pPr>
-              <w:keepNext/>
+              <w:keepNext w:val="false"/>
               <w:spacing w:after="0"/>
               <w:jc w:val="right"/>
             </w:pPr>
@@ -6332,7 +6871,7 @@
           </w:tcPr>
           <w:p>
             <w:pPr>
-              <w:keepNext/>
+              <w:keepNext w:val="false"/>
               <w:spacing w:after="0"/>
               <w:jc w:val="right"/>
             </w:pPr>
@@ -6367,7 +6906,7 @@
           </w:tcPr>
           <w:p>
             <w:pPr>
-              <w:keepNext/>
+              <w:keepNext w:val="false"/>
               <w:spacing w:after="0"/>
               <w:jc w:val="right"/>
             </w:pPr>
@@ -6402,7 +6941,7 @@
           </w:tcPr>
           <w:p>
             <w:pPr>
-              <w:keepNext/>
+              <w:keepNext w:val="false"/>
               <w:spacing w:after="0"/>
               <w:jc w:val="right"/>
             </w:pPr>
@@ -6437,7 +6976,7 @@
           </w:tcPr>
           <w:p>
             <w:pPr>
-              <w:keepNext/>
+              <w:keepNext w:val="false"/>
               <w:spacing w:after="0"/>
               <w:jc w:val="right"/>
             </w:pPr>
@@ -6472,7 +7011,7 @@
           </w:tcPr>
           <w:p>
             <w:pPr>
-              <w:keepNext/>
+              <w:keepNext w:val="false"/>
               <w:spacing w:after="0"/>
               <w:jc w:val="right"/>
             </w:pPr>
@@ -6512,7 +7051,7 @@
           </w:tcPr>
           <w:p>
             <w:pPr>
-              <w:keepNext/>
+              <w:keepNext w:val="false"/>
               <w:spacing w:after="0"/>
               <w:jc w:val="left"/>
             </w:pPr>
@@ -6547,7 +7086,7 @@
           </w:tcPr>
           <w:p>
             <w:pPr>
-              <w:keepNext/>
+              <w:keepNext w:val="false"/>
               <w:spacing w:after="0"/>
               <w:jc w:val="right"/>
             </w:pPr>
@@ -6582,7 +7121,7 @@
           </w:tcPr>
           <w:p>
             <w:pPr>
-              <w:keepNext/>
+              <w:keepNext w:val="false"/>
               <w:spacing w:after="0"/>
               <w:jc w:val="right"/>
             </w:pPr>
@@ -6617,7 +7156,7 @@
           </w:tcPr>
           <w:p>
             <w:pPr>
-              <w:keepNext/>
+              <w:keepNext w:val="false"/>
               <w:spacing w:after="0"/>
               <w:jc w:val="right"/>
             </w:pPr>
@@ -6652,7 +7191,7 @@
           </w:tcPr>
           <w:p>
             <w:pPr>
-              <w:keepNext/>
+              <w:keepNext w:val="false"/>
               <w:spacing w:after="0"/>
               <w:jc w:val="right"/>
             </w:pPr>
@@ -6687,7 +7226,7 @@
           </w:tcPr>
           <w:p>
             <w:pPr>
-              <w:keepNext/>
+              <w:keepNext w:val="false"/>
               <w:spacing w:after="0"/>
               <w:jc w:val="right"/>
             </w:pPr>
@@ -6722,7 +7261,7 @@
           </w:tcPr>
           <w:p>
             <w:pPr>
-              <w:keepNext/>
+              <w:keepNext w:val="false"/>
               <w:spacing w:after="0"/>
               <w:jc w:val="right"/>
             </w:pPr>
@@ -6762,7 +7301,7 @@
           </w:tcPr>
           <w:p>
             <w:pPr>
-              <w:keepNext/>
+              <w:keepNext w:val="false"/>
               <w:spacing w:after="0"/>
               <w:jc w:val="left"/>
             </w:pPr>
@@ -6797,7 +7336,7 @@
           </w:tcPr>
           <w:p>
             <w:pPr>
-              <w:keepNext/>
+              <w:keepNext w:val="false"/>
               <w:spacing w:after="0"/>
               <w:jc w:val="right"/>
             </w:pPr>
@@ -6832,7 +7371,7 @@
           </w:tcPr>
           <w:p>
             <w:pPr>
-              <w:keepNext/>
+              <w:keepNext w:val="false"/>
               <w:spacing w:after="0"/>
               <w:jc w:val="right"/>
             </w:pPr>
@@ -6867,7 +7406,7 @@
           </w:tcPr>
           <w:p>
             <w:pPr>
-              <w:keepNext/>
+              <w:keepNext w:val="false"/>
               <w:spacing w:after="0"/>
               <w:jc w:val="right"/>
             </w:pPr>
@@ -6902,7 +7441,7 @@
           </w:tcPr>
           <w:p>
             <w:pPr>
-              <w:keepNext/>
+              <w:keepNext w:val="false"/>
               <w:spacing w:after="0"/>
               <w:jc w:val="right"/>
             </w:pPr>
@@ -6937,7 +7476,7 @@
           </w:tcPr>
           <w:p>
             <w:pPr>
-              <w:keepNext/>
+              <w:keepNext w:val="false"/>
               <w:spacing w:after="0"/>
               <w:jc w:val="right"/>
             </w:pPr>
@@ -6972,7 +7511,7 @@
           </w:tcPr>
           <w:p>
             <w:pPr>
-              <w:keepNext/>
+              <w:keepNext w:val="false"/>
               <w:spacing w:after="0"/>
               <w:jc w:val="right"/>
             </w:pPr>
@@ -7012,7 +7551,7 @@
           </w:tcPr>
           <w:p>
             <w:pPr>
-              <w:keepNext/>
+              <w:keepNext w:val="false"/>
               <w:spacing w:after="0"/>
               <w:jc w:val="left"/>
             </w:pPr>
@@ -7047,7 +7586,7 @@
           </w:tcPr>
           <w:p>
             <w:pPr>
-              <w:keepNext/>
+              <w:keepNext w:val="false"/>
               <w:spacing w:after="0"/>
               <w:jc w:val="right"/>
             </w:pPr>
@@ -7082,7 +7621,7 @@
           </w:tcPr>
           <w:p>
             <w:pPr>
-              <w:keepNext/>
+              <w:keepNext w:val="false"/>
               <w:spacing w:after="0"/>
               <w:jc w:val="right"/>
             </w:pPr>
@@ -7117,7 +7656,7 @@
           </w:tcPr>
           <w:p>
             <w:pPr>
-              <w:keepNext/>
+              <w:keepNext w:val="false"/>
               <w:spacing w:after="0"/>
               <w:jc w:val="right"/>
             </w:pPr>
@@ -7152,7 +7691,7 @@
           </w:tcPr>
           <w:p>
             <w:pPr>
-              <w:keepNext/>
+              <w:keepNext w:val="false"/>
               <w:spacing w:after="0"/>
               <w:jc w:val="right"/>
             </w:pPr>
@@ -7187,7 +7726,7 @@
           </w:tcPr>
           <w:p>
             <w:pPr>
-              <w:keepNext/>
+              <w:keepNext w:val="false"/>
               <w:spacing w:after="0"/>
               <w:jc w:val="right"/>
             </w:pPr>
@@ -7222,7 +7761,7 @@
           </w:tcPr>
           <w:p>
             <w:pPr>
-              <w:keepNext/>
+              <w:keepNext w:val="false"/>
               <w:spacing w:after="0"/>
               <w:jc w:val="right"/>
             </w:pPr>
@@ -7262,7 +7801,7 @@
           </w:tcPr>
           <w:p>
             <w:pPr>
-              <w:keepNext/>
+              <w:keepNext w:val="false"/>
               <w:spacing w:after="0"/>
               <w:jc w:val="left"/>
             </w:pPr>
@@ -7297,7 +7836,7 @@
           </w:tcPr>
           <w:p>
             <w:pPr>
-              <w:keepNext/>
+              <w:keepNext w:val="false"/>
               <w:spacing w:after="0"/>
               <w:jc w:val="right"/>
             </w:pPr>
@@ -7332,7 +7871,7 @@
           </w:tcPr>
           <w:p>
             <w:pPr>
-              <w:keepNext/>
+              <w:keepNext w:val="false"/>
               <w:spacing w:after="0"/>
               <w:jc w:val="right"/>
             </w:pPr>
@@ -7367,7 +7906,7 @@
           </w:tcPr>
           <w:p>
             <w:pPr>
-              <w:keepNext/>
+              <w:keepNext w:val="false"/>
               <w:spacing w:after="0"/>
               <w:jc w:val="right"/>
             </w:pPr>
@@ -7402,7 +7941,7 @@
           </w:tcPr>
           <w:p>
             <w:pPr>
-              <w:keepNext/>
+              <w:keepNext w:val="false"/>
               <w:spacing w:after="0"/>
               <w:jc w:val="right"/>
             </w:pPr>
@@ -7437,7 +7976,7 @@
           </w:tcPr>
           <w:p>
             <w:pPr>
-              <w:keepNext/>
+              <w:keepNext w:val="false"/>
               <w:spacing w:after="0"/>
               <w:jc w:val="right"/>
             </w:pPr>
@@ -7472,7 +8011,7 @@
           </w:tcPr>
           <w:p>
             <w:pPr>
-              <w:keepNext/>
+              <w:keepNext w:val="false"/>
               <w:spacing w:after="0"/>
               <w:jc w:val="right"/>
             </w:pPr>
@@ -7512,7 +8051,7 @@
           </w:tcPr>
           <w:p>
             <w:pPr>
-              <w:keepNext/>
+              <w:keepNext w:val="false"/>
               <w:spacing w:after="0"/>
               <w:jc w:val="left"/>
             </w:pPr>
@@ -7547,7 +8086,7 @@
           </w:tcPr>
           <w:p>
             <w:pPr>
-              <w:keepNext/>
+              <w:keepNext w:val="false"/>
               <w:spacing w:after="0"/>
               <w:jc w:val="right"/>
             </w:pPr>
@@ -7582,7 +8121,7 @@
           </w:tcPr>
           <w:p>
             <w:pPr>
-              <w:keepNext/>
+              <w:keepNext w:val="false"/>
               <w:spacing w:after="0"/>
               <w:jc w:val="right"/>
             </w:pPr>
@@ -7617,7 +8156,7 @@
           </w:tcPr>
           <w:p>
             <w:pPr>
-              <w:keepNext/>
+              <w:keepNext w:val="false"/>
               <w:spacing w:after="0"/>
               <w:jc w:val="right"/>
             </w:pPr>
@@ -7652,7 +8191,7 @@
           </w:tcPr>
           <w:p>
             <w:pPr>
-              <w:keepNext/>
+              <w:keepNext w:val="false"/>
               <w:spacing w:after="0"/>
               <w:jc w:val="right"/>
             </w:pPr>
@@ -7687,7 +8226,7 @@
           </w:tcPr>
           <w:p>
             <w:pPr>
-              <w:keepNext/>
+              <w:keepNext w:val="false"/>
               <w:spacing w:after="0"/>
               <w:jc w:val="right"/>
             </w:pPr>
@@ -7722,7 +8261,7 @@
           </w:tcPr>
           <w:p>
             <w:pPr>
-              <w:keepNext/>
+              <w:keepNext w:val="false"/>
               <w:spacing w:after="0"/>
               <w:jc w:val="right"/>
             </w:pPr>
@@ -7762,7 +8301,7 @@
           </w:tcPr>
           <w:p>
             <w:pPr>
-              <w:keepNext/>
+              <w:keepNext w:val="false"/>
               <w:spacing w:after="0"/>
               <w:jc w:val="left"/>
             </w:pPr>
@@ -7797,7 +8336,7 @@
           </w:tcPr>
           <w:p>
             <w:pPr>
-              <w:keepNext/>
+              <w:keepNext w:val="false"/>
               <w:spacing w:after="0"/>
               <w:jc w:val="right"/>
             </w:pPr>
@@ -7832,7 +8371,7 @@
           </w:tcPr>
           <w:p>
             <w:pPr>
-              <w:keepNext/>
+              <w:keepNext w:val="false"/>
               <w:spacing w:after="0"/>
               <w:jc w:val="right"/>
             </w:pPr>
@@ -7867,7 +8406,7 @@
           </w:tcPr>
           <w:p>
             <w:pPr>
-              <w:keepNext/>
+              <w:keepNext w:val="false"/>
               <w:spacing w:after="0"/>
               <w:jc w:val="right"/>
             </w:pPr>
@@ -7902,7 +8441,7 @@
           </w:tcPr>
           <w:p>
             <w:pPr>
-              <w:keepNext/>
+              <w:keepNext w:val="false"/>
               <w:spacing w:after="0"/>
               <w:jc w:val="right"/>
             </w:pPr>
@@ -7937,7 +8476,7 @@
           </w:tcPr>
           <w:p>
             <w:pPr>
-              <w:keepNext/>
+              <w:keepNext w:val="false"/>
               <w:spacing w:after="0"/>
               <w:jc w:val="right"/>
             </w:pPr>
@@ -7972,7 +8511,7 @@
           </w:tcPr>
           <w:p>
             <w:pPr>
-              <w:keepNext/>
+              <w:keepNext w:val="false"/>
               <w:spacing w:after="0"/>
               <w:jc w:val="right"/>
             </w:pPr>
@@ -8012,7 +8551,7 @@
           </w:tcPr>
           <w:p>
             <w:pPr>
-              <w:keepNext/>
+              <w:keepNext w:val="false"/>
               <w:spacing w:after="0"/>
               <w:jc w:val="left"/>
             </w:pPr>
@@ -8047,7 +8586,7 @@
           </w:tcPr>
           <w:p>
             <w:pPr>
-              <w:keepNext/>
+              <w:keepNext w:val="false"/>
               <w:spacing w:after="0"/>
               <w:jc w:val="right"/>
             </w:pPr>
@@ -8082,7 +8621,7 @@
           </w:tcPr>
           <w:p>
             <w:pPr>
-              <w:keepNext/>
+              <w:keepNext w:val="false"/>
               <w:spacing w:after="0"/>
               <w:jc w:val="right"/>
             </w:pPr>
@@ -8117,7 +8656,7 @@
           </w:tcPr>
           <w:p>
             <w:pPr>
-              <w:keepNext/>
+              <w:keepNext w:val="false"/>
               <w:spacing w:after="0"/>
               <w:jc w:val="right"/>
             </w:pPr>
@@ -8152,7 +8691,7 @@
           </w:tcPr>
           <w:p>
             <w:pPr>
-              <w:keepNext/>
+              <w:keepNext w:val="false"/>
               <w:spacing w:after="0"/>
               <w:jc w:val="right"/>
             </w:pPr>
@@ -8187,7 +8726,7 @@
           </w:tcPr>
           <w:p>
             <w:pPr>
-              <w:keepNext/>
+              <w:keepNext w:val="false"/>
               <w:spacing w:after="0"/>
               <w:jc w:val="right"/>
             </w:pPr>
@@ -8222,7 +8761,7 @@
           </w:tcPr>
           <w:p>
             <w:pPr>
-              <w:keepNext/>
+              <w:keepNext w:val="false"/>
               <w:spacing w:after="0"/>
               <w:jc w:val="right"/>
             </w:pPr>
@@ -8262,7 +8801,7 @@
           </w:tcPr>
           <w:p>
             <w:pPr>
-              <w:keepNext/>
+              <w:keepNext w:val="false"/>
               <w:spacing w:after="0"/>
               <w:jc w:val="left"/>
             </w:pPr>
@@ -8297,7 +8836,7 @@
           </w:tcPr>
           <w:p>
             <w:pPr>
-              <w:keepNext/>
+              <w:keepNext w:val="false"/>
               <w:spacing w:after="0"/>
               <w:jc w:val="right"/>
             </w:pPr>
@@ -8332,7 +8871,7 @@
           </w:tcPr>
           <w:p>
             <w:pPr>
-              <w:keepNext/>
+              <w:keepNext w:val="false"/>
               <w:spacing w:after="0"/>
               <w:jc w:val="right"/>
             </w:pPr>
@@ -8367,7 +8906,7 @@
           </w:tcPr>
           <w:p>
             <w:pPr>
-              <w:keepNext/>
+              <w:keepNext w:val="false"/>
               <w:spacing w:after="0"/>
               <w:jc w:val="right"/>
             </w:pPr>
@@ -8402,7 +8941,7 @@
           </w:tcPr>
           <w:p>
             <w:pPr>
-              <w:keepNext/>
+              <w:keepNext w:val="false"/>
               <w:spacing w:after="0"/>
               <w:jc w:val="right"/>
             </w:pPr>
@@ -8437,7 +8976,7 @@
           </w:tcPr>
           <w:p>
             <w:pPr>
-              <w:keepNext/>
+              <w:keepNext w:val="false"/>
               <w:spacing w:after="0"/>
               <w:jc w:val="right"/>
             </w:pPr>
@@ -8472,7 +9011,7 @@
           </w:tcPr>
           <w:p>
             <w:pPr>
-              <w:keepNext/>
+              <w:keepNext w:val="false"/>
               <w:spacing w:after="0"/>
               <w:jc w:val="right"/>
             </w:pPr>
@@ -8512,7 +9051,7 @@
           </w:tcPr>
           <w:p>
             <w:pPr>
-              <w:keepNext/>
+              <w:keepNext w:val="false"/>
               <w:spacing w:after="0"/>
               <w:jc w:val="left"/>
             </w:pPr>
@@ -8547,7 +9086,7 @@
           </w:tcPr>
           <w:p>
             <w:pPr>
-              <w:keepNext/>
+              <w:keepNext w:val="false"/>
               <w:spacing w:after="0"/>
               <w:jc w:val="right"/>
             </w:pPr>
@@ -8582,7 +9121,7 @@
           </w:tcPr>
           <w:p>
             <w:pPr>
-              <w:keepNext/>
+              <w:keepNext w:val="false"/>
               <w:spacing w:after="0"/>
               <w:jc w:val="right"/>
             </w:pPr>
@@ -8617,7 +9156,7 @@
           </w:tcPr>
           <w:p>
             <w:pPr>
-              <w:keepNext/>
+              <w:keepNext w:val="false"/>
               <w:spacing w:after="0"/>
               <w:jc w:val="right"/>
             </w:pPr>
@@ -8652,7 +9191,7 @@
           </w:tcPr>
           <w:p>
             <w:pPr>
-              <w:keepNext/>
+              <w:keepNext w:val="false"/>
               <w:spacing w:after="0"/>
               <w:jc w:val="right"/>
             </w:pPr>
@@ -8687,7 +9226,7 @@
           </w:tcPr>
           <w:p>
             <w:pPr>
-              <w:keepNext/>
+              <w:keepNext w:val="false"/>
               <w:spacing w:after="0"/>
               <w:jc w:val="right"/>
             </w:pPr>
@@ -8722,7 +9261,7 @@
           </w:tcPr>
           <w:p>
             <w:pPr>
-              <w:keepNext/>
+              <w:keepNext w:val="false"/>
               <w:spacing w:after="0"/>
               <w:jc w:val="right"/>
             </w:pPr>
@@ -8762,7 +9301,7 @@
           </w:tcPr>
           <w:p>
             <w:pPr>
-              <w:keepNext/>
+              <w:keepNext w:val="false"/>
               <w:spacing w:after="0"/>
               <w:jc w:val="left"/>
             </w:pPr>
@@ -8797,7 +9336,7 @@
           </w:tcPr>
           <w:p>
             <w:pPr>
-              <w:keepNext/>
+              <w:keepNext w:val="false"/>
               <w:spacing w:after="0"/>
               <w:jc w:val="right"/>
             </w:pPr>
@@ -8832,7 +9371,7 @@
           </w:tcPr>
           <w:p>
             <w:pPr>
-              <w:keepNext/>
+              <w:keepNext w:val="false"/>
               <w:spacing w:after="0"/>
               <w:jc w:val="right"/>
             </w:pPr>
@@ -8867,7 +9406,7 @@
           </w:tcPr>
           <w:p>
             <w:pPr>
-              <w:keepNext/>
+              <w:keepNext w:val="false"/>
               <w:spacing w:after="0"/>
               <w:jc w:val="right"/>
             </w:pPr>
@@ -8902,7 +9441,7 @@
           </w:tcPr>
           <w:p>
             <w:pPr>
-              <w:keepNext/>
+              <w:keepNext w:val="false"/>
               <w:spacing w:after="0"/>
               <w:jc w:val="right"/>
             </w:pPr>
@@ -8937,7 +9476,7 @@
           </w:tcPr>
           <w:p>
             <w:pPr>
-              <w:keepNext/>
+              <w:keepNext w:val="false"/>
               <w:spacing w:after="0"/>
               <w:jc w:val="right"/>
             </w:pPr>
@@ -8972,7 +9511,7 @@
           </w:tcPr>
           <w:p>
             <w:pPr>
-              <w:keepNext/>
+              <w:keepNext w:val="false"/>
               <w:spacing w:after="0"/>
               <w:jc w:val="right"/>
             </w:pPr>
@@ -9012,7 +9551,7 @@
           </w:tcPr>
           <w:p>
             <w:pPr>
-              <w:keepNext/>
+              <w:keepNext w:val="false"/>
               <w:spacing w:after="0"/>
               <w:jc w:val="left"/>
             </w:pPr>
@@ -9047,7 +9586,7 @@
           </w:tcPr>
           <w:p>
             <w:pPr>
-              <w:keepNext/>
+              <w:keepNext w:val="false"/>
               <w:spacing w:after="0"/>
               <w:jc w:val="right"/>
             </w:pPr>
@@ -9082,7 +9621,7 @@
           </w:tcPr>
           <w:p>
             <w:pPr>
-              <w:keepNext/>
+              <w:keepNext w:val="false"/>
               <w:spacing w:after="0"/>
               <w:jc w:val="right"/>
             </w:pPr>
@@ -9117,7 +9656,7 @@
           </w:tcPr>
           <w:p>
             <w:pPr>
-              <w:keepNext/>
+              <w:keepNext w:val="false"/>
               <w:spacing w:after="0"/>
               <w:jc w:val="right"/>
             </w:pPr>
@@ -9152,7 +9691,7 @@
           </w:tcPr>
           <w:p>
             <w:pPr>
-              <w:keepNext/>
+              <w:keepNext w:val="false"/>
               <w:spacing w:after="0"/>
               <w:jc w:val="right"/>
             </w:pPr>
@@ -9187,7 +9726,7 @@
           </w:tcPr>
           <w:p>
             <w:pPr>
-              <w:keepNext/>
+              <w:keepNext w:val="false"/>
               <w:spacing w:after="0"/>
               <w:jc w:val="right"/>
             </w:pPr>
@@ -9222,7 +9761,7 @@
           </w:tcPr>
           <w:p>
             <w:pPr>
-              <w:keepNext/>
+              <w:keepNext w:val="false"/>
               <w:spacing w:after="0"/>
               <w:jc w:val="right"/>
             </w:pPr>
@@ -9262,7 +9801,7 @@
           </w:tcPr>
           <w:p>
             <w:pPr>
-              <w:keepNext/>
+              <w:keepNext w:val="false"/>
               <w:spacing w:after="0"/>
               <w:jc w:val="left"/>
             </w:pPr>
@@ -9297,7 +9836,7 @@
           </w:tcPr>
           <w:p>
             <w:pPr>
-              <w:keepNext/>
+              <w:keepNext w:val="false"/>
               <w:spacing w:after="0"/>
               <w:jc w:val="right"/>
             </w:pPr>
@@ -9332,7 +9871,7 @@
           </w:tcPr>
           <w:p>
             <w:pPr>
-              <w:keepNext/>
+              <w:keepNext w:val="false"/>
               <w:spacing w:after="0"/>
               <w:jc w:val="right"/>
             </w:pPr>
@@ -9367,7 +9906,7 @@
           </w:tcPr>
           <w:p>
             <w:pPr>
-              <w:keepNext/>
+              <w:keepNext w:val="false"/>
               <w:spacing w:after="0"/>
               <w:jc w:val="right"/>
             </w:pPr>
@@ -9402,7 +9941,7 @@
           </w:tcPr>
           <w:p>
             <w:pPr>
-              <w:keepNext/>
+              <w:keepNext w:val="false"/>
               <w:spacing w:after="0"/>
               <w:jc w:val="right"/>
             </w:pPr>
@@ -9437,7 +9976,7 @@
           </w:tcPr>
           <w:p>
             <w:pPr>
-              <w:keepNext/>
+              <w:keepNext w:val="false"/>
               <w:spacing w:after="0"/>
               <w:jc w:val="right"/>
             </w:pPr>
@@ -9472,7 +10011,7 @@
           </w:tcPr>
           <w:p>
             <w:pPr>
-              <w:keepNext/>
+              <w:keepNext w:val="false"/>
               <w:spacing w:after="0"/>
               <w:jc w:val="right"/>
             </w:pPr>
@@ -9743,6 +10282,7 @@
     </w:tbl>
     <w:p>
       <w:pPr>
+        <w:keepLines/>
         <w:spacing w:after="220"/>
         <w:jc w:val="center"/>
       </w:pPr>
@@ -9769,7 +10309,7 @@
           <w:sz w:val="22"/>
           <w:szCs w:val="22"/>
         </w:rPr>
-        <w:t xml:space="preserve">Fully grown trees beat constrained trees by a wide margin for every weighting. A minimum leaf of 5 or 10 applicants (10 was the recall-only grid search's choice) makes the probabilities cruder. This costs dearly once the threshold is free to move. Among the fully grown forests the class weights barely matter. The unweighted, 0.3/0.7 and 0.2/0.8 forests lie within one standard error (about $10,500) of each other. They simply reach their minimum at different thresholds (0.15, 0.20 and 0.25). By the pre-stated rule we kept the unweighted forest, the simplest configuration with the lowest mean cost. Its score also keeps a natural reading as an estimated default rate, which we checked with a calibration table in the notebook. It understates risk in the decision range, as we discuss below. Stage 2 pitted it against the recall-tuned grid winner, each on all 27 inputs and on the 12-input subset. The same stage also tested it without any occupation information, the fallback a fair-lending review might require. We scored the balanced logistic regression and the recall-tuned tree the same way at their own cost-minimising thresholds. This compares every technique on the chosen yardstick (Table 5).</w:t>
+        <w:t xml:space="preserve">Fully grown trees beat constrained trees by a wide margin for every weighting. A minimum leaf of 5 or 10 applicants (10 was the recall-only grid search's choice) makes the probabilities cruder. This costs dearly once the threshold is free to move. Among the fully grown forests the class weights barely matter. The unweighted, 0.3/0.7 and 0.2/0.8 forests lie within one standard error (about $10,500) of each other. They simply reach their minimum at different thresholds (0.15, 0.20 and 0.25). By the pre-stated rule we kept the unweighted forest, the simplest configuration with the lowest mean cost. Its score also keeps a natural reading as an estimated default rate, which we checked with a calibration table on the out-of-fold scores. It understates risk in the decision range, as we discuss below. Stage 2 pitted it against the recall-tuned grid winner, each on all 27 inputs and on the 12-input subset. The same stage also tested it without any occupation information, the fallback a fair-lending review might require. We scored the balanced logistic regression and the recall-tuned tree the same way at their own cost-minimising thresholds. This compares every technique on the chosen yardstick (Table 5).</w:t>
       </w:r>
     </w:p>
     <w:tbl>
@@ -11522,6 +12062,7 @@
     </w:tbl>
     <w:p>
       <w:pPr>
+        <w:keepLines/>
         <w:spacing w:after="220"/>
         <w:jc w:val="center"/>
       </w:pPr>
@@ -11545,14 +12086,97 @@
       <w:r>
         <w:rPr>
           <w:rFonts w:ascii="Calibri" w:cs="Calibri" w:eastAsia="Calibri" w:hAnsi="Calibri"/>
+          <w:b/>
+          <w:bCs/>
           <w:sz w:val="22"/>
           <w:szCs w:val="22"/>
         </w:rPr>
-        <w:t xml:space="preserve">The unweighted forest on all 27 inputs has the lowest expected cost. The recall-tuned grid winner costs about half again as much once precision has a price. This shows that recall-only tuning over-shoots. The balanced logistic regression and the tuned tree cost about $550,000 and $607,000 per 1,000 even at their own best thresholds. So the forest wins on the chosen yardstick as well as on ranking quality. Removing all occupation information costs about 10% more, and the 12-input version costs about a fifth more. Both are well outside one standard error. So occupation, loan purpose and the minor flags do add value at the cost-optimal operating point, and we choose neither simpler model. Removing occupation is therefore a policy choice with a measurable price. The cost-minimising threshold is 0.15 (flag every applicant whose score exceeds 0.15, an estimated default risk of roughly one in five). It stays at 0.15 for any cost ratio between 3:1 and 6:1 (see the notebook's cost-ratio table). Figure 6 shows the curves at the 4.5:1 costs. It also stays there on a finer 0.01 grid, and when we repeat the whole configuration search on two other 70/30 splits. It sits just below the textbook break-even of 0.18 for a perfectly calibrated score, because the forest's scores understate risk in the decision range. The scores still rank applicants well (Brier score 0.062 against 0.160 for the base rate). Applicants scored 0.15 to 0.20 defaulted about 23% of the time, so a score of 0.15 reads as roughly one-in-five estimated risk. We write the final pipeline step by step in the notebook, with the exact 27 input columns, the training-row imputation values and the model settings. This makes every input to the scoring model explicit.</w:t>
+        <w:t xml:space="preserve">The forest wins on cost. </w:t>
+      </w:r>
+      <w:r>
+        <w:rPr>
+          <w:rFonts w:ascii="Calibri" w:cs="Calibri" w:eastAsia="Calibri" w:hAnsi="Calibri"/>
+          <w:sz w:val="22"/>
+          <w:szCs w:val="22"/>
+        </w:rPr>
+        <w:t xml:space="preserve">The unweighted forest on all 27 inputs has the lowest expected cost. The recall-tuned grid winner costs about half again as much once precision has a price. This shows that recall-only tuning over-shoots. The balanced logistic regression and the tuned tree cost about $550,000 and $607,000 per 1,000 even at their own best thresholds. So the forest wins on the chosen yardstick as well as on ranking quality.</w:t>
       </w:r>
     </w:p>
     <w:p>
       <w:pPr>
+        <w:spacing w:after="140" w:line="276"/>
+        <w:jc w:val="both"/>
+      </w:pPr>
+      <w:r>
+        <w:rPr>
+          <w:rFonts w:ascii="Calibri" w:cs="Calibri" w:eastAsia="Calibri" w:hAnsi="Calibri"/>
+          <w:b/>
+          <w:bCs/>
+          <w:sz w:val="22"/>
+          <w:szCs w:val="22"/>
+        </w:rPr>
+        <w:t xml:space="preserve">Simpler models cost more. </w:t>
+      </w:r>
+      <w:r>
+        <w:rPr>
+          <w:rFonts w:ascii="Calibri" w:cs="Calibri" w:eastAsia="Calibri" w:hAnsi="Calibri"/>
+          <w:sz w:val="22"/>
+          <w:szCs w:val="22"/>
+        </w:rPr>
+        <w:t xml:space="preserve">Removing all occupation information costs about 10% more, and the 12-input version costs about a fifth more. Both are well outside one standard error. So occupation, loan purpose and the minor flags do add value at the cost-optimal operating point, and we choose neither simpler model. Removing occupation is therefore a policy choice with a measurable price.</w:t>
+      </w:r>
+    </w:p>
+    <w:p>
+      <w:pPr>
+        <w:spacing w:after="140" w:line="276"/>
+        <w:jc w:val="both"/>
+      </w:pPr>
+      <w:r>
+        <w:rPr>
+          <w:rFonts w:ascii="Calibri" w:cs="Calibri" w:eastAsia="Calibri" w:hAnsi="Calibri"/>
+          <w:b/>
+          <w:bCs/>
+          <w:sz w:val="22"/>
+          <w:szCs w:val="22"/>
+        </w:rPr>
+        <w:t xml:space="preserve">The threshold is stable. </w:t>
+      </w:r>
+      <w:r>
+        <w:rPr>
+          <w:rFonts w:ascii="Calibri" w:cs="Calibri" w:eastAsia="Calibri" w:hAnsi="Calibri"/>
+          <w:sz w:val="22"/>
+          <w:szCs w:val="22"/>
+        </w:rPr>
+        <w:t xml:space="preserve">The cost-minimising threshold is 0.15 (flag every applicant whose score exceeds 0.15, an estimated default risk of roughly one in five). It stays at 0.15 for any cost ratio between 3:1 and 6:1. It moves to 0.20 at 2:1, and to 0.10 at 8:1 or more. Figure 6 shows the curves at the 4.5:1 costs. The threshold also stays at 0.15 on a finer 0.01 grid. We repeated the class-weight search for fully grown trees on two other 70/30 splits. The unweighted forest was again the cheapest, and its threshold stayed at 0.15.</w:t>
+      </w:r>
+    </w:p>
+    <w:p>
+      <w:pPr>
+        <w:spacing w:after="140" w:line="276"/>
+        <w:jc w:val="both"/>
+      </w:pPr>
+      <w:r>
+        <w:rPr>
+          <w:rFonts w:ascii="Calibri" w:cs="Calibri" w:eastAsia="Calibri" w:hAnsi="Calibri"/>
+          <w:b/>
+          <w:bCs/>
+          <w:sz w:val="22"/>
+          <w:szCs w:val="22"/>
+        </w:rPr>
+        <w:t xml:space="preserve">Calibration and pipeline. </w:t>
+      </w:r>
+      <w:r>
+        <w:rPr>
+          <w:rFonts w:ascii="Calibri" w:cs="Calibri" w:eastAsia="Calibri" w:hAnsi="Calibri"/>
+          <w:sz w:val="22"/>
+          <w:szCs w:val="22"/>
+        </w:rPr>
+        <w:t xml:space="preserve">The threshold sits just below the textbook break-even of 0.18 for a perfectly calibrated score, because the forest's scores understate risk in the decision range. The scores still rank applicants well (Brier score 0.062 against 0.160 for the base rate). Applicants scored 0.15 to 0.20 defaulted about 23% of the time, so a score of 0.15 reads as roughly one-in-five estimated risk. Table 7 lists the 27 inputs and the model settings. We fill blanks with the training-row medians and modes, for example 34.84% for the debt-to-income ratio, DebtCon for loan purpose and Other for occupation.</w:t>
+      </w:r>
+    </w:p>
+    <w:p>
+      <w:pPr>
+        <w:keepNext/>
         <w:spacing w:after="60" w:before="120"/>
         <w:jc w:val="center"/>
       </w:pPr>
@@ -11599,6 +12223,7 @@
     </w:p>
     <w:p>
       <w:pPr>
+        <w:keepLines/>
         <w:spacing w:after="220"/>
         <w:jc w:val="center"/>
       </w:pPr>
@@ -12238,6 +12863,7 @@
     </w:tbl>
     <w:p>
       <w:pPr>
+        <w:keepLines/>
         <w:spacing w:after="220"/>
         <w:jc w:val="center"/>
       </w:pPr>
@@ -12255,6 +12881,7 @@
     </w:p>
     <w:p>
       <w:pPr>
+        <w:keepNext/>
         <w:spacing w:after="140" w:line="276"/>
         <w:jc w:val="both"/>
       </w:pPr>
@@ -12264,7 +12891,231 @@
           <w:sz w:val="22"/>
           <w:szCs w:val="22"/>
         </w:rPr>
-        <w:t xml:space="preserve">Per 1,000 applicants the model flags about 185 of 200 defaulters before the money leaves the bank (Table 6). It misses about 15 and flags about 87 creditworthy applicants. Under the indicative costs this cuts default-related cost from roughly $1.8 million per 1,000 applicants (today: all approved, 20% default) to about $0.3 million. That is a reduction of about 83%. Out-of-fold and test results are consistent (recall 93% vs 94%, precision 68% vs 65%, cost $304,000 ± $28,000 vs $317,000 per 1,000). The choice between the closely matched configurations rests on the out-of-fold comparison. A single test evaluation is too noisy to adjudicate that choice. Overall the model flags about 27% of applicants, an approval rate of about 73% on a population the bank approves in full today. At the 0.5 threshold it flags 16%. The model wrongly flags about 11% of creditworthy applicants at 0.15 against 3% at 0.5, which is the price of the recall. The approve / refer / decline bands at 0.10 and 0.25 would approve about 69% of applications automatically (about 1% of them defaulted). They would send about 7% to an underwriter (about one in four defaulted). They would decline about 24% (74% defaulted, 87% of all defaulters). Under the bands, the bank declines about 62 creditworthy applicants per 1,000 automatically and refers about 55. Two thirds of all defaulters sit in the fifth of applicants with no recorded debt-to-income ratio, a group the model flags almost entirely (96%). On applicants with a recorded ratio it flags 9% and catches 83% of their defaulters at 80% precision. This is the better guide to its behaviour once income verification is mandatory.</w:t>
+        <w:t xml:space="preserve">Scaled to 1,000 applicants, the test results show the following (Table 6):</w:t>
+      </w:r>
+    </w:p>
+    <w:p>
+      <w:pPr>
+        <w:pStyle w:val="ListParagraph"/>
+        <w:numPr>
+          <w:ilvl w:val="0"/>
+          <w:numId w:val="2"/>
+        </w:numPr>
+        <w:spacing w:after="90" w:line="264"/>
+      </w:pPr>
+      <w:r>
+        <w:rPr>
+          <w:rFonts w:ascii="Calibri" w:cs="Calibri" w:eastAsia="Calibri" w:hAnsi="Calibri"/>
+          <w:b/>
+          <w:bCs/>
+          <w:sz w:val="22"/>
+          <w:szCs w:val="22"/>
+        </w:rPr>
+        <w:t xml:space="preserve">Defaulters: </w:t>
+      </w:r>
+      <w:r>
+        <w:rPr>
+          <w:rFonts w:ascii="Calibri" w:cs="Calibri" w:eastAsia="Calibri" w:hAnsi="Calibri"/>
+          <w:sz w:val="22"/>
+          <w:szCs w:val="22"/>
+        </w:rPr>
+        <w:t xml:space="preserve">the model flags about 185 of 200 defaulters before the money leaves the bank. It misses about 15.</w:t>
+      </w:r>
+    </w:p>
+    <w:p>
+      <w:pPr>
+        <w:pStyle w:val="ListParagraph"/>
+        <w:numPr>
+          <w:ilvl w:val="0"/>
+          <w:numId w:val="2"/>
+        </w:numPr>
+        <w:spacing w:after="90" w:line="264"/>
+      </w:pPr>
+      <w:r>
+        <w:rPr>
+          <w:rFonts w:ascii="Calibri" w:cs="Calibri" w:eastAsia="Calibri" w:hAnsi="Calibri"/>
+          <w:b/>
+          <w:bCs/>
+          <w:sz w:val="22"/>
+          <w:szCs w:val="22"/>
+        </w:rPr>
+        <w:t xml:space="preserve">Good applicants: </w:t>
+      </w:r>
+      <w:r>
+        <w:rPr>
+          <w:rFonts w:ascii="Calibri" w:cs="Calibri" w:eastAsia="Calibri" w:hAnsi="Calibri"/>
+          <w:sz w:val="22"/>
+          <w:szCs w:val="22"/>
+        </w:rPr>
+        <w:t xml:space="preserve">it wrongly flags about 87. This is 11% of creditworthy applicants, against 3% at the 0.5 threshold.</w:t>
+      </w:r>
+    </w:p>
+    <w:p>
+      <w:pPr>
+        <w:pStyle w:val="ListParagraph"/>
+        <w:numPr>
+          <w:ilvl w:val="0"/>
+          <w:numId w:val="2"/>
+        </w:numPr>
+        <w:spacing w:after="90" w:line="264"/>
+      </w:pPr>
+      <w:r>
+        <w:rPr>
+          <w:rFonts w:ascii="Calibri" w:cs="Calibri" w:eastAsia="Calibri" w:hAnsi="Calibri"/>
+          <w:b/>
+          <w:bCs/>
+          <w:sz w:val="22"/>
+          <w:szCs w:val="22"/>
+        </w:rPr>
+        <w:t xml:space="preserve">Cost: </w:t>
+      </w:r>
+      <w:r>
+        <w:rPr>
+          <w:rFonts w:ascii="Calibri" w:cs="Calibri" w:eastAsia="Calibri" w:hAnsi="Calibri"/>
+          <w:sz w:val="22"/>
+          <w:szCs w:val="22"/>
+        </w:rPr>
+        <w:t xml:space="preserve">with the indicative costs, the cost of credit errors falls from about $1.8 million to about $0.3 million (83% less). Today the bank approves every applicant, and 20% default.</w:t>
+      </w:r>
+    </w:p>
+    <w:p>
+      <w:pPr>
+        <w:pStyle w:val="ListParagraph"/>
+        <w:numPr>
+          <w:ilvl w:val="0"/>
+          <w:numId w:val="2"/>
+        </w:numPr>
+        <w:spacing w:after="90" w:line="264"/>
+      </w:pPr>
+      <w:r>
+        <w:rPr>
+          <w:rFonts w:ascii="Calibri" w:cs="Calibri" w:eastAsia="Calibri" w:hAnsi="Calibri"/>
+          <w:b/>
+          <w:bCs/>
+          <w:sz w:val="22"/>
+          <w:szCs w:val="22"/>
+        </w:rPr>
+        <w:t xml:space="preserve">Consistency: </w:t>
+      </w:r>
+      <w:r>
+        <w:rPr>
+          <w:rFonts w:ascii="Calibri" w:cs="Calibri" w:eastAsia="Calibri" w:hAnsi="Calibri"/>
+          <w:sz w:val="22"/>
+          <w:szCs w:val="22"/>
+        </w:rPr>
+        <w:t xml:space="preserve">test and out-of-fold results agree (recall 93% vs 94%, precision 68% vs 65%, cost $304,000 ± $28,000 vs $317,000). One test evaluation is too noisy to choose between the close configurations, so that choice rests on the out-of-fold comparison.</w:t>
+      </w:r>
+    </w:p>
+    <w:p>
+      <w:pPr>
+        <w:pStyle w:val="ListParagraph"/>
+        <w:numPr>
+          <w:ilvl w:val="0"/>
+          <w:numId w:val="2"/>
+        </w:numPr>
+        <w:spacing w:after="90" w:line="264"/>
+      </w:pPr>
+      <w:r>
+        <w:rPr>
+          <w:rFonts w:ascii="Calibri" w:cs="Calibri" w:eastAsia="Calibri" w:hAnsi="Calibri"/>
+          <w:b/>
+          <w:bCs/>
+          <w:sz w:val="22"/>
+          <w:szCs w:val="22"/>
+        </w:rPr>
+        <w:t xml:space="preserve">Approval rate: </w:t>
+      </w:r>
+      <w:r>
+        <w:rPr>
+          <w:rFonts w:ascii="Calibri" w:cs="Calibri" w:eastAsia="Calibri" w:hAnsi="Calibri"/>
+          <w:sz w:val="22"/>
+          <w:szCs w:val="22"/>
+        </w:rPr>
+        <w:t xml:space="preserve">the model flags about 27% of applicants, so the bank would approve about 73%. At the 0.5 threshold it flags 16%.</w:t>
+      </w:r>
+    </w:p>
+    <w:p>
+      <w:pPr>
+        <w:pStyle w:val="ListParagraph"/>
+        <w:numPr>
+          <w:ilvl w:val="0"/>
+          <w:numId w:val="2"/>
+        </w:numPr>
+        <w:spacing w:after="90" w:line="264"/>
+      </w:pPr>
+      <w:r>
+        <w:rPr>
+          <w:rFonts w:ascii="Calibri" w:cs="Calibri" w:eastAsia="Calibri" w:hAnsi="Calibri"/>
+          <w:b/>
+          <w:bCs/>
+          <w:sz w:val="22"/>
+          <w:szCs w:val="22"/>
+        </w:rPr>
+        <w:t xml:space="preserve">Bands at 0.10 and 0.25: </w:t>
+      </w:r>
+      <w:r>
+        <w:rPr>
+          <w:rFonts w:ascii="Calibri" w:cs="Calibri" w:eastAsia="Calibri" w:hAnsi="Calibri"/>
+          <w:sz w:val="22"/>
+          <w:szCs w:val="22"/>
+        </w:rPr>
+        <w:t xml:space="preserve">the bank would approve about 69% automatically (about 1% defaulted) and refer about 7% (about 24% defaulted). It would decline about 24% (74% defaulted, 87% of all defaulters). It declines about 62 creditworthy applicants automatically and refers about 55.</w:t>
+      </w:r>
+    </w:p>
+    <w:p>
+      <w:pPr>
+        <w:pStyle w:val="ListParagraph"/>
+        <w:numPr>
+          <w:ilvl w:val="0"/>
+          <w:numId w:val="2"/>
+        </w:numPr>
+        <w:spacing w:after="90" w:line="264"/>
+      </w:pPr>
+      <w:r>
+        <w:rPr>
+          <w:rFonts w:ascii="Calibri" w:cs="Calibri" w:eastAsia="Calibri" w:hAnsi="Calibri"/>
+          <w:b/>
+          <w:bCs/>
+          <w:sz w:val="22"/>
+          <w:szCs w:val="22"/>
+        </w:rPr>
+        <w:t xml:space="preserve">Decision rule: </w:t>
+      </w:r>
+      <w:r>
+        <w:rPr>
+          <w:rFonts w:ascii="Calibri" w:cs="Calibri" w:eastAsia="Calibri" w:hAnsi="Calibri"/>
+          <w:sz w:val="22"/>
+          <w:szCs w:val="22"/>
+        </w:rPr>
+        <w:t xml:space="preserve">Table 6 and the cost figures are for the single 0.15 threshold. The bands are the operating procedure around it. Under the bands, the model catches between 87% and 96% of defaulters. The low end holds if underwriters approve every referral, and the high end if they decline every referral.</w:t>
+      </w:r>
+    </w:p>
+    <w:p>
+      <w:pPr>
+        <w:pStyle w:val="ListParagraph"/>
+        <w:numPr>
+          <w:ilvl w:val="0"/>
+          <w:numId w:val="2"/>
+        </w:numPr>
+        <w:spacing w:after="90" w:line="264"/>
+      </w:pPr>
+      <w:r>
+        <w:rPr>
+          <w:rFonts w:ascii="Calibri" w:cs="Calibri" w:eastAsia="Calibri" w:hAnsi="Calibri"/>
+          <w:b/>
+          <w:bCs/>
+          <w:sz w:val="22"/>
+          <w:szCs w:val="22"/>
+        </w:rPr>
+        <w:t xml:space="preserve">Recorded ratio: </w:t>
+      </w:r>
+      <w:r>
+        <w:rPr>
+          <w:rFonts w:ascii="Calibri" w:cs="Calibri" w:eastAsia="Calibri" w:hAnsi="Calibri"/>
+          <w:sz w:val="22"/>
+          <w:szCs w:val="22"/>
+        </w:rPr>
+        <w:t xml:space="preserve">two thirds of all defaulters have no recorded debt-to-income ratio, and the model flags 96% of that group. On applicants with a recorded ratio, it flags 9% and catches 83% of their defaulters at 80% precision. This is the better guide once income verification is mandatory.</w:t>
       </w:r>
     </w:p>
     <w:p>
@@ -12293,14 +13144,97 @@
       <w:r>
         <w:rPr>
           <w:rFonts w:ascii="Calibri" w:cs="Calibri" w:eastAsia="Calibri" w:hAnsi="Calibri"/>
+          <w:b/>
+          <w:bCs/>
           <w:sz w:val="22"/>
           <w:szCs w:val="22"/>
         </w:rPr>
-        <w:t xml:space="preserve">The forest performs best, but nobody can read it as a rule list. The ECOA requires a specific reason for each adverse decision. The proposal resolves the trade-off with a surrogate decision tree. This is a four-level tree that we fit to the forest's out-of-fold flag/clear decisions on the training rows. We use out-of-fold decisions because a fully grown forest reproduces its training labels almost perfectly. In-sample decisions would therefore teach the tree the labels rather than the forest's behaviour on new applicants. The surrogate reproduces 93% of the forest's decisions on unseen applicants, against 73% for a rule that never flags anyone. Its rules are the same drivers the analysis found throughout. If the debt-to-income ratio is missing, the tree flags the applicant. If the ratio is recorded and above about 44%, the tree flags the applicant. At or below 44%, the tree flags the applicant if there is a delinquent credit line together with a major derogatory report. Otherwise the tree clears the applicant. Each adverse-action notice must also give the reasons for that applicant. So the bank builds per-applicant risk drivers from the forest (for example SHAP values) in months 0-2, before the shadow run. These drivers give the reason for each decline, including the automatic declines above 0.25. They also cover the roughly 7% of decisions that the surrogate does not reproduce. The surrogate rules give the plain-language summary of how the model decides. Figure 7 shows what the forest relies on. The debt-to-income ratio, its missing flag, delinquent lines and credit-history length together carry about half of its decision power. Permutation importance ranks the same four at the top.</w:t>
+        <w:t xml:space="preserve">The trade-off. </w:t>
+      </w:r>
+      <w:r>
+        <w:rPr>
+          <w:rFonts w:ascii="Calibri" w:cs="Calibri" w:eastAsia="Calibri" w:hAnsi="Calibri"/>
+          <w:sz w:val="22"/>
+          <w:szCs w:val="22"/>
+        </w:rPr>
+        <w:t xml:space="preserve">The forest performs best, but nobody can read it as a rule list. The ECOA requires a specific reason for each adverse decision. The proposal resolves the trade-off with a surrogate decision tree and per-applicant risk drivers.</w:t>
       </w:r>
     </w:p>
     <w:p>
       <w:pPr>
+        <w:spacing w:after="140" w:line="276"/>
+        <w:jc w:val="both"/>
+      </w:pPr>
+      <w:r>
+        <w:rPr>
+          <w:rFonts w:ascii="Calibri" w:cs="Calibri" w:eastAsia="Calibri" w:hAnsi="Calibri"/>
+          <w:b/>
+          <w:bCs/>
+          <w:sz w:val="22"/>
+          <w:szCs w:val="22"/>
+        </w:rPr>
+        <w:t xml:space="preserve">The surrogate tree. </w:t>
+      </w:r>
+      <w:r>
+        <w:rPr>
+          <w:rFonts w:ascii="Calibri" w:cs="Calibri" w:eastAsia="Calibri" w:hAnsi="Calibri"/>
+          <w:sz w:val="22"/>
+          <w:szCs w:val="22"/>
+        </w:rPr>
+        <w:t xml:space="preserve">This is a four-level tree that we fit to the forest's out-of-fold flag/clear decisions on the training rows. We use out-of-fold decisions because a fully grown forest reproduces its training labels almost perfectly. In-sample decisions would therefore teach the tree the labels rather than the forest's behaviour on new applicants. The surrogate reproduces 93% of the forest's decisions on unseen applicants, against 73% for a rule that never flags anyone. Its rules are the same drivers the analysis found throughout. If the debt-to-income ratio is missing, the tree flags the applicant. If the ratio is recorded and above about 44%, the tree flags the applicant. At or below 44%, the tree flags the applicant if there is a delinquent credit line together with a major derogatory report. Otherwise the tree clears the applicant.</w:t>
+      </w:r>
+    </w:p>
+    <w:p>
+      <w:pPr>
+        <w:spacing w:after="140" w:line="276"/>
+        <w:jc w:val="both"/>
+      </w:pPr>
+      <w:r>
+        <w:rPr>
+          <w:rFonts w:ascii="Calibri" w:cs="Calibri" w:eastAsia="Calibri" w:hAnsi="Calibri"/>
+          <w:b/>
+          <w:bCs/>
+          <w:sz w:val="22"/>
+          <w:szCs w:val="22"/>
+        </w:rPr>
+        <w:t xml:space="preserve">Reasons for each applicant. </w:t>
+      </w:r>
+      <w:r>
+        <w:rPr>
+          <w:rFonts w:ascii="Calibri" w:cs="Calibri" w:eastAsia="Calibri" w:hAnsi="Calibri"/>
+          <w:sz w:val="22"/>
+          <w:szCs w:val="22"/>
+        </w:rPr>
+        <w:t xml:space="preserve">Each adverse-action notice must also give the reasons for that applicant. So the bank builds per-applicant risk drivers from the forest (for example SHAP values) in the first two months, before the shadow run. These drivers give the reason for each decline, including the automatic declines above 0.25. They also cover the roughly 7% of decisions that the surrogate does not reproduce. The surrogate rules give the plain-language summary of how the model decides.</w:t>
+      </w:r>
+    </w:p>
+    <w:p>
+      <w:pPr>
+        <w:spacing w:after="140" w:line="276"/>
+        <w:jc w:val="both"/>
+      </w:pPr>
+      <w:r>
+        <w:rPr>
+          <w:rFonts w:ascii="Calibri" w:cs="Calibri" w:eastAsia="Calibri" w:hAnsi="Calibri"/>
+          <w:b/>
+          <w:bCs/>
+          <w:sz w:val="22"/>
+          <w:szCs w:val="22"/>
+        </w:rPr>
+        <w:t xml:space="preserve">What the forest relies on. </w:t>
+      </w:r>
+      <w:r>
+        <w:rPr>
+          <w:rFonts w:ascii="Calibri" w:cs="Calibri" w:eastAsia="Calibri" w:hAnsi="Calibri"/>
+          <w:sz w:val="22"/>
+          <w:szCs w:val="22"/>
+        </w:rPr>
+        <w:t xml:space="preserve">Figure 7 shows the inputs that the forest relies on most. The debt-to-income ratio, its missing flag, delinquent lines and credit-history length together carry about half of its decision power. Permutation importance ranks the same four at the top.</w:t>
+      </w:r>
+    </w:p>
+    <w:p>
+      <w:pPr>
+        <w:keepNext/>
         <w:spacing w:after="60" w:before="120"/>
         <w:jc w:val="center"/>
       </w:pPr>
@@ -12347,6 +13281,7 @@
     </w:p>
     <w:p>
       <w:pPr>
+        <w:keepLines/>
         <w:spacing w:after="220"/>
         <w:jc w:val="center"/>
       </w:pPr>
@@ -12559,7 +13494,7 @@
                 <w:sz w:val="19"/>
                 <w:szCs w:val="19"/>
               </w:rPr>
-              <w:t xml:space="preserve">Random Forest, 200 fully grown trees, no class weights. The configuration search showed that class weights make no measurable difference once we choose the threshold on cost. The 27 inputs are of three kinds. The 10 financial attributes (LOAN, MORTDUE, VALUE, YOJ, DEROG, DELINQ, CLAGE, NINQ, CLNO, DEBTINC). A 0/1 missing-value flag for each of the 11 fields with gaps (MORTDUE, VALUE, REASON, JOB, YOJ, DEROG, DELINQ, CLAGE, NINQ, CLNO, DEBTINC). Six 0/1 indicators from one-hot encoding (REASON = HomeImp, and JOB = Office, Other, ProfExe, Sales, Self). Median/mode imputation learned on training rows, plus a missing flag per field. No outlier capping, no scaling.</w:t>
+              <w:t xml:space="preserve">Random Forest, 200 fully grown trees, no class weights. The configuration search showed that class weights add nothing once we choose the threshold on cost. The 0.3/0.7 and 0.2/0.8 weightings lie within one standard error of the unweighted forest. The balanced and 0.1/0.9 weightings cost about $13,000 and $27,000 more per 1,000 applicants. The 27 inputs are of three kinds. The 10 financial attributes (LOAN, MORTDUE, VALUE, YOJ, DEROG, DELINQ, CLAGE, NINQ, CLNO, DEBTINC). A 0/1 missing-value flag for each of the 11 fields with gaps (MORTDUE, VALUE, REASON, JOB, YOJ, DEROG, DELINQ, CLAGE, NINQ, CLNO, DEBTINC). Six 0/1 indicators from one-hot encoding (REASON = HomeImp, and JOB = Office, Other, ProfExe, Sales, Self). Median/mode imputation learned on training rows, plus a missing flag per field. No outlier capping, no scaling.</w:t>
             </w:r>
           </w:p>
         </w:tc>
@@ -12634,7 +13569,7 @@
                 <w:sz w:val="19"/>
                 <w:szCs w:val="19"/>
               </w:rPr>
-              <w:t xml:space="preserve">Flag when predicted probability &gt; 0.15. This threshold is cost-minimising on repeated out-of-fold predictions and stable for cost ratios 3:1 to 6:1. It is just below the textbook break-even of 0.18, as expected for a score that understates risk, and unchanged on two other train/test splits. We will re-derive it with the bank's own loss and margin figures. Approve / refer / decline bands at 0.10 and 0.25 keep an underwriter in the loop around the threshold. On the test set the bands hold about 69% / 7% / 24% of applicants, with default rates of about 1% / 24% / 74%.</w:t>
+              <w:t xml:space="preserve">Flag when predicted probability &gt; 0.15. This threshold is cost-minimising on repeated out-of-fold predictions and stable for cost ratios 3:1 to 6:1. It is just below the textbook break-even of 0.18, as expected for a score that understates risk, and unchanged on two other train/test splits. We will re-derive it with the bank's own loss and margin figures. Approve / refer / decline bands at 0.10 and 0.25 keep an underwriter in the loop around the threshold. On the test set the bands hold about 69% / 7% / 24% of applicants, with default rates of about 1% / 24% / 74%. All performance figures are for the 0.15 threshold.</w:t>
             </w:r>
           </w:p>
         </w:tc>
@@ -12709,7 +13644,7 @@
                 <w:sz w:val="19"/>
                 <w:szCs w:val="19"/>
               </w:rPr>
-              <w:t xml:space="preserve">A surrogate decision tree of depth 4, fitted to the forest's out-of-fold decisions, gives the plain-language summary of the rules. It agrees with the forest on 93% of unseen applicants. Per-applicant risk drivers from the forest (for example SHAP values, built in months 0-2) give the reason on each adverse-action notice.</w:t>
+              <w:t xml:space="preserve">A surrogate decision tree of depth 4, fitted to the forest's out-of-fold decisions, gives the plain-language summary of the rules. It agrees with the forest on 93% of unseen applicants. Per-applicant risk drivers from the forest (for example SHAP values, built before the shadow run) give the reason on each adverse-action notice.</w:t>
             </w:r>
           </w:p>
         </w:tc>
@@ -12934,7 +13869,7 @@
                 <w:sz w:val="19"/>
                 <w:szCs w:val="19"/>
               </w:rPr>
-              <w:t xml:space="preserve">It has the lowest expected cost of credit errors among fifteen configurations and five final candidates. We chose it under a pre-stated rule without the test set. We then measured it once on the test set (93% recall, 68% precision, consistent with the out-of-fold estimate). It is stable: hundreds of averaged trees, out-of-fold and test agree, and the threshold is insensitive to cost assumptions. It is interpretable through the surrogate tree and per-applicant risk drivers. It is deployable on fields the underwriting process already captures.</w:t>
+              <w:t xml:space="preserve">It has the lowest expected cost of credit errors among the fifteen forest configurations (Table 4) and the seven final candidates (Table 5). We chose it under a pre-stated rule without the test set. We then measured it once on the test set (93% recall, 68% precision, consistent with the out-of-fold estimate). It is stable: hundreds of averaged trees, out-of-fold and test agree, and the threshold is insensitive to cost assumptions. It is interpretable through the surrogate tree and per-applicant risk drivers. It is deployable on fields the underwriting process already captures.</w:t>
             </w:r>
           </w:p>
         </w:tc>
@@ -12942,6 +13877,7 @@
     </w:tbl>
     <w:p>
       <w:pPr>
+        <w:keepLines/>
         <w:spacing w:after="220"/>
         <w:jc w:val="center"/>
       </w:pPr>
@@ -12955,6 +13891,134 @@
           <w:szCs w:val="19"/>
         </w:rPr>
         <w:t xml:space="preserve">Table 7. The proposed solution design.</w:t>
+      </w:r>
+    </w:p>
+    <w:p>
+      <w:pPr>
+        <w:pStyle w:val="Heading2"/>
+        <w:keepNext/>
+        <w:spacing w:after="120" w:before="240"/>
+      </w:pPr>
+      <w:r>
+        <w:rPr>
+          <w:rFonts w:ascii="Calibri" w:cs="Calibri" w:eastAsia="Calibri" w:hAnsi="Calibri"/>
+          <w:b/>
+          <w:bCs/>
+          <w:color w:val="1E2761"/>
+          <w:sz w:val="25"/>
+          <w:szCs w:val="25"/>
+        </w:rPr>
+        <w:t xml:space="preserve">Is the model ready for production? Yes, with conditions</w:t>
+      </w:r>
+    </w:p>
+    <w:p>
+      <w:pPr>
+        <w:keepNext/>
+        <w:spacing w:after="140" w:line="276"/>
+        <w:jc w:val="both"/>
+      </w:pPr>
+      <w:r>
+        <w:rPr>
+          <w:rFonts w:ascii="Calibri" w:cs="Calibri" w:eastAsia="Calibri" w:hAnsi="Calibri"/>
+          <w:sz w:val="22"/>
+          <w:szCs w:val="22"/>
+        </w:rPr>
+        <w:t xml:space="preserve">The model's performance is good enough for production. On 1,788 unseen applicants it catches 92.7% of defaulters at 68.1% precision (ROC-AUC 0.96). This agrees with the out-of-fold estimate (recall 94%, precision 65%). Under the indicative costs it cuts the cost of credit errors by about 83%. The surrogate tree and the per-applicant risk drivers make its decisions explainable. But the model must not affect real lending decisions until the bank meets five conditions:</w:t>
+      </w:r>
+    </w:p>
+    <w:p>
+      <w:pPr>
+        <w:pStyle w:val="ListParagraph"/>
+        <w:keepNext w:val="false"/>
+        <w:numPr>
+          <w:ilvl w:val="0"/>
+          <w:numId w:val="6"/>
+        </w:numPr>
+        <w:spacing w:after="100" w:line="264"/>
+      </w:pPr>
+      <w:r>
+        <w:rPr>
+          <w:rFonts w:ascii="Calibri" w:cs="Calibri" w:eastAsia="Calibri" w:hAnsi="Calibri"/>
+          <w:sz w:val="22"/>
+          <w:szCs w:val="22"/>
+        </w:rPr>
+        <w:t xml:space="preserve">Run the model in shadow mode on all applications for one to two months. Compare its flags with the underwriters' decisions, and set the band edges to match underwriting capacity.</w:t>
+      </w:r>
+    </w:p>
+    <w:p>
+      <w:pPr>
+        <w:pStyle w:val="ListParagraph"/>
+        <w:keepNext w:val="false"/>
+        <w:numPr>
+          <w:ilvl w:val="0"/>
+          <w:numId w:val="6"/>
+        </w:numPr>
+        <w:spacing w:after="100" w:line="264"/>
+      </w:pPr>
+      <w:r>
+        <w:rPr>
+          <w:rFonts w:ascii="Calibri" w:cs="Calibri" w:eastAsia="Calibri" w:hAnsi="Calibri"/>
+          <w:sz w:val="22"/>
+          <w:szCs w:val="22"/>
+        </w:rPr>
+        <w:t xml:space="preserve">Build the per-applicant risk drivers, so that every decline has a specific reason under the ECOA.</w:t>
+      </w:r>
+    </w:p>
+    <w:p>
+      <w:pPr>
+        <w:pStyle w:val="ListParagraph"/>
+        <w:keepNext w:val="false"/>
+        <w:numPr>
+          <w:ilvl w:val="0"/>
+          <w:numId w:val="6"/>
+        </w:numPr>
+        <w:spacing w:after="100" w:line="264"/>
+      </w:pPr>
+      <w:r>
+        <w:rPr>
+          <w:rFonts w:ascii="Calibri" w:cs="Calibri" w:eastAsia="Calibri" w:hAnsi="Calibri"/>
+          <w:sz w:val="22"/>
+          <w:szCs w:val="22"/>
+        </w:rPr>
+        <w:t xml:space="preserve">Pass a fair-lending review of approval and error rates across protected groups. Use the 21-input model without occupation if the review requires it.</w:t>
+      </w:r>
+    </w:p>
+    <w:p>
+      <w:pPr>
+        <w:pStyle w:val="ListParagraph"/>
+        <w:keepNext w:val="false"/>
+        <w:numPr>
+          <w:ilvl w:val="0"/>
+          <w:numId w:val="6"/>
+        </w:numPr>
+        <w:spacing w:after="100" w:line="264"/>
+      </w:pPr>
+      <w:r>
+        <w:rPr>
+          <w:rFonts w:ascii="Calibri" w:cs="Calibri" w:eastAsia="Calibri" w:hAnsi="Calibri"/>
+          <w:sz w:val="22"/>
+          <w:szCs w:val="22"/>
+        </w:rPr>
+        <w:t xml:space="preserve">Re-derive the 0.15 threshold from the bank's own loss and margin figures.</w:t>
+      </w:r>
+    </w:p>
+    <w:p>
+      <w:pPr>
+        <w:pStyle w:val="ListParagraph"/>
+        <w:keepNext w:val="false"/>
+        <w:numPr>
+          <w:ilvl w:val="0"/>
+          <w:numId w:val="6"/>
+        </w:numPr>
+        <w:spacing w:after="100" w:line="264"/>
+      </w:pPr>
+      <w:r>
+        <w:rPr>
+          <w:rFonts w:ascii="Calibri" w:cs="Calibri" w:eastAsia="Calibri" w:hAnsi="Calibri"/>
+          <w:sz w:val="22"/>
+          <w:szCs w:val="22"/>
+        </w:rPr>
+        <w:t xml:space="preserve">Test the model on past applicants with a recorded debt-to-income ratio, and refit it if necessary. On the test set it catches 83% of their defaulters at 80% precision. This test matters because mandatory income verification removes the model's strongest signal.</w:t>
       </w:r>
     </w:p>
     <w:p>
@@ -12965,6 +14029,20 @@
       <w:r>
         <w:rPr>
           <w:rFonts w:ascii="Calibri" w:cs="Calibri" w:eastAsia="Calibri" w:hAnsi="Calibri"/>
+          <w:sz w:val="22"/>
+          <w:szCs w:val="22"/>
+        </w:rPr>
+        <w:t xml:space="preserve">After go-live, an underwriter reviews every applicant in the 0.10 to 0.25 band. The bank monitors the approval rate monthly, and it monitors recall and precision as repayment outcomes arrive. It re-trains the model at least once a year, or sooner if the default rate drifts.</w:t>
+      </w:r>
+    </w:p>
+    <w:p>
+      <w:pPr>
+        <w:spacing w:after="140" w:line="276"/>
+        <w:jc w:val="both"/>
+      </w:pPr>
+      <w:r>
+        <w:rPr>
+          <w:rFonts w:ascii="Calibri" w:cs="Calibri" w:eastAsia="Calibri" w:hAnsi="Calibri"/>
           <w:b/>
           <w:bCs/>
           <w:sz w:val="22"/>
@@ -12978,7 +14056,7 @@
           <w:sz w:val="22"/>
           <w:szCs w:val="22"/>
         </w:rPr>
-        <w:t xml:space="preserve">The data covers only loans the bank approved, so the models never saw the applicants the old process declined. We plan a shadow period on all applications and reject inference. The cost assumptions are indicative, and we will replace them with the bank's figures. The final submission will add the implementation plan, stakeholder actionables, a benefit and cost estimate, and the risks and further analysis in full.</w:t>
+        <w:t xml:space="preserve">The data covers only loans the bank approved, so the models never saw the applicants the old process declined. The shadow period and, later, reject inference address this gap. The cost assumptions are indicative, and we will replace them with the bank's figures. The final submission will add the implementation plan, stakeholder actionables, a benefit and cost estimate, and the risks and further analysis in full.</w:t>
       </w:r>
     </w:p>
     <w:sectPr>
@@ -13243,6 +14321,30 @@
       </w:pPr>
     </w:lvl>
   </w:abstractNum>
+  <w:abstractNum w:abstractNumId="5" w15:restartNumberingAfterBreak="0">
+    <w:multiLevelType w:val="hybridMultilevel"/>
+    <w:lvl w:ilvl="0" w:tentative="1">
+      <w:start w:val="1"/>
+      <w:numFmt w:val="decimal"/>
+      <w:lvlText w:val="%1."/>
+      <w:lvlJc w:val="left"/>
+      <w:pPr>
+        <w:ind w:left="540" w:hanging="360"/>
+      </w:pPr>
+    </w:lvl>
+  </w:abstractNum>
+  <w:abstractNum w:abstractNumId="6" w15:restartNumberingAfterBreak="0">
+    <w:multiLevelType w:val="hybridMultilevel"/>
+    <w:lvl w:ilvl="0" w:tentative="1">
+      <w:start w:val="1"/>
+      <w:numFmt w:val="decimal"/>
+      <w:lvlText w:val="%1."/>
+      <w:lvlJc w:val="left"/>
+      <w:pPr>
+        <w:ind w:left="540" w:hanging="360"/>
+      </w:pPr>
+    </w:lvl>
+  </w:abstractNum>
   <w:num w:numId="1">
     <w:abstractNumId w:val="1"/>
     <w:lvlOverride w:ilvl="0">
@@ -13250,19 +14352,31 @@
     </w:lvlOverride>
   </w:num>
   <w:num w:numId="2">
+    <w:abstractNumId w:val="2"/>
+    <w:lvlOverride w:ilvl="0">
+      <w:startOverride w:val="1"/>
+    </w:lvlOverride>
+  </w:num>
+  <w:num w:numId="3">
     <w:abstractNumId w:val="3"/>
     <w:lvlOverride w:ilvl="0">
       <w:startOverride w:val="1"/>
     </w:lvlOverride>
   </w:num>
-  <w:num w:numId="3">
+  <w:num w:numId="4">
     <w:abstractNumId w:val="4"/>
     <w:lvlOverride w:ilvl="0">
       <w:startOverride w:val="1"/>
     </w:lvlOverride>
   </w:num>
-  <w:num w:numId="4">
-    <w:abstractNumId w:val="2"/>
+  <w:num w:numId="5">
+    <w:abstractNumId w:val="5"/>
+    <w:lvlOverride w:ilvl="0">
+      <w:startOverride w:val="1"/>
+    </w:lvlOverride>
+  </w:num>
+  <w:num w:numId="6">
+    <w:abstractNumId w:val="6"/>
     <w:lvlOverride w:ilvl="0">
       <w:startOverride w:val="1"/>
     </w:lvlOverride>

--- a/reports/Loan_Default_Prediction_Milestone_Report.docx
+++ b/reports/Loan_Default_Prediction_Milestone_Report.docx
@@ -2662,7 +2662,7 @@
           <w:sz w:val="22"/>
           <w:szCs w:val="22"/>
         </w:rPr>
-        <w:t xml:space="preserve">Sales (35%) and self-employed (30%) applicants default most. Office workers (13%) and professionals (17%) default least. Debt consolidation is 69% of the stated loan purposes. 'Other' is the largest occupation group (42% of stated occupations). Sales (109 applicants) and self-employed (193 applicants) are small groups, so we read their default rates with care. Home-improvement loans default slightly more often than debt-consolidation loans (22% vs 19%). Both relationships are statistically significant (chi-square tests, p = 0.005 for loan purpose, p &lt; 0.001 for occupation). On its own, loan purpose is too weak to drive decisions, but it changes the risk within some occupations (see below). The bank must handle occupation with care under fair-lending rules.</w:t>
+        <w:t xml:space="preserve">'Other' is the largest occupation group (42% of stated occupations). Sales (35%) and self-employed (30%) applicants default most. Office workers (13%) and professionals (17%) default least. Sales (109 applicants) and self-employed (193 applicants) are small groups, so we read their default rates with care. Debt consolidation is 69% of the stated loan purposes. Home-improvement loans default slightly more often than debt-consolidation loans (22% vs 19%). Both relationships are statistically significant (chi-square tests, p = 0.005 for loan purpose, p &lt; 0.001 for occupation). On its own, loan purpose is too weak to drive decisions, but it changes the risk within some occupations (see below). The bank must handle occupation with care under fair-lending rules.</w:t>
       </w:r>
     </w:p>
     <w:p>
@@ -2877,7 +2877,7 @@
           <w:sz w:val="22"/>
           <w:szCs w:val="22"/>
         </w:rPr>
-        <w:t xml:space="preserve">For the linear model only, we capped LOAN, MORTDUE, VALUE, YOJ, CLAGE, NINQ, CLNO and DEBTINC at the inter-quartile whiskers of the training rows. This removes the impossible debt-to-income and credit-age values. We capped DEROG and DELINQ at their 99th percentile (5 and 6) instead, because their inter-quartile range is zero. Tree models use the untouched values. They split on rank order and would otherwise lose information such as 'above 50% always defaults'.</w:t>
+        <w:t xml:space="preserve">For the linear model only, we capped LOAN, MORTDUE, VALUE, YOJ, CLAGE, NINQ, CLNO and DEBTINC at the inter-quartile whiskers of the training rows. This removes the impossible debt-to-income and credit-age values. We capped DEROG and DELINQ at their 99th percentile (5 and 6) instead, because their inter-quartile range is zero. Tree models use the untouched values. They split on rank order, so extreme values do not distort them. Capping would only merge the largest values into one value.</w:t>
       </w:r>
     </w:p>
     <w:p>
@@ -5259,7 +5259,7 @@
           <w:sz w:val="22"/>
           <w:szCs w:val="22"/>
         </w:rPr>
-        <w:t xml:space="preserve">Cross-validation on the training rows shows the tuning gains, so they do not depend on the test set. Cross-validated recall rose from 63% to 81% for the logistic regression (plain to balanced weights). It rose from 64% to 83% for the decision tree (fully grown to grid search). It rose from 70% to 81% for the random forest (default to grid search). Cross-validated precision fell at the same time, from 79% to 60%, from 66% to 53% and from 83% to 64%. So the final step tuned the forest's decision threshold on expected cost. On repeated out-of-fold predictions of the training rows, the default forest caught 71.4% of defaulters at 82.5% precision with the 0.5 threshold. With the 0.15 threshold it caught 93.7% at 64.7% precision. The cost per 1,000 applicants fell from about $575,000 to about $317,000, which is 45% lower.</w:t>
+        <w:t xml:space="preserve">Cross-validation on the training rows shows the tuning gains, so they do not depend on the test set. Cross-validated recall rose from 63% to 81% for the logistic regression (plain to balanced weights). It rose from 64% to 83% for the decision tree (fully grown to grid search). It rose from 70% to 81% for the random forest (default to grid search). Cross-validated precision fell at the same time, from 79% to 60%, from 66% to 53% and from 83% to 64%. So the final step tuned the forest's decision threshold on expected cost. This step used three different 5-fold splits of the training rows, not the forest's single 3-fold split above. This explains the small difference in its scores. On these out-of-fold predictions, the default forest caught 71.4% of defaulters at 82.5% precision with the 0.5 threshold. With the 0.15 threshold it caught 93.7% at 64.7% precision. The cost per 1,000 applicants fell from about $575,000 to about $317,000, which is 45% lower.</w:t>
       </w:r>
     </w:p>
     <w:p>
@@ -5283,7 +5283,7 @@
           <w:sz w:val="22"/>
           <w:szCs w:val="22"/>
         </w:rPr>
-        <w:t xml:space="preserve">The techniques agree on the main drivers. The main drivers are the debt-to-income ratio and whether it was recorded, the number of delinquent credit lines and derogatory reports, and the credit-history length. Loan, property and mortgage amounts matter in combination. Occupation and loan purpose add little on their own. A linear model, a single tree and the ensembles agree, and this is the best evidence that the signal is real.</w:t>
+        <w:t xml:space="preserve">The techniques agree on four main drivers: the debt-to-income ratio, whether it was recorded, the number of delinquent credit lines and the credit-history length. Derogatory reports also matter in the linear model and in both trees, but the final forest gives them less weight (10th of 27 inputs). Loan, property and mortgage amounts matter in combination. Occupation and loan purpose add little on their own. A linear model, a single tree and the ensembles agree, and this is the best evidence that the signal is real.</w:t>
       </w:r>
     </w:p>
     <w:p>
@@ -5428,7 +5428,7 @@
           <w:sz w:val="22"/>
           <w:szCs w:val="22"/>
         </w:rPr>
-        <w:t xml:space="preserve">Linear vs non-linear: the balanced logistic regression reaches 80% recall but only 61% precision and a ROC-AUC of 0.91. Every forest beats it on precision and ranking at a similar recall, because the data is made of thresholds. Single tree vs ensembles: the pruned tree catches the most defaulters at the 0.5 threshold (82%) but with the lowest precision (53%). Bagging shows that averaging alone lifts precision to 83%. At the 0.5 threshold, the class-weighted forest gives the best balance. It reaches 77% recall at 77% precision, the highest F1 score (0.77) of all models at that threshold, and a ROC-AUC of 0.96. On the chosen yardstick (expected cost at each model's own best threshold), the unweighted Random Forest performs best (Table 5). It costs about $317,000 per 1,000 applicants, against $550,000 for the logistic regression and $607,000 for the tuned tree. It wins because it ranks applicants best (ROC-AUC 0.96), so a lower threshold catches more defaulters without a large loss of precision.</w:t>
+        <w:t xml:space="preserve">Linear vs non-linear: the balanced logistic regression reaches 80% recall but only 61% precision and a ROC-AUC of 0.91. Every forest beats it on precision and ranking at a similar recall, because the data is made of thresholds. Single tree vs ensembles: the pruned tree catches the most defaulters at the 0.5 threshold (82%) but with the lowest precision (53%). Bagging shows that averaging alone lifts precision to 83%. At the 0.5 threshold, the class-weighted forest gives the best balance. It reaches 77% recall at 77% precision, the highest F1 score (0.77) of all models at that threshold, and a ROC-AUC of 0.96. On the chosen yardstick (expected cost at each model's own best threshold), the unweighted Random Forest performs best (Table 5). It costs about $317,000 per 1,000 applicants, against $550,000 for the logistic regression and $607,000 for the tuned tree. It wins because it ranks applicants best (ROC-AUC 0.96). At its own best threshold it catches more defaulters than the logistic regression and the tuned tree, and its precision is still higher. Out of fold, it catches 93.7% of defaulters at 64.7% precision. The logistic regression catches 81.5% at 59.9%, and the tuned tree catches 80.0% at 56.3%.</w:t>
       </w:r>
     </w:p>
     <w:p>
@@ -5452,7 +5452,7 @@
           <w:sz w:val="22"/>
           <w:szCs w:val="22"/>
         </w:rPr>
-        <w:t xml:space="preserve">Yes, and we already apply the first improvement below. Choosing the operating threshold on expected cost rather than at 0.5 moves the forest's recall above 90% at a controlled precision cost. We expect further gains from engineered features such as a combined loan-to-value ratio ((loan + mortgage due) / property value), debt-to-income bands and interaction terms. These features would also help the linear model. Gradient boosting is the next technique to explore. It builds trees one after another, and each new tree corrects the errors of the earlier trees. It keeps what makes trees fit this data: thresholds, combined risk factors and blank fields. Probability calibration would let the bank read the score as a default rate. This matters because the forest's scores understate risk in the decision range (Section 5). We also expect gains from reject inference. Reject inference matters because the data only covers loans the bank approved, so the models never saw the applicants the old process declined.</w:t>
+        <w:t xml:space="preserve">Yes, and we already apply the first improvement below. Choosing the operating threshold on expected cost rather than at 0.5 moves the forest's recall above 90% at a controlled precision cost. We expect further gains from engineered features such as a combined loan-to-value ratio ((loan + mortgage due) / property value), debt-to-income bands and interaction terms. These features would also help the linear model. Gradient boosting is the next technique to explore. It builds trees one after another, and each new tree corrects the errors of the earlier trees. It keeps what makes trees fit this data: thresholds, combined risk factors and blank fields. On tabular data like this it often ranks applicants better than a random forest. Probability calibration would let the bank read the score as a default rate. This matters because the forest's scores understate risk in the decision range (Section 5). We also expect gains from reject inference. Reject inference matters because the data only covers loans the bank approved, so the models never saw the applicants the old process declined.</w:t>
       </w:r>
     </w:p>
     <w:tbl>
@@ -12147,7 +12147,7 @@
           <w:sz w:val="22"/>
           <w:szCs w:val="22"/>
         </w:rPr>
-        <w:t xml:space="preserve">The cost-minimising threshold is 0.15 (flag every applicant whose score exceeds 0.15, an estimated default risk of roughly one in five). It stays at 0.15 for any cost ratio between 3:1 and 6:1. It moves to 0.20 at 2:1, and to 0.10 at 8:1 or more. Figure 6 shows the curves at the 4.5:1 costs. The threshold also stays at 0.15 on a finer 0.01 grid. We repeated the class-weight search for fully grown trees on two other 70/30 splits. The unweighted forest was again the cheapest, and its threshold stayed at 0.15.</w:t>
+        <w:t xml:space="preserve">The cost-minimising threshold is 0.15 (flag every applicant whose score exceeds 0.15, an estimated default risk of roughly one in five). It stays at 0.15 for any cost ratio between 3:1 and 6:1. It moves to 0.20 at 2:1, and to 0.10 at 8:1 and 9:1. Figure 6 shows the curves at the 4.5:1 costs. The threshold also stays at 0.15 on a finer 0.01 grid. We repeated the class-weight search for fully grown trees on two other 70/30 splits. The unweighted forest was again the cheapest, and its threshold stayed at 0.15.</w:t>
       </w:r>
     </w:p>
     <w:p>
@@ -13115,7 +13115,7 @@
           <w:sz w:val="22"/>
           <w:szCs w:val="22"/>
         </w:rPr>
-        <w:t xml:space="preserve">two thirds of all defaulters have no recorded debt-to-income ratio, and the model flags 96% of that group. On applicants with a recorded ratio, it flags 9% and catches 83% of their defaulters at 80% precision. This is the better guide once income verification is mandatory.</w:t>
+        <w:t xml:space="preserve">about a fifth of applicants have no recorded debt-to-income ratio. They include two thirds of all defaulters. The model flags 96% of these applicants and catches 98% of their defaulters. On applicants with a recorded ratio, it flags 9% and catches 83% of their defaulters at 80% precision. This is the better guide once income verification is mandatory.</w:t>
       </w:r>
     </w:p>
     <w:p>
@@ -13569,7 +13569,7 @@
                 <w:sz w:val="19"/>
                 <w:szCs w:val="19"/>
               </w:rPr>
-              <w:t xml:space="preserve">Flag when predicted probability &gt; 0.15. This threshold is cost-minimising on repeated out-of-fold predictions and stable for cost ratios 3:1 to 6:1. It is just below the textbook break-even of 0.18, as expected for a score that understates risk, and unchanged on two other train/test splits. We will re-derive it with the bank's own loss and margin figures. Approve / refer / decline bands at 0.10 and 0.25 keep an underwriter in the loop around the threshold. On the test set the bands hold about 69% / 7% / 24% of applicants, with default rates of about 1% / 24% / 74%. All performance figures are for the 0.15 threshold.</w:t>
+              <w:t xml:space="preserve">Flag when predicted probability &gt; 0.15. This threshold is cost-minimising on repeated out-of-fold predictions and stable for cost ratios 3:1 to 6:1. It is just below the textbook break-even of 0.18, as expected for a score that understates risk, and unchanged on two other train/test splits. We will re-derive it with the bank's own loss and margin figures. Approve / refer / decline bands at 0.10 and 0.25 keep an underwriter in the loop around the threshold. On the test set the bands hold about 69% / 7% / 24% of applicants, with default rates of about 1% / 24% / 74%. The headline figures (92.7% recall, 68.1% precision, 83% lower cost) are for the 0.15 threshold alone.</w:t>
             </w:r>
           </w:p>
         </w:tc>

--- a/reports/Loan_Default_Prediction_Milestone_Report.docx
+++ b/reports/Loan_Default_Prediction_Milestone_Report.docx
@@ -168,7 +168,7 @@
                 <w:sz w:val="20"/>
                 <w:szCs w:val="20"/>
               </w:rPr>
-              <w:t xml:space="preserve">The bank approved all 5,960 loans in this book, and 1,189 (19.9%) defaulted. If the bank recovers about half of each defaulted loan through the collateral, it lost about $10 million on this book.</w:t>
+              <w:t xml:space="preserve">The bank approved all 5,960 loans in this book, and 1,189 (19.9%) defaulted. We assume that the bank recovers about half of each defaulted loan through the collateral. On that assumption, it lost about $10 million on this book.</w:t>
             </w:r>
           </w:p>
           <w:p>
@@ -364,7 +364,7 @@
                 <w:sz w:val="20"/>
                 <w:szCs w:val="20"/>
               </w:rPr>
-              <w:t xml:space="preserve">Make income and property-value verification mandatory. Decline or refer applicants above a 45% debt-to-income ratio. Refer applicants with two or more delinquent lines or two or more derogatory reports. Run the model in shadow mode for one to two months, with a fairness review, before go-live.</w:t>
+              <w:t xml:space="preserve">Make income and property-value verification mandatory. Decline or escalate applicants above a 45% debt-to-income ratio. Refer applicants with two or more delinquent lines or two or more derogatory reports. Run the model in shadow mode for one to two months, with a fairness review, before go-live.</w:t>
             </w:r>
           </w:p>
         </w:tc>
@@ -2395,7 +2395,7 @@
           <w:sz w:val="22"/>
           <w:szCs w:val="22"/>
         </w:rPr>
-        <w:t xml:space="preserve">Applicants with no recorded debt-to-income ratio defaulted 62% of the time, against 8.6% for applicants with a recorded ratio. Applicants with no property valuation defaulted 94% of the time (Figure 1). For the problem this means that the bank should treat an unverifiable income or collateral as a red flag, not a neutral gap. It also means that the models must be able to see whether a field was blank. The signal does not point the same way for every field. Figure 1 shows five fields where a blank goes with a lower default rate (8% to 15%, against 20% overall). These are occupation, job tenure, derogatory reports, delinquent lines and recent inquiries. This probably shows how the bank recorded the data, for example 'no record found' stored as a blank. A flag for each field lets the models learn both directions.</w:t>
+        <w:t xml:space="preserve">Applicants with no recorded debt-to-income ratio defaulted 62% of the time, against 8.6% for applicants with a recorded ratio. Applicants with no property valuation defaulted 94% of the time (Figure 1). For the problem this means that the bank should treat an unverifiable income or collateral as a red flag, not a neutral gap. It also means that the models must be able to see whether a field was blank. The signal does not point the same way for every field. Figure 1 shows five fields where a blank goes with a lower default rate (8% to 15%, against 20% overall). These are occupation, job tenure, derogatory reports, delinquent lines and recent inquiries. This probably shows how the bank recorded the data, for example by storing 'no record found' as a blank. A flag for each field lets the models learn both directions.</w:t>
       </w:r>
     </w:p>
     <w:p>
@@ -2465,30 +2465,6 @@
     </w:p>
     <w:p>
       <w:pPr>
-        <w:spacing w:after="140" w:line="276"/>
-        <w:jc w:val="both"/>
-      </w:pPr>
-      <w:r>
-        <w:rPr>
-          <w:rFonts w:ascii="Calibri" w:cs="Calibri" w:eastAsia="Calibri" w:hAnsi="Calibri"/>
-          <w:b/>
-          <w:bCs/>
-          <w:sz w:val="22"/>
-          <w:szCs w:val="22"/>
-        </w:rPr>
-        <w:t xml:space="preserve">Debt burden has a hard threshold. Credit history protects. Small loans are not safe loans. </w:t>
-      </w:r>
-      <w:r>
-        <w:rPr>
-          <w:rFonts w:ascii="Calibri" w:cs="Calibri" w:eastAsia="Calibri" w:hAnsi="Calibri"/>
-          <w:sz w:val="22"/>
-          <w:szCs w:val="22"/>
-        </w:rPr>
-        <w:t xml:space="preserve">Between a 20% and a 40% debt-to-income ratio only 4% to 7% of applicants default. Between 40% and 45% the rate is 11%, and above 45% it is 87% to 100%. Applicants with under five years of credit history default 44% of the time against about 10% with over twenty years. Loans under $5,000 default 57% of the time, almost three times the average (Figure 2). These are threshold-shaped relationships that a straight line cannot represent well. This already suggests that tree-based models will do better than a purely linear one.</w:t>
-      </w:r>
-    </w:p>
-    <w:p>
-      <w:pPr>
         <w:keepNext/>
         <w:spacing w:after="60" w:before="120"/>
         <w:jc w:val="center"/>
@@ -2565,6 +2541,30 @@
           <w:sz w:val="22"/>
           <w:szCs w:val="22"/>
         </w:rPr>
+        <w:t xml:space="preserve">Debt burden has a hard threshold. Credit history protects. Small loans are not safe loans. </w:t>
+      </w:r>
+      <w:r>
+        <w:rPr>
+          <w:rFonts w:ascii="Calibri" w:cs="Calibri" w:eastAsia="Calibri" w:hAnsi="Calibri"/>
+          <w:sz w:val="22"/>
+          <w:szCs w:val="22"/>
+        </w:rPr>
+        <w:t xml:space="preserve">Between a 20% and a 40% debt-to-income ratio only 4% to 7% of applicants default. Between 40% and 45% the rate is 11%, and above 45% it is 87% to 100%. Applicants with under five years of credit history default 44% of the time against about 10% with over twenty years. Loans under $5,000 default 57% of the time, almost three times the average (Figure 2). These are threshold-shaped relationships that a straight line cannot represent well. This already suggests that tree-based models will do better than a purely linear one.</w:t>
+      </w:r>
+    </w:p>
+    <w:p>
+      <w:pPr>
+        <w:spacing w:after="140" w:line="276"/>
+        <w:jc w:val="both"/>
+      </w:pPr>
+      <w:r>
+        <w:rPr>
+          <w:rFonts w:ascii="Calibri" w:cs="Calibri" w:eastAsia="Calibri" w:hAnsi="Calibri"/>
+          <w:b/>
+          <w:bCs/>
+          <w:sz w:val="22"/>
+          <w:szCs w:val="22"/>
+        </w:rPr>
         <w:t xml:space="preserve">Past repayment behaviour predicts future behaviour. </w:t>
       </w:r>
       <w:r>
@@ -5428,7 +5428,7 @@
           <w:sz w:val="22"/>
           <w:szCs w:val="22"/>
         </w:rPr>
-        <w:t xml:space="preserve">Linear vs non-linear: the balanced logistic regression reaches 80% recall but only 61% precision and a ROC-AUC of 0.91. Every forest beats it on precision and ranking at a similar recall, because the data is made of thresholds. Single tree vs ensembles: the pruned tree catches the most defaulters at the 0.5 threshold (82%) but with the lowest precision (53%). Bagging shows that averaging alone lifts precision to 83%. At the 0.5 threshold, the class-weighted forest gives the best balance. It reaches 77% recall at 77% precision, the highest F1 score (0.77) of all models at that threshold, and a ROC-AUC of 0.96. On the chosen yardstick (expected cost at each model's own best threshold), the unweighted Random Forest performs best (Table 5). It costs about $317,000 per 1,000 applicants, against $550,000 for the logistic regression and $607,000 for the tuned tree. It wins because it ranks applicants best (ROC-AUC 0.96). At its own best threshold it catches more defaulters than the logistic regression and the tuned tree, and its precision is still higher. Out of fold, it catches 93.7% of defaulters at 64.7% precision. The logistic regression catches 81.5% at 59.9%, and the tuned tree catches 80.0% at 56.3%.</w:t>
+        <w:t xml:space="preserve">Linear vs non-linear: the balanced logistic regression reaches 80% recall but only 61% precision and a ROC-AUC of 0.91. Every forest beats it on precision and ranking at a similar recall, because the data is made of thresholds. Single tree vs ensembles: the pruned tree catches the most defaulters at the 0.5 threshold (82%) but with the lowest precision (53%). Bagging shows that averaging alone lifts precision to 83%. At the 0.5 threshold, the class-weighted forest gives the best balance. It reaches 77% recall at 77% precision, the highest F1 score (0.77) of all models at that threshold, and a ROC-AUC of 0.96. On the chosen yardstick (expected cost at each model's own best threshold), the unweighted Random Forest performs best (Table 5). It costs about $317,000 per 1,000 applicants, against $390,000 for the bagged trees, $550,000 for the logistic regression and $607,000 for the tuned tree. It wins because it ranks applicants best (ROC-AUC 0.96). At its own best threshold it catches more defaulters than the other techniques, and its precision is still higher. Out of fold, it catches 93.7% of defaulters at 64.7% precision. The bagged trees catch 90.1% at 62.9%. The logistic regression catches 81.5% at 59.9%, and the tuned tree catches 80.0% at 56.3%.</w:t>
       </w:r>
     </w:p>
     <w:p>
@@ -5986,7 +5986,7 @@
                 <w:sz w:val="19"/>
                 <w:szCs w:val="19"/>
               </w:rPr>
-              <w:t xml:space="preserve">It has the best balance of recall and precision, the best ranking quality, and is stable. Importances and a surrogate tree explain it now. Per-applicant risk drivers (for example SHAP values) are a build item before the shadow run.</w:t>
+              <w:t xml:space="preserve">It has the best balance of recall and precision, the best ranking quality, and is stable. Importances and a surrogate tree explain it now. The bank builds per-applicant risk drivers (for example SHAP values) before the shadow run.</w:t>
             </w:r>
           </w:p>
         </w:tc>
@@ -6102,7 +6102,7 @@
           <w:sz w:val="22"/>
           <w:szCs w:val="22"/>
         </w:rPr>
-        <w:t xml:space="preserve">Unverified affordability is the largest risk. Applicants with no recorded debt-to-income ratio defaulted 62% of the time. They make up two thirds of all defaulters.</w:t>
+        <w:t xml:space="preserve">Unverified affordability is the largest risk. Applicants with no recorded debt-to-income ratio defaulted 62% of the time. They include two thirds of all defaulters.</w:t>
       </w:r>
     </w:p>
     <w:p>
@@ -6247,7 +6247,7 @@
           <w:sz w:val="22"/>
           <w:szCs w:val="22"/>
         </w:rPr>
-        <w:t xml:space="preserve">Class weights and the decision threshold are two dials for the same trade-off (how readily the model flags an applicant). We therefore chose them together and on the business criterion, and we fixed a rule before the search. The candidate with the lowest mean expected cost on out-of-fold predictions wins. Among candidates within one fold-to-fold standard error of it, we prefer the simplest. We scored every candidate with out-of-fold predictions from repeated 5-fold cross-validation on the training rows (three different splits, 15 validation folds). We judged each candidate at its own cost-minimising threshold. The test set played no part in the choice. Stage 1 searched the forest's class weights and minimum leaf size on all 27 inputs (Table 4).</w:t>
+        <w:t xml:space="preserve">Class weights and the decision threshold are two dials for the same trade-off (how readily the model flags an applicant). We therefore chose them together and on the business criterion, and we fixed a rule before the search. The candidate with the lowest mean expected cost on out-of-fold predictions wins. Among candidates within one fold-to-fold standard error of it, we prefer the simplest (fewest non-default settings, then fewest inputs). We scored every candidate with out-of-fold predictions from repeated 5-fold cross-validation on the training rows (three different splits, 15 validation folds). We judged each candidate at its own cost-minimising threshold. The test set played no part in the choice. Stage 1 searched the forest's class weights and minimum leaf size on all 27 inputs (Table 4).</w:t>
       </w:r>
     </w:p>
     <w:tbl>
@@ -10309,7 +10309,7 @@
           <w:sz w:val="22"/>
           <w:szCs w:val="22"/>
         </w:rPr>
-        <w:t xml:space="preserve">Fully grown trees beat constrained trees by a wide margin for every weighting. A minimum leaf of 5 or 10 applicants (10 was the recall-only grid search's choice) makes the probabilities cruder. This costs dearly once the threshold is free to move. Among the fully grown forests the class weights barely matter. The unweighted, 0.3/0.7 and 0.2/0.8 forests lie within one standard error (about $10,500) of each other. They simply reach their minimum at different thresholds (0.15, 0.20 and 0.25). By the pre-stated rule we kept the unweighted forest, the simplest configuration with the lowest mean cost. Its score also keeps a natural reading as an estimated default rate, which we checked with a calibration table on the out-of-fold scores. It understates risk in the decision range, as we discuss below. Stage 2 pitted it against the recall-tuned grid winner, each on all 27 inputs and on the 12-input subset. The same stage also tested it without any occupation information, the fallback a fair-lending review might require. We scored the balanced logistic regression and the recall-tuned tree the same way at their own cost-minimising thresholds. This compares every technique on the chosen yardstick (Table 5).</w:t>
+        <w:t xml:space="preserve">Fully grown trees beat constrained trees by a wide margin for every weighting. A minimum leaf of 5 or 10 applicants (10 was the recall-only grid search's choice) makes the probabilities cruder. This costs dearly once the threshold is free to move. Among the fully grown forests the class weights barely matter. The unweighted, 0.3/0.7 and 0.2/0.8 forests lie within one standard error (about $10,500) of each other. They simply reach their minimum at different thresholds (0.15, 0.20 and 0.25). By the pre-stated rule we kept the unweighted forest, the simplest configuration with the lowest mean cost. Its score also keeps a natural reading as an estimated default rate, which we checked with a calibration table on the out-of-fold scores. It understates risk in the decision range, as we discuss below. Stage 2 pitted it against the recall-tuned grid winner, each on all 27 inputs and on the 12-input subset. The same stage also tested it without any occupation information, the fallback a fair-lending review might require. We scored the bagged trees, the balanced logistic regression and the recall-tuned tree the same way at their own cost-minimising thresholds. This compares every technique on the chosen yardstick (Table 5).</w:t>
       </w:r>
     </w:p>
     <w:tbl>
@@ -11234,6 +11234,221 @@
                 <w:sz w:val="19"/>
                 <w:szCs w:val="19"/>
               </w:rPr>
+              <w:t xml:space="preserve">Bagged trees (200), own threshold</w:t>
+            </w:r>
+          </w:p>
+        </w:tc>
+        <w:tc>
+          <w:tcPr>
+            <w:tcW w:type="dxa" w:w="1200"/>
+            <w:tcBorders>
+              <w:top w:val="single" w:color="BFBFBF" w:sz="4"/>
+              <w:left w:val="single" w:color="BFBFBF" w:sz="4"/>
+              <w:bottom w:val="single" w:color="BFBFBF" w:sz="4"/>
+              <w:right w:val="single" w:color="BFBFBF" w:sz="4"/>
+            </w:tcBorders>
+            <w:tcMar>
+              <w:top w:type="dxa" w:w="60"/>
+              <w:left w:type="dxa" w:w="100"/>
+              <w:bottom w:type="dxa" w:w="60"/>
+              <w:right w:type="dxa" w:w="100"/>
+            </w:tcMar>
+          </w:tcPr>
+          <w:p>
+            <w:pPr>
+              <w:keepNext/>
+              <w:spacing w:after="0"/>
+              <w:jc w:val="right"/>
+            </w:pPr>
+            <w:r>
+              <w:rPr>
+                <w:rFonts w:ascii="Calibri" w:cs="Calibri" w:eastAsia="Calibri" w:hAnsi="Calibri"/>
+                <w:b w:val="false"/>
+                <w:bCs w:val="false"/>
+                <w:color w:val="000000"/>
+                <w:sz w:val="19"/>
+                <w:szCs w:val="19"/>
+              </w:rPr>
+              <w:t xml:space="preserve">0.94</w:t>
+            </w:r>
+          </w:p>
+        </w:tc>
+        <w:tc>
+          <w:tcPr>
+            <w:tcW w:type="dxa" w:w="1100"/>
+            <w:tcBorders>
+              <w:top w:val="single" w:color="BFBFBF" w:sz="4"/>
+              <w:left w:val="single" w:color="BFBFBF" w:sz="4"/>
+              <w:bottom w:val="single" w:color="BFBFBF" w:sz="4"/>
+              <w:right w:val="single" w:color="BFBFBF" w:sz="4"/>
+            </w:tcBorders>
+            <w:tcMar>
+              <w:top w:type="dxa" w:w="60"/>
+              <w:left w:type="dxa" w:w="100"/>
+              <w:bottom w:type="dxa" w:w="60"/>
+              <w:right w:type="dxa" w:w="100"/>
+            </w:tcMar>
+          </w:tcPr>
+          <w:p>
+            <w:pPr>
+              <w:keepNext/>
+              <w:spacing w:after="0"/>
+              <w:jc w:val="right"/>
+            </w:pPr>
+            <w:r>
+              <w:rPr>
+                <w:rFonts w:ascii="Calibri" w:cs="Calibri" w:eastAsia="Calibri" w:hAnsi="Calibri"/>
+                <w:b w:val="false"/>
+                <w:bCs w:val="false"/>
+                <w:color w:val="000000"/>
+                <w:sz w:val="19"/>
+                <w:szCs w:val="19"/>
+              </w:rPr>
+              <w:t xml:space="preserve">0.15</w:t>
+            </w:r>
+          </w:p>
+        </w:tc>
+        <w:tc>
+          <w:tcPr>
+            <w:tcW w:type="dxa" w:w="1200"/>
+            <w:tcBorders>
+              <w:top w:val="single" w:color="BFBFBF" w:sz="4"/>
+              <w:left w:val="single" w:color="BFBFBF" w:sz="4"/>
+              <w:bottom w:val="single" w:color="BFBFBF" w:sz="4"/>
+              <w:right w:val="single" w:color="BFBFBF" w:sz="4"/>
+            </w:tcBorders>
+            <w:tcMar>
+              <w:top w:type="dxa" w:w="60"/>
+              <w:left w:type="dxa" w:w="100"/>
+              <w:bottom w:type="dxa" w:w="60"/>
+              <w:right w:type="dxa" w:w="100"/>
+            </w:tcMar>
+          </w:tcPr>
+          <w:p>
+            <w:pPr>
+              <w:keepNext/>
+              <w:spacing w:after="0"/>
+              <w:jc w:val="right"/>
+            </w:pPr>
+            <w:r>
+              <w:rPr>
+                <w:rFonts w:ascii="Calibri" w:cs="Calibri" w:eastAsia="Calibri" w:hAnsi="Calibri"/>
+                <w:b w:val="false"/>
+                <w:bCs w:val="false"/>
+                <w:color w:val="000000"/>
+                <w:sz w:val="19"/>
+                <w:szCs w:val="19"/>
+              </w:rPr>
+              <w:t xml:space="preserve">90.1%</w:t>
+            </w:r>
+          </w:p>
+        </w:tc>
+        <w:tc>
+          <w:tcPr>
+            <w:tcW w:type="dxa" w:w="1300"/>
+            <w:tcBorders>
+              <w:top w:val="single" w:color="BFBFBF" w:sz="4"/>
+              <w:left w:val="single" w:color="BFBFBF" w:sz="4"/>
+              <w:bottom w:val="single" w:color="BFBFBF" w:sz="4"/>
+              <w:right w:val="single" w:color="BFBFBF" w:sz="4"/>
+            </w:tcBorders>
+            <w:tcMar>
+              <w:top w:type="dxa" w:w="60"/>
+              <w:left w:type="dxa" w:w="100"/>
+              <w:bottom w:type="dxa" w:w="60"/>
+              <w:right w:type="dxa" w:w="100"/>
+            </w:tcMar>
+          </w:tcPr>
+          <w:p>
+            <w:pPr>
+              <w:keepNext/>
+              <w:spacing w:after="0"/>
+              <w:jc w:val="right"/>
+            </w:pPr>
+            <w:r>
+              <w:rPr>
+                <w:rFonts w:ascii="Calibri" w:cs="Calibri" w:eastAsia="Calibri" w:hAnsi="Calibri"/>
+                <w:b w:val="false"/>
+                <w:bCs w:val="false"/>
+                <w:color w:val="000000"/>
+                <w:sz w:val="19"/>
+                <w:szCs w:val="19"/>
+              </w:rPr>
+              <w:t xml:space="preserve">62.9%</w:t>
+            </w:r>
+          </w:p>
+        </w:tc>
+        <w:tc>
+          <w:tcPr>
+            <w:tcW w:type="dxa" w:w="1400"/>
+            <w:tcBorders>
+              <w:top w:val="single" w:color="BFBFBF" w:sz="4"/>
+              <w:left w:val="single" w:color="BFBFBF" w:sz="4"/>
+              <w:bottom w:val="single" w:color="BFBFBF" w:sz="4"/>
+              <w:right w:val="single" w:color="BFBFBF" w:sz="4"/>
+            </w:tcBorders>
+            <w:tcMar>
+              <w:top w:type="dxa" w:w="60"/>
+              <w:left w:type="dxa" w:w="100"/>
+              <w:bottom w:type="dxa" w:w="60"/>
+              <w:right w:type="dxa" w:w="100"/>
+            </w:tcMar>
+          </w:tcPr>
+          <w:p>
+            <w:pPr>
+              <w:keepNext/>
+              <w:spacing w:after="0"/>
+              <w:jc w:val="right"/>
+            </w:pPr>
+            <w:r>
+              <w:rPr>
+                <w:rFonts w:ascii="Calibri" w:cs="Calibri" w:eastAsia="Calibri" w:hAnsi="Calibri"/>
+                <w:b w:val="false"/>
+                <w:bCs w:val="false"/>
+                <w:color w:val="000000"/>
+                <w:sz w:val="19"/>
+                <w:szCs w:val="19"/>
+              </w:rPr>
+              <w:t xml:space="preserve">$390,000</w:t>
+            </w:r>
+          </w:p>
+        </w:tc>
+      </w:tr>
+      <w:tr>
+        <w:trPr>
+          <w:cantSplit/>
+        </w:trPr>
+        <w:tc>
+          <w:tcPr>
+            <w:tcW w:type="dxa" w:w="3160"/>
+            <w:tcBorders>
+              <w:top w:val="single" w:color="BFBFBF" w:sz="4"/>
+              <w:left w:val="single" w:color="BFBFBF" w:sz="4"/>
+              <w:bottom w:val="single" w:color="BFBFBF" w:sz="4"/>
+              <w:right w:val="single" w:color="BFBFBF" w:sz="4"/>
+            </w:tcBorders>
+            <w:tcMar>
+              <w:top w:type="dxa" w:w="60"/>
+              <w:left w:type="dxa" w:w="100"/>
+              <w:bottom w:type="dxa" w:w="60"/>
+              <w:right w:type="dxa" w:w="100"/>
+            </w:tcMar>
+          </w:tcPr>
+          <w:p>
+            <w:pPr>
+              <w:keepNext/>
+              <w:spacing w:after="0"/>
+              <w:jc w:val="left"/>
+            </w:pPr>
+            <w:r>
+              <w:rPr>
+                <w:rFonts w:ascii="Calibri" w:cs="Calibri" w:eastAsia="Calibri" w:hAnsi="Calibri"/>
+                <w:b w:val="false"/>
+                <w:bCs w:val="false"/>
+                <w:color w:val="000000"/>
+                <w:sz w:val="19"/>
+                <w:szCs w:val="19"/>
+              </w:rPr>
               <w:t xml:space="preserve">Random Forest, recall-tuned grid winner, 27 inputs</w:t>
             </w:r>
           </w:p>
@@ -12099,7 +12314,7 @@
           <w:sz w:val="22"/>
           <w:szCs w:val="22"/>
         </w:rPr>
-        <w:t xml:space="preserve">The unweighted forest on all 27 inputs has the lowest expected cost. The recall-tuned grid winner costs about half again as much once precision has a price. This shows that recall-only tuning over-shoots. The balanced logistic regression and the tuned tree cost about $550,000 and $607,000 per 1,000 even at their own best thresholds. So the forest wins on the chosen yardstick as well as on ranking quality.</w:t>
+        <w:t xml:space="preserve">The unweighted forest on all 27 inputs has the lowest expected cost. The recall-tuned grid winner costs about half again as much once precision has a price. This shows that recall-only tuning over-shoots. Even at their own best thresholds, the bagged trees cost about $390,000 per 1,000 applicants. The balanced logistic regression and the tuned tree cost about $550,000 and $607,000. So the forest wins on the chosen yardstick as well as on ranking quality.</w:t>
       </w:r>
     </w:p>
     <w:p>
@@ -12171,7 +12386,7 @@
           <w:sz w:val="22"/>
           <w:szCs w:val="22"/>
         </w:rPr>
-        <w:t xml:space="preserve">The threshold sits just below the textbook break-even of 0.18 for a perfectly calibrated score, because the forest's scores understate risk in the decision range. The scores still rank applicants well (Brier score 0.062 against 0.160 for the base rate). Applicants scored 0.15 to 0.20 defaulted about 23% of the time, so a score of 0.15 reads as roughly one-in-five estimated risk. Table 7 lists the 27 inputs and the model settings. We fill blanks with the training-row medians and modes, for example 34.84% for the debt-to-income ratio, DebtCon for loan purpose and Other for occupation.</w:t>
+        <w:t xml:space="preserve">The threshold sits just below the textbook break-even of 0.18 for a perfectly calibrated score, because the forest's scores understate risk in the decision range. The scores still rank applicants well (Brier score 0.062 against 0.160 for the base rate). Applicants scored 0.15 to 0.20 defaulted about 23% of the time, so a score of 0.15 reads as roughly one-in-five estimated risk. Table 7 lists the 27 inputs and the model settings. We fill each blank with a median or mode of the training rows. The medians are MORTDUE $66,293, VALUE $89,965, YOJ 7 years, DEROG 0, DELINQ 0, CLAGE 173.87 months, NINQ 1, CLNO 20 and DEBTINC 34.84%. The modes are DebtCon for REASON and Other for JOB. LOAN has no blanks.</w:t>
       </w:r>
     </w:p>
     <w:p>
@@ -13494,7 +13709,7 @@
                 <w:sz w:val="19"/>
                 <w:szCs w:val="19"/>
               </w:rPr>
-              <w:t xml:space="preserve">Random Forest, 200 fully grown trees, no class weights. The configuration search showed that class weights add nothing once we choose the threshold on cost. The 0.3/0.7 and 0.2/0.8 weightings lie within one standard error of the unweighted forest. The balanced and 0.1/0.9 weightings cost about $13,000 and $27,000 more per 1,000 applicants. The 27 inputs are of three kinds. The 10 financial attributes (LOAN, MORTDUE, VALUE, YOJ, DEROG, DELINQ, CLAGE, NINQ, CLNO, DEBTINC). A 0/1 missing-value flag for each of the 11 fields with gaps (MORTDUE, VALUE, REASON, JOB, YOJ, DEROG, DELINQ, CLAGE, NINQ, CLNO, DEBTINC). Six 0/1 indicators from one-hot encoding (REASON = HomeImp, and JOB = Office, Other, ProfExe, Sales, Self). Median/mode imputation learned on training rows, plus a missing flag per field. No outlier capping, no scaling.</w:t>
+              <w:t xml:space="preserve">Random Forest, 200 fully grown trees, no class weights. Each split tries 5 of the 27 inputs, chosen at random (the square root of 27, rounded down, the library default). The random seed is 1. The configuration search showed that class weights add nothing once we choose the threshold on cost. The 0.3/0.7 and 0.2/0.8 weightings lie within one standard error of the unweighted forest. The balanced and 0.1/0.9 weightings cost about $13,000 and $27,000 more per 1,000 applicants. The 27 inputs are of three kinds. The 10 financial attributes (LOAN, MORTDUE, VALUE, YOJ, DEROG, DELINQ, CLAGE, NINQ, CLNO, DEBTINC). A 0/1 missing-value flag for each of the 11 fields with gaps (MORTDUE, VALUE, REASON, JOB, YOJ, DEROG, DELINQ, CLAGE, NINQ, CLNO, DEBTINC). Six 0/1 indicators from one-hot encoding (REASON = HomeImp, and JOB = Office, Other, ProfExe, Sales, Self). Median/mode imputation learned on training rows, plus a missing flag per field. No outlier capping, no scaling.</w:t>
             </w:r>
           </w:p>
         </w:tc>
@@ -13869,7 +14084,7 @@
                 <w:sz w:val="19"/>
                 <w:szCs w:val="19"/>
               </w:rPr>
-              <w:t xml:space="preserve">It has the lowest expected cost of credit errors among the fifteen forest configurations (Table 4) and the seven final candidates (Table 5). We chose it under a pre-stated rule without the test set. We then measured it once on the test set (93% recall, 68% precision, consistent with the out-of-fold estimate). It is stable: hundreds of averaged trees, out-of-fold and test agree, and the threshold is insensitive to cost assumptions. It is interpretable through the surrogate tree and per-applicant risk drivers. It is deployable on fields the underwriting process already captures.</w:t>
+              <w:t xml:space="preserve">It has the lowest expected cost of credit errors among the fifteen forest configurations (Table 4) and the eight final candidates (Table 5). We chose it under a pre-stated rule without the test set. We then measured it once on the test set (93% recall, 68% precision, consistent with the out-of-fold estimate). It is stable: hundreds of averaged trees, out-of-fold and test agree, and the threshold is insensitive to cost assumptions. It is interpretable through the surrogate tree and per-applicant risk drivers. It is deployable on fields the underwriting process already captures.</w:t>
             </w:r>
           </w:p>
         </w:tc>
@@ -13942,7 +14157,7 @@
           <w:sz w:val="22"/>
           <w:szCs w:val="22"/>
         </w:rPr>
-        <w:t xml:space="preserve">Run the model in shadow mode on all applications for one to two months. Compare its flags with the underwriters' decisions, and set the band edges to match underwriting capacity.</w:t>
+        <w:t xml:space="preserve">Run the model in shadow mode on all applications for one to two months. Compare its flags with the underwriters' decisions. Set the band edges to match underwriting capacity.</w:t>
       </w:r>
     </w:p>
     <w:p>
@@ -14018,7 +14233,7 @@
           <w:sz w:val="22"/>
           <w:szCs w:val="22"/>
         </w:rPr>
-        <w:t xml:space="preserve">Test the model on past applicants with a recorded debt-to-income ratio, and refit it if necessary. On the test set it catches 83% of their defaulters at 80% precision. This test matters because mandatory income verification removes the model's strongest signal.</w:t>
+        <w:t xml:space="preserve">Test the model on past applicants with a recorded debt-to-income ratio. Refit it if necessary. On the test set it catches 83% of their defaulters at 80% precision. This test matters because mandatory income verification removes the model's strongest signal.</w:t>
       </w:r>
     </w:p>
     <w:p>
@@ -14056,7 +14271,7 @@
           <w:sz w:val="22"/>
           <w:szCs w:val="22"/>
         </w:rPr>
-        <w:t xml:space="preserve">The data covers only loans the bank approved, so the models never saw the applicants the old process declined. The shadow period and, later, reject inference address this gap. The cost assumptions are indicative, and we will replace them with the bank's figures. The final submission will add the implementation plan, stakeholder actionables, a benefit and cost estimate, and the risks and further analysis in full.</w:t>
+        <w:t xml:space="preserve">The data covers only loans the bank approved, so the models never saw the applicants the old process declined. The shadow run and, later, reject inference address this gap. The cost assumptions are indicative, and we will replace them with the bank's figures. The final submission will add the implementation plan, stakeholder actionables, a benefit and cost estimate, and the risks and further analysis in full.</w:t>
       </w:r>
     </w:p>
     <w:sectPr>

--- a/reports/Loan_Default_Prediction_Milestone_Report.docx
+++ b/reports/Loan_Default_Prediction_Milestone_Report.docx
@@ -2925,6 +2925,34 @@
           <w:sz w:val="22"/>
           <w:szCs w:val="22"/>
         </w:rPr>
+        <w:t xml:space="preserve">Model inputs. </w:t>
+      </w:r>
+      <w:r>
+        <w:rPr>
+          <w:rFonts w:ascii="Calibri" w:cs="Calibri" w:eastAsia="Calibri" w:hAnsi="Calibri"/>
+          <w:sz w:val="22"/>
+          <w:szCs w:val="22"/>
+        </w:rPr>
+        <w:t xml:space="preserve">Every model receives the same 27 named columns: the 10 financial attributes, the 11 missing flags and the 6 one-hot indicators (Table 7 lists them). The logistic regression receives the financial attributes capped and standardised. The tree models receive them unchanged. Section 5 tests two smaller input sets and keeps the smallest set within one standard error of the lowest cost. No smaller set qualifies, so the final model keeps all 27.</w:t>
+      </w:r>
+    </w:p>
+    <w:p>
+      <w:pPr>
+        <w:pStyle w:val="ListParagraph"/>
+        <w:numPr>
+          <w:ilvl w:val="0"/>
+          <w:numId w:val="2"/>
+        </w:numPr>
+        <w:spacing w:after="90" w:line="264"/>
+      </w:pPr>
+      <w:r>
+        <w:rPr>
+          <w:rFonts w:ascii="Calibri" w:cs="Calibri" w:eastAsia="Calibri" w:hAnsi="Calibri"/>
+          <w:b/>
+          <w:bCs/>
+          <w:sz w:val="22"/>
+          <w:szCs w:val="22"/>
+        </w:rPr>
         <w:t xml:space="preserve">Imbalance. </w:t>
       </w:r>
       <w:r>
@@ -12338,7 +12366,7 @@
           <w:sz w:val="22"/>
           <w:szCs w:val="22"/>
         </w:rPr>
-        <w:t xml:space="preserve">Removing all occupation information costs about 10% more, and the 12-input version costs about a fifth more. Both are well outside one standard error. So occupation, loan purpose and the minor flags do add value at the cost-optimal operating point, and we choose neither simpler model. Removing occupation is therefore a policy choice with a measurable price.</w:t>
+        <w:t xml:space="preserve">The pre-stated rule keeps the smallest input set within one standard error (about $10,500) of the lowest cost. The 21-input set removes the five occupation indicators and the occupation-missing flag. It costs about 10% more. The 12-input set keeps only the 10 financial attributes and the DEBTINC and VALUE missing flags. It costs about a fifth more. Both are well outside one standard error, so no smaller set qualifies and the final model keeps all 27 inputs. Occupation, loan purpose and the minor flags therefore add value at the cost-optimal operating point. Removing occupation is a policy choice with a measurable price.</w:t>
       </w:r>
     </w:p>
     <w:p>

--- a/reports/Loan_Default_Prediction_Milestone_Report.docx
+++ b/reports/Loan_Default_Prediction_Milestone_Report.docx
@@ -196,7 +196,7 @@
                 <w:sz w:val="20"/>
                 <w:szCs w:val="20"/>
               </w:rPr>
-              <w:t xml:space="preserve">We compared logistic regression, decision trees, bagged trees and random forests. We chose the final model and its threshold on the expected cost of errors, with cross-validation on the training rows only. We scored the test set once.</w:t>
+              <w:t xml:space="preserve">We compared logistic regression, decision trees, bagged trees and random forests. We chose the final model, its inputs and its threshold on the expected cost of errors, with cross-validation on the training rows only. We scored the test set once.</w:t>
             </w:r>
           </w:p>
           <w:p>
@@ -308,7 +308,7 @@
                 <w:sz w:val="20"/>
                 <w:szCs w:val="20"/>
               </w:rPr>
-              <w:t xml:space="preserve">A random forest of 200 trees flags an applicant when the score is above 0.15. On 1,788 unseen applicants, it caught 92.7% of defaulters at 68.1% precision (ROC-AUC 0.96). A four-level surrogate tree reproduces 93% of its decisions and gives the plain-language rules.</w:t>
+              <w:t xml:space="preserve">A random forest of 200 trees on 22 inputs flags an applicant when the score is above 0.15. On 1,788 unseen applicants, it caught 92.7% of defaulters at 67.4% precision (ROC-AUC 0.96). A four-level surrogate tree reproduces 93% of its decisions and gives the plain-language rules.</w:t>
             </w:r>
           </w:p>
           <w:p>
@@ -785,7 +785,7 @@
           <w:sz w:val="22"/>
           <w:szCs w:val="22"/>
         </w:rPr>
-        <w:t xml:space="preserve">As a data-science problem this is supervised binary classification. Each row of the data is a past loan with 12 attributes known at application time. Each row also has a target BAD (1 = defaulted or seriously delinquent, 0 = repaid). Data science fits into the approval process as a scoring step. The model converts an application into a probability of default. The bank converts that probability into a flag or clear decision with a threshold set from the cost of the two possible errors. Cases in a referral band around the threshold go to an underwriter. An explanation layer converts the decision into reasons. The work therefore covers these steps. We explore and clean the data, then train a linear model (Logistic Regression) and non-linear models (Decision Tree, bagged trees, Random Forest). We tune them with cross-validation and choose the final model and its threshold on the expected-cost criterion. We propose a solution design that balances performance with interpretability.</w:t>
+        <w:t xml:space="preserve">As a data-science problem this is supervised binary classification. Each row of the data is a past loan with 12 attributes known at application time. Each row also has a target BAD (1 = defaulted or seriously delinquent, 0 = repaid). Data science fits into the approval process as a scoring step. The model converts an application into a probability of default. The bank converts that probability into a flag or clear decision with a threshold set from the cost of the two possible errors. Cases in a referral band around the threshold go to an underwriter. An explanation layer converts the decision into reasons. The work therefore covers these steps. We explore and clean the data, then train a linear model (Logistic Regression) and non-linear models (Decision Tree, bagged trees, Random Forest). We tune them with cross-validation and choose the final model, its inputs and its threshold on the expected-cost criterion. We propose a solution design that balances performance with interpretability.</w:t>
       </w:r>
     </w:p>
     <w:p>
@@ -2472,7 +2472,7 @@
       <w:r>
         <w:drawing>
           <wp:inline distT="0" distB="0" distL="0" distR="0">
-            <wp:extent cx="6038850" cy="1952625"/>
+            <wp:extent cx="6038850" cy="2057400"/>
             <wp:effectExtent t="0" r="0" b="0" l="0"/>
             <wp:docPr id="2" name=""/>
             <wp:cNvGraphicFramePr>
@@ -2497,7 +2497,7 @@
                   <pic:spPr bwMode="auto">
                     <a:xfrm>
                       <a:off x="0" y="0"/>
-                      <a:ext cx="6038850" cy="1952625"/>
+                      <a:ext cx="6038850" cy="2057400"/>
                     </a:xfrm>
                     <a:prstGeom prst="rect">
                       <a:avLst/>
@@ -2585,7 +2585,7 @@
       <w:r>
         <w:drawing>
           <wp:inline distT="0" distB="0" distL="0" distR="0">
-            <wp:extent cx="6038850" cy="1952625"/>
+            <wp:extent cx="6038850" cy="1962150"/>
             <wp:effectExtent t="0" r="0" b="0" l="0"/>
             <wp:docPr id="3" name=""/>
             <wp:cNvGraphicFramePr>
@@ -2610,7 +2610,7 @@
                   <pic:spPr bwMode="auto">
                     <a:xfrm>
                       <a:off x="0" y="0"/>
-                      <a:ext cx="6038850" cy="1952625"/>
+                      <a:ext cx="6038850" cy="1962150"/>
                     </a:xfrm>
                     <a:prstGeom prst="rect">
                       <a:avLst/>
@@ -2933,7 +2933,7 @@
           <w:sz w:val="22"/>
           <w:szCs w:val="22"/>
         </w:rPr>
-        <w:t xml:space="preserve">Every model receives the same 27 named columns: the 10 financial attributes, the 11 missing flags and the 6 one-hot indicators (Table 7 lists them). The logistic regression receives the financial attributes capped and standardised. The tree models receive them unchanged. Section 5 tests two smaller input sets and keeps the smallest set within one standard error of the lowest cost. No smaller set qualifies, so the final model keeps all 27.</w:t>
+        <w:t xml:space="preserve">Every model starts from the same 27 named columns: the 10 financial attributes, the 11 missing flags and the 6 one-hot indicators. The logistic regression receives the financial attributes capped and standardised. The tree models receive them unchanged. For the final forest, Section 5 removes the weakest inputs one at a time. It keeps the smallest set within one standard error of the lowest cost. This set has 22 inputs. The five removed inputs are the missing flags of MORTDUE, DELINQ, CLAGE, NINQ and CLNO (Table 7 lists the 22 inputs).</w:t>
       </w:r>
     </w:p>
     <w:p>
@@ -3011,7 +3011,7 @@
           <w:sz w:val="22"/>
           <w:szCs w:val="22"/>
         </w:rPr>
-        <w:t xml:space="preserve">The two errors a scoring model can make do not cost the same. Approving an applicant who then defaults (a missed defaulter) costs a large part of the principal plus collection costs. Defaulted loans averaged $16,900. If the bank recovers about half through the collateral, a missed defaulter costs roughly $9,000 with collection costs. Declining a creditworthy applicant costs the interest margin on one customer, roughly $2,000. The primary metric is therefore recall on the default class (the share of future defaulters the model flags). Recall alone rewards a model that flags everyone, so we track precision (the share of flagged applicants who really default) and F1 as guard-rails. We report accuracy for completeness. ROC-AUC measures how well the model ranks applicants by risk, which matters when we move the threshold. We tuned the logistic regression, the decision tree and the random forest by cross-validated grid search that optimises recall. We then chose the final model's configuration and its threshold on the expected cost of the two errors. We estimated that cost with repeated out-of-fold predictions on the training rows, so that precision has an explicit price in the choice.</w:t>
+        <w:t xml:space="preserve">The two errors a scoring model can make do not cost the same. Approving an applicant who then defaults (a missed defaulter) costs a large part of the principal plus collection costs. Defaulted loans averaged $16,900. If the bank recovers about half through the collateral, a missed defaulter costs roughly $9,000 with collection costs. Declining a creditworthy applicant costs the interest margin on one customer, roughly $2,000. The primary metric is therefore recall on the default class (the share of future defaulters the model flags). Recall alone rewards a model that flags everyone, so we track precision (the share of flagged applicants who really default) and F1 as guard-rails. We report accuracy for completeness. ROC-AUC measures how well the model ranks applicants by risk, which matters when we move the threshold. We tuned the logistic regression, the decision tree and the random forest by cross-validated grid search that optimises recall. We then chose the final model's configuration, its inputs and its threshold on the expected cost of the two errors. We estimated that cost with repeated out-of-fold predictions on the training rows, so that precision has an explicit price in the choice.</w:t>
       </w:r>
     </w:p>
     <w:p>
@@ -4597,7 +4597,7 @@
                 <w:sz w:val="19"/>
                 <w:szCs w:val="19"/>
               </w:rPr>
-              <w:t xml:space="preserve">Feature sub-sampling adds a little more ranking quality (the best ROC-AUC). But at the 0.5 threshold the forest is conservative and still misses almost a third of defaulters there. With its threshold moved to 0.15 this is the proposed model.</w:t>
+              <w:t xml:space="preserve">Feature sub-sampling adds a little more ranking quality (the best ROC-AUC). But at the 0.5 threshold the forest is conservative and still misses almost a third of defaulters there. On 22 inputs and with its threshold moved to 0.15, this is the proposed model.</w:t>
             </w:r>
           </w:p>
         </w:tc>
@@ -5287,7 +5287,7 @@
           <w:sz w:val="22"/>
           <w:szCs w:val="22"/>
         </w:rPr>
-        <w:t xml:space="preserve">Cross-validation on the training rows shows the tuning gains, so they do not depend on the test set. Cross-validated recall rose from 63% to 81% for the logistic regression (plain to balanced weights). It rose from 64% to 83% for the decision tree (fully grown to grid search). It rose from 70% to 81% for the random forest (default to grid search). Cross-validated precision fell at the same time, from 79% to 60%, from 66% to 53% and from 83% to 64%. So the final step tuned the forest's decision threshold on expected cost. This step used three different 5-fold splits of the training rows, not the forest's single 3-fold split above. This explains the small difference in its scores. On these out-of-fold predictions, the default forest caught 71.4% of defaulters at 82.5% precision with the 0.5 threshold. With the 0.15 threshold it caught 93.7% at 64.7% precision. The cost per 1,000 applicants fell from about $575,000 to about $317,000, which is 45% lower.</w:t>
+        <w:t xml:space="preserve">Cross-validation on the training rows shows the tuning gains, so they do not depend on the test set. Cross-validated recall rose from 63% to 81% for the logistic regression (plain to balanced weights). It rose from 64% to 83% for the decision tree (fully grown to grid search). It rose from 70% to 81% for the random forest (default to grid search). Cross-validated precision fell at the same time, from 79% to 60%, from 66% to 53% and from 83% to 64%. So the final step tuned the forest's input set and decision threshold on expected cost. This step used three different 5-fold splits of the training rows, not the forest's single 3-fold split above. The different splits and the smaller input set explain the small difference in its scores. On these out-of-fold predictions, the final forest on 22 inputs caught 71.0% of defaulters at 82.7% precision with the 0.5 threshold. With the 0.15 threshold it caught 93.7% at 63.9% precision. The cost per 1,000 applicants fell from about $580,000 to about $324,000, which is 44% lower.</w:t>
       </w:r>
     </w:p>
     <w:p>
@@ -5311,7 +5311,7 @@
           <w:sz w:val="22"/>
           <w:szCs w:val="22"/>
         </w:rPr>
-        <w:t xml:space="preserve">The techniques agree on four main drivers: the debt-to-income ratio, whether it was recorded, the number of delinquent credit lines and the credit-history length. Derogatory reports also matter in the linear model and in both trees, but the final forest gives them less weight (10th of 27 inputs). Loan, property and mortgage amounts matter in combination. Occupation and loan purpose add little on their own. A linear model, a single tree and the ensembles agree, and this is the best evidence that the signal is real.</w:t>
+        <w:t xml:space="preserve">The techniques agree on four main drivers: the debt-to-income ratio, whether it was recorded, the number of delinquent credit lines and the credit-history length. Derogatory reports also matter in the linear model and in the pruned tree, but the final forest gives them less weight (10th of 22 inputs). Loan, property and mortgage amounts matter in combination. Occupation and loan purpose add little on their own. A linear model, a single tree and the ensembles agree, and this is the best evidence that the signal is real.</w:t>
       </w:r>
     </w:p>
     <w:p>
@@ -5456,7 +5456,7 @@
           <w:sz w:val="22"/>
           <w:szCs w:val="22"/>
         </w:rPr>
-        <w:t xml:space="preserve">Linear vs non-linear: the balanced logistic regression reaches 80% recall but only 61% precision and a ROC-AUC of 0.91. Every forest beats it on precision and ranking at a similar recall, because the data is made of thresholds. Single tree vs ensembles: the pruned tree catches the most defaulters at the 0.5 threshold (82%) but with the lowest precision (53%). Bagging shows that averaging alone lifts precision to 83%. At the 0.5 threshold, the class-weighted forest gives the best balance. It reaches 77% recall at 77% precision, the highest F1 score (0.77) of all models at that threshold, and a ROC-AUC of 0.96. On the chosen yardstick (expected cost at each model's own best threshold), the unweighted Random Forest performs best (Table 5). It costs about $317,000 per 1,000 applicants, against $390,000 for the bagged trees, $550,000 for the logistic regression and $607,000 for the tuned tree. It wins because it ranks applicants best (ROC-AUC 0.96). At its own best threshold it catches more defaulters than the other techniques, and its precision is still higher. Out of fold, it catches 93.7% of defaulters at 64.7% precision. The bagged trees catch 90.1% at 62.9%. The logistic regression catches 81.5% at 59.9%, and the tuned tree catches 80.0% at 56.3%.</w:t>
+        <w:t xml:space="preserve">Linear vs non-linear: the balanced logistic regression reaches 80% recall but only 61% precision and a ROC-AUC of 0.91. Every forest beats it on precision and ranking at a similar recall, because the data is made of thresholds. Single tree vs ensembles: the pruned tree catches the most defaulters at the 0.5 threshold (82%) but with the lowest precision (53%). Bagging shows that averaging alone lifts precision to 83%. At the 0.5 threshold, the class-weighted forest gives the best balance. It reaches 77% recall at 77% precision, the highest F1 score (0.77) of all models at that threshold, and a ROC-AUC of 0.96. On the chosen yardstick (expected cost at each model's own best threshold), the unweighted Random Forest performs best (Table 5). On its 22 selected inputs it costs about $324,000 per 1,000 applicants. The bagged trees cost $390,000, the logistic regression $550,000 and the tuned tree $607,000. It wins because it ranks applicants best (ROC-AUC 0.96). At its own best threshold it catches more defaulters than the other techniques, and its precision is still higher. Out of fold, it catches 93.7% of defaulters at 63.9% precision. The bagged trees catch 90.1% at 62.9%. The logistic regression catches 81.5% at 59.9%, and the tuned tree catches 80.0% at 56.3%.</w:t>
       </w:r>
     </w:p>
     <w:p>
@@ -6094,7 +6094,7 @@
           <w:sz w:val="22"/>
           <w:szCs w:val="22"/>
         </w:rPr>
-        <w:t xml:space="preserve">Yes, for the main drivers. The debt-to-income ratio, its missing flag, delinquent credit lines and credit-history length are strong in the EDA. They stay strong in every model. In the logistic regression, a missing ratio multiplies the odds of default by about 13. Each standard deviation of delinquent lines multiplies them by about 2.4. The pruned tree and the surrogate tree split first on the missing flag, then on the ratio and on delinquent lines. In the final forest these four carry about half of the decision power and give the four largest permutation drops. Some EDA findings weaken after modelling. Loan purpose is significant in the EDA (p = 0.005) but adds little to any model. The loan, property and mortgage amounts differ significantly but modestly. The linear model gives the loan amount almost no weight (odds ratio 0.995). A missing property valuation has the largest linear odds ratio (about 45). But it ranks only 12th in the forest, because only 1.9% of applicants have no valuation. Each occupation indicator ranks outside the forest's top 12. But the forest without occupation costs about 10% more, so occupation stays significant as a group.</w:t>
+        <w:t xml:space="preserve">Yes, for the main drivers. The debt-to-income ratio, its missing flag, delinquent credit lines and credit-history length are strong in the EDA. They stay strong in every model. In the logistic regression, a missing ratio multiplies the odds of default by about 13. Each standard deviation of delinquent lines multiplies them by about 2.4. The pruned tree and the surrogate tree split first on the missing flag, then on the ratio and on delinquent lines. In the final forest these four carry about half of the decision power and give the four largest permutation drops. Some EDA findings weaken after modelling. Loan purpose is significant in the EDA (p = 0.005) but adds little to any model. The loan, property and mortgage amounts differ significantly but modestly. The linear model gives the loan amount almost no weight (odds ratio 0.995). A missing property valuation has the largest linear odds ratio (about 45). But it ranks only 12th in the forest, because only 1.9% of applicants have no valuation. Each occupation indicator ranks outside the forest's top 12. But the forest without occupation costs about 13% more, so occupation stays significant as a group.</w:t>
       </w:r>
     </w:p>
     <w:p>
@@ -6206,7 +6206,7 @@
           <w:sz w:val="22"/>
           <w:szCs w:val="22"/>
         </w:rPr>
-        <w:t xml:space="preserve">The decision threshold is a business dial. The same forest catches 69% of defaulters at 0.5 and 93% at 0.15.</w:t>
+        <w:t xml:space="preserve">The decision threshold is a business dial. The same forest catches 68% of defaulters at 0.5 and 93% at 0.15.</w:t>
       </w:r>
     </w:p>
     <w:p>
@@ -6261,7 +6261,7 @@
           <w:sz w:val="25"/>
           <w:szCs w:val="25"/>
         </w:rPr>
-        <w:t xml:space="preserve">Choosing the model and its threshold on training data only</w:t>
+        <w:t xml:space="preserve">Choosing the model, its inputs and its threshold on training data only</w:t>
       </w:r>
     </w:p>
     <w:p>
@@ -6275,7 +6275,7 @@
           <w:sz w:val="22"/>
           <w:szCs w:val="22"/>
         </w:rPr>
-        <w:t xml:space="preserve">Class weights and the decision threshold are two dials for the same trade-off (how readily the model flags an applicant). We therefore chose them together and on the business criterion, and we fixed a rule before the search. The candidate with the lowest mean expected cost on out-of-fold predictions wins. Among candidates within one fold-to-fold standard error of it, we prefer the simplest (fewest non-default settings, then fewest inputs). We scored every candidate with out-of-fold predictions from repeated 5-fold cross-validation on the training rows (three different splits, 15 validation folds). We judged each candidate at its own cost-minimising threshold. The test set played no part in the choice. Stage 1 searched the forest's class weights and minimum leaf size on all 27 inputs (Table 4).</w:t>
+        <w:t xml:space="preserve">Class weights and the decision threshold are two dials for the same trade-off (how readily the model flags an applicant). We therefore chose them together and on the business criterion, and we fixed a rule before the search. The candidate with the lowest mean expected cost on out-of-fold predictions wins. Among candidates within one fold-to-fold standard error of it, we prefer the simplest (fewest non-default settings, then fewest inputs). We scored every candidate with out-of-fold predictions from repeated 5-fold cross-validation on the training rows (three different splits, 15 validation folds). We judged each candidate at its own cost-minimising threshold. The test set played no part in the choice. The selection had three stages. Stage 1 searched the forest's class weights and minimum leaf size on all 27 inputs (Table 4). Stage 2 chose the number of inputs for the winning configuration. Stage 3 compared the result with the other forests and techniques.</w:t>
       </w:r>
     </w:p>
     <w:tbl>
@@ -10337,7 +10337,110 @@
           <w:sz w:val="22"/>
           <w:szCs w:val="22"/>
         </w:rPr>
-        <w:t xml:space="preserve">Fully grown trees beat constrained trees by a wide margin for every weighting. A minimum leaf of 5 or 10 applicants (10 was the recall-only grid search's choice) makes the probabilities cruder. This costs dearly once the threshold is free to move. Among the fully grown forests the class weights barely matter. The unweighted, 0.3/0.7 and 0.2/0.8 forests lie within one standard error (about $10,500) of each other. They simply reach their minimum at different thresholds (0.15, 0.20 and 0.25). By the pre-stated rule we kept the unweighted forest, the simplest configuration with the lowest mean cost. Its score also keeps a natural reading as an estimated default rate, which we checked with a calibration table on the out-of-fold scores. It understates risk in the decision range, as we discuss below. Stage 2 pitted it against the recall-tuned grid winner, each on all 27 inputs and on the 12-input subset. The same stage also tested it without any occupation information, the fallback a fair-lending review might require. We scored the bagged trees, the balanced logistic regression and the recall-tuned tree the same way at their own cost-minimising thresholds. This compares every technique on the chosen yardstick (Table 5).</w:t>
+        <w:t xml:space="preserve">Fully grown trees beat constrained trees by a wide margin for every weighting. A minimum leaf of 5 or 10 applicants (10 was the recall-only grid search's choice) makes the probabilities cruder. This costs dearly once the threshold is free to move. Among the fully grown forests the class weights barely matter. The unweighted, 0.3/0.7 and 0.2/0.8 forests lie within one standard error (about $10,500) of each other. They simply reach their minimum at different thresholds (0.15, 0.20 and 0.25). By the pre-stated rule we kept the unweighted forest, the simplest configuration with the lowest mean cost. Its score also keeps a natural reading as an estimated default rate, which we checked with a calibration table on the out-of-fold scores. It understates risk in the decision range, as we discuss below.</w:t>
+      </w:r>
+    </w:p>
+    <w:p>
+      <w:pPr>
+        <w:spacing w:after="140" w:line="276"/>
+        <w:jc w:val="both"/>
+      </w:pPr>
+      <w:r>
+        <w:rPr>
+          <w:rFonts w:ascii="Calibri" w:cs="Calibri" w:eastAsia="Calibri" w:hAnsi="Calibri"/>
+          <w:b/>
+          <w:bCs/>
+          <w:sz w:val="22"/>
+          <w:szCs w:val="22"/>
+        </w:rPr>
+        <w:t xml:space="preserve">Stage 2 chose the input set. </w:t>
+      </w:r>
+      <w:r>
+        <w:rPr>
+          <w:rFonts w:ascii="Calibri" w:cs="Calibri" w:eastAsia="Calibri" w:hAnsi="Calibri"/>
+          <w:sz w:val="22"/>
+          <w:szCs w:val="22"/>
+        </w:rPr>
+        <w:t xml:space="preserve">This is the counterpart of choosing how many principal components to keep. We ranked the inputs by the chosen forest's importance and removed them one at a time, the weakest first. We removed the six occupation columns and the two loan-purpose columns as groups, so that we never removed only part of a category. We scored each smaller set on the same 15 folds with three forest seeds. One forest's own randomness moves the cost by about one standard error. The pre-stated rule keeps the smallest input set whose seed-averaged cost is within one standard error (about $9,700) of the lowest cost on the curve. Figure 6 shows the curve. It stays flat from 27 down to 22 inputs, between about $318,000 and $325,000 per 1,000 applicants. The first five inputs removed are the missing flags of CLNO, NINQ, DELINQ, CLAGE and MORTDUE. Together they carry about 2% of the forest's decision power. The lowest cost plus one standard error gives a limit of about $327,000. Below 22 inputs the cost rises steadily, to about $329,000 for 21 inputs and $402,000 for 10. The next smaller set is above the limit, so the rule keeps 22 inputs.</w:t>
+      </w:r>
+    </w:p>
+    <w:p>
+      <w:pPr>
+        <w:keepNext/>
+        <w:spacing w:after="60" w:before="120"/>
+        <w:jc w:val="center"/>
+      </w:pPr>
+      <w:r>
+        <w:drawing>
+          <wp:inline distT="0" distB="0" distL="0" distR="0">
+            <wp:extent cx="5848350" cy="2476500"/>
+            <wp:effectExtent t="0" r="0" b="0" l="0"/>
+            <wp:docPr id="6" name=""/>
+            <wp:cNvGraphicFramePr>
+              <a:graphicFrameLocks xmlns:a="http://schemas.openxmlformats.org/drawingml/2006/main" noChangeAspect="1"/>
+            </wp:cNvGraphicFramePr>
+            <a:graphic xmlns:a="http://schemas.openxmlformats.org/drawingml/2006/main">
+              <a:graphicData uri="http://schemas.openxmlformats.org/drawingml/2006/picture">
+                <pic:pic xmlns:pic="http://schemas.openxmlformats.org/drawingml/2006/picture">
+                  <pic:nvPicPr>
+                    <pic:cNvPr id="0" name="" descr=""/>
+                    <pic:cNvPicPr>
+                      <a:picLocks noChangeAspect="1" noChangeArrowheads="1"/>
+                    </pic:cNvPicPr>
+                  </pic:nvPicPr>
+                  <pic:blipFill>
+                    <a:blip r:embed="rId13" cstate="none"/>
+                    <a:srcRect/>
+                    <a:stretch>
+                      <a:fillRect/>
+                    </a:stretch>
+                  </pic:blipFill>
+                  <pic:spPr bwMode="auto">
+                    <a:xfrm>
+                      <a:off x="0" y="0"/>
+                      <a:ext cx="5848350" cy="2476500"/>
+                    </a:xfrm>
+                    <a:prstGeom prst="rect">
+                      <a:avLst/>
+                    </a:prstGeom>
+                  </pic:spPr>
+                </pic:pic>
+              </a:graphicData>
+            </a:graphic>
+          </wp:inline>
+        </w:drawing>
+      </w:r>
+    </w:p>
+    <w:p>
+      <w:pPr>
+        <w:keepLines/>
+        <w:spacing w:after="220"/>
+        <w:jc w:val="center"/>
+      </w:pPr>
+      <w:r>
+        <w:rPr>
+          <w:rFonts w:ascii="Calibri" w:cs="Calibri" w:eastAsia="Calibri" w:hAnsi="Calibri"/>
+          <w:i/>
+          <w:iCs/>
+          <w:color w:val="595959"/>
+          <w:sz w:val="19"/>
+          <w:szCs w:val="19"/>
+        </w:rPr>
+        <w:t xml:space="preserve">Figure 6. Stage 2 of the selection: the chosen forest's mean out-of-fold cost (three seeds) as we remove the weakest inputs one at a time. The shaded band marks one standard error (about $9,700) above the lowest cost. The rule keeps the smallest set inside the band: 22 inputs.</w:t>
+      </w:r>
+    </w:p>
+    <w:p>
+      <w:pPr>
+        <w:spacing w:after="140" w:line="276"/>
+        <w:jc w:val="both"/>
+      </w:pPr>
+      <w:r>
+        <w:rPr>
+          <w:rFonts w:ascii="Calibri" w:cs="Calibri" w:eastAsia="Calibri" w:hAnsi="Calibri"/>
+          <w:sz w:val="22"/>
+          <w:szCs w:val="22"/>
+        </w:rPr>
+        <w:t xml:space="preserve">Stage 3 compared the forest on the 22 selected inputs with the same forest on all 27 inputs. It also tested the forest without any occupation information (16 inputs), the fallback a fair-lending review might require. The recall-tuned grid winner competed on all 27 inputs and on the 12-input subset. We scored the bagged trees, the balanced logistic regression and the recall-tuned tree the same way at their own cost-minimising thresholds. This compares every technique on the chosen yardstick (Table 5).</w:t>
       </w:r>
     </w:p>
     <w:tbl>
@@ -10617,7 +10720,7 @@
                 <w:sz w:val="19"/>
                 <w:szCs w:val="19"/>
               </w:rPr>
-              <w:t xml:space="preserve">Random Forest, unweighted, fully grown, 27 inputs</w:t>
+              <w:t xml:space="preserve">Random Forest, unweighted, fully grown, 22 inputs (selected set)</w:t>
             </w:r>
           </w:p>
         </w:tc>
@@ -10757,7 +10860,7 @@
                 <w:sz w:val="19"/>
                 <w:szCs w:val="19"/>
               </w:rPr>
-              <w:t xml:space="preserve">64.7%</w:t>
+              <w:t xml:space="preserve">63.9%</w:t>
             </w:r>
           </w:p>
         </w:tc>
@@ -10792,7 +10895,7 @@
                 <w:sz w:val="19"/>
                 <w:szCs w:val="19"/>
               </w:rPr>
-              <w:t xml:space="preserve">$317,000</w:t>
+              <w:t xml:space="preserve">$324,000</w:t>
             </w:r>
           </w:p>
         </w:tc>
@@ -10832,7 +10935,7 @@
                 <w:sz w:val="19"/>
                 <w:szCs w:val="19"/>
               </w:rPr>
-              <w:t xml:space="preserve">Random Forest, unweighted, fully grown, 21 inputs (no occupation)</w:t>
+              <w:t xml:space="preserve">Random Forest, unweighted, fully grown, 27 inputs</w:t>
             </w:r>
           </w:p>
         </w:tc>
@@ -10937,7 +11040,7 @@
                 <w:sz w:val="19"/>
                 <w:szCs w:val="19"/>
               </w:rPr>
-              <w:t xml:space="preserve">92.3%</w:t>
+              <w:t xml:space="preserve">93.7%</w:t>
             </w:r>
           </w:p>
         </w:tc>
@@ -10972,7 +11075,7 @@
                 <w:sz w:val="19"/>
                 <w:szCs w:val="19"/>
               </w:rPr>
-              <w:t xml:space="preserve">63.3%</w:t>
+              <w:t xml:space="preserve">64.7%</w:t>
             </w:r>
           </w:p>
         </w:tc>
@@ -11007,7 +11110,7 @@
                 <w:sz w:val="19"/>
                 <w:szCs w:val="19"/>
               </w:rPr>
-              <w:t xml:space="preserve">$351,000</w:t>
+              <w:t xml:space="preserve">$317,000</w:t>
             </w:r>
           </w:p>
         </w:tc>
@@ -11047,7 +11150,7 @@
                 <w:sz w:val="19"/>
                 <w:szCs w:val="19"/>
               </w:rPr>
-              <w:t xml:space="preserve">Random Forest, unweighted, fully grown, 12 inputs</w:t>
+              <w:t xml:space="preserve">Random Forest, unweighted, fully grown, 16 inputs (no occupation)</w:t>
             </w:r>
           </w:p>
         </w:tc>
@@ -11152,7 +11255,7 @@
                 <w:sz w:val="19"/>
                 <w:szCs w:val="19"/>
               </w:rPr>
-              <w:t xml:space="preserve">91.3%</w:t>
+              <w:t xml:space="preserve">91.7%</w:t>
             </w:r>
           </w:p>
         </w:tc>
@@ -11187,7 +11290,7 @@
                 <w:sz w:val="19"/>
                 <w:szCs w:val="19"/>
               </w:rPr>
-              <w:t xml:space="preserve">62.1%</w:t>
+              <w:t xml:space="preserve">62.9%</w:t>
             </w:r>
           </w:p>
         </w:tc>
@@ -11222,7 +11325,7 @@
                 <w:sz w:val="19"/>
                 <w:szCs w:val="19"/>
               </w:rPr>
-              <w:t xml:space="preserve">$378,000</w:t>
+              <w:t xml:space="preserve">$365,000</w:t>
             </w:r>
           </w:p>
         </w:tc>
@@ -12318,7 +12421,7 @@
           <w:sz w:val="19"/>
           <w:szCs w:val="19"/>
         </w:rPr>
-        <w:t xml:space="preserve">Table 5. Stage 2 of the selection: final candidates on repeated out-of-fold predictions of the training rows (mean of three 5-fold splits). Same cost assumptions as Table 4.</w:t>
+        <w:t xml:space="preserve">Table 5. Stage 3 of the selection: final candidates on repeated out-of-fold predictions of the training rows (mean of three 5-fold splits, one forest seed). Same cost assumptions as Table 4.</w:t>
       </w:r>
     </w:p>
     <w:p>
@@ -12342,7 +12445,7 @@
           <w:sz w:val="22"/>
           <w:szCs w:val="22"/>
         </w:rPr>
-        <w:t xml:space="preserve">The unweighted forest on all 27 inputs has the lowest expected cost. The recall-tuned grid winner costs about half again as much once precision has a price. This shows that recall-only tuning over-shoots. Even at their own best thresholds, the bagged trees cost about $390,000 per 1,000 applicants. The balanced logistic regression and the tuned tree cost about $550,000 and $607,000. So the forest wins on the chosen yardstick as well as on ranking quality.</w:t>
+        <w:t xml:space="preserve">The unweighted forest has the lowest expected cost of all techniques, on 22 and on 27 inputs. The recall-tuned grid winner costs about half again as much once precision has a price. This shows that recall-only tuning over-shoots. Even at their own best thresholds, the bagged trees cost about $390,000 per 1,000 applicants. The balanced logistic regression and the tuned tree cost about $550,000 and $607,000. So the forest wins on the chosen yardstick as well as on ranking quality.</w:t>
       </w:r>
     </w:p>
     <w:p>
@@ -12358,7 +12461,7 @@
           <w:sz w:val="22"/>
           <w:szCs w:val="22"/>
         </w:rPr>
-        <w:t xml:space="preserve">Simpler models cost more. </w:t>
+        <w:t xml:space="preserve">Five fewer inputs at about the same cost. </w:t>
       </w:r>
       <w:r>
         <w:rPr>
@@ -12366,55 +12469,7 @@
           <w:sz w:val="22"/>
           <w:szCs w:val="22"/>
         </w:rPr>
-        <w:t xml:space="preserve">The pre-stated rule keeps the smallest input set within one standard error (about $10,500) of the lowest cost. The 21-input set removes the five occupation indicators and the occupation-missing flag. It costs about 10% more. The 12-input set keeps only the 10 financial attributes and the DEBTINC and VALUE missing flags. It costs about a fifth more. Both are well outside one standard error, so no smaller set qualifies and the final model keeps all 27 inputs. Occupation, loan purpose and the minor flags therefore add value at the cost-optimal operating point. Removing occupation is a policy choice with a measurable price.</w:t>
-      </w:r>
-    </w:p>
-    <w:p>
-      <w:pPr>
-        <w:spacing w:after="140" w:line="276"/>
-        <w:jc w:val="both"/>
-      </w:pPr>
-      <w:r>
-        <w:rPr>
-          <w:rFonts w:ascii="Calibri" w:cs="Calibri" w:eastAsia="Calibri" w:hAnsi="Calibri"/>
-          <w:b/>
-          <w:bCs/>
-          <w:sz w:val="22"/>
-          <w:szCs w:val="22"/>
-        </w:rPr>
-        <w:t xml:space="preserve">The threshold is stable. </w:t>
-      </w:r>
-      <w:r>
-        <w:rPr>
-          <w:rFonts w:ascii="Calibri" w:cs="Calibri" w:eastAsia="Calibri" w:hAnsi="Calibri"/>
-          <w:sz w:val="22"/>
-          <w:szCs w:val="22"/>
-        </w:rPr>
-        <w:t xml:space="preserve">The cost-minimising threshold is 0.15 (flag every applicant whose score exceeds 0.15, an estimated default risk of roughly one in five). It stays at 0.15 for any cost ratio between 3:1 and 6:1. It moves to 0.20 at 2:1, and to 0.10 at 8:1 and 9:1. Figure 6 shows the curves at the 4.5:1 costs. The threshold also stays at 0.15 on a finer 0.01 grid. We repeated the class-weight search for fully grown trees on two other 70/30 splits. The unweighted forest was again the cheapest, and its threshold stayed at 0.15.</w:t>
-      </w:r>
-    </w:p>
-    <w:p>
-      <w:pPr>
-        <w:spacing w:after="140" w:line="276"/>
-        <w:jc w:val="both"/>
-      </w:pPr>
-      <w:r>
-        <w:rPr>
-          <w:rFonts w:ascii="Calibri" w:cs="Calibri" w:eastAsia="Calibri" w:hAnsi="Calibri"/>
-          <w:b/>
-          <w:bCs/>
-          <w:sz w:val="22"/>
-          <w:szCs w:val="22"/>
-        </w:rPr>
-        <w:t xml:space="preserve">Calibration and pipeline. </w:t>
-      </w:r>
-      <w:r>
-        <w:rPr>
-          <w:rFonts w:ascii="Calibri" w:cs="Calibri" w:eastAsia="Calibri" w:hAnsi="Calibri"/>
-          <w:sz w:val="22"/>
-          <w:szCs w:val="22"/>
-        </w:rPr>
-        <w:t xml:space="preserve">The threshold sits just below the textbook break-even of 0.18 for a perfectly calibrated score, because the forest's scores understate risk in the decision range. The scores still rank applicants well (Brier score 0.062 against 0.160 for the base rate). Applicants scored 0.15 to 0.20 defaulted about 23% of the time, so a score of 0.15 reads as roughly one-in-five estimated risk. Table 7 lists the 27 inputs and the model settings. We fill each blank with a median or mode of the training rows. The medians are MORTDUE $66,293, VALUE $89,965, YOJ 7 years, DEROG 0, DELINQ 0, CLAGE 173.87 months, NINQ 1, CLNO 20 and DEBTINC 34.84%. The modes are DebtCon for REASON and Other for JOB. LOAN has no blanks.</w:t>
+        <w:t xml:space="preserve">The forest on all 27 inputs has the lowest cost in Table 5 ($317,000). The forest on the 22 selected inputs costs $324,000, within one standard error (about $10,500). By the pre-stated rule, Stage 3 therefore checked the 22-input forest against all 27 inputs and kept it. A paired fold-by-fold check agrees: the 22-input forest costs about $6,800 more on average, with a paired standard error of about $6,300. With three seeds, the two input sets differ by only about $1,100 (Figure 6). The final model uses 22 inputs: the 10 financial attributes, six missing flags and the six one-hot indicators. The kept flags are those of VALUE, REASON, JOB, YOJ, DEROG and DEBTINC. Without occupation, the selected set keeps 16 inputs and costs about 13% more ($365,000), well outside one standard error. Occupation therefore adds value at the cost-optimal operating point. Removing it is a policy choice with a measurable price. One caveat applies. We ranked the inputs on all training rows before the cross-validation, and this can slightly favour the smaller sets. The removed flags carry almost no weight, so the effect is small.</w:t>
       </w:r>
     </w:p>
     <w:p>
@@ -12428,7 +12483,7 @@
           <wp:inline distT="0" distB="0" distL="0" distR="0">
             <wp:extent cx="5848350" cy="3857625"/>
             <wp:effectExtent t="0" r="0" b="0" l="0"/>
-            <wp:docPr id="6" name=""/>
+            <wp:docPr id="7" name=""/>
             <wp:cNvGraphicFramePr>
               <a:graphicFrameLocks xmlns:a="http://schemas.openxmlformats.org/drawingml/2006/main" noChangeAspect="1"/>
             </wp:cNvGraphicFramePr>
@@ -12442,7 +12497,7 @@
                     </pic:cNvPicPr>
                   </pic:nvPicPr>
                   <pic:blipFill>
-                    <a:blip r:embed="rId13" cstate="none"/>
+                    <a:blip r:embed="rId14" cstate="none"/>
                     <a:srcRect/>
                     <a:stretch>
                       <a:fillRect/>
@@ -12479,7 +12534,55 @@
           <w:sz w:val="19"/>
           <w:szCs w:val="19"/>
         </w:rPr>
-        <w:t xml:space="preserve">Figure 6. Recall and precision (top) and indicative expected cost (bottom) as the forest's threshold moves, on out-of-fold predictions of the training rows.</w:t>
+        <w:t xml:space="preserve">Figure 7. Recall and precision (top) and indicative expected cost (bottom) as the forest's threshold moves, on out-of-fold predictions of the training rows.</w:t>
+      </w:r>
+    </w:p>
+    <w:p>
+      <w:pPr>
+        <w:spacing w:after="140" w:line="276"/>
+        <w:jc w:val="both"/>
+      </w:pPr>
+      <w:r>
+        <w:rPr>
+          <w:rFonts w:ascii="Calibri" w:cs="Calibri" w:eastAsia="Calibri" w:hAnsi="Calibri"/>
+          <w:b/>
+          <w:bCs/>
+          <w:sz w:val="22"/>
+          <w:szCs w:val="22"/>
+        </w:rPr>
+        <w:t xml:space="preserve">The threshold is stable. </w:t>
+      </w:r>
+      <w:r>
+        <w:rPr>
+          <w:rFonts w:ascii="Calibri" w:cs="Calibri" w:eastAsia="Calibri" w:hAnsi="Calibri"/>
+          <w:sz w:val="22"/>
+          <w:szCs w:val="22"/>
+        </w:rPr>
+        <w:t xml:space="preserve">The cost-minimising threshold is 0.15 (flag every applicant whose score exceeds 0.15, an estimated default risk of roughly one in five). It stays at 0.15 for cost ratios from 4.5:1 to 8:1. It moves to 0.20 at 2:1 and 3:1, and to 0.10 at 9:1. The assumed 4.5:1 ratio sits at the lower edge of this range. Figure 7 shows the curves at the 4.5:1 costs. The threshold also stays at 0.15 on a finer 0.01 grid. We repeated the class-weight search for fully grown trees on two other 70/30 splits. The unweighted forest was again the cheapest, and its threshold stayed at 0.15.</w:t>
+      </w:r>
+    </w:p>
+    <w:p>
+      <w:pPr>
+        <w:spacing w:after="140" w:line="276"/>
+        <w:jc w:val="both"/>
+      </w:pPr>
+      <w:r>
+        <w:rPr>
+          <w:rFonts w:ascii="Calibri" w:cs="Calibri" w:eastAsia="Calibri" w:hAnsi="Calibri"/>
+          <w:b/>
+          <w:bCs/>
+          <w:sz w:val="22"/>
+          <w:szCs w:val="22"/>
+        </w:rPr>
+        <w:t xml:space="preserve">Calibration and pipeline. </w:t>
+      </w:r>
+      <w:r>
+        <w:rPr>
+          <w:rFonts w:ascii="Calibri" w:cs="Calibri" w:eastAsia="Calibri" w:hAnsi="Calibri"/>
+          <w:sz w:val="22"/>
+          <w:szCs w:val="22"/>
+        </w:rPr>
+        <w:t xml:space="preserve">The threshold sits just below the textbook break-even of 0.18 for a perfectly calibrated score, because the forest's scores understate risk in the decision range. The scores still rank applicants well (Brier score 0.063 against 0.160 for the base rate). Applicants scored 0.10 to 0.15 defaulted about 10% of the time, and those scored 0.15 to 0.20 about 28%. So a score of 0.15 reads as roughly one-in-five estimated risk. Table 7 lists the 22 inputs and the model settings. We fill each blank with a median or mode of the training rows. The medians are MORTDUE $66,293, VALUE $89,965, YOJ 7 years, DEROG 0, DELINQ 0, CLAGE 173.87 months, NINQ 1, CLNO 20 and DEBTINC 34.84%. The modes are DebtCon for REASON and Other for JOB. LOAN has no blanks.</w:t>
       </w:r>
     </w:p>
     <w:p>
@@ -12883,7 +12986,7 @@
                 <w:sz w:val="19"/>
                 <w:szCs w:val="19"/>
               </w:rPr>
-              <w:t xml:space="preserve">155 (wrongly flagged)</w:t>
+              <w:t xml:space="preserve">160 (wrongly flagged)</w:t>
             </w:r>
           </w:p>
         </w:tc>
@@ -12918,7 +13021,7 @@
                 <w:sz w:val="19"/>
                 <w:szCs w:val="19"/>
               </w:rPr>
-              <w:t xml:space="preserve">1,276 (correctly cleared)</w:t>
+              <w:t xml:space="preserve">1,271 (correctly cleared)</w:t>
             </w:r>
           </w:p>
         </w:tc>
@@ -13028,7 +13131,7 @@
                 <w:sz w:val="19"/>
                 <w:szCs w:val="19"/>
               </w:rPr>
-              <w:t xml:space="preserve">486</w:t>
+              <w:t xml:space="preserve">491</w:t>
             </w:r>
           </w:p>
         </w:tc>
@@ -13063,7 +13166,7 @@
                 <w:sz w:val="19"/>
                 <w:szCs w:val="19"/>
               </w:rPr>
-              <w:t xml:space="preserve">1,302</w:t>
+              <w:t xml:space="preserve">1,297</w:t>
             </w:r>
           </w:p>
         </w:tc>
@@ -13119,7 +13222,7 @@
           <w:sz w:val="19"/>
           <w:szCs w:val="19"/>
         </w:rPr>
-        <w:t xml:space="preserve">Table 6. Decisions of the proposed model at the 0.15 threshold: 92.7% of defaulters caught, 68.1% precision, 89.9% accuracy, ROC-AUC 0.96. At the conventional 0.5 threshold the same model gives 68.6% recall and 84.2% precision.</w:t>
+        <w:t xml:space="preserve">Table 6. Decisions of the proposed model at the 0.15 threshold: 92.7% of defaulters caught, 67.4% precision, 89.6% accuracy, ROC-AUC 0.96. At the conventional 0.5 threshold the same model gives 67.8% recall and 82.9% precision.</w:t>
       </w:r>
     </w:p>
     <w:p>
@@ -13190,7 +13293,7 @@
           <w:sz w:val="22"/>
           <w:szCs w:val="22"/>
         </w:rPr>
-        <w:t xml:space="preserve">it wrongly flags about 87. This is 11% of creditworthy applicants, against 3% at the 0.5 threshold.</w:t>
+        <w:t xml:space="preserve">it wrongly flags about 90. This is 11% of creditworthy applicants, against 3% at the 0.5 threshold.</w:t>
       </w:r>
     </w:p>
     <w:p>
@@ -13246,7 +13349,7 @@
           <w:sz w:val="22"/>
           <w:szCs w:val="22"/>
         </w:rPr>
-        <w:t xml:space="preserve">test and out-of-fold results agree (recall 93% vs 94%, precision 68% vs 65%, cost $304,000 ± $28,000 vs $317,000). One test evaluation is too noisy to choose between the close configurations, so that choice rests on the out-of-fold comparison.</w:t>
+        <w:t xml:space="preserve">test and out-of-fold results agree (recall 93% vs 94%, precision 67% vs 64%, cost $310,000 ± $28,000 vs $324,000). One test evaluation is too noisy to choose between the close configurations and input sets, so that choice rests on the out-of-fold comparison.</w:t>
       </w:r>
     </w:p>
     <w:p>
@@ -13302,7 +13405,7 @@
           <w:sz w:val="22"/>
           <w:szCs w:val="22"/>
         </w:rPr>
-        <w:t xml:space="preserve">the bank would approve about 69% automatically (about 1% defaulted) and refer about 7% (about 24% defaulted). It would decline about 24% (74% defaulted, 87% of all defaulters). It declines about 62 creditworthy applicants automatically and refers about 55.</w:t>
+        <w:t xml:space="preserve">the bank would approve about 69% automatically (about 1% defaulted) and refer about 7% (about 21% defaulted). It would decline about 24% (73% defaulted, 88% of all defaulters). It declines about 64 creditworthy applicants automatically and refers about 58.</w:t>
       </w:r>
     </w:p>
     <w:p>
@@ -13330,7 +13433,7 @@
           <w:sz w:val="22"/>
           <w:szCs w:val="22"/>
         </w:rPr>
-        <w:t xml:space="preserve">Table 6 and the cost figures are for the single 0.15 threshold. The bands are the operating procedure around it. Under the bands, the model catches between 87% and 96% of defaulters. The low end holds if underwriters approve every referral, and the high end if they decline every referral.</w:t>
+        <w:t xml:space="preserve">Table 6 and the cost figures are for the single 0.15 threshold. The bands are the operating procedure around it. Under the bands, the model catches between 88% and 96% of defaulters. The low end holds if underwriters approve every referral, and the high end if they decline every referral.</w:t>
       </w:r>
     </w:p>
     <w:p>
@@ -13358,7 +13461,7 @@
           <w:sz w:val="22"/>
           <w:szCs w:val="22"/>
         </w:rPr>
-        <w:t xml:space="preserve">about a fifth of applicants have no recorded debt-to-income ratio. They include two thirds of all defaulters. The model flags 96% of these applicants and catches 98% of their defaulters. On applicants with a recorded ratio, it flags 9% and catches 83% of their defaulters at 80% precision. This is the better guide once income verification is mandatory.</w:t>
+        <w:t xml:space="preserve">about a fifth of applicants have no recorded debt-to-income ratio. They include two thirds of all defaulters. The model flags 97% of these applicants and catches 99% of their defaulters. On applicants with a recorded ratio, it flags 9% and catches 81% of their defaulters at 78% precision. This is the better guide once income verification is mandatory.</w:t>
       </w:r>
     </w:p>
     <w:p>
@@ -13424,7 +13527,7 @@
           <w:sz w:val="22"/>
           <w:szCs w:val="22"/>
         </w:rPr>
-        <w:t xml:space="preserve">This is a four-level tree that we fit to the forest's out-of-fold flag/clear decisions on the training rows. We use out-of-fold decisions because a fully grown forest reproduces its training labels almost perfectly. In-sample decisions would therefore teach the tree the labels rather than the forest's behaviour on new applicants. The surrogate reproduces 93% of the forest's decisions on unseen applicants, against 73% for a rule that never flags anyone. Its rules are the same drivers the analysis found throughout. If the debt-to-income ratio is missing, the tree flags the applicant. If the ratio is recorded and above about 44%, the tree flags the applicant. At or below 44%, the tree flags the applicant if there is a delinquent credit line together with a major derogatory report. Otherwise the tree clears the applicant.</w:t>
+        <w:t xml:space="preserve">This is a four-level tree that we fit to the forest's out-of-fold flag/clear decisions on the training rows. We use out-of-fold decisions because a fully grown forest reproduces its training labels almost perfectly. In-sample decisions would therefore teach the tree the labels rather than the forest's behaviour on new applicants. The surrogate reproduces 93% of the forest's decisions on unseen applicants, against 73% for a rule that never flags anyone. Its rules are the same drivers the analysis found throughout. If the debt-to-income ratio is missing, the tree flags the applicant. If the ratio is recorded and above about 44%, the tree flags the applicant. At or below 44%, it flags an applicant with a delinquent credit line and a credit history of about 93 months (7.8 years) or less. Otherwise the tree clears the applicant.</w:t>
       </w:r>
     </w:p>
     <w:p>
@@ -13472,7 +13575,7 @@
           <w:sz w:val="22"/>
           <w:szCs w:val="22"/>
         </w:rPr>
-        <w:t xml:space="preserve">Figure 7 shows the inputs that the forest relies on most. The debt-to-income ratio, its missing flag, delinquent lines and credit-history length together carry about half of its decision power. Permutation importance ranks the same four at the top.</w:t>
+        <w:t xml:space="preserve">Figure 8 shows the inputs that the forest relies on most. The debt-to-income ratio, its missing flag, delinquent lines and credit-history length together carry about half of its decision power (48%). Permutation importance ranks the same four at the top. Derogatory reports and recent inquiries matter less than the loan amount.</w:t>
       </w:r>
     </w:p>
     <w:p>
@@ -13486,7 +13589,7 @@
           <wp:inline distT="0" distB="0" distL="0" distR="0">
             <wp:extent cx="5391150" cy="2733675"/>
             <wp:effectExtent t="0" r="0" b="0" l="0"/>
-            <wp:docPr id="7" name=""/>
+            <wp:docPr id="8" name=""/>
             <wp:cNvGraphicFramePr>
               <a:graphicFrameLocks xmlns:a="http://schemas.openxmlformats.org/drawingml/2006/main" noChangeAspect="1"/>
             </wp:cNvGraphicFramePr>
@@ -13500,7 +13603,7 @@
                     </pic:cNvPicPr>
                   </pic:nvPicPr>
                   <pic:blipFill>
-                    <a:blip r:embed="rId14" cstate="none"/>
+                    <a:blip r:embed="rId15" cstate="none"/>
                     <a:srcRect/>
                     <a:stretch>
                       <a:fillRect/>
@@ -13537,7 +13640,7 @@
           <w:sz w:val="19"/>
           <w:szCs w:val="19"/>
         </w:rPr>
-        <w:t xml:space="preserve">Figure 7. The twelve inputs the final Random Forest relies on most.</w:t>
+        <w:t xml:space="preserve">Figure 8. The twelve inputs the final Random Forest relies on most.</w:t>
       </w:r>
     </w:p>
     <w:p>
@@ -13737,7 +13840,7 @@
                 <w:sz w:val="19"/>
                 <w:szCs w:val="19"/>
               </w:rPr>
-              <w:t xml:space="preserve">Random Forest, 200 fully grown trees, no class weights. Each split tries 5 of the 27 inputs, chosen at random (the square root of 27, rounded down, the library default). The random seed is 1. The configuration search showed that class weights add nothing once we choose the threshold on cost. The 0.3/0.7 and 0.2/0.8 weightings lie within one standard error of the unweighted forest. The balanced and 0.1/0.9 weightings cost about $13,000 and $27,000 more per 1,000 applicants. The 27 inputs are of three kinds. The 10 financial attributes (LOAN, MORTDUE, VALUE, YOJ, DEROG, DELINQ, CLAGE, NINQ, CLNO, DEBTINC). A 0/1 missing-value flag for each of the 11 fields with gaps (MORTDUE, VALUE, REASON, JOB, YOJ, DEROG, DELINQ, CLAGE, NINQ, CLNO, DEBTINC). Six 0/1 indicators from one-hot encoding (REASON = HomeImp, and JOB = Office, Other, ProfExe, Sales, Self). Median/mode imputation learned on training rows, plus a missing flag per field. No outlier capping, no scaling.</w:t>
+              <w:t xml:space="preserve">Random Forest, 200 fully grown trees, no class weights. Each split tries 4 of the 22 inputs, chosen at random (the square root of 22, rounded down, the library default). The random seed is 1. The configuration search showed that class weights add nothing once we choose the threshold on cost. The 0.3/0.7 and 0.2/0.8 weightings lie within one standard error of the unweighted forest. The balanced and 0.1/0.9 weightings cost about $13,000 and $27,000 more per 1,000 applicants. The 22 inputs are of three kinds. The 10 financial attributes (LOAN, MORTDUE, VALUE, YOJ, DEROG, DELINQ, CLAGE, NINQ, CLNO, DEBTINC). A 0/1 missing-value flag for six fields (VALUE, REASON, JOB, YOJ, DEROG, DEBTINC). Six 0/1 indicators from one-hot encoding (REASON = HomeImp, and JOB = Office, Other, ProfExe, Sales, Self). Stage 2 removed the missing flags of MORTDUE, DELINQ, CLAGE, NINQ and CLNO. Median/mode imputation learned on training rows. No outlier capping, no scaling.</w:t>
             </w:r>
           </w:p>
         </w:tc>
@@ -13812,7 +13915,7 @@
                 <w:sz w:val="19"/>
                 <w:szCs w:val="19"/>
               </w:rPr>
-              <w:t xml:space="preserve">Flag when predicted probability &gt; 0.15. This threshold is cost-minimising on repeated out-of-fold predictions and stable for cost ratios 3:1 to 6:1. It is just below the textbook break-even of 0.18, as expected for a score that understates risk, and unchanged on two other train/test splits. We will re-derive it with the bank's own loss and margin figures. Approve / refer / decline bands at 0.10 and 0.25 keep an underwriter in the loop around the threshold. On the test set the bands hold about 69% / 7% / 24% of applicants, with default rates of about 1% / 24% / 74%. The headline figures (92.7% recall, 68.1% precision, 83% lower cost) are for the 0.15 threshold alone.</w:t>
+              <w:t xml:space="preserve">Flag when predicted probability &gt; 0.15. This threshold is cost-minimising on repeated out-of-fold predictions and stable for cost ratios 4.5:1 to 8:1. It is just below the textbook break-even of 0.18, as expected for a score that understates risk, and unchanged on two other train/test splits. We will re-derive it with the bank's own loss and margin figures. Approve / refer / decline bands at 0.10 and 0.25 keep an underwriter in the loop around the threshold. On the test set the bands hold about 69% / 7% / 24% of applicants, with default rates of about 1% / 21% / 73%. The headline figures (92.7% recall, 67.4% precision, 83% lower cost) are for the 0.15 threshold alone.</w:t>
             </w:r>
           </w:p>
         </w:tc>
@@ -13962,7 +14065,7 @@
                 <w:sz w:val="19"/>
                 <w:szCs w:val="19"/>
               </w:rPr>
-              <w:t xml:space="preserve">The same forest without any occupation information (21 inputs), if the fair-lending review requires it (about 10% more expected credit-error cost). The 12-input lean model costs about a fifth more, and we do not recommend it.</w:t>
+              <w:t xml:space="preserve">The same forest on the selected inputs without any occupation information (16 inputs), if the fair-lending review requires it. Its expected credit-error cost is about 13% higher.</w:t>
             </w:r>
           </w:p>
         </w:tc>
@@ -14112,7 +14215,7 @@
                 <w:sz w:val="19"/>
                 <w:szCs w:val="19"/>
               </w:rPr>
-              <w:t xml:space="preserve">It has the lowest expected cost of credit errors among the fifteen forest configurations (Table 4) and the eight final candidates (Table 5). We chose it under a pre-stated rule without the test set. We then measured it once on the test set (93% recall, 68% precision, consistent with the out-of-fold estimate). It is stable: hundreds of averaged trees, out-of-fold and test agree, and the threshold is insensitive to cost assumptions. It is interpretable through the surrogate tree and per-applicant risk drivers. It is deployable on fields the underwriting process already captures.</w:t>
+              <w:t xml:space="preserve">Its configuration has the lowest expected cost of credit errors among the fifteen forest configurations (Table 4). Among the eight final candidates (Table 5), only the same forest on all 27 inputs costs less. That gap is within one standard error, so the rule chose the simpler 22-input forest. The test set played no part in the choice. We then measured it once on the test set (93% recall, 67% precision, consistent with the out-of-fold estimate). It is stable: hundreds of averaged trees, out-of-fold and test agree, and the threshold holds over a range of cost assumptions. It is interpretable through the surrogate tree and per-applicant risk drivers. It is deployable on fields the underwriting process already captures.</w:t>
             </w:r>
           </w:p>
         </w:tc>
@@ -14166,7 +14269,7 @@
           <w:sz w:val="22"/>
           <w:szCs w:val="22"/>
         </w:rPr>
-        <w:t xml:space="preserve">The model's performance is good enough for production. On 1,788 unseen applicants it catches 92.7% of defaulters at 68.1% precision (ROC-AUC 0.96). This agrees with the out-of-fold estimate (recall 94%, precision 65%). Under the indicative costs it cuts the cost of credit errors by about 83%. The surrogate tree and the per-applicant risk drivers make its decisions explainable. But the model must not affect real lending decisions until the bank meets five conditions:</w:t>
+        <w:t xml:space="preserve">The model's performance is good enough for production. On 1,788 unseen applicants it catches 92.7% of defaulters at 67.4% precision (ROC-AUC 0.96). This agrees with the out-of-fold estimate (recall 94%, precision 64%). Under the indicative costs it cuts the cost of credit errors by about 83%. The surrogate tree and the per-applicant risk drivers make its decisions explainable. But the model must not affect real lending decisions until the bank meets five conditions:</w:t>
       </w:r>
     </w:p>
     <w:p>
@@ -14223,7 +14326,7 @@
           <w:sz w:val="22"/>
           <w:szCs w:val="22"/>
         </w:rPr>
-        <w:t xml:space="preserve">Pass a fair-lending review of approval and error rates across protected groups. Use the 21-input model without occupation if the review requires it.</w:t>
+        <w:t xml:space="preserve">Pass a fair-lending review of approval and error rates across protected groups. Use the 16-input model without occupation if the review requires it.</w:t>
       </w:r>
     </w:p>
     <w:p>
@@ -14261,7 +14364,7 @@
           <w:sz w:val="22"/>
           <w:szCs w:val="22"/>
         </w:rPr>
-        <w:t xml:space="preserve">Test the model on past applicants with a recorded debt-to-income ratio. Refit it if necessary. On the test set it catches 83% of their defaulters at 80% precision. This test matters because mandatory income verification removes the model's strongest signal.</w:t>
+        <w:t xml:space="preserve">Test the model on past applicants with a recorded debt-to-income ratio. Refit it if necessary. On the test set it catches 81% of their defaulters at 78% precision. This test matters because mandatory income verification removes the model's strongest signal.</w:t>
       </w:r>
     </w:p>
     <w:p>

--- a/reports/Loan_Default_Prediction_Milestone_Report.docx
+++ b/reports/Loan_Default_Prediction_Milestone_Report.docx
@@ -3053,7 +3053,7 @@
           <w:sz w:val="22"/>
           <w:szCs w:val="22"/>
         </w:rPr>
-        <w:t xml:space="preserve">The data exploration found four facts that set the choice. (1) Risk changes in steps, not in straight lines, for example at a 45% debt-to-income ratio. (2) Risk factors combine, for example delinquency inside the lower debt-to-income bands. (3) A blank field is itself a risk signal. (4) Only one applicant in five defaults. A decision tree splits on thresholds and on one driver inside another, so it fits facts 1 and 2. It also gives readable rules for adverse-action reasons. A single tree is unstable, so we added bagging to reduce variance. The random forest also picks a random subset of inputs at each split, which makes the trees less alike. Logistic regression is the transparent linear benchmark. It measures how much the non-linear models add. Every model receives a missing-value flag for each field with gaps, which covers fact 3. Class weights and the decision threshold handle fact 4, and we keep every real applicant. We did not explore k-nearest neighbours or support vector machines. The bank cannot easily explain their decisions to an applicant, and the ECOA requires such an explanation.</w:t>
+        <w:t xml:space="preserve">The data exploration found four facts that set the choice. (1) Risk changes in steps, not in straight lines, for example at a 45% debt-to-income ratio. (2) Risk factors combine, for example delinquency inside the lower debt-to-income bands. (3) A blank field is itself a risk signal. (4) Only one applicant in five defaults. A decision tree splits on thresholds and on one driver inside another, so it fits facts 1 and 2. It also gives readable rules for adverse-action reasons. A single tree is unstable, so we added bagging to reduce variance. The random forest also picks a random subset of inputs at each split, which makes the trees less alike. Logistic regression is the transparent linear benchmark. It measures how much the non-linear models add. Every model starts from a missing-value flag for each field with gaps, which covers fact 3. The final forest keeps six of these flags (Section 5). Class weights and the decision threshold handle fact 4, and we keep every real applicant. We did not explore k-nearest neighbours or support vector machines. The bank cannot easily explain their decisions to an applicant, and the ECOA requires such an explanation.</w:t>
       </w:r>
     </w:p>
     <w:p>
@@ -12469,7 +12469,7 @@
           <w:sz w:val="22"/>
           <w:szCs w:val="22"/>
         </w:rPr>
-        <w:t xml:space="preserve">The forest on all 27 inputs has the lowest cost in Table 5 ($317,000). The forest on the 22 selected inputs costs $324,000, within one standard error (about $10,500). By the pre-stated rule, Stage 3 therefore checked the 22-input forest against all 27 inputs and kept it. A paired fold-by-fold check agrees: the 22-input forest costs about $6,800 more on average, with a paired standard error of about $6,300. With three seeds, the two input sets differ by only about $1,100 (Figure 6). The final model uses 22 inputs: the 10 financial attributes, six missing flags and the six one-hot indicators. The kept flags are those of VALUE, REASON, JOB, YOJ, DEROG and DEBTINC. Without occupation, the selected set keeps 16 inputs and costs about 13% more ($365,000), well outside one standard error. Occupation therefore adds value at the cost-optimal operating point. Removing it is a policy choice with a measurable price. One caveat applies. We ranked the inputs on all training rows before the cross-validation, and this can slightly favour the smaller sets. The removed flags carry almost no weight, so the effect is small.</w:t>
+        <w:t xml:space="preserve">The forest on all 27 inputs has the lowest cost in Table 5 ($317,000). The forest on the 22 selected inputs costs $324,000, within one standard error (about $10,500). By the pre-stated rule, Stage 3 therefore kept the simpler 22-input forest. A paired fold-by-fold check agrees: the 22-input forest costs about $6,800 more on average, with a paired standard error of about $6,300. With three seeds, the two input sets differ by only about $1,100 (Figure 6). The final model uses 22 inputs: the 10 financial attributes, six missing flags and the six one-hot indicators. The kept flags are those of VALUE, REASON, JOB, YOJ, DEROG and DEBTINC. Without occupation, the selected set keeps 16 inputs and costs about 13% more ($365,000), well outside one standard error. Occupation therefore adds value at the cost-optimal operating point. Removing it is a policy choice with a measurable price. One caveat applies. We ranked the inputs on all training rows before the cross-validation, and this can slightly favour the smaller sets. The removed flags carry almost no weight, so the effect is small.</w:t>
       </w:r>
     </w:p>
     <w:p>
@@ -12558,7 +12558,7 @@
           <w:sz w:val="22"/>
           <w:szCs w:val="22"/>
         </w:rPr>
-        <w:t xml:space="preserve">The cost-minimising threshold is 0.15 (flag every applicant whose score exceeds 0.15, an estimated default risk of roughly one in five). It stays at 0.15 for cost ratios from 4.5:1 to 8:1. It moves to 0.20 at 2:1 and 3:1, and to 0.10 at 9:1. The assumed 4.5:1 ratio sits at the lower edge of this range. Figure 7 shows the curves at the 4.5:1 costs. The threshold also stays at 0.15 on a finer 0.01 grid. We repeated the class-weight search for fully grown trees on two other 70/30 splits. The unweighted forest was again the cheapest, and its threshold stayed at 0.15.</w:t>
+        <w:t xml:space="preserve">The cost-minimising threshold is 0.15 (flag every applicant whose score exceeds 0.15, an estimated default risk of roughly one in five). It stays at 0.15 for cost ratios from 4.5:1 to 8:1. It moves to 0.20 at 2:1 and 3:1, and to 0.10 at 9:1. The assumed 4.5:1 ratio sits at the lower edge of this range. Figure 7 shows the curves at the 4.5:1 costs. The threshold also stays at 0.15 on a finer 0.01 grid. We repeated the class-weight search for fully grown trees on two other 70/30 splits. The unweighted forest on all 27 inputs was again the cheapest, and its threshold stayed at 0.15.</w:t>
       </w:r>
     </w:p>
     <w:p>
@@ -13915,7 +13915,7 @@
                 <w:sz w:val="19"/>
                 <w:szCs w:val="19"/>
               </w:rPr>
-              <w:t xml:space="preserve">Flag when predicted probability &gt; 0.15. This threshold is cost-minimising on repeated out-of-fold predictions and stable for cost ratios 4.5:1 to 8:1. It is just below the textbook break-even of 0.18, as expected for a score that understates risk, and unchanged on two other train/test splits. We will re-derive it with the bank's own loss and margin figures. Approve / refer / decline bands at 0.10 and 0.25 keep an underwriter in the loop around the threshold. On the test set the bands hold about 69% / 7% / 24% of applicants, with default rates of about 1% / 21% / 73%. The headline figures (92.7% recall, 67.4% precision, 83% lower cost) are for the 0.15 threshold alone.</w:t>
+              <w:t xml:space="preserve">Flag when predicted probability &gt; 0.15. This threshold is cost-minimising on repeated out-of-fold predictions and stable for cost ratios 4.5:1 to 8:1. It is just below the textbook break-even of 0.18, as expected for a score that understates risk. On two other train/test splits, the unweighted 27-input forest also chose 0.15. We will re-derive it with the bank's own loss and margin figures. Approve / refer / decline bands at 0.10 and 0.25 keep an underwriter in the loop around the threshold. On the test set the bands hold about 69% / 7% / 24% of applicants, with default rates of about 1% / 21% / 73%. The headline figures (92.7% recall, 67.4% precision, 83% lower cost) are for the 0.15 threshold alone.</w:t>
             </w:r>
           </w:p>
         </w:tc>

--- a/reports/Loan_Default_Prediction_Milestone_Report.docx
+++ b/reports/Loan_Default_Prediction_Milestone_Report.docx
@@ -5456,7 +5456,7 @@
           <w:sz w:val="22"/>
           <w:szCs w:val="22"/>
         </w:rPr>
-        <w:t xml:space="preserve">Linear vs non-linear: the balanced logistic regression reaches 80% recall but only 61% precision and a ROC-AUC of 0.91. Every forest beats it on precision and ranking at a similar recall, because the data is made of thresholds. Single tree vs ensembles: the pruned tree catches the most defaulters at the 0.5 threshold (82%) but with the lowest precision (53%). Bagging shows that averaging alone lifts precision to 83%. At the 0.5 threshold, the class-weighted forest gives the best balance. It reaches 77% recall at 77% precision, the highest F1 score (0.77) of all models at that threshold, and a ROC-AUC of 0.96. On the chosen yardstick (expected cost at each model's own best threshold), the unweighted Random Forest performs best (Table 5). On its 22 selected inputs it costs about $324,000 per 1,000 applicants. The bagged trees cost $390,000, the logistic regression $550,000 and the tuned tree $607,000. It wins because it ranks applicants best (ROC-AUC 0.96). At its own best threshold it catches more defaulters than the other techniques, and its precision is still higher. Out of fold, it catches 93.7% of defaulters at 63.9% precision. The bagged trees catch 90.1% at 62.9%. The logistic regression catches 81.5% at 59.9%, and the tuned tree catches 80.0% at 56.3%.</w:t>
+        <w:t xml:space="preserve">Linear vs non-linear: the balanced logistic regression reaches 80% recall but only 61% precision and a ROC-AUC of 0.91. Every forest beats it on precision and ranking, because the risk in this data changes in steps. The class-weighted and recall-tuned forests do this at a similar recall (77% to 79% against 80%). Single tree vs ensembles: the pruned tree catches the most defaulters at the 0.5 threshold (82%) but with the lowest precision (53%). Bagging shows that averaging alone lifts precision to 83%. At the 0.5 threshold, the class-weighted forest gives the best balance. It reaches 77% recall at 77% precision, the highest F1 score (0.77) of all models at that threshold, and a ROC-AUC of 0.96. On the chosen yardstick (expected cost at each model's own best threshold), the unweighted Random Forest performs best (Table 5). On its 22 selected inputs it costs about $324,000 per 1,000 applicants. The bagged trees cost $390,000, the logistic regression $550,000 and the tuned tree $607,000. It wins because it ranks applicants best (ROC-AUC 0.96). At its own best threshold it catches more defaulters than the other techniques, and its precision is still higher. Out of fold, it catches 93.7% of defaulters at 63.9% precision. The bagged trees catch 90.1% at 62.9%. The logistic regression catches 81.5% at 59.9%, and the tuned tree catches 80.0% at 56.3%.</w:t>
       </w:r>
     </w:p>
     <w:p>
@@ -5480,7 +5480,7 @@
           <w:sz w:val="22"/>
           <w:szCs w:val="22"/>
         </w:rPr>
-        <w:t xml:space="preserve">Yes, and we already apply the first improvement below. Choosing the operating threshold on expected cost rather than at 0.5 moves the forest's recall above 90% at a controlled precision cost. We expect further gains from engineered features such as a combined loan-to-value ratio ((loan + mortgage due) / property value), debt-to-income bands and interaction terms. These features would also help the linear model. Gradient boosting is the next technique to explore. It builds trees one after another, and each new tree corrects the errors of the earlier trees. It keeps what makes trees fit this data: thresholds, combined risk factors and blank fields. On tabular data like this it often ranks applicants better than a random forest. Probability calibration would let the bank read the score as a default rate. This matters because the forest's scores understate risk in the decision range (Section 5). We also expect gains from reject inference. Reject inference matters because the data only covers loans the bank approved, so the models never saw the applicants the old process declined.</w:t>
+        <w:t xml:space="preserve">Yes, and we already apply the first improvement below. Choosing the operating threshold on expected cost rather than at 0.5 moves the forest's recall above 90% at a controlled precision cost. We expect further gains from engineered features such as a combined loan-to-value ratio ((loan + mortgage due) / property value), debt-to-income bands and interaction terms. These features would also help the linear model. Debt-to-income bands capture the 45% cliff. Interaction terms capture the combined risk factors in Figure 4. A loan-to-value ratio joins the loan, mortgage and property amounts, which matter in combination rather than alone. Gradient boosting is the next technique to explore. It builds trees one after another, and each new tree corrects the errors of the earlier trees. It keeps what makes trees fit this data: thresholds, combined risk factors and blank fields. On tabular data like this it often ranks applicants better than a random forest. Probability calibration would let the bank read the score as a default rate. This matters because the forest's scores understate risk in the decision range (Section 5). We also expect gains from reject inference. Reject inference matters because the data only covers loans the bank approved, so the models never saw the applicants the old process declined.</w:t>
       </w:r>
     </w:p>
     <w:tbl>
@@ -14237,6 +14237,165 @@
           <w:szCs w:val="19"/>
         </w:rPr>
         <w:t xml:space="preserve">Table 7. The proposed solution design.</w:t>
+      </w:r>
+    </w:p>
+    <w:p>
+      <w:pPr>
+        <w:pStyle w:val="Heading2"/>
+        <w:keepNext/>
+        <w:spacing w:after="120" w:before="240"/>
+      </w:pPr>
+      <w:r>
+        <w:rPr>
+          <w:rFonts w:ascii="Calibri" w:cs="Calibri" w:eastAsia="Calibri" w:hAnsi="Calibri"/>
+          <w:b/>
+          <w:bCs/>
+          <w:color w:val="1E2761"/>
+          <w:sz w:val="25"/>
+          <w:szCs w:val="25"/>
+        </w:rPr>
+        <w:t xml:space="preserve">How the solution solves the problem</w:t>
+      </w:r>
+    </w:p>
+    <w:p>
+      <w:pPr>
+        <w:keepNext/>
+        <w:spacing w:after="140" w:line="276"/>
+        <w:jc w:val="both"/>
+      </w:pPr>
+      <w:r>
+        <w:rPr>
+          <w:rFonts w:ascii="Calibri" w:cs="Calibri" w:eastAsia="Calibri" w:hAnsi="Calibri"/>
+          <w:sz w:val="22"/>
+          <w:szCs w:val="22"/>
+        </w:rPr>
+        <w:t xml:space="preserve">The design meets the four objectives in Section 1.</w:t>
+      </w:r>
+    </w:p>
+    <w:p>
+      <w:pPr>
+        <w:pStyle w:val="ListParagraph"/>
+        <w:numPr>
+          <w:ilvl w:val="0"/>
+          <w:numId w:val="2"/>
+        </w:numPr>
+        <w:spacing w:after="90" w:line="264"/>
+      </w:pPr>
+      <w:r>
+        <w:rPr>
+          <w:rFonts w:ascii="Calibri" w:cs="Calibri" w:eastAsia="Calibri" w:hAnsi="Calibri"/>
+          <w:b/>
+          <w:bCs/>
+          <w:sz w:val="22"/>
+          <w:szCs w:val="22"/>
+        </w:rPr>
+        <w:t xml:space="preserve">Catch defaulters early. </w:t>
+      </w:r>
+      <w:r>
+        <w:rPr>
+          <w:rFonts w:ascii="Calibri" w:cs="Calibri" w:eastAsia="Calibri" w:hAnsi="Calibri"/>
+          <w:sz w:val="22"/>
+          <w:szCs w:val="22"/>
+        </w:rPr>
+        <w:t xml:space="preserve">Per 1,000 applicants, the model flags about 185 of the 200 defaulters before the bank approves the loan.</w:t>
+      </w:r>
+    </w:p>
+    <w:p>
+      <w:pPr>
+        <w:pStyle w:val="ListParagraph"/>
+        <w:numPr>
+          <w:ilvl w:val="0"/>
+          <w:numId w:val="2"/>
+        </w:numPr>
+        <w:spacing w:after="90" w:line="264"/>
+      </w:pPr>
+      <w:r>
+        <w:rPr>
+          <w:rFonts w:ascii="Calibri" w:cs="Calibri" w:eastAsia="Calibri" w:hAnsi="Calibri"/>
+          <w:b/>
+          <w:bCs/>
+          <w:sz w:val="22"/>
+          <w:szCs w:val="22"/>
+        </w:rPr>
+        <w:t xml:space="preserve">Protect good business. </w:t>
+      </w:r>
+      <w:r>
+        <w:rPr>
+          <w:rFonts w:ascii="Calibri" w:cs="Calibri" w:eastAsia="Calibri" w:hAnsi="Calibri"/>
+          <w:sz w:val="22"/>
+          <w:szCs w:val="22"/>
+        </w:rPr>
+        <w:t xml:space="preserve">At the 0.15 threshold the bank approves about 73% of applicants. The model wrongly flags 11% of good applicants.</w:t>
+      </w:r>
+    </w:p>
+    <w:p>
+      <w:pPr>
+        <w:pStyle w:val="ListParagraph"/>
+        <w:numPr>
+          <w:ilvl w:val="0"/>
+          <w:numId w:val="2"/>
+        </w:numPr>
+        <w:spacing w:after="90" w:line="264"/>
+      </w:pPr>
+      <w:r>
+        <w:rPr>
+          <w:rFonts w:ascii="Calibri" w:cs="Calibri" w:eastAsia="Calibri" w:hAnsi="Calibri"/>
+          <w:b/>
+          <w:bCs/>
+          <w:sz w:val="22"/>
+          <w:szCs w:val="22"/>
+        </w:rPr>
+        <w:t xml:space="preserve">Stay interpretable. </w:t>
+      </w:r>
+      <w:r>
+        <w:rPr>
+          <w:rFonts w:ascii="Calibri" w:cs="Calibri" w:eastAsia="Calibri" w:hAnsi="Calibri"/>
+          <w:sz w:val="22"/>
+          <w:szCs w:val="22"/>
+        </w:rPr>
+        <w:t xml:space="preserve">The surrogate tree gives the rules. Per-applicant risk drivers, built before the shadow run, give the reason for each decline.</w:t>
+      </w:r>
+    </w:p>
+    <w:p>
+      <w:pPr>
+        <w:pStyle w:val="ListParagraph"/>
+        <w:numPr>
+          <w:ilvl w:val="0"/>
+          <w:numId w:val="2"/>
+        </w:numPr>
+        <w:spacing w:after="90" w:line="264"/>
+      </w:pPr>
+      <w:r>
+        <w:rPr>
+          <w:rFonts w:ascii="Calibri" w:cs="Calibri" w:eastAsia="Calibri" w:hAnsi="Calibri"/>
+          <w:b/>
+          <w:bCs/>
+          <w:sz w:val="22"/>
+          <w:szCs w:val="22"/>
+        </w:rPr>
+        <w:t xml:space="preserve">Guide policy. </w:t>
+      </w:r>
+      <w:r>
+        <w:rPr>
+          <w:rFonts w:ascii="Calibri" w:cs="Calibri" w:eastAsia="Calibri" w:hAnsi="Calibri"/>
+          <w:sz w:val="22"/>
+          <w:szCs w:val="22"/>
+        </w:rPr>
+        <w:t xml:space="preserve">The analysis names the attributes that matter most. They support rules that the bank can adopt now, such as mandatory income verification and a 45% limit on the debt-to-income ratio.</w:t>
+      </w:r>
+    </w:p>
+    <w:p>
+      <w:pPr>
+        <w:spacing w:after="140" w:line="276"/>
+        <w:jc w:val="both"/>
+      </w:pPr>
+      <w:r>
+        <w:rPr>
+          <w:rFonts w:ascii="Calibri" w:cs="Calibri" w:eastAsia="Calibri" w:hAnsi="Calibri"/>
+          <w:sz w:val="22"/>
+          <w:szCs w:val="22"/>
+        </w:rPr>
+        <w:t xml:space="preserve">Under the indicative costs, the cost of credit errors falls from about $1.8 million to about $0.3 million per 1,000 applicants, 83% less.</w:t>
       </w:r>
     </w:p>
     <w:p>

--- a/reports/Loan_Default_Prediction_Milestone_Report.docx
+++ b/reports/Loan_Default_Prediction_Milestone_Report.docx
@@ -5242,7 +5242,7 @@
                 <w:sz w:val="19"/>
                 <w:szCs w:val="19"/>
               </w:rPr>
-              <w:t xml:space="preserve">Removing occupation, loan purpose and nine minor flags changes performance by about a point at the 0.5 threshold. The selection step tests whether this holds at the cost-optimal threshold.</w:t>
+              <w:t xml:space="preserve">Removing the six occupation and loan-purpose indicators and nine of the eleven missing flags changes performance by about a point at the 0.5 threshold. The selection step tests whether this holds at the cost-optimal threshold.</w:t>
             </w:r>
           </w:p>
         </w:tc>

--- a/reports/Loan_Default_Prediction_Milestone_Report.docx
+++ b/reports/Loan_Default_Prediction_Milestone_Report.docx
@@ -449,7 +449,7 @@
           <w:sz w:val="22"/>
           <w:szCs w:val="22"/>
         </w:rPr>
-        <w:t xml:space="preserve">. The current process approved all of them. Those loans averaged about $16,900, so the bank put roughly $20 million of principal at risk. The data does not record recoveries. We assume that the bank recovers about half of each defaulted loan through the collateral. On that assumption, the bank lost roughly $10 million on this book alone. With collection costs, we assume that each missed defaulter costs about $9,000. So every ten defaulters that the model stops save about $90,000. Every good applicant wrongly declined costs only the interest margin on one loan, about $2,000.</w:t>
+        <w:t xml:space="preserve">. The current process approved all of them. Those loans averaged about $16,900, so the bank put roughly $20 million of principal at risk. The data does not record recoveries. We assume that the bank recovers about half of each defaulted loan through the collateral. On that assumption, the bank lost roughly $10 million on this book alone. With collection costs, we assume that each missed defaulter costs about $9,000. So every ten defaulters that the model stops save about $90,000. Every good applicant wrongly declined costs only the interest margin on one loan, about $2,000. The business problem is therefore a trade-off. A missed defaulter costs about 4.5 times a wrongly declined good applicant, so the bank must weigh both errors.</w:t>
       </w:r>
     </w:p>
     <w:p>
@@ -2329,7 +2329,7 @@
           <w:sz w:val="22"/>
           <w:szCs w:val="22"/>
         </w:rPr>
-        <w:t xml:space="preserve">There are no duplicate rows. 44% of applications have at least one blank field, so we cannot simply remove those rows. Loan amounts range from $1,100 to $89,900 (median $16,300). Property values range from $8,000 to $855,909 (median $89,236). Mortgage balances range from $2,063 to $399,550 (median $65,019). All three amounts are right-skewed. The median applicant has 7 years in the present job, one recent credit inquiry and 20 credit lines. The debt-to-income ratio has a median of 34.8%. It is tightly concentrated between 29% and 39% for the middle half of applicants but contains impossible values (a maximum of 203%). The age of the oldest credit line has an implausible maximum of 97 years. Among applicants with a record, 86% have no major derogatory report and 78% have no delinquent credit line.</w:t>
+        <w:t xml:space="preserve">There are no duplicate rows. 44% of applications have at least one blank field, so we cannot simply remove those rows. Loan amounts range from $1,100 to $89,900 (median $16,300). Property values range from $8,000 to $855,909 (median $89,236). Mortgage balances range from $2,063 to $399,550 (median $65,019). All three amounts are right-skewed. Years at the present job range from 0 to 41 (median 7). Recent credit inquiries range from 0 to 17 (median 1). Credit lines range from 0 to 71 (median 20). The debt-to-income ratio has a median of 34.8%. It is tightly concentrated between 29% and 39% for the middle half of applicants but contains impossible values (a maximum of 203%). The age of the oldest credit line has a median of about 14.5 years (173 months) but an implausible maximum of 97 years. Among applicants with a record, 86% have no major derogatory report and 78% have no delinquent credit line. The maximum counts are 10 major derogatory reports and 15 delinquent credit lines.</w:t>
       </w:r>
     </w:p>
     <w:p>
@@ -2372,6 +2372,30 @@
           <w:szCs w:val="25"/>
         </w:rPr>
         <w:t xml:space="preserve">Observations and insights</w:t>
+      </w:r>
+    </w:p>
+    <w:p>
+      <w:pPr>
+        <w:spacing w:after="140" w:line="276"/>
+        <w:jc w:val="both"/>
+      </w:pPr>
+      <w:r>
+        <w:rPr>
+          <w:rFonts w:ascii="Calibri" w:cs="Calibri" w:eastAsia="Calibri" w:hAnsi="Calibri"/>
+          <w:b/>
+          <w:bCs/>
+          <w:sz w:val="22"/>
+          <w:szCs w:val="22"/>
+        </w:rPr>
+        <w:t xml:space="preserve">Defaulters are a small minority. </w:t>
+      </w:r>
+      <w:r>
+        <w:rPr>
+          <w:rFonts w:ascii="Calibri" w:cs="Calibri" w:eastAsia="Calibri" w:hAnsi="Calibri"/>
+          <w:sz w:val="22"/>
+          <w:szCs w:val="22"/>
+        </w:rPr>
+        <w:t xml:space="preserve">Only one applicant in five defaulted (19.9%). A model that approves every applicant is 80% accurate but catches no defaulter. So recall on the default class, not accuracy, is the measure of success.</w:t>
       </w:r>
     </w:p>
     <w:p>
@@ -5966,7 +5990,7 @@
           </w:tcPr>
           <w:p>
             <w:pPr>
-              <w:keepNext w:val="false"/>
+              <w:keepNext/>
               <w:spacing w:after="0"/>
               <w:jc w:val="left"/>
             </w:pPr>
@@ -6001,7 +6025,7 @@
           </w:tcPr>
           <w:p>
             <w:pPr>
-              <w:keepNext w:val="false"/>
+              <w:keepNext/>
               <w:spacing w:after="0"/>
               <w:jc w:val="left"/>
             </w:pPr>
@@ -6036,7 +6060,7 @@
           </w:tcPr>
           <w:p>
             <w:pPr>
-              <w:keepNext w:val="false"/>
+              <w:keepNext/>
               <w:spacing w:after="0"/>
               <w:jc w:val="left"/>
             </w:pPr>
@@ -12212,7 +12236,7 @@
           </w:tcPr>
           <w:p>
             <w:pPr>
-              <w:keepNext w:val="false"/>
+              <w:keepNext/>
               <w:spacing w:after="0"/>
               <w:jc w:val="left"/>
             </w:pPr>
@@ -12247,7 +12271,7 @@
           </w:tcPr>
           <w:p>
             <w:pPr>
-              <w:keepNext w:val="false"/>
+              <w:keepNext/>
               <w:spacing w:after="0"/>
               <w:jc w:val="right"/>
             </w:pPr>
@@ -12282,7 +12306,7 @@
           </w:tcPr>
           <w:p>
             <w:pPr>
-              <w:keepNext w:val="false"/>
+              <w:keepNext/>
               <w:spacing w:after="0"/>
               <w:jc w:val="right"/>
             </w:pPr>
@@ -12317,7 +12341,7 @@
           </w:tcPr>
           <w:p>
             <w:pPr>
-              <w:keepNext w:val="false"/>
+              <w:keepNext/>
               <w:spacing w:after="0"/>
               <w:jc w:val="right"/>
             </w:pPr>
@@ -12352,7 +12376,7 @@
           </w:tcPr>
           <w:p>
             <w:pPr>
-              <w:keepNext w:val="false"/>
+              <w:keepNext/>
               <w:spacing w:after="0"/>
               <w:jc w:val="right"/>
             </w:pPr>
@@ -12387,7 +12411,7 @@
           </w:tcPr>
           <w:p>
             <w:pPr>
-              <w:keepNext w:val="false"/>
+              <w:keepNext/>
               <w:spacing w:after="0"/>
               <w:jc w:val="right"/>
             </w:pPr>
@@ -13083,7 +13107,7 @@
           </w:tcPr>
           <w:p>
             <w:pPr>
-              <w:keepNext w:val="false"/>
+              <w:keepNext/>
               <w:spacing w:after="0"/>
               <w:jc w:val="left"/>
             </w:pPr>
@@ -13118,7 +13142,7 @@
           </w:tcPr>
           <w:p>
             <w:pPr>
-              <w:keepNext w:val="false"/>
+              <w:keepNext/>
               <w:spacing w:after="0"/>
               <w:jc w:val="right"/>
             </w:pPr>
@@ -13153,7 +13177,7 @@
           </w:tcPr>
           <w:p>
             <w:pPr>
-              <w:keepNext w:val="false"/>
+              <w:keepNext/>
               <w:spacing w:after="0"/>
               <w:jc w:val="right"/>
             </w:pPr>
@@ -13188,7 +13212,7 @@
           </w:tcPr>
           <w:p>
             <w:pPr>
-              <w:keepNext w:val="false"/>
+              <w:keepNext/>
               <w:spacing w:after="0"/>
               <w:jc w:val="right"/>
             </w:pPr>
@@ -14413,22 +14437,7 @@
           <w:sz w:val="25"/>
           <w:szCs w:val="25"/>
         </w:rPr>
-        <w:t xml:space="preserve">Is the model ready for production? Yes, with conditions</w:t>
-      </w:r>
-    </w:p>
-    <w:p>
-      <w:pPr>
-        <w:keepNext/>
-        <w:spacing w:after="140" w:line="276"/>
-        <w:jc w:val="both"/>
-      </w:pPr>
-      <w:r>
-        <w:rPr>
-          <w:rFonts w:ascii="Calibri" w:cs="Calibri" w:eastAsia="Calibri" w:hAnsi="Calibri"/>
-          <w:sz w:val="22"/>
-          <w:szCs w:val="22"/>
-        </w:rPr>
-        <w:t xml:space="preserve">The model's performance is good enough for production. On 1,788 unseen applicants it catches 92.7% of defaulters at 67.4% precision (ROC-AUC 0.96). This agrees with the out-of-fold estimate (recall 94%, precision 64%). Under the indicative costs it cuts the cost of credit errors by about 83%. The surrogate tree and the per-applicant risk drivers make its decisions explainable. But the model must not affect real lending decisions until the bank meets five conditions:</w:t>
+        <w:t xml:space="preserve">Business recommendations</w:t>
       </w:r>
     </w:p>
     <w:p>
@@ -14447,7 +14456,7 @@
           <w:sz w:val="22"/>
           <w:szCs w:val="22"/>
         </w:rPr>
-        <w:t xml:space="preserve">Run the model in shadow mode on all applications for one to two months. Compare its flags with the underwriters' decisions. Set the band edges to match underwriting capacity.</w:t>
+        <w:t xml:space="preserve">Make income and property-valuation verification mandatory. Applicants with no recorded debt-to-income ratio defaulted 62% of the time. Applicants with no valuation defaulted 94% of the time.</w:t>
       </w:r>
     </w:p>
     <w:p>
@@ -14466,7 +14475,7 @@
           <w:sz w:val="22"/>
           <w:szCs w:val="22"/>
         </w:rPr>
-        <w:t xml:space="preserve">Build the per-applicant risk drivers, so that every decline has a specific reason under the ECOA.</w:t>
+        <w:t xml:space="preserve">Decline or escalate every applicant above a 45% debt-to-income ratio. Above 45%, 87% to 100% of applicants defaulted.</w:t>
       </w:r>
     </w:p>
     <w:p>
@@ -14485,7 +14494,7 @@
           <w:sz w:val="22"/>
           <w:szCs w:val="22"/>
         </w:rPr>
-        <w:t xml:space="preserve">Pass a fair-lending review of approval and error rates across protected groups. Use the 16-input model without occupation if the review requires it.</w:t>
+        <w:t xml:space="preserve">Refer every applicant with two or more delinquent credit lines to an underwriter. With two lines, 45% defaulted.</w:t>
       </w:r>
     </w:p>
     <w:p>
@@ -14504,7 +14513,7 @@
           <w:sz w:val="22"/>
           <w:szCs w:val="22"/>
         </w:rPr>
-        <w:t xml:space="preserve">Re-derive the 0.15 threshold from the bank's own loss and margin figures.</w:t>
+        <w:t xml:space="preserve">Refer every applicant with two or more major derogatory reports to an underwriter. With two reports, 51% defaulted.</w:t>
       </w:r>
     </w:p>
     <w:p>
@@ -14514,6 +14523,153 @@
         <w:numPr>
           <w:ilvl w:val="0"/>
           <w:numId w:val="6"/>
+        </w:numPr>
+        <w:spacing w:after="100" w:line="264"/>
+      </w:pPr>
+      <w:r>
+        <w:rPr>
+          <w:rFonts w:ascii="Calibri" w:cs="Calibri" w:eastAsia="Calibri" w:hAnsi="Calibri"/>
+          <w:sz w:val="22"/>
+          <w:szCs w:val="22"/>
+        </w:rPr>
+        <w:t xml:space="preserve">Adopt the 22-input forest with the 0.15 threshold. Approve applicants with a score of 0.10 or less. Refer applicants with a score from 0.10 to 0.25 to an underwriter. Decline applicants with a score above 0.25.</w:t>
+      </w:r>
+    </w:p>
+    <w:p>
+      <w:pPr>
+        <w:pStyle w:val="ListParagraph"/>
+        <w:keepNext w:val="false"/>
+        <w:numPr>
+          <w:ilvl w:val="0"/>
+          <w:numId w:val="6"/>
+        </w:numPr>
+        <w:spacing w:after="100" w:line="264"/>
+      </w:pPr>
+      <w:r>
+        <w:rPr>
+          <w:rFonts w:ascii="Calibri" w:cs="Calibri" w:eastAsia="Calibri" w:hAnsi="Calibri"/>
+          <w:sz w:val="22"/>
+          <w:szCs w:val="22"/>
+        </w:rPr>
+        <w:t xml:space="preserve">Do not let the model affect real lending decisions until the bank meets the five conditions below.</w:t>
+      </w:r>
+    </w:p>
+    <w:p>
+      <w:pPr>
+        <w:pStyle w:val="Heading2"/>
+        <w:keepNext/>
+        <w:spacing w:after="120" w:before="240"/>
+      </w:pPr>
+      <w:r>
+        <w:rPr>
+          <w:rFonts w:ascii="Calibri" w:cs="Calibri" w:eastAsia="Calibri" w:hAnsi="Calibri"/>
+          <w:b/>
+          <w:bCs/>
+          <w:color w:val="1E2761"/>
+          <w:sz w:val="25"/>
+          <w:szCs w:val="25"/>
+        </w:rPr>
+        <w:t xml:space="preserve">Is the model ready for production? Yes, with conditions</w:t>
+      </w:r>
+    </w:p>
+    <w:p>
+      <w:pPr>
+        <w:keepNext/>
+        <w:spacing w:after="140" w:line="276"/>
+        <w:jc w:val="both"/>
+      </w:pPr>
+      <w:r>
+        <w:rPr>
+          <w:rFonts w:ascii="Calibri" w:cs="Calibri" w:eastAsia="Calibri" w:hAnsi="Calibri"/>
+          <w:sz w:val="22"/>
+          <w:szCs w:val="22"/>
+        </w:rPr>
+        <w:t xml:space="preserve">The model's performance is good enough for production. On 1,788 unseen applicants it catches 92.7% of defaulters at 67.4% precision (ROC-AUC 0.96). This agrees with the out-of-fold estimate (recall 94%, precision 64%). Under the indicative costs it cuts the cost of credit errors by about 83%. The surrogate tree and the per-applicant risk drivers make its decisions explainable. But the model must not affect real lending decisions until the bank meets five conditions:</w:t>
+      </w:r>
+    </w:p>
+    <w:p>
+      <w:pPr>
+        <w:pStyle w:val="ListParagraph"/>
+        <w:keepNext w:val="false"/>
+        <w:numPr>
+          <w:ilvl w:val="0"/>
+          <w:numId w:val="7"/>
+        </w:numPr>
+        <w:spacing w:after="100" w:line="264"/>
+      </w:pPr>
+      <w:r>
+        <w:rPr>
+          <w:rFonts w:ascii="Calibri" w:cs="Calibri" w:eastAsia="Calibri" w:hAnsi="Calibri"/>
+          <w:sz w:val="22"/>
+          <w:szCs w:val="22"/>
+        </w:rPr>
+        <w:t xml:space="preserve">Run the model in shadow mode on all applications for one to two months. Compare its flags with the underwriters' decisions. Set the band edges to match underwriting capacity.</w:t>
+      </w:r>
+    </w:p>
+    <w:p>
+      <w:pPr>
+        <w:pStyle w:val="ListParagraph"/>
+        <w:keepNext w:val="false"/>
+        <w:numPr>
+          <w:ilvl w:val="0"/>
+          <w:numId w:val="7"/>
+        </w:numPr>
+        <w:spacing w:after="100" w:line="264"/>
+      </w:pPr>
+      <w:r>
+        <w:rPr>
+          <w:rFonts w:ascii="Calibri" w:cs="Calibri" w:eastAsia="Calibri" w:hAnsi="Calibri"/>
+          <w:sz w:val="22"/>
+          <w:szCs w:val="22"/>
+        </w:rPr>
+        <w:t xml:space="preserve">Build the per-applicant risk drivers, so that every decline has a specific reason under the ECOA.</w:t>
+      </w:r>
+    </w:p>
+    <w:p>
+      <w:pPr>
+        <w:pStyle w:val="ListParagraph"/>
+        <w:keepNext w:val="false"/>
+        <w:numPr>
+          <w:ilvl w:val="0"/>
+          <w:numId w:val="7"/>
+        </w:numPr>
+        <w:spacing w:after="100" w:line="264"/>
+      </w:pPr>
+      <w:r>
+        <w:rPr>
+          <w:rFonts w:ascii="Calibri" w:cs="Calibri" w:eastAsia="Calibri" w:hAnsi="Calibri"/>
+          <w:sz w:val="22"/>
+          <w:szCs w:val="22"/>
+        </w:rPr>
+        <w:t xml:space="preserve">Pass a fair-lending review of approval and error rates across protected groups. Use the 16-input model without occupation if the review requires it.</w:t>
+      </w:r>
+    </w:p>
+    <w:p>
+      <w:pPr>
+        <w:pStyle w:val="ListParagraph"/>
+        <w:keepNext w:val="false"/>
+        <w:numPr>
+          <w:ilvl w:val="0"/>
+          <w:numId w:val="7"/>
+        </w:numPr>
+        <w:spacing w:after="100" w:line="264"/>
+      </w:pPr>
+      <w:r>
+        <w:rPr>
+          <w:rFonts w:ascii="Calibri" w:cs="Calibri" w:eastAsia="Calibri" w:hAnsi="Calibri"/>
+          <w:sz w:val="22"/>
+          <w:szCs w:val="22"/>
+        </w:rPr>
+        <w:t xml:space="preserve">Re-derive the 0.15 threshold from the bank's own loss and margin figures.</w:t>
+      </w:r>
+    </w:p>
+    <w:p>
+      <w:pPr>
+        <w:pStyle w:val="ListParagraph"/>
+        <w:keepNext w:val="false"/>
+        <w:numPr>
+          <w:ilvl w:val="0"/>
+          <w:numId w:val="7"/>
         </w:numPr>
         <w:spacing w:after="100" w:line="264"/>
       </w:pPr>
@@ -14850,6 +15006,18 @@
       </w:pPr>
     </w:lvl>
   </w:abstractNum>
+  <w:abstractNum w:abstractNumId="7" w15:restartNumberingAfterBreak="0">
+    <w:multiLevelType w:val="hybridMultilevel"/>
+    <w:lvl w:ilvl="0" w:tentative="1">
+      <w:start w:val="1"/>
+      <w:numFmt w:val="decimal"/>
+      <w:lvlText w:val="%1."/>
+      <w:lvlJc w:val="left"/>
+      <w:pPr>
+        <w:ind w:left="540" w:hanging="360"/>
+      </w:pPr>
+    </w:lvl>
+  </w:abstractNum>
   <w:num w:numId="1">
     <w:abstractNumId w:val="1"/>
     <w:lvlOverride w:ilvl="0">
@@ -14881,6 +15049,12 @@
     </w:lvlOverride>
   </w:num>
   <w:num w:numId="6">
+    <w:abstractNumId w:val="7"/>
+    <w:lvlOverride w:ilvl="0">
+      <w:startOverride w:val="1"/>
+    </w:lvlOverride>
+  </w:num>
+  <w:num w:numId="7">
     <w:abstractNumId w:val="6"/>
     <w:lvlOverride w:ilvl="0">
       <w:startOverride w:val="1"/>
